--- a/submission/Manuscript.docx
+++ b/submission/Manuscript.docx
@@ -10,7 +10,7 @@
           <w:bottom w:val="none" w:sz="0" w:space="0" w:color="000000"/>
           <w:right w:val="none" w:sz="0" w:space="0" w:color="000000"/>
         </w:pBdr>
-        <w:spacing w:after="280" w:line="276" w:lineRule="auto"/>
+        <w:spacing w:after="280" w:line="360" w:lineRule="auto"/>
         <w:jc w:val="center"/>
       </w:pPr>
       <w:r>
@@ -32,7 +32,7 @@
           <w:bottom w:val="none" w:sz="0" w:space="0" w:color="000000"/>
           <w:right w:val="none" w:sz="0" w:space="0" w:color="000000"/>
         </w:pBdr>
-        <w:spacing w:after="120" w:line="276" w:lineRule="auto"/>
+        <w:spacing w:after="120" w:line="360" w:lineRule="auto"/>
       </w:pPr>
       <w:r>
         <w:rPr>
@@ -58,7 +58,11 @@
           <w:bottom w:val="none" w:sz="0" w:space="0" w:color="000000"/>
           <w:right w:val="none" w:sz="0" w:space="0" w:color="000000"/>
         </w:pBdr>
-        <w:spacing w:after="280" w:line="276" w:lineRule="auto"/>
+        <w:spacing w:after="280" w:line="360" w:lineRule="auto"/>
+        <w:rPr>
+          <w:rFonts w:ascii="Times New Roman" w:eastAsia="Times New Roman" w:hAnsi="Times New Roman" w:cs="Times New Roman"/>
+          <w:color w:val="000000"/>
+        </w:rPr>
       </w:pPr>
       <w:r>
         <w:rPr>
@@ -84,22 +88,12 @@
           <w:bottom w:val="none" w:sz="0" w:space="0" w:color="000000"/>
           <w:right w:val="none" w:sz="0" w:space="0" w:color="000000"/>
         </w:pBdr>
-        <w:spacing w:after="120" w:line="276" w:lineRule="auto"/>
-        <w:jc w:val="center"/>
-        <w:rPr>
-          <w:rFonts w:ascii="Times New Roman" w:eastAsia="Times New Roman" w:hAnsi="Times New Roman" w:cs="Times New Roman"/>
-          <w:b/>
-          <w:color w:val="000000"/>
-        </w:rPr>
-      </w:pPr>
-      <w:r>
-        <w:rPr>
-          <w:rFonts w:ascii="Times New Roman" w:eastAsia="Times New Roman" w:hAnsi="Times New Roman" w:cs="Times New Roman"/>
-          <w:b/>
-          <w:color w:val="000000"/>
-        </w:rPr>
-        <w:t>Corresponding author.</w:t>
-      </w:r>
+        <w:spacing w:after="280" w:line="360" w:lineRule="auto"/>
+        <w:rPr>
+          <w:rFonts w:ascii="Times New Roman" w:eastAsia="Times New Roman" w:hAnsi="Times New Roman" w:cs="Times New Roman"/>
+          <w:color w:val="000000"/>
+        </w:rPr>
+      </w:pPr>
     </w:p>
     <w:p>
       <w:pPr>
@@ -109,16 +103,12 @@
           <w:bottom w:val="none" w:sz="0" w:space="0" w:color="000000"/>
           <w:right w:val="none" w:sz="0" w:space="0" w:color="000000"/>
         </w:pBdr>
-        <w:spacing w:after="120" w:line="276" w:lineRule="auto"/>
-        <w:jc w:val="center"/>
-      </w:pPr>
-      <w:r>
-        <w:rPr>
-          <w:rFonts w:ascii="Times New Roman" w:eastAsia="Times New Roman" w:hAnsi="Times New Roman" w:cs="Times New Roman"/>
-          <w:color w:val="000000"/>
-        </w:rPr>
-        <w:t>Fabrice T. Nyambod, Department of International Health, Johns Hopkins Bloomberg School of Public Health, Baltimore, Maryland, USA. Email tikufabrice@gmail.com</w:t>
-      </w:r>
+        <w:spacing w:after="280" w:line="360" w:lineRule="auto"/>
+        <w:rPr>
+          <w:rFonts w:ascii="Times New Roman" w:eastAsia="Times New Roman" w:hAnsi="Times New Roman" w:cs="Times New Roman"/>
+          <w:color w:val="000000"/>
+        </w:rPr>
+      </w:pPr>
     </w:p>
     <w:p>
       <w:pPr>
@@ -128,28 +118,12 @@
           <w:bottom w:val="none" w:sz="0" w:space="0" w:color="000000"/>
           <w:right w:val="none" w:sz="0" w:space="0" w:color="000000"/>
         </w:pBdr>
-        <w:spacing w:after="280" w:line="276" w:lineRule="auto"/>
-        <w:jc w:val="center"/>
-        <w:rPr>
-          <w:rFonts w:ascii="Times New Roman" w:eastAsia="Times New Roman" w:hAnsi="Times New Roman" w:cs="Times New Roman"/>
-          <w:color w:val="000000"/>
-        </w:rPr>
-      </w:pPr>
-      <w:r>
-        <w:rPr>
-          <w:rFonts w:ascii="Times New Roman" w:eastAsia="Times New Roman" w:hAnsi="Times New Roman" w:cs="Times New Roman"/>
-          <w:b/>
-          <w:color w:val="000000"/>
-        </w:rPr>
-        <w:t xml:space="preserve">ORCID. </w:t>
-      </w:r>
-      <w:r>
-        <w:rPr>
-          <w:rFonts w:ascii="Times New Roman" w:eastAsia="Times New Roman" w:hAnsi="Times New Roman" w:cs="Times New Roman"/>
-          <w:color w:val="000000"/>
-        </w:rPr>
-        <w:t>0009-0006-6592-2673</w:t>
-      </w:r>
+        <w:spacing w:after="280" w:line="360" w:lineRule="auto"/>
+        <w:rPr>
+          <w:rFonts w:ascii="Times New Roman" w:eastAsia="Times New Roman" w:hAnsi="Times New Roman" w:cs="Times New Roman"/>
+          <w:color w:val="000000"/>
+        </w:rPr>
+      </w:pPr>
     </w:p>
     <w:p>
       <w:pPr>
@@ -159,8 +133,7 @@
           <w:bottom w:val="none" w:sz="0" w:space="0" w:color="000000"/>
           <w:right w:val="none" w:sz="0" w:space="0" w:color="000000"/>
         </w:pBdr>
-        <w:spacing w:after="280" w:line="276" w:lineRule="auto"/>
-        <w:jc w:val="center"/>
+        <w:spacing w:after="280" w:line="360" w:lineRule="auto"/>
       </w:pPr>
     </w:p>
     <w:p>
@@ -171,22 +144,21 @@
           <w:bottom w:val="none" w:sz="0" w:space="0" w:color="000000"/>
           <w:right w:val="none" w:sz="0" w:space="0" w:color="000000"/>
         </w:pBdr>
-        <w:spacing w:after="40" w:line="276" w:lineRule="auto"/>
-      </w:pPr>
-      <w:r>
+        <w:spacing w:line="360" w:lineRule="auto"/>
+        <w:jc w:val="center"/>
         <w:rPr>
           <w:rFonts w:ascii="Times New Roman" w:eastAsia="Times New Roman" w:hAnsi="Times New Roman" w:cs="Times New Roman"/>
           <w:b/>
           <w:color w:val="000000"/>
         </w:rPr>
-        <w:t xml:space="preserve">Running head. </w:t>
-      </w:r>
-      <w:r>
-        <w:rPr>
-          <w:rFonts w:ascii="Times New Roman" w:eastAsia="Times New Roman" w:hAnsi="Times New Roman" w:cs="Times New Roman"/>
-          <w:color w:val="000000"/>
-        </w:rPr>
-        <w:t>Treatment limitation and ICU benchmarking</w:t>
+      </w:pPr>
+      <w:r>
+        <w:rPr>
+          <w:rFonts w:ascii="Times New Roman" w:eastAsia="Times New Roman" w:hAnsi="Times New Roman" w:cs="Times New Roman"/>
+          <w:b/>
+          <w:color w:val="000000"/>
+        </w:rPr>
+        <w:t>Corresponding author.</w:t>
       </w:r>
     </w:p>
     <w:p>
@@ -197,22 +169,20 @@
           <w:bottom w:val="none" w:sz="0" w:space="0" w:color="000000"/>
           <w:right w:val="none" w:sz="0" w:space="0" w:color="000000"/>
         </w:pBdr>
-        <w:spacing w:after="40" w:line="276" w:lineRule="auto"/>
-      </w:pPr>
-      <w:r>
+        <w:spacing w:after="120" w:line="360" w:lineRule="auto"/>
+        <w:jc w:val="center"/>
         <w:rPr>
           <w:rFonts w:ascii="Times New Roman" w:eastAsia="Times New Roman" w:hAnsi="Times New Roman" w:cs="Times New Roman"/>
           <w:b/>
           <w:color w:val="000000"/>
         </w:rPr>
-        <w:t xml:space="preserve">Word count, body. </w:t>
-      </w:r>
-      <w:r>
-        <w:rPr>
-          <w:rFonts w:ascii="Times New Roman" w:eastAsia="Times New Roman" w:hAnsi="Times New Roman" w:cs="Times New Roman"/>
-          <w:color w:val="000000"/>
-        </w:rPr>
-        <w:t>2704</w:t>
+      </w:pPr>
+      <w:r>
+        <w:rPr>
+          <w:rFonts w:ascii="Times New Roman" w:eastAsia="Times New Roman" w:hAnsi="Times New Roman" w:cs="Times New Roman"/>
+          <w:color w:val="000000"/>
+        </w:rPr>
+        <w:t>Fabrice T. Nyambod, Department of International Health, Johns Hopkins Bloomberg School of Public Health, Baltimore, Maryland, USA. Email tikufabrice@gmail.com</w:t>
       </w:r>
     </w:p>
     <w:p>
@@ -223,7 +193,8 @@
           <w:bottom w:val="none" w:sz="0" w:space="0" w:color="000000"/>
           <w:right w:val="none" w:sz="0" w:space="0" w:color="000000"/>
         </w:pBdr>
-        <w:spacing w:after="40" w:line="276" w:lineRule="auto"/>
+        <w:spacing w:after="280" w:line="360" w:lineRule="auto"/>
+        <w:jc w:val="center"/>
       </w:pPr>
       <w:r>
         <w:rPr>
@@ -231,14 +202,28 @@
           <w:b/>
           <w:color w:val="000000"/>
         </w:rPr>
-        <w:t xml:space="preserve">Tables. </w:t>
-      </w:r>
-      <w:r>
-        <w:rPr>
-          <w:rFonts w:ascii="Times New Roman" w:eastAsia="Times New Roman" w:hAnsi="Times New Roman" w:cs="Times New Roman"/>
-          <w:color w:val="000000"/>
-        </w:rPr>
-        <w:t>5</w:t>
+        <w:t xml:space="preserve">ORCID. </w:t>
+      </w:r>
+      <w:r>
+        <w:rPr>
+          <w:rFonts w:ascii="Times New Roman" w:eastAsia="Times New Roman" w:hAnsi="Times New Roman" w:cs="Times New Roman"/>
+          <w:color w:val="000000"/>
+        </w:rPr>
+        <w:t>0009-0006</w:t>
+      </w:r>
+      <w:r>
+        <w:rPr>
+          <w:rFonts w:ascii="Times New Roman" w:eastAsia="Times New Roman" w:hAnsi="Times New Roman" w:cs="Times New Roman"/>
+          <w:color w:val="000000"/>
+        </w:rPr>
+        <w:t>-</w:t>
+      </w:r>
+      <w:r>
+        <w:rPr>
+          <w:rFonts w:ascii="Times New Roman" w:eastAsia="Times New Roman" w:hAnsi="Times New Roman" w:cs="Times New Roman"/>
+          <w:color w:val="000000"/>
+        </w:rPr>
+        <w:t>6592-2673</w:t>
       </w:r>
     </w:p>
     <w:p>
@@ -249,23 +234,13 @@
           <w:bottom w:val="none" w:sz="0" w:space="0" w:color="000000"/>
           <w:right w:val="none" w:sz="0" w:space="0" w:color="000000"/>
         </w:pBdr>
-        <w:spacing w:after="40" w:line="276" w:lineRule="auto"/>
-      </w:pPr>
-      <w:r>
+        <w:spacing w:after="40" w:line="360" w:lineRule="auto"/>
         <w:rPr>
           <w:rFonts w:ascii="Times New Roman" w:eastAsia="Times New Roman" w:hAnsi="Times New Roman" w:cs="Times New Roman"/>
           <w:b/>
           <w:color w:val="000000"/>
         </w:rPr>
-        <w:t xml:space="preserve">Figures. </w:t>
-      </w:r>
-      <w:r>
-        <w:rPr>
-          <w:rFonts w:ascii="Times New Roman" w:eastAsia="Times New Roman" w:hAnsi="Times New Roman" w:cs="Times New Roman"/>
-          <w:color w:val="000000"/>
-        </w:rPr>
-        <w:t>4</w:t>
-      </w:r>
+      </w:pPr>
     </w:p>
     <w:p>
       <w:pPr>
@@ -275,45 +250,13 @@
           <w:bottom w:val="none" w:sz="0" w:space="0" w:color="000000"/>
           <w:right w:val="none" w:sz="0" w:space="0" w:color="000000"/>
         </w:pBdr>
-        <w:spacing w:after="40" w:line="276" w:lineRule="auto"/>
-      </w:pPr>
-      <w:r>
+        <w:spacing w:after="40" w:line="360" w:lineRule="auto"/>
         <w:rPr>
           <w:rFonts w:ascii="Times New Roman" w:eastAsia="Times New Roman" w:hAnsi="Times New Roman" w:cs="Times New Roman"/>
           <w:b/>
           <w:color w:val="000000"/>
         </w:rPr>
-        <w:t xml:space="preserve">Keywords. </w:t>
-      </w:r>
-      <w:r>
-        <w:rPr>
-          <w:rFonts w:ascii="Times New Roman" w:eastAsia="Times New Roman" w:hAnsi="Times New Roman" w:cs="Times New Roman"/>
-          <w:color w:val="000000"/>
-        </w:rPr>
-        <w:t xml:space="preserve">intensive care, benchmarking, </w:t>
-      </w:r>
-      <w:r>
-        <w:rPr>
-          <w:rFonts w:ascii="Times New Roman" w:eastAsia="Times New Roman" w:hAnsi="Times New Roman" w:cs="Times New Roman"/>
-          <w:color w:val="000000"/>
-        </w:rPr>
-        <w:t>standardized</w:t>
-      </w:r>
-      <w:r>
-        <w:rPr>
-          <w:rFonts w:ascii="Times New Roman" w:eastAsia="Times New Roman" w:hAnsi="Times New Roman" w:cs="Times New Roman"/>
-          <w:color w:val="000000"/>
-        </w:rPr>
-        <w:t xml:space="preserve"> mortality ratio, treatment limitation, code status, risk adjustment</w:t>
-      </w:r>
-    </w:p>
-    <w:p>
-      <w:pPr>
-        <w:spacing w:line="276" w:lineRule="auto"/>
-      </w:pPr>
-      <w:r>
-        <w:br w:type="page"/>
-      </w:r>
+      </w:pPr>
     </w:p>
     <w:p>
       <w:pPr>
@@ -323,7 +266,142 @@
           <w:bottom w:val="none" w:sz="0" w:space="0" w:color="000000"/>
           <w:right w:val="none" w:sz="0" w:space="0" w:color="000000"/>
         </w:pBdr>
-        <w:spacing w:before="280" w:after="120" w:line="276" w:lineRule="auto"/>
+        <w:spacing w:after="40" w:line="360" w:lineRule="auto"/>
+      </w:pPr>
+      <w:r>
+        <w:rPr>
+          <w:rFonts w:ascii="Times New Roman" w:eastAsia="Times New Roman" w:hAnsi="Times New Roman" w:cs="Times New Roman"/>
+          <w:b/>
+          <w:color w:val="000000"/>
+        </w:rPr>
+        <w:t xml:space="preserve">Running head. </w:t>
+      </w:r>
+      <w:r>
+        <w:rPr>
+          <w:rFonts w:ascii="Times New Roman" w:eastAsia="Times New Roman" w:hAnsi="Times New Roman" w:cs="Times New Roman"/>
+          <w:color w:val="000000"/>
+        </w:rPr>
+        <w:t>Treatment limitation and ICU benchmarking</w:t>
+      </w:r>
+    </w:p>
+    <w:p>
+      <w:pPr>
+        <w:pBdr>
+          <w:top w:val="none" w:sz="0" w:space="0" w:color="000000"/>
+          <w:left w:val="none" w:sz="0" w:space="0" w:color="000000"/>
+          <w:bottom w:val="none" w:sz="0" w:space="0" w:color="000000"/>
+          <w:right w:val="none" w:sz="0" w:space="0" w:color="000000"/>
+        </w:pBdr>
+        <w:spacing w:after="40" w:line="360" w:lineRule="auto"/>
+      </w:pPr>
+      <w:r>
+        <w:rPr>
+          <w:rFonts w:ascii="Times New Roman" w:eastAsia="Times New Roman" w:hAnsi="Times New Roman" w:cs="Times New Roman"/>
+          <w:b/>
+          <w:color w:val="000000"/>
+        </w:rPr>
+        <w:t xml:space="preserve">Word count, body. </w:t>
+      </w:r>
+      <w:r>
+        <w:rPr>
+          <w:rFonts w:ascii="Times New Roman" w:eastAsia="Times New Roman" w:hAnsi="Times New Roman" w:cs="Times New Roman"/>
+          <w:color w:val="000000"/>
+        </w:rPr>
+        <w:t>2704</w:t>
+      </w:r>
+    </w:p>
+    <w:p>
+      <w:pPr>
+        <w:pBdr>
+          <w:top w:val="none" w:sz="0" w:space="0" w:color="000000"/>
+          <w:left w:val="none" w:sz="0" w:space="0" w:color="000000"/>
+          <w:bottom w:val="none" w:sz="0" w:space="0" w:color="000000"/>
+          <w:right w:val="none" w:sz="0" w:space="0" w:color="000000"/>
+        </w:pBdr>
+        <w:spacing w:after="40" w:line="360" w:lineRule="auto"/>
+      </w:pPr>
+      <w:r>
+        <w:rPr>
+          <w:rFonts w:ascii="Times New Roman" w:eastAsia="Times New Roman" w:hAnsi="Times New Roman" w:cs="Times New Roman"/>
+          <w:b/>
+          <w:color w:val="000000"/>
+        </w:rPr>
+        <w:t xml:space="preserve">Tables. </w:t>
+      </w:r>
+      <w:r>
+        <w:rPr>
+          <w:rFonts w:ascii="Times New Roman" w:eastAsia="Times New Roman" w:hAnsi="Times New Roman" w:cs="Times New Roman"/>
+          <w:color w:val="000000"/>
+        </w:rPr>
+        <w:t>3</w:t>
+      </w:r>
+    </w:p>
+    <w:p>
+      <w:pPr>
+        <w:pBdr>
+          <w:top w:val="none" w:sz="0" w:space="0" w:color="000000"/>
+          <w:left w:val="none" w:sz="0" w:space="0" w:color="000000"/>
+          <w:bottom w:val="none" w:sz="0" w:space="0" w:color="000000"/>
+          <w:right w:val="none" w:sz="0" w:space="0" w:color="000000"/>
+        </w:pBdr>
+        <w:spacing w:after="40" w:line="360" w:lineRule="auto"/>
+      </w:pPr>
+      <w:r>
+        <w:rPr>
+          <w:rFonts w:ascii="Times New Roman" w:eastAsia="Times New Roman" w:hAnsi="Times New Roman" w:cs="Times New Roman"/>
+          <w:b/>
+          <w:color w:val="000000"/>
+        </w:rPr>
+        <w:t xml:space="preserve">Figures. </w:t>
+      </w:r>
+      <w:r>
+        <w:rPr>
+          <w:rFonts w:ascii="Times New Roman" w:eastAsia="Times New Roman" w:hAnsi="Times New Roman" w:cs="Times New Roman"/>
+          <w:color w:val="000000"/>
+        </w:rPr>
+        <w:t>3</w:t>
+      </w:r>
+    </w:p>
+    <w:p>
+      <w:pPr>
+        <w:pBdr>
+          <w:top w:val="none" w:sz="0" w:space="0" w:color="000000"/>
+          <w:left w:val="none" w:sz="0" w:space="0" w:color="000000"/>
+          <w:bottom w:val="none" w:sz="0" w:space="0" w:color="000000"/>
+          <w:right w:val="none" w:sz="0" w:space="0" w:color="000000"/>
+        </w:pBdr>
+        <w:spacing w:after="40" w:line="360" w:lineRule="auto"/>
+      </w:pPr>
+      <w:r>
+        <w:rPr>
+          <w:rFonts w:ascii="Times New Roman" w:eastAsia="Times New Roman" w:hAnsi="Times New Roman" w:cs="Times New Roman"/>
+          <w:b/>
+          <w:color w:val="000000"/>
+        </w:rPr>
+        <w:t xml:space="preserve">Keywords. </w:t>
+      </w:r>
+      <w:r>
+        <w:rPr>
+          <w:rFonts w:ascii="Times New Roman" w:eastAsia="Times New Roman" w:hAnsi="Times New Roman" w:cs="Times New Roman"/>
+          <w:color w:val="000000"/>
+        </w:rPr>
+        <w:t>intensive care, benchmarking, standardized mortality ratio, treatment limitation, code status, risk adjustment</w:t>
+      </w:r>
+    </w:p>
+    <w:p>
+      <w:r>
+        <w:br w:type="page"/>
+      </w:r>
+    </w:p>
+    <w:p>
+      <w:pPr>
+        <w:pBdr>
+          <w:top w:val="none" w:sz="0" w:space="0" w:color="000000"/>
+          <w:left w:val="none" w:sz="0" w:space="0" w:color="000000"/>
+          <w:bottom w:val="none" w:sz="0" w:space="0" w:color="000000"/>
+          <w:right w:val="none" w:sz="0" w:space="0" w:color="000000"/>
+        </w:pBdr>
+        <w:spacing w:before="280" w:line="360" w:lineRule="auto"/>
       </w:pPr>
       <w:r>
         <w:rPr>
@@ -361,21 +439,7 @@
           <w:rFonts w:ascii="Times New Roman" w:eastAsia="Times New Roman" w:hAnsi="Times New Roman" w:cs="Times New Roman"/>
           <w:color w:val="000000"/>
         </w:rPr>
-        <w:t xml:space="preserve"> </w:t>
-      </w:r>
-      <w:r>
-        <w:rPr>
-          <w:rFonts w:ascii="Times New Roman" w:eastAsia="Times New Roman" w:hAnsi="Times New Roman" w:cs="Times New Roman"/>
-          <w:color w:val="000000"/>
-        </w:rPr>
-        <w:t>Standardized</w:t>
-      </w:r>
-      <w:r>
-        <w:rPr>
-          <w:rFonts w:ascii="Times New Roman" w:eastAsia="Times New Roman" w:hAnsi="Times New Roman" w:cs="Times New Roman"/>
-          <w:color w:val="000000"/>
-        </w:rPr>
-        <w:t xml:space="preserve"> mortality ratios from severity of illness scores are used to compare intensive care unit performance. These scores estimate the probability of death under full treatment and contain no term for treatment limitation.</w:t>
+        <w:t xml:space="preserve"> Standardized mortality ratios from severity of illness scores are used to compare intensive care unit performance. These scores estimate the probability of death under full treatment and contain no term for treatment limitation.</w:t>
       </w:r>
     </w:p>
     <w:p>
@@ -420,13 +484,15 @@
         </w:rPr>
         <w:t xml:space="preserve"> unit variation in treatment </w:t>
       </w:r>
-      <w:r>
-        <w:rPr>
-          <w:rFonts w:ascii="Times New Roman" w:eastAsia="Times New Roman" w:hAnsi="Times New Roman" w:cs="Times New Roman"/>
-          <w:color w:val="000000"/>
-        </w:rPr>
-        <w:t>limitation</w:t>
-      </w:r>
+      <w:proofErr w:type="gramStart"/>
+      <w:r>
+        <w:rPr>
+          <w:rFonts w:ascii="Times New Roman" w:eastAsia="Times New Roman" w:hAnsi="Times New Roman" w:cs="Times New Roman"/>
+          <w:color w:val="000000"/>
+        </w:rPr>
+        <w:t>limitation documentation</w:t>
+      </w:r>
+      <w:proofErr w:type="gramEnd"/>
       <w:r>
         <w:rPr>
           <w:rFonts w:ascii="Times New Roman" w:eastAsia="Times New Roman" w:hAnsi="Times New Roman" w:cs="Times New Roman"/>
@@ -518,21 +584,7 @@
           <w:rFonts w:ascii="Times New Roman" w:eastAsia="Times New Roman" w:hAnsi="Times New Roman" w:cs="Times New Roman"/>
           <w:color w:val="000000"/>
         </w:rPr>
-        <w:t xml:space="preserve"> Code status was documented in 96.1 percent of admissions and 9.9 percent carried a limitation. The </w:t>
-      </w:r>
-      <w:r>
-        <w:rPr>
-          <w:rFonts w:ascii="Times New Roman" w:eastAsia="Times New Roman" w:hAnsi="Times New Roman" w:cs="Times New Roman"/>
-          <w:color w:val="000000"/>
-        </w:rPr>
-        <w:t>standardized</w:t>
-      </w:r>
-      <w:r>
-        <w:rPr>
-          <w:rFonts w:ascii="Times New Roman" w:eastAsia="Times New Roman" w:hAnsi="Times New Roman" w:cs="Times New Roman"/>
-          <w:color w:val="000000"/>
-        </w:rPr>
-        <w:t xml:space="preserve"> mortality ratio rose from 0.62 under full therapy to 1.87 under comfort measures, and the integrated calibration index from 0.037 to 0.342. After </w:t>
+        <w:t xml:space="preserve"> Code status was documented in 96.1 percent of admissions and 9.9 percent carried a limitation. The standardized mortality ratio rose from 0.62 under full therapy to 1.87 under comfort measures, and the integrated calibration index from 0.037 to 0.342. After </w:t>
       </w:r>
       <w:proofErr w:type="gramStart"/>
       <w:r>
@@ -580,13 +632,34 @@
     </w:p>
     <w:p>
       <w:pPr>
+        <w:rPr>
+          <w:rFonts w:ascii="Times New Roman" w:eastAsia="Times New Roman" w:hAnsi="Times New Roman" w:cs="Times New Roman"/>
+          <w:b/>
+          <w:color w:val="000000"/>
+          <w:sz w:val="26"/>
+          <w:szCs w:val="26"/>
+        </w:rPr>
+      </w:pPr>
+      <w:r>
+        <w:rPr>
+          <w:rFonts w:ascii="Times New Roman" w:eastAsia="Times New Roman" w:hAnsi="Times New Roman" w:cs="Times New Roman"/>
+          <w:b/>
+          <w:color w:val="000000"/>
+          <w:sz w:val="26"/>
+          <w:szCs w:val="26"/>
+        </w:rPr>
+        <w:br w:type="page"/>
+      </w:r>
+    </w:p>
+    <w:p>
+      <w:pPr>
         <w:pBdr>
           <w:top w:val="none" w:sz="0" w:space="0" w:color="000000"/>
           <w:left w:val="none" w:sz="0" w:space="0" w:color="000000"/>
           <w:bottom w:val="none" w:sz="0" w:space="0" w:color="000000"/>
           <w:right w:val="none" w:sz="0" w:space="0" w:color="000000"/>
         </w:pBdr>
-        <w:spacing w:before="280" w:after="120" w:line="276" w:lineRule="auto"/>
+        <w:spacing w:before="280" w:line="360" w:lineRule="auto"/>
         <w:rPr>
           <w:rFonts w:ascii="Times New Roman" w:eastAsia="Times New Roman" w:hAnsi="Times New Roman" w:cs="Times New Roman"/>
           <w:b/>
@@ -595,16 +668,7 @@
           <w:szCs w:val="26"/>
         </w:rPr>
       </w:pPr>
-    </w:p>
-    <w:p>
-      <w:pPr>
-        <w:pBdr>
-          <w:top w:val="none" w:sz="0" w:space="0" w:color="000000"/>
-          <w:left w:val="none" w:sz="0" w:space="0" w:color="000000"/>
-          <w:bottom w:val="none" w:sz="0" w:space="0" w:color="000000"/>
-          <w:right w:val="none" w:sz="0" w:space="0" w:color="000000"/>
-        </w:pBdr>
-        <w:spacing w:before="280" w:after="120" w:line="276" w:lineRule="auto"/>
+      <w:r>
         <w:rPr>
           <w:rFonts w:ascii="Times New Roman" w:eastAsia="Times New Roman" w:hAnsi="Times New Roman" w:cs="Times New Roman"/>
           <w:b/>
@@ -612,154 +676,8 @@
           <w:sz w:val="26"/>
           <w:szCs w:val="26"/>
         </w:rPr>
-      </w:pPr>
-    </w:p>
-    <w:p>
-      <w:pPr>
-        <w:pBdr>
-          <w:top w:val="none" w:sz="0" w:space="0" w:color="000000"/>
-          <w:left w:val="none" w:sz="0" w:space="0" w:color="000000"/>
-          <w:bottom w:val="none" w:sz="0" w:space="0" w:color="000000"/>
-          <w:right w:val="none" w:sz="0" w:space="0" w:color="000000"/>
-        </w:pBdr>
-        <w:spacing w:before="280" w:after="120" w:line="276" w:lineRule="auto"/>
-        <w:rPr>
-          <w:rFonts w:ascii="Times New Roman" w:eastAsia="Times New Roman" w:hAnsi="Times New Roman" w:cs="Times New Roman"/>
-          <w:b/>
-          <w:color w:val="000000"/>
-          <w:sz w:val="26"/>
-          <w:szCs w:val="26"/>
-        </w:rPr>
-      </w:pPr>
-    </w:p>
-    <w:p>
-      <w:pPr>
-        <w:pBdr>
-          <w:top w:val="none" w:sz="0" w:space="0" w:color="000000"/>
-          <w:left w:val="none" w:sz="0" w:space="0" w:color="000000"/>
-          <w:bottom w:val="none" w:sz="0" w:space="0" w:color="000000"/>
-          <w:right w:val="none" w:sz="0" w:space="0" w:color="000000"/>
-        </w:pBdr>
-        <w:spacing w:before="280" w:after="120" w:line="276" w:lineRule="auto"/>
-        <w:rPr>
-          <w:rFonts w:ascii="Times New Roman" w:eastAsia="Times New Roman" w:hAnsi="Times New Roman" w:cs="Times New Roman"/>
-          <w:b/>
-          <w:color w:val="000000"/>
-          <w:sz w:val="26"/>
-          <w:szCs w:val="26"/>
-        </w:rPr>
-      </w:pPr>
-    </w:p>
-    <w:p>
-      <w:pPr>
-        <w:pBdr>
-          <w:top w:val="none" w:sz="0" w:space="0" w:color="000000"/>
-          <w:left w:val="none" w:sz="0" w:space="0" w:color="000000"/>
-          <w:bottom w:val="none" w:sz="0" w:space="0" w:color="000000"/>
-          <w:right w:val="none" w:sz="0" w:space="0" w:color="000000"/>
-        </w:pBdr>
-        <w:spacing w:before="280" w:after="120" w:line="276" w:lineRule="auto"/>
-        <w:rPr>
-          <w:rFonts w:ascii="Times New Roman" w:eastAsia="Times New Roman" w:hAnsi="Times New Roman" w:cs="Times New Roman"/>
-          <w:b/>
-          <w:color w:val="000000"/>
-          <w:sz w:val="26"/>
-          <w:szCs w:val="26"/>
-        </w:rPr>
-      </w:pPr>
-    </w:p>
-    <w:p>
-      <w:pPr>
-        <w:pBdr>
-          <w:top w:val="none" w:sz="0" w:space="0" w:color="000000"/>
-          <w:left w:val="none" w:sz="0" w:space="0" w:color="000000"/>
-          <w:bottom w:val="none" w:sz="0" w:space="0" w:color="000000"/>
-          <w:right w:val="none" w:sz="0" w:space="0" w:color="000000"/>
-        </w:pBdr>
-        <w:spacing w:before="280" w:after="120" w:line="276" w:lineRule="auto"/>
-        <w:rPr>
-          <w:rFonts w:ascii="Times New Roman" w:eastAsia="Times New Roman" w:hAnsi="Times New Roman" w:cs="Times New Roman"/>
-          <w:b/>
-          <w:color w:val="000000"/>
-          <w:sz w:val="26"/>
-          <w:szCs w:val="26"/>
-        </w:rPr>
-      </w:pPr>
-    </w:p>
-    <w:p>
-      <w:pPr>
-        <w:pBdr>
-          <w:top w:val="none" w:sz="0" w:space="0" w:color="000000"/>
-          <w:left w:val="none" w:sz="0" w:space="0" w:color="000000"/>
-          <w:bottom w:val="none" w:sz="0" w:space="0" w:color="000000"/>
-          <w:right w:val="none" w:sz="0" w:space="0" w:color="000000"/>
-        </w:pBdr>
-        <w:spacing w:before="280" w:after="120" w:line="276" w:lineRule="auto"/>
-        <w:rPr>
-          <w:rFonts w:ascii="Times New Roman" w:eastAsia="Times New Roman" w:hAnsi="Times New Roman" w:cs="Times New Roman"/>
-          <w:b/>
-          <w:color w:val="000000"/>
-          <w:sz w:val="26"/>
-          <w:szCs w:val="26"/>
-        </w:rPr>
-      </w:pPr>
-    </w:p>
-    <w:p>
-      <w:pPr>
-        <w:pBdr>
-          <w:top w:val="none" w:sz="0" w:space="0" w:color="000000"/>
-          <w:left w:val="none" w:sz="0" w:space="0" w:color="000000"/>
-          <w:bottom w:val="none" w:sz="0" w:space="0" w:color="000000"/>
-          <w:right w:val="none" w:sz="0" w:space="0" w:color="000000"/>
-        </w:pBdr>
-        <w:spacing w:before="280" w:after="120" w:line="276" w:lineRule="auto"/>
-        <w:rPr>
-          <w:rFonts w:ascii="Times New Roman" w:eastAsia="Times New Roman" w:hAnsi="Times New Roman" w:cs="Times New Roman"/>
-          <w:b/>
-          <w:color w:val="000000"/>
-          <w:sz w:val="26"/>
-          <w:szCs w:val="26"/>
-        </w:rPr>
-      </w:pPr>
-    </w:p>
-    <w:p>
-      <w:pPr>
-        <w:pBdr>
-          <w:top w:val="none" w:sz="0" w:space="0" w:color="000000"/>
-          <w:left w:val="none" w:sz="0" w:space="0" w:color="000000"/>
-          <w:bottom w:val="none" w:sz="0" w:space="0" w:color="000000"/>
-          <w:right w:val="none" w:sz="0" w:space="0" w:color="000000"/>
-        </w:pBdr>
-        <w:spacing w:before="280" w:after="120" w:line="276" w:lineRule="auto"/>
-        <w:rPr>
-          <w:rFonts w:ascii="Times New Roman" w:eastAsia="Times New Roman" w:hAnsi="Times New Roman" w:cs="Times New Roman"/>
-          <w:b/>
-          <w:color w:val="000000"/>
-          <w:sz w:val="26"/>
-          <w:szCs w:val="26"/>
-        </w:rPr>
-      </w:pPr>
-    </w:p>
-    <w:p>
-      <w:pPr>
-        <w:pBdr>
-          <w:top w:val="none" w:sz="0" w:space="0" w:color="000000"/>
-          <w:left w:val="none" w:sz="0" w:space="0" w:color="000000"/>
-          <w:bottom w:val="none" w:sz="0" w:space="0" w:color="000000"/>
-          <w:right w:val="none" w:sz="0" w:space="0" w:color="000000"/>
-        </w:pBdr>
-        <w:spacing w:before="280" w:after="120" w:line="276" w:lineRule="auto"/>
-      </w:pPr>
-      <w:r>
-        <w:rPr>
-          <w:rFonts w:ascii="Times New Roman" w:eastAsia="Times New Roman" w:hAnsi="Times New Roman" w:cs="Times New Roman"/>
-          <w:b/>
-          <w:color w:val="000000"/>
-          <w:sz w:val="26"/>
-          <w:szCs w:val="26"/>
-        </w:rPr>
         <w:lastRenderedPageBreak/>
-        <w:t>Introduction</w:t>
+        <w:t>1. Introduction</w:t>
       </w:r>
     </w:p>
     <w:p>
@@ -778,23 +696,7 @@
           <w:rFonts w:ascii="Times New Roman" w:eastAsia="Times New Roman" w:hAnsi="Times New Roman" w:cs="Times New Roman"/>
           <w:color w:val="000000"/>
         </w:rPr>
-        <w:t xml:space="preserve">End of life practice varies widely between intensive care units. Withdrawal of life sustaining treatment among patients who die ranges from 0 to 84 percent across published cohorts (31). The Ethicus-2 investigators found comparable variation across 199 units in 36 countries (32). Variation has been documented between countries, between regions and between units within a single country (31, 36, 37). Two academic </w:t>
-      </w:r>
-      <w:proofErr w:type="spellStart"/>
-      <w:r>
-        <w:rPr>
-          <w:rFonts w:ascii="Times New Roman" w:eastAsia="Times New Roman" w:hAnsi="Times New Roman" w:cs="Times New Roman"/>
-          <w:color w:val="000000"/>
-        </w:rPr>
-        <w:t>centres</w:t>
-      </w:r>
-      <w:proofErr w:type="spellEnd"/>
-      <w:r>
-        <w:rPr>
-          <w:rFonts w:ascii="Times New Roman" w:eastAsia="Times New Roman" w:hAnsi="Times New Roman" w:cs="Times New Roman"/>
-          <w:color w:val="000000"/>
-        </w:rPr>
-        <w:t xml:space="preserve"> at opposite extremes of treatment intensity differed in decision making norms rather than in patients (34). Hospital level measures of </w:t>
+        <w:t xml:space="preserve">End of life practice varies widely between intensive care units. Withdrawal of life sustaining treatment among patients who die ranges from 0 to 84 percent across published cohorts (1). The Ethicus-2 investigators found comparable variation across 199 units in 36 countries (2). Variation has been documented between countries, between regions and between units within a single country (1, 3, 4). Two academic centers at opposite extremes of treatment intensity differed in decision making norms rather than in patients (5). Hospital level measures of </w:t>
       </w:r>
       <w:proofErr w:type="gramStart"/>
       <w:r>
@@ -810,23 +712,7 @@
           <w:rFonts w:ascii="Times New Roman" w:eastAsia="Times New Roman" w:hAnsi="Times New Roman" w:cs="Times New Roman"/>
           <w:color w:val="000000"/>
         </w:rPr>
-        <w:t xml:space="preserve"> treatment intensity have been developed and validated for precisely this reason (33). Hart and colleagues studied 277,693 admissions to 141 US units and found the proportion admitted with existing treatment limitations ranged from under 1 percent to 20.9 percent after risk adjustment (30). Measurable </w:t>
-      </w:r>
-      <w:proofErr w:type="spellStart"/>
-      <w:r>
-        <w:rPr>
-          <w:rFonts w:ascii="Times New Roman" w:eastAsia="Times New Roman" w:hAnsi="Times New Roman" w:cs="Times New Roman"/>
-          <w:color w:val="000000"/>
-        </w:rPr>
-        <w:t>centre</w:t>
-      </w:r>
-      <w:proofErr w:type="spellEnd"/>
-      <w:r>
-        <w:rPr>
-          <w:rFonts w:ascii="Times New Roman" w:eastAsia="Times New Roman" w:hAnsi="Times New Roman" w:cs="Times New Roman"/>
-          <w:color w:val="000000"/>
-        </w:rPr>
-        <w:t xml:space="preserve"> characteristics did not explain that variation (30).</w:t>
+        <w:t xml:space="preserve"> treatment intensity have been developed and validated for precisely this reason (6). Hart and colleagues studied 277,693 admissions to 141 US units and found the proportion admitted with existing treatment limitations ranged from under 1 percent to 20.9 percent after risk adjustment (7). Measurable center characteristics did not explain that variation (7).</w:t>
       </w:r>
     </w:p>
     <w:p>
@@ -845,7 +731,7 @@
           <w:rFonts w:ascii="Times New Roman" w:eastAsia="Times New Roman" w:hAnsi="Times New Roman" w:cs="Times New Roman"/>
           <w:color w:val="000000"/>
         </w:rPr>
-        <w:t>Treatment limitation is common in critical illness. Do not resuscitate orders were recorded in 13 percent of 24,790 admissions to one tertiary unit over 19 years (24), and in 36.6 percent of a medical intensive care cohort when orders for life sustaining treatment were included (22). Timing varies, with roughly a quarter of orders written within 48 hours of admission and the remainder later (25). These orders carry substantial prognostic weight. Mortality among patients with such orders is several times that of patients without them (22, 26), and the association persists after propensity matching (29). Placing an order also changes subsequent care, including the intensity of interventions delivered (23).</w:t>
+        <w:t>Treatment limitation is common in critical illness. Do not resuscitate orders were recorded in 13 percent of 24,790 admissions to one tertiary unit over 19 years (8), and in 36.6 percent of a medical intensive care cohort when orders for life sustaining treatment were included (9). Timing varies, with roughly a quarter of orders written within 48 hours of admission and the remainder later (10). These orders carry substantial prognostic weight. Mortality among patients with such orders is several times that of patients without them (9, 11), and the association persists after propensity matching (12). Placing an order also changes subsequent care, including the intensity of interventions delivered (13).</w:t>
       </w:r>
     </w:p>
     <w:p>
@@ -864,7 +750,7 @@
           <w:rFonts w:ascii="Times New Roman" w:eastAsia="Times New Roman" w:hAnsi="Times New Roman" w:cs="Times New Roman"/>
           <w:color w:val="000000"/>
         </w:rPr>
-        <w:t xml:space="preserve">Severity of illness scores estimate the probability of death under full treatment. The APACHE method was introduced in 1985 and validated on 5,815 admissions from 13 hospitals (2). The APACHE </w:t>
+        <w:t xml:space="preserve">Severity of illness scores estimate the probability of death under full treatment. The APACHE method was introduced in 1985 and validated on 5,815 admissions from 13 hospitals (14). The APACHE </w:t>
       </w:r>
       <w:proofErr w:type="spellStart"/>
       <w:r>
@@ -880,7 +766,7 @@
           <w:rFonts w:ascii="Times New Roman" w:eastAsia="Times New Roman" w:hAnsi="Times New Roman" w:cs="Times New Roman"/>
           <w:color w:val="000000"/>
         </w:rPr>
-        <w:t xml:space="preserve"> model was derived from 110,558 admissions to 104 units during 2002 and 2003 (1). Its covariates describe physiology, age, comorbidity and admission diagnosis (1). Comparable models including SAPS 3 and the Simplified Acute Physiology Score share this structure (10, 11). No covariate in any of them represents a decision to withhold resuscitation. An order not to resuscitate alters the probability of death without altering any variable the model observes.</w:t>
+        <w:t xml:space="preserve"> model was derived from 110,558 admissions to 104 units during 2002 and 2003 (15). Its covariates describe physiology, age, comorbidity and admission diagnosis (15). Comparable models including SAPS 3 and the Simplified Acute Physiology Score share this structure (16, 17). No covariate in any of them represents a decision to withhold resuscitation. An order not to resuscitate alters the probability of death without altering any variable the model observes.</w:t>
       </w:r>
     </w:p>
     <w:p>
@@ -899,7 +785,7 @@
           <w:rFonts w:ascii="Times New Roman" w:eastAsia="Times New Roman" w:hAnsi="Times New Roman" w:cs="Times New Roman"/>
           <w:color w:val="000000"/>
         </w:rPr>
-        <w:t>The performance of these models is known to be unstable. Discrimination and calibration deteriorate as practice changes, which is why successive versions have been required (6, 7). Performance also differs across ethnic groups within the same health system (9). Calibration is generally the first property to fail while discrimination is preserved (6).</w:t>
+        <w:t>The performance of these models is known to be unstable. Discrimination and calibration deteriorate as practice changes, which is why successive versions have been required (18, 19). Performance also differs across ethnic groups within the same health system (20). Calibration is generally the first property to fail while discrimination is preserved (18).</w:t>
       </w:r>
     </w:p>
     <w:p>
@@ -913,13 +799,20 @@
         <w:spacing w:after="120" w:line="276" w:lineRule="auto"/>
         <w:jc w:val="both"/>
       </w:pPr>
+      <w:r>
+        <w:rPr>
+          <w:rFonts w:ascii="Times New Roman" w:eastAsia="Times New Roman" w:hAnsi="Times New Roman" w:cs="Times New Roman"/>
+          <w:color w:val="000000"/>
+        </w:rPr>
+        <w:t xml:space="preserve">Standardized mortality ratios derived from these scores are the accepted currency of intensive care benchmarking (21). Units are compared and ranked on observed deaths divided by predicted deaths, and in some systems reimbursed on that basis (21). The ratio is assumed to isolate quality of care once case mix is accounted for (21). Several lines of evidence suggest the assumption is fragile. Glance and colleagues showed that the choice of scoring system determines which units are labeled outliers (21). Kramer and colleagues compared APACHE </w:t>
+      </w:r>
       <w:proofErr w:type="spellStart"/>
       <w:r>
         <w:rPr>
           <w:rFonts w:ascii="Times New Roman" w:eastAsia="Times New Roman" w:hAnsi="Times New Roman" w:cs="Times New Roman"/>
           <w:color w:val="000000"/>
         </w:rPr>
-        <w:t>Standardised</w:t>
+        <w:t>IVa</w:t>
       </w:r>
       <w:proofErr w:type="spellEnd"/>
       <w:r>
@@ -927,39 +820,7 @@
           <w:rFonts w:ascii="Times New Roman" w:eastAsia="Times New Roman" w:hAnsi="Times New Roman" w:cs="Times New Roman"/>
           <w:color w:val="000000"/>
         </w:rPr>
-        <w:t xml:space="preserve"> mortality ratios derived from these scores are the accepted currency of intensive care benchmarking (12). Units are compared and ranked on observed deaths divided by predicted deaths, and in some systems reimbursed on that basis (12). The ratio is assumed to isolate quality of care once case mix is accounted for (12). Several lines of evidence suggest the assumption is fragile. Glance and colleagues showed that the choice of scoring system determines which units are labelled outliers (12). Kramer and colleagues compared APACHE </w:t>
-      </w:r>
-      <w:proofErr w:type="spellStart"/>
-      <w:r>
-        <w:rPr>
-          <w:rFonts w:ascii="Times New Roman" w:eastAsia="Times New Roman" w:hAnsi="Times New Roman" w:cs="Times New Roman"/>
-          <w:color w:val="000000"/>
-        </w:rPr>
-        <w:t>IVa</w:t>
-      </w:r>
-      <w:proofErr w:type="spellEnd"/>
-      <w:r>
-        <w:rPr>
-          <w:rFonts w:ascii="Times New Roman" w:eastAsia="Times New Roman" w:hAnsi="Times New Roman" w:cs="Times New Roman"/>
-          <w:color w:val="000000"/>
-        </w:rPr>
-        <w:t xml:space="preserve"> against a National Quality Forum model across 89,353 admissions and found the two agreed on the direction and significance of the </w:t>
-      </w:r>
-      <w:proofErr w:type="spellStart"/>
-      <w:r>
-        <w:rPr>
-          <w:rFonts w:ascii="Times New Roman" w:eastAsia="Times New Roman" w:hAnsi="Times New Roman" w:cs="Times New Roman"/>
-          <w:color w:val="000000"/>
-        </w:rPr>
-        <w:t>standardised</w:t>
-      </w:r>
-      <w:proofErr w:type="spellEnd"/>
-      <w:r>
-        <w:rPr>
-          <w:rFonts w:ascii="Times New Roman" w:eastAsia="Times New Roman" w:hAnsi="Times New Roman" w:cs="Times New Roman"/>
-          <w:color w:val="000000"/>
-        </w:rPr>
-        <w:t xml:space="preserve"> mortality ratio in only 45 percent of units (13). Admission patterns alone alter </w:t>
+        <w:t xml:space="preserve"> against a National Quality Forum model across 89,353 admissions and found the two agreed on the direction and significance of the standardized mortality ratio in only 45 percent of units (22). Admission patterns alone alter </w:t>
       </w:r>
       <w:proofErr w:type="gramStart"/>
       <w:r>
@@ -975,7 +836,7 @@
           <w:rFonts w:ascii="Times New Roman" w:eastAsia="Times New Roman" w:hAnsi="Times New Roman" w:cs="Times New Roman"/>
           <w:color w:val="000000"/>
         </w:rPr>
-        <w:t xml:space="preserve"> performance measures (14). Risk adjusted mortality carries conceptual limits that constrain its use as a quality signal, since a statistically unexpected death is not the same as a preventable one (15). Model misspecification </w:t>
+        <w:t xml:space="preserve"> performance measures (23). Risk adjusted mortality carries conceptual limits that constrain its use as a quality signal, since a statistically unexpected death is not the same as a preventable one (24). Model misspecification </w:t>
       </w:r>
       <w:r>
         <w:rPr>
@@ -983,7 +844,7 @@
           <w:color w:val="000000"/>
         </w:rPr>
         <w:lastRenderedPageBreak/>
-        <w:t>introduces bias into the resulting quality measures (19), and alternative modelling strategies produce materially different unit level estimates (16, 17).</w:t>
+        <w:t>introduces bias into the resulting quality measures (25), and alternative modeling strategies produce materially different unit level estimates (26, 27).</w:t>
       </w:r>
     </w:p>
     <w:p>
@@ -1002,7 +863,7 @@
           <w:rFonts w:ascii="Times New Roman" w:eastAsia="Times New Roman" w:hAnsi="Times New Roman" w:cs="Times New Roman"/>
           <w:color w:val="000000"/>
         </w:rPr>
-        <w:t xml:space="preserve">Whether treatment limitation practice distorts these comparisons has not been tested. Hart and colleagues proposed that advance care planning norms contribute to variation in intensive care use and demonstrated the mechanism by simulation (35). Feng and Dubin identified variables associated with incorrect APACHE </w:t>
+        <w:t xml:space="preserve">Whether treatment limitation practice distorts these comparisons has not been tested. Hart and colleagues proposed that advance care planning norms contribute to variation in intensive care use and demonstrated the mechanism by simulation (28). Feng and Dubin identified variables associated with incorrect APACHE </w:t>
       </w:r>
       <w:proofErr w:type="spellStart"/>
       <w:r>
@@ -1018,23 +879,7 @@
           <w:rFonts w:ascii="Times New Roman" w:eastAsia="Times New Roman" w:hAnsi="Times New Roman" w:cs="Times New Roman"/>
           <w:color w:val="000000"/>
         </w:rPr>
-        <w:t xml:space="preserve"> predictions in a </w:t>
-      </w:r>
-      <w:proofErr w:type="spellStart"/>
-      <w:r>
-        <w:rPr>
-          <w:rFonts w:ascii="Times New Roman" w:eastAsia="Times New Roman" w:hAnsi="Times New Roman" w:cs="Times New Roman"/>
-          <w:color w:val="000000"/>
-        </w:rPr>
-        <w:t>multicentre</w:t>
-      </w:r>
-      <w:proofErr w:type="spellEnd"/>
-      <w:r>
-        <w:rPr>
-          <w:rFonts w:ascii="Times New Roman" w:eastAsia="Times New Roman" w:hAnsi="Times New Roman" w:cs="Times New Roman"/>
-          <w:color w:val="000000"/>
-        </w:rPr>
-        <w:t xml:space="preserve"> database and included the frequency of care limitation change among </w:t>
+        <w:t xml:space="preserve"> predictions in a multicenter database and included the frequency of care limitation change among </w:t>
       </w:r>
       <w:proofErr w:type="gramStart"/>
       <w:r>
@@ -1050,7 +895,7 @@
           <w:rFonts w:ascii="Times New Roman" w:eastAsia="Times New Roman" w:hAnsi="Times New Roman" w:cs="Times New Roman"/>
           <w:color w:val="000000"/>
         </w:rPr>
-        <w:t xml:space="preserve"> examined classification error rather than calibration (47). No study has measured the consequence for risk adjusted mortality benchmarking in observed data.</w:t>
+        <w:t xml:space="preserve"> examined classification error rather than calibration (29). No study has measured the consequence for risk adjusted mortality benchmarking in observed data.</w:t>
       </w:r>
     </w:p>
     <w:p>
@@ -1096,7 +941,7 @@
           <w:bottom w:val="none" w:sz="0" w:space="0" w:color="000000"/>
           <w:right w:val="none" w:sz="0" w:space="0" w:color="000000"/>
         </w:pBdr>
-        <w:spacing w:before="280" w:after="120" w:line="276" w:lineRule="auto"/>
+        <w:spacing w:before="280" w:after="120" w:line="360" w:lineRule="auto"/>
       </w:pPr>
       <w:r>
         <w:rPr>
@@ -1106,7 +951,7 @@
           <w:sz w:val="26"/>
           <w:szCs w:val="26"/>
         </w:rPr>
-        <w:t>Methods</w:t>
+        <w:t>2. Methods</w:t>
       </w:r>
     </w:p>
     <w:p>
@@ -1117,7 +962,7 @@
           <w:bottom w:val="none" w:sz="0" w:space="0" w:color="000000"/>
           <w:right w:val="none" w:sz="0" w:space="0" w:color="000000"/>
         </w:pBdr>
-        <w:spacing w:before="280" w:after="120" w:line="276" w:lineRule="auto"/>
+        <w:spacing w:before="280" w:after="120" w:line="360" w:lineRule="auto"/>
       </w:pPr>
       <w:r>
         <w:rPr>
@@ -1145,21 +990,7 @@
           <w:rFonts w:ascii="Times New Roman" w:eastAsia="Times New Roman" w:hAnsi="Times New Roman" w:cs="Times New Roman"/>
           <w:color w:val="000000"/>
         </w:rPr>
-        <w:t xml:space="preserve">We </w:t>
-      </w:r>
-      <w:r>
-        <w:rPr>
-          <w:rFonts w:ascii="Times New Roman" w:eastAsia="Times New Roman" w:hAnsi="Times New Roman" w:cs="Times New Roman"/>
-          <w:color w:val="000000"/>
-        </w:rPr>
-        <w:t>analyzed</w:t>
-      </w:r>
-      <w:r>
-        <w:rPr>
-          <w:rFonts w:ascii="Times New Roman" w:eastAsia="Times New Roman" w:hAnsi="Times New Roman" w:cs="Times New Roman"/>
-          <w:color w:val="000000"/>
-        </w:rPr>
-        <w:t xml:space="preserve"> the </w:t>
+        <w:t xml:space="preserve">We analyzed the </w:t>
       </w:r>
       <w:proofErr w:type="spellStart"/>
       <w:r>
@@ -1175,37 +1006,7 @@
           <w:rFonts w:ascii="Times New Roman" w:eastAsia="Times New Roman" w:hAnsi="Times New Roman" w:cs="Times New Roman"/>
           <w:color w:val="000000"/>
         </w:rPr>
-        <w:t xml:space="preserve"> Collaborative Research Database version 2.0, which contains 200,859 unit stays at 208 US hospitals participating in a tele critical care </w:t>
-      </w:r>
-      <w:proofErr w:type="spellStart"/>
-      <w:r>
-        <w:rPr>
-          <w:rFonts w:ascii="Times New Roman" w:eastAsia="Times New Roman" w:hAnsi="Times New Roman" w:cs="Times New Roman"/>
-          <w:color w:val="000000"/>
-        </w:rPr>
-        <w:t>programme</w:t>
-      </w:r>
-      <w:proofErr w:type="spellEnd"/>
-      <w:r>
-        <w:rPr>
-          <w:rFonts w:ascii="Times New Roman" w:eastAsia="Times New Roman" w:hAnsi="Times New Roman" w:cs="Times New Roman"/>
-          <w:color w:val="000000"/>
-        </w:rPr>
-        <w:t xml:space="preserve"> during 2014 and 2015 (46). The database carries vital signs, laboratory values, care plan documentation, severity scores and outcomes (46), and has been </w:t>
-      </w:r>
-      <w:r>
-        <w:rPr>
-          <w:rFonts w:ascii="Times New Roman" w:eastAsia="Times New Roman" w:hAnsi="Times New Roman" w:cs="Times New Roman"/>
-          <w:color w:val="000000"/>
-        </w:rPr>
-        <w:t>characterized</w:t>
-      </w:r>
-      <w:r>
-        <w:rPr>
-          <w:rFonts w:ascii="Times New Roman" w:eastAsia="Times New Roman" w:hAnsi="Times New Roman" w:cs="Times New Roman"/>
-          <w:color w:val="000000"/>
-        </w:rPr>
-        <w:t xml:space="preserve"> in detail elsewhere (49). It is </w:t>
+        <w:t xml:space="preserve"> Collaborative Research Database version 2.0, which contains 200,859 unit stays at 208 US hospitals participating in a tele critical care program during 2014 and 2015 (30). The database carries vital signs, laboratory values, care plan documentation, severity scores and outcomes (30), and has been characterized in detail elsewhere (31). It is deidentified and was accessed under a data use agreement following completion of human </w:t>
       </w:r>
       <w:proofErr w:type="gramStart"/>
       <w:r>
@@ -1213,7 +1014,7 @@
           <w:rFonts w:ascii="Times New Roman" w:eastAsia="Times New Roman" w:hAnsi="Times New Roman" w:cs="Times New Roman"/>
           <w:color w:val="000000"/>
         </w:rPr>
-        <w:t>deidentified</w:t>
+        <w:t>subjects</w:t>
       </w:r>
       <w:proofErr w:type="gramEnd"/>
       <w:r>
@@ -1221,23 +1022,7 @@
           <w:rFonts w:ascii="Times New Roman" w:eastAsia="Times New Roman" w:hAnsi="Times New Roman" w:cs="Times New Roman"/>
           <w:color w:val="000000"/>
         </w:rPr>
-        <w:t xml:space="preserve"> and was accessed under a data use agreement following completion of human </w:t>
-      </w:r>
-      <w:proofErr w:type="gramStart"/>
-      <w:r>
-        <w:rPr>
-          <w:rFonts w:ascii="Times New Roman" w:eastAsia="Times New Roman" w:hAnsi="Times New Roman" w:cs="Times New Roman"/>
-          <w:color w:val="000000"/>
-        </w:rPr>
-        <w:t>subjects</w:t>
-      </w:r>
-      <w:proofErr w:type="gramEnd"/>
-      <w:r>
-        <w:rPr>
-          <w:rFonts w:ascii="Times New Roman" w:eastAsia="Times New Roman" w:hAnsi="Times New Roman" w:cs="Times New Roman"/>
-          <w:color w:val="000000"/>
-        </w:rPr>
-        <w:t xml:space="preserve"> research training (46). Institutional review board approval was waived for analysis of this deidentified resource. Reporting follows the TRIPOD recommendations for studies evaluating prediction models (44, 45).</w:t>
+        <w:t xml:space="preserve"> research training (30). Institutional review board approval was waived for analysis of this deidentified resource. Reporting follows the TRIPOD recommendations for studies evaluating prediction models (32, 33).</w:t>
       </w:r>
     </w:p>
     <w:p>
@@ -1248,7 +1033,7 @@
           <w:bottom w:val="none" w:sz="0" w:space="0" w:color="000000"/>
           <w:right w:val="none" w:sz="0" w:space="0" w:color="000000"/>
         </w:pBdr>
-        <w:spacing w:before="280" w:after="120" w:line="276" w:lineRule="auto"/>
+        <w:spacing w:before="280" w:after="120" w:line="360" w:lineRule="auto"/>
       </w:pPr>
       <w:r>
         <w:rPr>
@@ -1292,7 +1077,7 @@
           <w:rFonts w:ascii="Times New Roman" w:eastAsia="Times New Roman" w:hAnsi="Times New Roman" w:cs="Times New Roman"/>
           <w:color w:val="000000"/>
         </w:rPr>
-        <w:t xml:space="preserve"> predicted hospital mortality linked to the APACHE predictor table, yielding 136,236 stays at 190 units. Unit level analyses were restricted to the 162 units contributing 100 or more stays, comprising 135,325 admissions. Figure 1 shows the derivation.</w:t>
+        <w:t xml:space="preserve"> predicted hospital mortality linked to the APACHE predictor table, yielding 136,236 stays at 190 units. Unit level analyses were restricted to the 162 units contributing 100 or more stays, comprising 135,325 admissions. Figure S1 shows the derivation.</w:t>
       </w:r>
     </w:p>
     <w:p>
@@ -1303,7 +1088,7 @@
           <w:bottom w:val="none" w:sz="0" w:space="0" w:color="000000"/>
           <w:right w:val="none" w:sz="0" w:space="0" w:color="000000"/>
         </w:pBdr>
-        <w:spacing w:before="280" w:after="120" w:line="276" w:lineRule="auto"/>
+        <w:spacing w:before="280" w:after="120" w:line="360" w:lineRule="auto"/>
       </w:pPr>
       <w:r>
         <w:rPr>
@@ -1367,7 +1152,7 @@
           <w:rFonts w:ascii="Times New Roman" w:eastAsia="Times New Roman" w:hAnsi="Times New Roman" w:cs="Times New Roman"/>
           <w:color w:val="000000"/>
         </w:rPr>
-        <w:t xml:space="preserve"> window follows prior work distinguishing early from late limitation orders (25) and limits the degree to which the exposure reflects deterioration occurring later in the stay.</w:t>
+        <w:t xml:space="preserve"> window follows prior work distinguishing early from late limitation orders (10) and limits the degree to which the exposure reflects deterioration occurring later in the stay.</w:t>
       </w:r>
     </w:p>
     <w:p>
@@ -1378,7 +1163,7 @@
           <w:bottom w:val="none" w:sz="0" w:space="0" w:color="000000"/>
           <w:right w:val="none" w:sz="0" w:space="0" w:color="000000"/>
         </w:pBdr>
-        <w:spacing w:before="280" w:after="120" w:line="276" w:lineRule="auto"/>
+        <w:spacing w:before="280" w:after="120" w:line="360" w:lineRule="auto"/>
       </w:pPr>
       <w:r>
         <w:rPr>
@@ -1449,7 +1234,7 @@
           <w:bottom w:val="none" w:sz="0" w:space="0" w:color="000000"/>
           <w:right w:val="none" w:sz="0" w:space="0" w:color="000000"/>
         </w:pBdr>
-        <w:spacing w:before="280" w:after="120" w:line="276" w:lineRule="auto"/>
+        <w:spacing w:before="280" w:after="120" w:line="360" w:lineRule="auto"/>
       </w:pPr>
       <w:r>
         <w:rPr>
@@ -1477,39 +1262,7 @@
           <w:rFonts w:ascii="Times New Roman" w:eastAsia="Times New Roman" w:hAnsi="Times New Roman" w:cs="Times New Roman"/>
           <w:color w:val="000000"/>
         </w:rPr>
-        <w:t xml:space="preserve">Calibration was assessed by logistic recalibration, regressing observed mortality on the logit of predicted mortality. A slope of 1 and an intercept of 0 indicate perfect calibration. Within strata we report the </w:t>
-      </w:r>
-      <w:proofErr w:type="spellStart"/>
-      <w:r>
-        <w:rPr>
-          <w:rFonts w:ascii="Times New Roman" w:eastAsia="Times New Roman" w:hAnsi="Times New Roman" w:cs="Times New Roman"/>
-          <w:color w:val="000000"/>
-        </w:rPr>
-        <w:t>standardised</w:t>
-      </w:r>
-      <w:proofErr w:type="spellEnd"/>
-      <w:r>
-        <w:rPr>
-          <w:rFonts w:ascii="Times New Roman" w:eastAsia="Times New Roman" w:hAnsi="Times New Roman" w:cs="Times New Roman"/>
-          <w:color w:val="000000"/>
-        </w:rPr>
-        <w:t xml:space="preserve"> mortality ratio and the integrated calibration index, the mean absolute difference between a </w:t>
-      </w:r>
-      <w:proofErr w:type="gramStart"/>
-      <w:r>
-        <w:rPr>
-          <w:rFonts w:ascii="Times New Roman" w:eastAsia="Times New Roman" w:hAnsi="Times New Roman" w:cs="Times New Roman"/>
-          <w:color w:val="000000"/>
-        </w:rPr>
-        <w:t>smoothed</w:t>
-      </w:r>
-      <w:proofErr w:type="gramEnd"/>
-      <w:r>
-        <w:rPr>
-          <w:rFonts w:ascii="Times New Roman" w:eastAsia="Times New Roman" w:hAnsi="Times New Roman" w:cs="Times New Roman"/>
-          <w:color w:val="000000"/>
-        </w:rPr>
-        <w:t xml:space="preserve"> observed risk and the predicted risk (39, 40). Standard errors were clustered on unit throughout.</w:t>
+        <w:t>Calibration was assessed by logistic recalibration, regressing observed mortality on the logit of predicted mortality. A slope of 1 and an intercept of 0 indicate perfect calibration. Within strata we report the standardized mortality ratio and the integrated calibration index, the mean absolute difference between a smoothed observed risk and the predicted risk (34, 35). Standard errors were clustered on unit throughout.</w:t>
       </w:r>
     </w:p>
     <w:p>
@@ -1528,7 +1281,7 @@
           <w:rFonts w:ascii="Times New Roman" w:eastAsia="Times New Roman" w:hAnsi="Times New Roman" w:cs="Times New Roman"/>
           <w:color w:val="000000"/>
         </w:rPr>
-        <w:t>The independent contribution of limitation status was estimated by adding it to a recalibration model containing the APACHE linear predictor. Malignancy was included to test whether an established source of miscalibration behaves similarly (48). Discrimination was assessed on a random 30 percent holdout of 40,871 admissions by area under the receiver operating characteristic curve with DeLong's test and by Brier score.</w:t>
+        <w:t>The independent contribution of limitation status was estimated by adding it to a recalibration model containing the APACHE linear predictor. Malignancy was included to test whether an established source of miscalibration behaves similarly (36). Discrimination was assessed on a random 30 percent holdout of 40,871 admissions by area under the receiver operating characteristic curve with DeLong's test and by Brier score.</w:t>
       </w:r>
     </w:p>
     <w:p>
@@ -1547,23 +1300,7 @@
           <w:rFonts w:ascii="Times New Roman" w:eastAsia="Times New Roman" w:hAnsi="Times New Roman" w:cs="Times New Roman"/>
           <w:color w:val="000000"/>
         </w:rPr>
-        <w:t xml:space="preserve">To distinguish practice from case mix we compared units in the highest and lowest quintile of limitation rate. Patient characteristics were balanced by inverse probability of treatment weighting estimated by logistic regression, following recommended practice (56). Balance was assessed by </w:t>
-      </w:r>
-      <w:proofErr w:type="spellStart"/>
-      <w:r>
-        <w:rPr>
-          <w:rFonts w:ascii="Times New Roman" w:eastAsia="Times New Roman" w:hAnsi="Times New Roman" w:cs="Times New Roman"/>
-          <w:color w:val="000000"/>
-        </w:rPr>
-        <w:t>standardised</w:t>
-      </w:r>
-      <w:proofErr w:type="spellEnd"/>
-      <w:r>
-        <w:rPr>
-          <w:rFonts w:ascii="Times New Roman" w:eastAsia="Times New Roman" w:hAnsi="Times New Roman" w:cs="Times New Roman"/>
-          <w:color w:val="000000"/>
-        </w:rPr>
-        <w:t xml:space="preserve"> mean differences against a threshold of 0.1 (56). We then compared limitation rates between quintiles before and after </w:t>
+        <w:t xml:space="preserve">To distinguish practice from case mix we compared units in the highest and lowest quintile of limitation rate. Patient characteristics were balanced by inverse probability of treatment weighting estimated by logistic regression, following recommended practice (37). Balance was assessed by standardized mean differences against a threshold of 0.1 (37). We then compared limitation rates between quintiles before and after </w:t>
       </w:r>
       <w:proofErr w:type="gramStart"/>
       <w:r>
@@ -1579,23 +1316,7 @@
           <w:rFonts w:ascii="Times New Roman" w:eastAsia="Times New Roman" w:hAnsi="Times New Roman" w:cs="Times New Roman"/>
           <w:color w:val="000000"/>
         </w:rPr>
-        <w:t xml:space="preserve">. If case mix accounted for the difference, balancing case mix should remove it. Between unit variation was additionally </w:t>
-      </w:r>
-      <w:proofErr w:type="spellStart"/>
-      <w:r>
-        <w:rPr>
-          <w:rFonts w:ascii="Times New Roman" w:eastAsia="Times New Roman" w:hAnsi="Times New Roman" w:cs="Times New Roman"/>
-          <w:color w:val="000000"/>
-        </w:rPr>
-        <w:t>summarised</w:t>
-      </w:r>
-      <w:proofErr w:type="spellEnd"/>
-      <w:r>
-        <w:rPr>
-          <w:rFonts w:ascii="Times New Roman" w:eastAsia="Times New Roman" w:hAnsi="Times New Roman" w:cs="Times New Roman"/>
-          <w:color w:val="000000"/>
-        </w:rPr>
-        <w:t xml:space="preserve"> by the intraclass correlation coefficient and the median odds ratio from mixed effects models with a unit random intercept (42, 43).</w:t>
+        <w:t>. If case mix accounted for the difference, balancing case mix should remove it. Between unit variation was additionally summarized by the intraclass correlation coefficient and the median odds ratio from mixed effects models with a unit random intercept (38, 39).</w:t>
       </w:r>
     </w:p>
     <w:p>
@@ -1646,23 +1367,7 @@
           <w:rFonts w:ascii="Times New Roman" w:eastAsia="Times New Roman" w:hAnsi="Times New Roman" w:cs="Times New Roman"/>
           <w:color w:val="000000"/>
         </w:rPr>
-        <w:t xml:space="preserve"> model representing current practice. The second added limitation status. Units were ranked by </w:t>
-      </w:r>
-      <w:proofErr w:type="spellStart"/>
-      <w:r>
-        <w:rPr>
-          <w:rFonts w:ascii="Times New Roman" w:eastAsia="Times New Roman" w:hAnsi="Times New Roman" w:cs="Times New Roman"/>
-          <w:color w:val="000000"/>
-        </w:rPr>
-        <w:t>standardised</w:t>
-      </w:r>
-      <w:proofErr w:type="spellEnd"/>
-      <w:r>
-        <w:rPr>
-          <w:rFonts w:ascii="Times New Roman" w:eastAsia="Times New Roman" w:hAnsi="Times New Roman" w:cs="Times New Roman"/>
-          <w:color w:val="000000"/>
-        </w:rPr>
-        <w:t xml:space="preserve"> mortality ratio under each and compared on rank shift, quartile change and outlier status using exact Poisson 95 percent limits following Spiegelhalter (41). We additionally evaluated two simpler strategies, excluding admissions under comfort measures orders and excluding all admissions with any limitation.</w:t>
+        <w:t xml:space="preserve"> model representing current practice. The second added limitation status. Units were ranked by standardized mortality ratio under each and compared on rank shift, quartile change and outlier status using exact Poisson 95 percent limits following Spiegelhalter (40). We additionally evaluated two simpler strategies, excluding admissions under comfort measures orders and excluding all admissions with any limitation.</w:t>
       </w:r>
     </w:p>
     <w:p>
@@ -1692,7 +1397,7 @@
           <w:bottom w:val="none" w:sz="0" w:space="0" w:color="000000"/>
           <w:right w:val="none" w:sz="0" w:space="0" w:color="000000"/>
         </w:pBdr>
-        <w:spacing w:before="280" w:after="120" w:line="276" w:lineRule="auto"/>
+        <w:spacing w:before="280" w:after="120" w:line="360" w:lineRule="auto"/>
       </w:pPr>
       <w:r>
         <w:rPr>
@@ -1702,7 +1407,7 @@
           <w:sz w:val="26"/>
           <w:szCs w:val="26"/>
         </w:rPr>
-        <w:t>Results</w:t>
+        <w:t>3. Results</w:t>
       </w:r>
     </w:p>
     <w:p>
@@ -1713,7 +1418,7 @@
           <w:bottom w:val="none" w:sz="0" w:space="0" w:color="000000"/>
           <w:right w:val="none" w:sz="0" w:space="0" w:color="000000"/>
         </w:pBdr>
-        <w:spacing w:before="280" w:after="120" w:line="276" w:lineRule="auto"/>
+        <w:spacing w:before="280" w:after="120" w:line="360" w:lineRule="auto"/>
       </w:pPr>
       <w:r>
         <w:rPr>
@@ -1741,7 +1446,23 @@
           <w:rFonts w:ascii="Times New Roman" w:eastAsia="Times New Roman" w:hAnsi="Times New Roman" w:cs="Times New Roman"/>
           <w:color w:val="000000"/>
         </w:rPr>
-        <w:t xml:space="preserve">Among 136,236 admissions, mean APACHE </w:t>
+        <w:t>Among 136,236 admissions</w:t>
+      </w:r>
+      <w:proofErr w:type="gramStart"/>
+      <w:r>
+        <w:rPr>
+          <w:rFonts w:ascii="Times New Roman" w:eastAsia="Times New Roman" w:hAnsi="Times New Roman" w:cs="Times New Roman"/>
+          <w:color w:val="000000"/>
+        </w:rPr>
+        <w:t>, mean</w:t>
+      </w:r>
+      <w:proofErr w:type="gramEnd"/>
+      <w:r>
+        <w:rPr>
+          <w:rFonts w:ascii="Times New Roman" w:eastAsia="Times New Roman" w:hAnsi="Times New Roman" w:cs="Times New Roman"/>
+          <w:color w:val="000000"/>
+        </w:rPr>
+        <w:t xml:space="preserve"> APACHE </w:t>
       </w:r>
       <w:proofErr w:type="spellStart"/>
       <w:r>
@@ -1757,23 +1478,7 @@
           <w:rFonts w:ascii="Times New Roman" w:eastAsia="Times New Roman" w:hAnsi="Times New Roman" w:cs="Times New Roman"/>
           <w:color w:val="000000"/>
         </w:rPr>
-        <w:t xml:space="preserve"> predicted mortality was 11.8 percent against observed mortality of 8.85 percent, giving an overall </w:t>
-      </w:r>
-      <w:proofErr w:type="spellStart"/>
-      <w:r>
-        <w:rPr>
-          <w:rFonts w:ascii="Times New Roman" w:eastAsia="Times New Roman" w:hAnsi="Times New Roman" w:cs="Times New Roman"/>
-          <w:color w:val="000000"/>
-        </w:rPr>
-        <w:t>standardised</w:t>
-      </w:r>
-      <w:proofErr w:type="spellEnd"/>
-      <w:r>
-        <w:rPr>
-          <w:rFonts w:ascii="Times New Roman" w:eastAsia="Times New Roman" w:hAnsi="Times New Roman" w:cs="Times New Roman"/>
-          <w:color w:val="000000"/>
-        </w:rPr>
-        <w:t xml:space="preserve"> mortality ratio of 0.75. Code status was documented within 24 hours in 96.1 percent of admissions. A limitation beyond full therapy was present in 13,496 admissions, or 9.9 percent.</w:t>
+        <w:t xml:space="preserve"> predicted mortality was 11.8 percent against observed mortality of 8.85 percent, giving an overall standardized mortality ratio of 0.75. Code status was documented within 24 hours in 96.1 percent of admissions. A limitation beyond full therapy was present in 13,496 admissions, or 9.9 percent.</w:t>
       </w:r>
     </w:p>
     <w:p>
@@ -1836,7 +1541,7 @@
           <w:bottom w:val="none" w:sz="0" w:space="0" w:color="000000"/>
           <w:right w:val="none" w:sz="0" w:space="0" w:color="000000"/>
         </w:pBdr>
-        <w:spacing w:before="280" w:after="120" w:line="276" w:lineRule="auto"/>
+        <w:spacing w:before="280" w:after="120" w:line="360" w:lineRule="auto"/>
       </w:pPr>
       <w:r>
         <w:rPr>
@@ -1884,7 +1589,7 @@
           <w:rFonts w:ascii="Times New Roman" w:eastAsia="Times New Roman" w:hAnsi="Times New Roman" w:cs="Times New Roman"/>
           <w:color w:val="000000"/>
         </w:rPr>
-        <w:t>The overall calibration slope was 1.005 with an intercept of negative 0.425. The model ranks patients almost perfectly and is uniformly displaced, over predicting death across the entire risk range. This pattern of preserved discrimination with failed calibration matches that described for severity scores in contemporary cohorts (6).</w:t>
+        <w:t>The overall calibration slope was 1.005 with an intercept of negative 0.425. The model ranks patients almost perfectly and is uniformly displaced, over predicting death across the entire risk range. This pattern of preserved discrimination with failed calibration matches that described for severity scores in contemporary cohorts (18).</w:t>
       </w:r>
     </w:p>
     <w:p>
@@ -1903,23 +1608,7 @@
           <w:rFonts w:ascii="Times New Roman" w:eastAsia="Times New Roman" w:hAnsi="Times New Roman" w:cs="Times New Roman"/>
           <w:color w:val="000000"/>
         </w:rPr>
-        <w:t xml:space="preserve">Calibration differed sharply by limitation status (Figure 2A). The </w:t>
-      </w:r>
-      <w:proofErr w:type="spellStart"/>
-      <w:r>
-        <w:rPr>
-          <w:rFonts w:ascii="Times New Roman" w:eastAsia="Times New Roman" w:hAnsi="Times New Roman" w:cs="Times New Roman"/>
-          <w:color w:val="000000"/>
-        </w:rPr>
-        <w:t>standardised</w:t>
-      </w:r>
-      <w:proofErr w:type="spellEnd"/>
-      <w:r>
-        <w:rPr>
-          <w:rFonts w:ascii="Times New Roman" w:eastAsia="Times New Roman" w:hAnsi="Times New Roman" w:cs="Times New Roman"/>
-          <w:color w:val="000000"/>
-        </w:rPr>
-        <w:t xml:space="preserve"> mortality ratio was 0.62 under full therapy, 1.17 with resuscitation limitation, 1.22 with partial withdrawal and 1.87 under comfort measures only. The integrated calibration index was 0.039, 0.037 and 0.054 in the first three strata and 0.34 under comfort measures. In that stratum the model is not </w:t>
+        <w:t xml:space="preserve">Calibration differed sharply by limitation status (Table 2, Figure 1A). The standardized mortality ratio was 0.62 under full therapy, 1.17 with resuscitation limitation, 1.22 with partial withdrawal and 1.87 under comfort measures only. The integrated calibration index was 0.039, 0.037 and 0.054 in the first three strata and 0.34 under comfort measures. In that stratum the model is not </w:t>
       </w:r>
       <w:proofErr w:type="spellStart"/>
       <w:r>
@@ -1954,23 +1643,7 @@
           <w:rFonts w:ascii="Times New Roman" w:eastAsia="Times New Roman" w:hAnsi="Times New Roman" w:cs="Times New Roman"/>
           <w:color w:val="000000"/>
         </w:rPr>
-        <w:t xml:space="preserve">In a recalibration model with full therapy as reference, the adjusted odds of death were 2.63 with resuscitation limitation, 2.97 with partial withdrawal and 15.30 under comfort measures only (Figure 2B). Metastatic or </w:t>
-      </w:r>
-      <w:proofErr w:type="spellStart"/>
-      <w:r>
-        <w:rPr>
-          <w:rFonts w:ascii="Times New Roman" w:eastAsia="Times New Roman" w:hAnsi="Times New Roman" w:cs="Times New Roman"/>
-          <w:color w:val="000000"/>
-        </w:rPr>
-        <w:t>haematologic</w:t>
-      </w:r>
-      <w:proofErr w:type="spellEnd"/>
-      <w:r>
-        <w:rPr>
-          <w:rFonts w:ascii="Times New Roman" w:eastAsia="Times New Roman" w:hAnsi="Times New Roman" w:cs="Times New Roman"/>
-          <w:color w:val="000000"/>
-        </w:rPr>
-        <w:t xml:space="preserve"> malignancy carried an adjusted odds ratio of 1.15. Adding limitation status reduced model deviance by 3.6 percent against 0.0 percent for malignancy, and the likelihood ratio statistic was 2,136 against 17.</w:t>
+        <w:t>In a recalibration model with full therapy as reference, the adjusted odds of death were 2.63 with resuscitation limitation, 2.97 with partial withdrawal and 15.30 under comfort measures only (Figure 1B). Metastatic or hematologic malignancy carried an adjusted odds ratio of 1.15. Adding limitation status reduced model deviance by 3.6 percent against 0.0 percent for malignancy, and the likelihood ratio statistic was 2,136 against 17.</w:t>
       </w:r>
     </w:p>
     <w:p>
@@ -1989,7 +1662,7 @@
           <w:rFonts w:ascii="Times New Roman" w:eastAsia="Times New Roman" w:hAnsi="Times New Roman" w:cs="Times New Roman"/>
           <w:color w:val="000000"/>
         </w:rPr>
-        <w:t>On held out data, adding limitation status improved the area under the curve from 0.8657 to 0.8760, significant by DeLong's test at p less than 0.001, and reduced the Brier score from 0.0621 to 0.0579. Adding malignancy changed the area under the curve by 0.0001, which was not significant.</w:t>
+        <w:t>On held out data, adding limitation status improved the area under the curve from 0.8657 to 0.8760, significant by DeLong's test at p less than 0.001, and reduced the Brier score from 0.0621 to 0.0579. Adding malignancy changed the area under the curve by 0.0001, which was not significant (Table S1).</w:t>
       </w:r>
     </w:p>
     <w:p>
@@ -2000,7 +1673,7 @@
           <w:bottom w:val="none" w:sz="0" w:space="0" w:color="000000"/>
           <w:right w:val="none" w:sz="0" w:space="0" w:color="000000"/>
         </w:pBdr>
-        <w:spacing w:before="280" w:after="120" w:line="276" w:lineRule="auto"/>
+        <w:spacing w:before="280" w:after="120" w:line="360" w:lineRule="auto"/>
       </w:pPr>
       <w:r>
         <w:rPr>
@@ -2028,7 +1701,7 @@
           <w:rFonts w:ascii="Times New Roman" w:eastAsia="Times New Roman" w:hAnsi="Times New Roman" w:cs="Times New Roman"/>
           <w:color w:val="000000"/>
         </w:rPr>
-        <w:t>Across 162 units, limitation rates ranged from 0 to 27.5 percent with a median of 10.5 percent (Figure 3A). One unit documented no limitation across more than 100 admissions.</w:t>
+        <w:t>Across 162 units, limitation rates ranged from 0 to 27.5 percent with a median of 10.5 percent (Figure 2A). One unit documented no limitation across more than 100 admissions.</w:t>
       </w:r>
     </w:p>
     <w:p>
@@ -2063,23 +1736,7 @@
           <w:rFonts w:ascii="Times New Roman" w:eastAsia="Times New Roman" w:hAnsi="Times New Roman" w:cs="Times New Roman"/>
           <w:color w:val="000000"/>
         </w:rPr>
-        <w:t xml:space="preserve">. Patients were older, with a </w:t>
-      </w:r>
-      <w:proofErr w:type="spellStart"/>
-      <w:r>
-        <w:rPr>
-          <w:rFonts w:ascii="Times New Roman" w:eastAsia="Times New Roman" w:hAnsi="Times New Roman" w:cs="Times New Roman"/>
-          <w:color w:val="000000"/>
-        </w:rPr>
-        <w:t>standardised</w:t>
-      </w:r>
-      <w:proofErr w:type="spellEnd"/>
-      <w:r>
-        <w:rPr>
-          <w:rFonts w:ascii="Times New Roman" w:eastAsia="Times New Roman" w:hAnsi="Times New Roman" w:cs="Times New Roman"/>
-          <w:color w:val="000000"/>
-        </w:rPr>
-        <w:t xml:space="preserve"> mean difference of 0.197, and more often admitted from the emergency department, at 0.149. Severity was </w:t>
+        <w:t xml:space="preserve">. Patients were older, with a standardized mean difference of 0.197, and more often admitted from the emergency department, at 0.149. Severity was </w:t>
       </w:r>
       <w:proofErr w:type="gramStart"/>
       <w:r>
@@ -2130,7 +1787,7 @@
           <w:rFonts w:ascii="Times New Roman" w:eastAsia="Times New Roman" w:hAnsi="Times New Roman" w:cs="Times New Roman"/>
           <w:color w:val="000000"/>
         </w:rPr>
-        <w:t xml:space="preserve">After inverse probability weighting all 13 covariates balanced within the 0.1 threshold (Figure 3B). Age fell to negative 0.004 and admission from the emergency department to 0.004. Despite complete balance on measured characteristics, units in the highest quintile documented limitation in 16.5 percent of admissions against 5.7 percent in the lowest, a ratio of 2.89. The </w:t>
+        <w:t xml:space="preserve">After inverse probability weighting all 13 covariates balanced within the 0.1 threshold (Figure 2B). Age fell to negative 0.004 and admission from the emergency department to 0.004. Despite complete balance on measured characteristics, units in the highest quintile documented limitation in 16.5 percent of admissions against 5.7 percent in the lowest, a ratio of 2.89. The </w:t>
       </w:r>
       <w:proofErr w:type="gramStart"/>
       <w:r>
@@ -2165,15 +1822,8 @@
           <w:rFonts w:ascii="Times New Roman" w:eastAsia="Times New Roman" w:hAnsi="Times New Roman" w:cs="Times New Roman"/>
           <w:color w:val="000000"/>
         </w:rPr>
-        <w:t xml:space="preserve">Mixed effects models gave the same answer. The intraclass correlation was 0.084 before adjustment and 0.104 after adjustment for case mix. The median odds ratio rose from 1.69 to </w:t>
-      </w:r>
-      <w:r>
-        <w:rPr>
-          <w:rFonts w:ascii="Times New Roman" w:eastAsia="Times New Roman" w:hAnsi="Times New Roman" w:cs="Times New Roman"/>
-          <w:color w:val="000000"/>
-        </w:rPr>
         <w:lastRenderedPageBreak/>
-        <w:t>1.80, indicating that moving a patient between randomly chosen units changes the odds of documented limitation by close to twofold (43).</w:t>
+        <w:t>Mixed effects models gave the same answer. The intraclass correlation was 0.084 before adjustment and 0.104 after adjustment for case mix. The median odds ratio rose from 1.69 to 1.80, indicating that moving a patient between randomly chosen units changes the odds of documented limitation by close to twofold (39).</w:t>
       </w:r>
     </w:p>
     <w:p>
@@ -2184,7 +1834,7 @@
           <w:bottom w:val="none" w:sz="0" w:space="0" w:color="000000"/>
           <w:right w:val="none" w:sz="0" w:space="0" w:color="000000"/>
         </w:pBdr>
-        <w:spacing w:before="280" w:after="120" w:line="276" w:lineRule="auto"/>
+        <w:spacing w:before="280" w:after="120" w:line="360" w:lineRule="auto"/>
       </w:pPr>
       <w:r>
         <w:rPr>
@@ -2212,7 +1862,7 @@
           <w:rFonts w:ascii="Times New Roman" w:eastAsia="Times New Roman" w:hAnsi="Times New Roman" w:cs="Times New Roman"/>
           <w:color w:val="000000"/>
         </w:rPr>
-        <w:t xml:space="preserve">Adding limitation status to the risk model preserved the overall ordering of units, with a Spearman correlation of 0.949, while moving individual units substantially. The median absolute rank shift was 7.5 positions of 162. </w:t>
+        <w:t xml:space="preserve">Adding limitation status to the risk model preserved the overall ordering of units, with a Spearman correlation of 0.949, while moving individual units substantially (Table S2). The median absolute rank shift was 7.5 positions of 162. </w:t>
       </w:r>
       <w:proofErr w:type="gramStart"/>
       <w:r>
@@ -2256,7 +1906,7 @@
           <w:rFonts w:ascii="Times New Roman" w:eastAsia="Times New Roman" w:hAnsi="Times New Roman" w:cs="Times New Roman"/>
           <w:color w:val="000000"/>
         </w:rPr>
-        <w:t xml:space="preserve"> units, or 23.5 percent, changed quartile. Thirteen units, or 8.0 percent, changed outlier classification against exact Poisson limits (41). Four units previously flagged as high mortality became unremarkable and three previously unremarkable units became outliers (Figure 4B).</w:t>
+        <w:t xml:space="preserve"> units, or 23.5 percent, changed quartile. Thirteen units, or 8.0 percent, changed outlier classification against exact Poisson limits (40). Four units previously flagged as high mortality became unremarkable and three previously unremarkable units became outliers (Figure 3B).</w:t>
       </w:r>
     </w:p>
     <w:p>
@@ -2275,23 +1925,7 @@
           <w:rFonts w:ascii="Times New Roman" w:eastAsia="Times New Roman" w:hAnsi="Times New Roman" w:cs="Times New Roman"/>
           <w:color w:val="000000"/>
         </w:rPr>
-        <w:t xml:space="preserve">Movement was systematic. The signed rank shift correlated with a unit's limitation rate at a Spearman coefficient of negative 0.689 (Figure 4A). Units in the lowest limitation quintile moved from a </w:t>
-      </w:r>
-      <w:proofErr w:type="spellStart"/>
-      <w:r>
-        <w:rPr>
-          <w:rFonts w:ascii="Times New Roman" w:eastAsia="Times New Roman" w:hAnsi="Times New Roman" w:cs="Times New Roman"/>
-          <w:color w:val="000000"/>
-        </w:rPr>
-        <w:t>standardised</w:t>
-      </w:r>
-      <w:proofErr w:type="spellEnd"/>
-      <w:r>
-        <w:rPr>
-          <w:rFonts w:ascii="Times New Roman" w:eastAsia="Times New Roman" w:hAnsi="Times New Roman" w:cs="Times New Roman"/>
-          <w:color w:val="000000"/>
-        </w:rPr>
-        <w:t xml:space="preserve"> mortality ratio of 0.984 to 1.027. Units in the highest </w:t>
+        <w:t xml:space="preserve">Movement was systematic. The signed rank shift correlated with a unit's limitation rate at a Spearman coefficient of negative 0.689 (Figure 3A). Units in the lowest limitation quintile moved from a standardized mortality ratio of 0.984 to 1.027. Units in the highest </w:t>
       </w:r>
       <w:proofErr w:type="gramStart"/>
       <w:r>
@@ -2334,7 +1968,7 @@
           <w:bottom w:val="none" w:sz="0" w:space="0" w:color="000000"/>
           <w:right w:val="none" w:sz="0" w:space="0" w:color="000000"/>
         </w:pBdr>
-        <w:spacing w:before="280" w:after="120" w:line="276" w:lineRule="auto"/>
+        <w:spacing w:before="280" w:after="120" w:line="360" w:lineRule="auto"/>
       </w:pPr>
       <w:r>
         <w:rPr>
@@ -2362,7 +1996,7 @@
           <w:rFonts w:ascii="Times New Roman" w:eastAsia="Times New Roman" w:hAnsi="Times New Roman" w:cs="Times New Roman"/>
           <w:color w:val="000000"/>
         </w:rPr>
-        <w:t>Excluding the 878 admissions under comfort measures orders, 0.6 percent of the cohort, reclassified 18 units across quartiles, or 11.1 percent. Full adjustment for the ordered limitation scale reclassified 38 units, or 23.5 percent. Excluding all 13,496 admissions with any limitation reclassified 46 units, or 28.4 percent. Excluding the smallest group recovered roughly half the effect of full adjustment.</w:t>
+        <w:t>Excluding the 878 admissions under comfort measures orders, 0.6 percent of the cohort, reclassified 18 units across quartiles, or 11.1 percent (Table 3). Full adjustment for the ordered limitation scale reclassified 38 units, or 23.5 percent. Excluding all 13,496 admissions with any limitation reclassified 46 units, or 28.4 percent. Excluding the smallest group recovered roughly half the effect of full adjustment.</w:t>
       </w:r>
     </w:p>
     <w:p>
@@ -2373,7 +2007,7 @@
           <w:bottom w:val="none" w:sz="0" w:space="0" w:color="000000"/>
           <w:right w:val="none" w:sz="0" w:space="0" w:color="000000"/>
         </w:pBdr>
-        <w:spacing w:before="280" w:after="120" w:line="276" w:lineRule="auto"/>
+        <w:spacing w:before="280" w:after="120" w:line="360" w:lineRule="auto"/>
       </w:pPr>
       <w:r>
         <w:rPr>
@@ -2383,7 +2017,7 @@
           <w:sz w:val="26"/>
           <w:szCs w:val="26"/>
         </w:rPr>
-        <w:t>Discussion</w:t>
+        <w:t>4. Discussion</w:t>
       </w:r>
     </w:p>
     <w:p>
@@ -2418,23 +2052,7 @@
           <w:rFonts w:ascii="Times New Roman" w:eastAsia="Times New Roman" w:hAnsi="Times New Roman" w:cs="Times New Roman"/>
           <w:color w:val="000000"/>
         </w:rPr>
-        <w:t xml:space="preserve"> calibration depends on a decision the model does not observe. The </w:t>
-      </w:r>
-      <w:proofErr w:type="spellStart"/>
-      <w:r>
-        <w:rPr>
-          <w:rFonts w:ascii="Times New Roman" w:eastAsia="Times New Roman" w:hAnsi="Times New Roman" w:cs="Times New Roman"/>
-          <w:color w:val="000000"/>
-        </w:rPr>
-        <w:t>standardised</w:t>
-      </w:r>
-      <w:proofErr w:type="spellEnd"/>
-      <w:r>
-        <w:rPr>
-          <w:rFonts w:ascii="Times New Roman" w:eastAsia="Times New Roman" w:hAnsi="Times New Roman" w:cs="Times New Roman"/>
-          <w:color w:val="000000"/>
-        </w:rPr>
-        <w:t xml:space="preserve"> mortality ratio was 0.62 among patients receiving full therapy and 1.87 among patients under comfort measures. The integrated calibration index in that stratum was nine times larger than elsewhere (39). The model is not merely displaced in these patients. It is uninformative.</w:t>
+        <w:t xml:space="preserve"> calibration depends on a decision the model does not observe. The standardized mortality ratio was 0.62 among patients receiving full therapy and 1.87 among patients under comfort measures. The integrated calibration index in that stratum was nine times larger than elsewhere (34). The model is not merely displaced in these patients. It is uninformative.</w:t>
       </w:r>
     </w:p>
     <w:p>
@@ -2469,39 +2087,15 @@
           <w:rFonts w:ascii="Times New Roman" w:eastAsia="Times New Roman" w:hAnsi="Times New Roman" w:cs="Times New Roman"/>
           <w:color w:val="000000"/>
         </w:rPr>
-        <w:t xml:space="preserve"> Hart and colleagues, who reported comparable variation after regression adjustment in a different database a decade earlier (30). Our design </w:t>
-      </w:r>
-      <w:proofErr w:type="spellStart"/>
-      <w:r>
-        <w:rPr>
-          <w:rFonts w:ascii="Times New Roman" w:eastAsia="Times New Roman" w:hAnsi="Times New Roman" w:cs="Times New Roman"/>
-          <w:color w:val="000000"/>
-        </w:rPr>
-        <w:t>equalised</w:t>
-      </w:r>
-      <w:proofErr w:type="spellEnd"/>
-      <w:r>
-        <w:rPr>
-          <w:rFonts w:ascii="Times New Roman" w:eastAsia="Times New Roman" w:hAnsi="Times New Roman" w:cs="Times New Roman"/>
-          <w:color w:val="000000"/>
-        </w:rPr>
-        <w:t xml:space="preserve"> the covariate distributions rather than adjusting for them (56), and roughly four fifths of the practice difference persisted. Limitation rates were higher in our cohort than in theirs, 10.5 percent against 4.0 percent, consistent with the expansion of palliative care services over the intervening period. Palliative care consultation more than doubles transition to limitation orders in </w:t>
-      </w:r>
-      <w:proofErr w:type="spellStart"/>
-      <w:r>
-        <w:rPr>
-          <w:rFonts w:ascii="Times New Roman" w:eastAsia="Times New Roman" w:hAnsi="Times New Roman" w:cs="Times New Roman"/>
-          <w:color w:val="000000"/>
-        </w:rPr>
-        <w:t>randomised</w:t>
-      </w:r>
-      <w:proofErr w:type="spellEnd"/>
-      <w:r>
-        <w:rPr>
-          <w:rFonts w:ascii="Times New Roman" w:eastAsia="Times New Roman" w:hAnsi="Times New Roman" w:cs="Times New Roman"/>
-          <w:color w:val="000000"/>
-        </w:rPr>
-        <w:t xml:space="preserve"> comparison, from 23.4 to 50.5 percent (53), and integration of palliative care into critical care alters both process and outcome measures (54, 55). Units therefore differ in limitation rate partly because they differ in service configuration, which is a property of the unit rather than of its patients (34).</w:t>
+        <w:t xml:space="preserve"> Hart and colleagues, who reported comparable variation after regression adjustment in a different database a decade earlier (7). Our design equalized the covariate distributions rather than adjusting for them (37), and roughly four fifths of the practice difference persisted. Limitation rates were higher in our cohort than in theirs, 10.5 percent against 4.0 percent, consistent with the expansion of palliative care services over the intervening period. Palliative care consultation more than doubles transition to limitation orders in randomized comparison, from 23.4 to 50.5 percent (41), and integration of palliative care into critical care alters both process and outcome measures (42, 43). Units therefore differ in </w:t>
+      </w:r>
+      <w:r>
+        <w:rPr>
+          <w:rFonts w:ascii="Times New Roman" w:eastAsia="Times New Roman" w:hAnsi="Times New Roman" w:cs="Times New Roman"/>
+          <w:color w:val="000000"/>
+        </w:rPr>
+        <w:lastRenderedPageBreak/>
+        <w:t>limitation rate partly because they differ in service configuration, which is a property of the unit rather than of its patients (5).</w:t>
       </w:r>
     </w:p>
     <w:p>
@@ -2520,24 +2114,7 @@
           <w:rFonts w:ascii="Times New Roman" w:eastAsia="Times New Roman" w:hAnsi="Times New Roman" w:cs="Times New Roman"/>
           <w:color w:val="000000"/>
         </w:rPr>
-        <w:lastRenderedPageBreak/>
-        <w:t xml:space="preserve">The consequence for benchmarking is substantial. Accounting for limitation moved 23.5 percent of units across quartiles and reversed outlier classification for 8.0 percent. Kramer and colleagues found that substituting an entirely different risk model changed the direction and significance of the </w:t>
-      </w:r>
-      <w:proofErr w:type="spellStart"/>
-      <w:r>
-        <w:rPr>
-          <w:rFonts w:ascii="Times New Roman" w:eastAsia="Times New Roman" w:hAnsi="Times New Roman" w:cs="Times New Roman"/>
-          <w:color w:val="000000"/>
-        </w:rPr>
-        <w:t>standardised</w:t>
-      </w:r>
-      <w:proofErr w:type="spellEnd"/>
-      <w:r>
-        <w:rPr>
-          <w:rFonts w:ascii="Times New Roman" w:eastAsia="Times New Roman" w:hAnsi="Times New Roman" w:cs="Times New Roman"/>
-          <w:color w:val="000000"/>
-        </w:rPr>
-        <w:t xml:space="preserve"> mortality ratio in 55 percent of units (13). Glance and colleagues reached a similar conclusion comparing scoring systems (12), and admission patterns alone have been shown to shift these measures (14). We find that a single variable already recorded in 96 percent of charts moves a quarter of quartile assignments. The intervention is far </w:t>
+        <w:t xml:space="preserve">The consequence for benchmarking is substantial. Accounting for limitation moved 23.5 percent of units across quartiles and reversed outlier classification for 8.0 percent. Kramer and colleagues found that substituting an entirely different risk model changed the direction and significance of the standardized mortality ratio in 55 percent of units (22). Glance and colleagues reached a similar conclusion comparing scoring systems (21), and admission patterns alone have been shown to shift these measures (23). We find that a single variable already recorded in 96 percent of charts moves a quarter of quartile assignments. The intervention is far </w:t>
       </w:r>
       <w:proofErr w:type="gramStart"/>
       <w:r>
@@ -2572,7 +2149,7 @@
           <w:rFonts w:ascii="Times New Roman" w:eastAsia="Times New Roman" w:hAnsi="Times New Roman" w:cs="Times New Roman"/>
           <w:color w:val="000000"/>
         </w:rPr>
-        <w:t xml:space="preserve">Whether to adjust for limitation status is a genuine question and we do not resolve it. Adjustment treats limitation as patient preference and therefore as case mix. Withholding adjustment treats it as modifiable unit </w:t>
+        <w:t xml:space="preserve">Whether to adjust for limitation status is a genuine question and we do not resolve it. Adjustment treats limitation as patient preference and therefore as case mix. Withholding adjustment treats it as modifiable unit behavior. Both positions are defensible. </w:t>
       </w:r>
       <w:proofErr w:type="spellStart"/>
       <w:r>
@@ -2580,7 +2157,7 @@
           <w:rFonts w:ascii="Times New Roman" w:eastAsia="Times New Roman" w:hAnsi="Times New Roman" w:cs="Times New Roman"/>
           <w:color w:val="000000"/>
         </w:rPr>
-        <w:t>behaviour</w:t>
+        <w:t>Nerenz</w:t>
       </w:r>
       <w:proofErr w:type="spellEnd"/>
       <w:r>
@@ -2588,55 +2165,7 @@
           <w:rFonts w:ascii="Times New Roman" w:eastAsia="Times New Roman" w:hAnsi="Times New Roman" w:cs="Times New Roman"/>
           <w:color w:val="000000"/>
         </w:rPr>
-        <w:t xml:space="preserve">. Both positions are defensible. </w:t>
-      </w:r>
-      <w:proofErr w:type="spellStart"/>
-      <w:r>
-        <w:rPr>
-          <w:rFonts w:ascii="Times New Roman" w:eastAsia="Times New Roman" w:hAnsi="Times New Roman" w:cs="Times New Roman"/>
-          <w:color w:val="000000"/>
-        </w:rPr>
-        <w:t>Nerenz</w:t>
-      </w:r>
-      <w:proofErr w:type="spellEnd"/>
-      <w:r>
-        <w:rPr>
-          <w:rFonts w:ascii="Times New Roman" w:eastAsia="Times New Roman" w:hAnsi="Times New Roman" w:cs="Times New Roman"/>
-          <w:color w:val="000000"/>
-        </w:rPr>
-        <w:t xml:space="preserve"> and colleagues framed the identical dilemma for social risk factors, where adjustment may conceal real differences in care while omission </w:t>
-      </w:r>
-      <w:proofErr w:type="spellStart"/>
-      <w:r>
-        <w:rPr>
-          <w:rFonts w:ascii="Times New Roman" w:eastAsia="Times New Roman" w:hAnsi="Times New Roman" w:cs="Times New Roman"/>
-          <w:color w:val="000000"/>
-        </w:rPr>
-        <w:t>penalises</w:t>
-      </w:r>
-      <w:proofErr w:type="spellEnd"/>
-      <w:r>
-        <w:rPr>
-          <w:rFonts w:ascii="Times New Roman" w:eastAsia="Times New Roman" w:hAnsi="Times New Roman" w:cs="Times New Roman"/>
-          <w:color w:val="000000"/>
-        </w:rPr>
-        <w:t xml:space="preserve"> institutions serving different populations (21). The parallel is exact. Misspecification of the adjustment model is itself a </w:t>
-      </w:r>
-      <w:proofErr w:type="spellStart"/>
-      <w:r>
-        <w:rPr>
-          <w:rFonts w:ascii="Times New Roman" w:eastAsia="Times New Roman" w:hAnsi="Times New Roman" w:cs="Times New Roman"/>
-          <w:color w:val="000000"/>
-        </w:rPr>
-        <w:t>recognised</w:t>
-      </w:r>
-      <w:proofErr w:type="spellEnd"/>
-      <w:r>
-        <w:rPr>
-          <w:rFonts w:ascii="Times New Roman" w:eastAsia="Times New Roman" w:hAnsi="Times New Roman" w:cs="Times New Roman"/>
-          <w:color w:val="000000"/>
-        </w:rPr>
-        <w:t xml:space="preserve"> source of bias in quality measurement (19). Our contribution is not to settle the question but to show that the answer changes the rank of one unit in four, and that the choice is currently made by default.</w:t>
+        <w:t xml:space="preserve"> and colleagues framed the identical dilemma for social risk factors, where adjustment may conceal real differences in care while omission penalizes institutions serving different populations (44). The parallel is exact. Misspecification of the adjustment model is itself a recognized source of bias in quality measurement (25). Our contribution is not to settle the question but to show that the answer changes the rank of one unit in four, and that the choice is currently made by default.</w:t>
       </w:r>
     </w:p>
     <w:p>
@@ -2655,7 +2184,23 @@
           <w:rFonts w:ascii="Times New Roman" w:eastAsia="Times New Roman" w:hAnsi="Times New Roman" w:cs="Times New Roman"/>
           <w:color w:val="000000"/>
         </w:rPr>
-        <w:t xml:space="preserve">A simpler remedy exists. Excluding admissions under comfort measures orders affects six patients in every thousand and recovers half the effect. Benchmarking </w:t>
+        <w:t xml:space="preserve">A simpler remedy exists. Excluding admissions under comfort measures orders affects six patients in every thousand and recovers half the effect. Benchmarking programs already exclude categories of </w:t>
+      </w:r>
+      <w:proofErr w:type="gramStart"/>
+      <w:r>
+        <w:rPr>
+          <w:rFonts w:ascii="Times New Roman" w:eastAsia="Times New Roman" w:hAnsi="Times New Roman" w:cs="Times New Roman"/>
+          <w:color w:val="000000"/>
+        </w:rPr>
+        <w:t>patient</w:t>
+      </w:r>
+      <w:proofErr w:type="gramEnd"/>
+      <w:r>
+        <w:rPr>
+          <w:rFonts w:ascii="Times New Roman" w:eastAsia="Times New Roman" w:hAnsi="Times New Roman" w:cs="Times New Roman"/>
+          <w:color w:val="000000"/>
+        </w:rPr>
+        <w:t xml:space="preserve"> from severity scoring, and the National Quality Forum model excludes 27.9 percent of admissions against 10.6 percent for APACHE </w:t>
       </w:r>
       <w:proofErr w:type="spellStart"/>
       <w:r>
@@ -2663,7 +2208,7 @@
           <w:rFonts w:ascii="Times New Roman" w:eastAsia="Times New Roman" w:hAnsi="Times New Roman" w:cs="Times New Roman"/>
           <w:color w:val="000000"/>
         </w:rPr>
-        <w:t>programmes</w:t>
+        <w:t>IVa</w:t>
       </w:r>
       <w:proofErr w:type="spellEnd"/>
       <w:r>
@@ -2671,39 +2216,7 @@
           <w:rFonts w:ascii="Times New Roman" w:eastAsia="Times New Roman" w:hAnsi="Times New Roman" w:cs="Times New Roman"/>
           <w:color w:val="000000"/>
         </w:rPr>
-        <w:t xml:space="preserve"> already exclude categories of </w:t>
-      </w:r>
-      <w:proofErr w:type="gramStart"/>
-      <w:r>
-        <w:rPr>
-          <w:rFonts w:ascii="Times New Roman" w:eastAsia="Times New Roman" w:hAnsi="Times New Roman" w:cs="Times New Roman"/>
-          <w:color w:val="000000"/>
-        </w:rPr>
-        <w:t>patient</w:t>
-      </w:r>
-      <w:proofErr w:type="gramEnd"/>
-      <w:r>
-        <w:rPr>
-          <w:rFonts w:ascii="Times New Roman" w:eastAsia="Times New Roman" w:hAnsi="Times New Roman" w:cs="Times New Roman"/>
-          <w:color w:val="000000"/>
-        </w:rPr>
-        <w:t xml:space="preserve"> from severity scoring, and the National Quality Forum model excludes 27.9 percent of admissions against 10.6 percent for APACHE </w:t>
-      </w:r>
-      <w:proofErr w:type="spellStart"/>
-      <w:r>
-        <w:rPr>
-          <w:rFonts w:ascii="Times New Roman" w:eastAsia="Times New Roman" w:hAnsi="Times New Roman" w:cs="Times New Roman"/>
-          <w:color w:val="000000"/>
-        </w:rPr>
-        <w:t>IVa</w:t>
-      </w:r>
-      <w:proofErr w:type="spellEnd"/>
-      <w:r>
-        <w:rPr>
-          <w:rFonts w:ascii="Times New Roman" w:eastAsia="Times New Roman" w:hAnsi="Times New Roman" w:cs="Times New Roman"/>
-          <w:color w:val="000000"/>
-        </w:rPr>
-        <w:t xml:space="preserve"> (13). Adding one narrow exclusion is feasible within existing practice.</w:t>
+        <w:t xml:space="preserve"> (22). Adding one narrow exclusion is feasible within existing practice.</w:t>
       </w:r>
     </w:p>
     <w:p>
@@ -2738,7 +2251,7 @@
           <w:rFonts w:ascii="Times New Roman" w:eastAsia="Times New Roman" w:hAnsi="Times New Roman" w:cs="Times New Roman"/>
           <w:color w:val="000000"/>
         </w:rPr>
-        <w:t xml:space="preserve"> practice. Code status documentation in electronic records is frequently incomplete, difficult to locate or internally contradictory (50). Units may limit treatment without recording it, which would understate true variation. The data </w:t>
+        <w:t xml:space="preserve"> practice. Code status documentation in electronic records is frequently incomplete, difficult to locate or internally contradictory (45). Units may limit treatment without recording it, which would understate true variation. The data </w:t>
       </w:r>
       <w:proofErr w:type="gramStart"/>
       <w:r>
@@ -2770,23 +2283,7 @@
           <w:rFonts w:ascii="Times New Roman" w:eastAsia="Times New Roman" w:hAnsi="Times New Roman" w:cs="Times New Roman"/>
           <w:color w:val="000000"/>
         </w:rPr>
-        <w:t xml:space="preserve"> from units participating in a single tele critical care </w:t>
-      </w:r>
-      <w:proofErr w:type="spellStart"/>
-      <w:r>
-        <w:rPr>
-          <w:rFonts w:ascii="Times New Roman" w:eastAsia="Times New Roman" w:hAnsi="Times New Roman" w:cs="Times New Roman"/>
-          <w:color w:val="000000"/>
-        </w:rPr>
-        <w:t>programme</w:t>
-      </w:r>
-      <w:proofErr w:type="spellEnd"/>
-      <w:r>
-        <w:rPr>
-          <w:rFonts w:ascii="Times New Roman" w:eastAsia="Times New Roman" w:hAnsi="Times New Roman" w:cs="Times New Roman"/>
-          <w:color w:val="000000"/>
-        </w:rPr>
-        <w:t xml:space="preserve"> (46). Limitation status is partly a consequence of prognosis. Clinicians write these orders because they expect death, so limitation encodes information the score </w:t>
+        <w:t xml:space="preserve"> from units participating in a single tele critical care program (30). Limitation status is partly a consequence of prognosis. Clinicians write these orders because they expect death, so limitation encodes information the score </w:t>
       </w:r>
       <w:proofErr w:type="gramStart"/>
       <w:r>
@@ -2818,39 +2315,7 @@
           <w:rFonts w:ascii="Times New Roman" w:eastAsia="Times New Roman" w:hAnsi="Times New Roman" w:cs="Times New Roman"/>
           <w:color w:val="000000"/>
         </w:rPr>
-        <w:t xml:space="preserve"> effect estimates in trauma (27). Adjusting for a variable partly under unit control carries the hazards of mediator adjustment. Weighting balanced measured characteristics only and unmeasured differences between units may remain (56). Cancer ascertainment relied on APACHE comorbidity flags and captured metastatic solid </w:t>
-      </w:r>
-      <w:proofErr w:type="spellStart"/>
-      <w:r>
-        <w:rPr>
-          <w:rFonts w:ascii="Times New Roman" w:eastAsia="Times New Roman" w:hAnsi="Times New Roman" w:cs="Times New Roman"/>
-          <w:color w:val="000000"/>
-        </w:rPr>
-        <w:t>tumour</w:t>
-      </w:r>
-      <w:proofErr w:type="spellEnd"/>
-      <w:r>
-        <w:rPr>
-          <w:rFonts w:ascii="Times New Roman" w:eastAsia="Times New Roman" w:hAnsi="Times New Roman" w:cs="Times New Roman"/>
-          <w:color w:val="000000"/>
-        </w:rPr>
-        <w:t xml:space="preserve"> and </w:t>
-      </w:r>
-      <w:proofErr w:type="spellStart"/>
-      <w:r>
-        <w:rPr>
-          <w:rFonts w:ascii="Times New Roman" w:eastAsia="Times New Roman" w:hAnsi="Times New Roman" w:cs="Times New Roman"/>
-          <w:color w:val="000000"/>
-        </w:rPr>
-        <w:t>haematologic</w:t>
-      </w:r>
-      <w:proofErr w:type="spellEnd"/>
-      <w:r>
-        <w:rPr>
-          <w:rFonts w:ascii="Times New Roman" w:eastAsia="Times New Roman" w:hAnsi="Times New Roman" w:cs="Times New Roman"/>
-          <w:color w:val="000000"/>
-        </w:rPr>
-        <w:t xml:space="preserve"> malignancy only (48).</w:t>
+        <w:t xml:space="preserve"> effect estimates in trauma (46). Adjusting for a variable partly under unit control carries the hazards of mediator adjustment. Weighting balanced measured characteristics only and unmeasured differences between units may remain (37). Cancer ascertainment relied on APACHE comorbidity flags and captured metastatic solid tumor and hematologic malignancy only (36).</w:t>
       </w:r>
     </w:p>
     <w:p>
@@ -2880,7 +2345,7 @@
           <w:bottom w:val="none" w:sz="0" w:space="0" w:color="000000"/>
           <w:right w:val="none" w:sz="0" w:space="0" w:color="000000"/>
         </w:pBdr>
-        <w:spacing w:before="280" w:after="120" w:line="276" w:lineRule="auto"/>
+        <w:spacing w:before="280" w:after="120" w:line="360" w:lineRule="auto"/>
       </w:pPr>
       <w:r>
         <w:rPr>
@@ -2890,7 +2355,7 @@
           <w:sz w:val="26"/>
           <w:szCs w:val="26"/>
         </w:rPr>
-        <w:t>Declarations</w:t>
+        <w:t>5. Declarations</w:t>
       </w:r>
     </w:p>
     <w:p>
@@ -2910,6 +2375,7 @@
           <w:b/>
           <w:color w:val="000000"/>
         </w:rPr>
+        <w:lastRenderedPageBreak/>
         <w:t>Funding.</w:t>
       </w:r>
       <w:r>
@@ -2964,7 +2430,6 @@
           <w:b/>
           <w:color w:val="000000"/>
         </w:rPr>
-        <w:lastRenderedPageBreak/>
         <w:t>Ethics approval.</w:t>
       </w:r>
       <w:r>
@@ -2972,23 +2437,7 @@
           <w:rFonts w:ascii="Times New Roman" w:eastAsia="Times New Roman" w:hAnsi="Times New Roman" w:cs="Times New Roman"/>
           <w:color w:val="000000"/>
         </w:rPr>
-        <w:t xml:space="preserve"> Not required. This study </w:t>
-      </w:r>
-      <w:proofErr w:type="spellStart"/>
-      <w:r>
-        <w:rPr>
-          <w:rFonts w:ascii="Times New Roman" w:eastAsia="Times New Roman" w:hAnsi="Times New Roman" w:cs="Times New Roman"/>
-          <w:color w:val="000000"/>
-        </w:rPr>
-        <w:t>analysed</w:t>
-      </w:r>
-      <w:proofErr w:type="spellEnd"/>
-      <w:r>
-        <w:rPr>
-          <w:rFonts w:ascii="Times New Roman" w:eastAsia="Times New Roman" w:hAnsi="Times New Roman" w:cs="Times New Roman"/>
-          <w:color w:val="000000"/>
-        </w:rPr>
-        <w:t xml:space="preserve"> only de-identified data from the </w:t>
+        <w:t xml:space="preserve"> Not required. This study analyzed only de-identified data from the </w:t>
       </w:r>
       <w:proofErr w:type="spellStart"/>
       <w:r>
@@ -3208,23 +2657,7 @@
           <w:rFonts w:ascii="Times New Roman" w:eastAsia="Times New Roman" w:hAnsi="Times New Roman" w:cs="Times New Roman"/>
           <w:color w:val="000000"/>
         </w:rPr>
-        <w:t xml:space="preserve"> research training and execution of a data use agreement that prohibits redistribution, so patient level data cannot be shared by the author. Investigators who complete credentialing can reproduce the analytic dataset exactly using the extraction query in the repository. Unit level aggregate results, including the per unit limitation rates, </w:t>
-      </w:r>
-      <w:proofErr w:type="spellStart"/>
-      <w:r>
-        <w:rPr>
-          <w:rFonts w:ascii="Times New Roman" w:eastAsia="Times New Roman" w:hAnsi="Times New Roman" w:cs="Times New Roman"/>
-          <w:color w:val="000000"/>
-        </w:rPr>
-        <w:t>standardised</w:t>
-      </w:r>
-      <w:proofErr w:type="spellEnd"/>
-      <w:r>
-        <w:rPr>
-          <w:rFonts w:ascii="Times New Roman" w:eastAsia="Times New Roman" w:hAnsi="Times New Roman" w:cs="Times New Roman"/>
-          <w:color w:val="000000"/>
-        </w:rPr>
-        <w:t xml:space="preserve"> mortality ratios and ranking data underlying Figures 3 and 4, are provided as supplementary files and contain no patient level information.</w:t>
+        <w:t xml:space="preserve"> research training and execution of a data use agreement that prohibits redistribution, so patient level data cannot be shared by the author. Investigators who complete credentialing can reproduce the analytic dataset exactly using the extraction query in the repository. Unit level aggregate results, including the per unit limitation rates, standardized mortality ratios and ranking data underlying Figures 3 and 4, are provided as supplementary files and contain no patient level information.</w:t>
       </w:r>
     </w:p>
     <w:p>
@@ -3251,23 +2684,7 @@
           <w:rFonts w:ascii="Times New Roman" w:eastAsia="Times New Roman" w:hAnsi="Times New Roman" w:cs="Times New Roman"/>
           <w:color w:val="000000"/>
         </w:rPr>
-        <w:t xml:space="preserve"> The full analysis pipeline is publicly available at [repository URL to be inserted at submission], released under the MIT </w:t>
-      </w:r>
-      <w:proofErr w:type="spellStart"/>
-      <w:r>
-        <w:rPr>
-          <w:rFonts w:ascii="Times New Roman" w:eastAsia="Times New Roman" w:hAnsi="Times New Roman" w:cs="Times New Roman"/>
-          <w:color w:val="000000"/>
-        </w:rPr>
-        <w:t>Licence</w:t>
-      </w:r>
-      <w:proofErr w:type="spellEnd"/>
-      <w:r>
-        <w:rPr>
-          <w:rFonts w:ascii="Times New Roman" w:eastAsia="Times New Roman" w:hAnsi="Times New Roman" w:cs="Times New Roman"/>
-          <w:color w:val="000000"/>
-        </w:rPr>
-        <w:t>. It covers cohort extraction, the ordered limitation classification, calibration assessment, inverse probability weighting, the unit ranking comparison, and all table and figure generation. Analyses used R 4.6.0. The repository records the decision thresholds that were fixed in advance, together with a record of the deviations described under protocol registration.</w:t>
+        <w:t xml:space="preserve"> The full analysis pipeline is publicly available at [repository URL to be inserted at submission], released under the MIT License. It covers cohort extraction, the ordered limitation classification, calibration assessment, inverse probability weighting, the unit ranking comparison, and all table and figure generation. Analyses used R 4.6.0. The repository records the decision thresholds that were fixed in advance, together with a record of the deviations described under protocol registration.</w:t>
       </w:r>
     </w:p>
     <w:p>
@@ -3341,9 +2758,6 @@
       </w:r>
     </w:p>
     <w:p>
-      <w:pPr>
-        <w:spacing w:line="276" w:lineRule="auto"/>
-      </w:pPr>
       <w:r>
         <w:br w:type="page"/>
       </w:r>
@@ -3356,7 +2770,7 @@
           <w:bottom w:val="none" w:sz="0" w:space="0" w:color="000000"/>
           <w:right w:val="none" w:sz="0" w:space="0" w:color="000000"/>
         </w:pBdr>
-        <w:spacing w:before="280" w:after="120" w:line="276" w:lineRule="auto"/>
+        <w:spacing w:before="280" w:after="120" w:line="360" w:lineRule="auto"/>
       </w:pPr>
       <w:r>
         <w:rPr>
@@ -3378,7 +2792,7 @@
           <w:bottom w:val="none" w:sz="0" w:space="0" w:color="000000"/>
           <w:right w:val="none" w:sz="0" w:space="0" w:color="000000"/>
         </w:pBdr>
-        <w:spacing w:before="80" w:after="200" w:line="276" w:lineRule="auto"/>
+        <w:spacing w:before="80" w:after="200"/>
       </w:pPr>
       <w:r>
         <w:rPr>
@@ -3446,7 +2860,7 @@
                 <w:bottom w:val="none" w:sz="0" w:space="0" w:color="000000"/>
                 <w:right w:val="none" w:sz="0" w:space="0" w:color="000000"/>
               </w:pBdr>
-              <w:spacing w:before="40" w:after="40" w:line="276" w:lineRule="auto"/>
+              <w:spacing w:before="40" w:after="40"/>
               <w:ind w:left="100" w:right="100"/>
               <w:rPr>
                 <w:rFonts w:ascii="Times New Roman" w:eastAsia="Times New Roman" w:hAnsi="Times New Roman" w:cs="Times New Roman"/>
@@ -3494,7 +2908,7 @@
                 <w:bottom w:val="none" w:sz="0" w:space="0" w:color="000000"/>
                 <w:right w:val="none" w:sz="0" w:space="0" w:color="000000"/>
               </w:pBdr>
-              <w:spacing w:before="40" w:after="40" w:line="276" w:lineRule="auto"/>
+              <w:spacing w:before="40" w:after="40"/>
               <w:ind w:left="100" w:right="100"/>
               <w:jc w:val="center"/>
               <w:rPr>
@@ -3543,7 +2957,7 @@
                 <w:bottom w:val="none" w:sz="0" w:space="0" w:color="000000"/>
                 <w:right w:val="none" w:sz="0" w:space="0" w:color="000000"/>
               </w:pBdr>
-              <w:spacing w:before="40" w:after="40" w:line="276" w:lineRule="auto"/>
+              <w:spacing w:before="40" w:after="40"/>
               <w:ind w:left="100" w:right="100"/>
               <w:jc w:val="center"/>
               <w:rPr>
@@ -3592,7 +3006,7 @@
                 <w:bottom w:val="none" w:sz="0" w:space="0" w:color="000000"/>
                 <w:right w:val="none" w:sz="0" w:space="0" w:color="000000"/>
               </w:pBdr>
-              <w:spacing w:before="40" w:after="40" w:line="276" w:lineRule="auto"/>
+              <w:spacing w:before="40" w:after="40"/>
               <w:ind w:left="100" w:right="100"/>
               <w:jc w:val="center"/>
               <w:rPr>
@@ -3641,7 +3055,7 @@
                 <w:bottom w:val="none" w:sz="0" w:space="0" w:color="000000"/>
                 <w:right w:val="none" w:sz="0" w:space="0" w:color="000000"/>
               </w:pBdr>
-              <w:spacing w:before="40" w:after="40" w:line="276" w:lineRule="auto"/>
+              <w:spacing w:before="40" w:after="40"/>
               <w:ind w:left="100" w:right="100"/>
               <w:jc w:val="center"/>
               <w:rPr>
@@ -3690,7 +3104,7 @@
                 <w:bottom w:val="none" w:sz="0" w:space="0" w:color="000000"/>
                 <w:right w:val="none" w:sz="0" w:space="0" w:color="000000"/>
               </w:pBdr>
-              <w:spacing w:before="40" w:after="40" w:line="276" w:lineRule="auto"/>
+              <w:spacing w:before="40" w:after="40"/>
               <w:ind w:left="100" w:right="100"/>
               <w:jc w:val="center"/>
               <w:rPr>
@@ -3745,7 +3159,7 @@
                 <w:bottom w:val="none" w:sz="0" w:space="0" w:color="000000"/>
                 <w:right w:val="none" w:sz="0" w:space="0" w:color="000000"/>
               </w:pBdr>
-              <w:spacing w:before="40" w:after="40" w:line="276" w:lineRule="auto"/>
+              <w:spacing w:before="40" w:after="40"/>
               <w:ind w:left="100" w:right="100"/>
               <w:rPr>
                 <w:rFonts w:ascii="Times New Roman" w:eastAsia="Times New Roman" w:hAnsi="Times New Roman" w:cs="Times New Roman"/>
@@ -3791,7 +3205,7 @@
                 <w:bottom w:val="none" w:sz="0" w:space="0" w:color="000000"/>
                 <w:right w:val="none" w:sz="0" w:space="0" w:color="000000"/>
               </w:pBdr>
-              <w:spacing w:before="40" w:after="40" w:line="276" w:lineRule="auto"/>
+              <w:spacing w:before="40" w:after="40"/>
               <w:ind w:left="100" w:right="100"/>
               <w:jc w:val="center"/>
               <w:rPr>
@@ -3838,7 +3252,7 @@
                 <w:bottom w:val="none" w:sz="0" w:space="0" w:color="000000"/>
                 <w:right w:val="none" w:sz="0" w:space="0" w:color="000000"/>
               </w:pBdr>
-              <w:spacing w:before="40" w:after="40" w:line="276" w:lineRule="auto"/>
+              <w:spacing w:before="40" w:after="40"/>
               <w:ind w:left="100" w:right="100"/>
               <w:jc w:val="center"/>
               <w:rPr>
@@ -3885,7 +3299,7 @@
                 <w:bottom w:val="none" w:sz="0" w:space="0" w:color="000000"/>
                 <w:right w:val="none" w:sz="0" w:space="0" w:color="000000"/>
               </w:pBdr>
-              <w:spacing w:before="40" w:after="40" w:line="276" w:lineRule="auto"/>
+              <w:spacing w:before="40" w:after="40"/>
               <w:ind w:left="100" w:right="100"/>
               <w:jc w:val="center"/>
               <w:rPr>
@@ -3932,7 +3346,7 @@
                 <w:bottom w:val="none" w:sz="0" w:space="0" w:color="000000"/>
                 <w:right w:val="none" w:sz="0" w:space="0" w:color="000000"/>
               </w:pBdr>
-              <w:spacing w:before="40" w:after="40" w:line="276" w:lineRule="auto"/>
+              <w:spacing w:before="40" w:after="40"/>
               <w:ind w:left="100" w:right="100"/>
               <w:jc w:val="center"/>
               <w:rPr>
@@ -3979,7 +3393,7 @@
                 <w:bottom w:val="none" w:sz="0" w:space="0" w:color="000000"/>
                 <w:right w:val="none" w:sz="0" w:space="0" w:color="000000"/>
               </w:pBdr>
-              <w:spacing w:before="40" w:after="40" w:line="276" w:lineRule="auto"/>
+              <w:spacing w:before="40" w:after="40"/>
               <w:ind w:left="100" w:right="100"/>
               <w:jc w:val="center"/>
               <w:rPr>
@@ -4032,7 +3446,7 @@
                 <w:bottom w:val="none" w:sz="0" w:space="0" w:color="000000"/>
                 <w:right w:val="none" w:sz="0" w:space="0" w:color="000000"/>
               </w:pBdr>
-              <w:spacing w:before="40" w:after="40" w:line="276" w:lineRule="auto"/>
+              <w:spacing w:before="40" w:after="40"/>
               <w:ind w:left="100" w:right="100"/>
               <w:rPr>
                 <w:rFonts w:ascii="Times New Roman" w:eastAsia="Times New Roman" w:hAnsi="Times New Roman" w:cs="Times New Roman"/>
@@ -4078,7 +3492,7 @@
                 <w:bottom w:val="none" w:sz="0" w:space="0" w:color="000000"/>
                 <w:right w:val="none" w:sz="0" w:space="0" w:color="000000"/>
               </w:pBdr>
-              <w:spacing w:before="40" w:after="40" w:line="276" w:lineRule="auto"/>
+              <w:spacing w:before="40" w:after="40"/>
               <w:ind w:left="100" w:right="100"/>
               <w:jc w:val="center"/>
               <w:rPr>
@@ -4125,7 +3539,7 @@
                 <w:bottom w:val="none" w:sz="0" w:space="0" w:color="000000"/>
                 <w:right w:val="none" w:sz="0" w:space="0" w:color="000000"/>
               </w:pBdr>
-              <w:spacing w:before="40" w:after="40" w:line="276" w:lineRule="auto"/>
+              <w:spacing w:before="40" w:after="40"/>
               <w:ind w:left="100" w:right="100"/>
               <w:jc w:val="center"/>
               <w:rPr>
@@ -4172,7 +3586,7 @@
                 <w:bottom w:val="none" w:sz="0" w:space="0" w:color="000000"/>
                 <w:right w:val="none" w:sz="0" w:space="0" w:color="000000"/>
               </w:pBdr>
-              <w:spacing w:before="40" w:after="40" w:line="276" w:lineRule="auto"/>
+              <w:spacing w:before="40" w:after="40"/>
               <w:ind w:left="100" w:right="100"/>
               <w:jc w:val="center"/>
               <w:rPr>
@@ -4219,7 +3633,7 @@
                 <w:bottom w:val="none" w:sz="0" w:space="0" w:color="000000"/>
                 <w:right w:val="none" w:sz="0" w:space="0" w:color="000000"/>
               </w:pBdr>
-              <w:spacing w:before="40" w:after="40" w:line="276" w:lineRule="auto"/>
+              <w:spacing w:before="40" w:after="40"/>
               <w:ind w:left="100" w:right="100"/>
               <w:jc w:val="center"/>
               <w:rPr>
@@ -4266,7 +3680,7 @@
                 <w:bottom w:val="none" w:sz="0" w:space="0" w:color="000000"/>
                 <w:right w:val="none" w:sz="0" w:space="0" w:color="000000"/>
               </w:pBdr>
-              <w:spacing w:before="40" w:after="40" w:line="276" w:lineRule="auto"/>
+              <w:spacing w:before="40" w:after="40"/>
               <w:ind w:left="100" w:right="100"/>
               <w:jc w:val="center"/>
               <w:rPr>
@@ -4319,7 +3733,7 @@
                 <w:bottom w:val="none" w:sz="0" w:space="0" w:color="000000"/>
                 <w:right w:val="none" w:sz="0" w:space="0" w:color="000000"/>
               </w:pBdr>
-              <w:spacing w:before="40" w:after="40" w:line="276" w:lineRule="auto"/>
+              <w:spacing w:before="40" w:after="40"/>
               <w:ind w:left="100" w:right="100"/>
               <w:rPr>
                 <w:rFonts w:ascii="Times New Roman" w:eastAsia="Times New Roman" w:hAnsi="Times New Roman" w:cs="Times New Roman"/>
@@ -4365,7 +3779,7 @@
                 <w:bottom w:val="none" w:sz="0" w:space="0" w:color="000000"/>
                 <w:right w:val="none" w:sz="0" w:space="0" w:color="000000"/>
               </w:pBdr>
-              <w:spacing w:before="40" w:after="40" w:line="276" w:lineRule="auto"/>
+              <w:spacing w:before="40" w:after="40"/>
               <w:ind w:left="100" w:right="100"/>
               <w:jc w:val="center"/>
               <w:rPr>
@@ -4412,7 +3826,7 @@
                 <w:bottom w:val="none" w:sz="0" w:space="0" w:color="000000"/>
                 <w:right w:val="none" w:sz="0" w:space="0" w:color="000000"/>
               </w:pBdr>
-              <w:spacing w:before="40" w:after="40" w:line="276" w:lineRule="auto"/>
+              <w:spacing w:before="40" w:after="40"/>
               <w:ind w:left="100" w:right="100"/>
               <w:jc w:val="center"/>
               <w:rPr>
@@ -4459,7 +3873,7 @@
                 <w:bottom w:val="none" w:sz="0" w:space="0" w:color="000000"/>
                 <w:right w:val="none" w:sz="0" w:space="0" w:color="000000"/>
               </w:pBdr>
-              <w:spacing w:before="40" w:after="40" w:line="276" w:lineRule="auto"/>
+              <w:spacing w:before="40" w:after="40"/>
               <w:ind w:left="100" w:right="100"/>
               <w:jc w:val="center"/>
               <w:rPr>
@@ -4506,7 +3920,7 @@
                 <w:bottom w:val="none" w:sz="0" w:space="0" w:color="000000"/>
                 <w:right w:val="none" w:sz="0" w:space="0" w:color="000000"/>
               </w:pBdr>
-              <w:spacing w:before="40" w:after="40" w:line="276" w:lineRule="auto"/>
+              <w:spacing w:before="40" w:after="40"/>
               <w:ind w:left="100" w:right="100"/>
               <w:jc w:val="center"/>
               <w:rPr>
@@ -4553,7 +3967,7 @@
                 <w:bottom w:val="none" w:sz="0" w:space="0" w:color="000000"/>
                 <w:right w:val="none" w:sz="0" w:space="0" w:color="000000"/>
               </w:pBdr>
-              <w:spacing w:before="40" w:after="40" w:line="276" w:lineRule="auto"/>
+              <w:spacing w:before="40" w:after="40"/>
               <w:ind w:left="100" w:right="100"/>
               <w:jc w:val="center"/>
               <w:rPr>
@@ -4606,7 +4020,7 @@
                 <w:bottom w:val="none" w:sz="0" w:space="0" w:color="000000"/>
                 <w:right w:val="none" w:sz="0" w:space="0" w:color="000000"/>
               </w:pBdr>
-              <w:spacing w:before="40" w:after="40" w:line="276" w:lineRule="auto"/>
+              <w:spacing w:before="40" w:after="40"/>
               <w:ind w:left="100" w:right="100"/>
               <w:rPr>
                 <w:rFonts w:ascii="Times New Roman" w:eastAsia="Times New Roman" w:hAnsi="Times New Roman" w:cs="Times New Roman"/>
@@ -4652,7 +4066,7 @@
                 <w:bottom w:val="none" w:sz="0" w:space="0" w:color="000000"/>
                 <w:right w:val="none" w:sz="0" w:space="0" w:color="000000"/>
               </w:pBdr>
-              <w:spacing w:before="40" w:after="40" w:line="276" w:lineRule="auto"/>
+              <w:spacing w:before="40" w:after="40"/>
               <w:ind w:left="100" w:right="100"/>
               <w:jc w:val="center"/>
               <w:rPr>
@@ -4699,7 +4113,7 @@
                 <w:bottom w:val="none" w:sz="0" w:space="0" w:color="000000"/>
                 <w:right w:val="none" w:sz="0" w:space="0" w:color="000000"/>
               </w:pBdr>
-              <w:spacing w:before="40" w:after="40" w:line="276" w:lineRule="auto"/>
+              <w:spacing w:before="40" w:after="40"/>
               <w:ind w:left="100" w:right="100"/>
               <w:jc w:val="center"/>
               <w:rPr>
@@ -4746,7 +4160,7 @@
                 <w:bottom w:val="none" w:sz="0" w:space="0" w:color="000000"/>
                 <w:right w:val="none" w:sz="0" w:space="0" w:color="000000"/>
               </w:pBdr>
-              <w:spacing w:before="40" w:after="40" w:line="276" w:lineRule="auto"/>
+              <w:spacing w:before="40" w:after="40"/>
               <w:ind w:left="100" w:right="100"/>
               <w:jc w:val="center"/>
               <w:rPr>
@@ -4793,7 +4207,7 @@
                 <w:bottom w:val="none" w:sz="0" w:space="0" w:color="000000"/>
                 <w:right w:val="none" w:sz="0" w:space="0" w:color="000000"/>
               </w:pBdr>
-              <w:spacing w:before="40" w:after="40" w:line="276" w:lineRule="auto"/>
+              <w:spacing w:before="40" w:after="40"/>
               <w:ind w:left="100" w:right="100"/>
               <w:jc w:val="center"/>
               <w:rPr>
@@ -4840,7 +4254,7 @@
                 <w:bottom w:val="none" w:sz="0" w:space="0" w:color="000000"/>
                 <w:right w:val="none" w:sz="0" w:space="0" w:color="000000"/>
               </w:pBdr>
-              <w:spacing w:before="40" w:after="40" w:line="276" w:lineRule="auto"/>
+              <w:spacing w:before="40" w:after="40"/>
               <w:ind w:left="100" w:right="100"/>
               <w:jc w:val="center"/>
               <w:rPr>
@@ -4893,7 +4307,7 @@
                 <w:bottom w:val="none" w:sz="0" w:space="0" w:color="000000"/>
                 <w:right w:val="none" w:sz="0" w:space="0" w:color="000000"/>
               </w:pBdr>
-              <w:spacing w:before="40" w:after="40" w:line="276" w:lineRule="auto"/>
+              <w:spacing w:before="40" w:after="40"/>
               <w:ind w:left="100" w:right="100"/>
               <w:rPr>
                 <w:rFonts w:ascii="Times New Roman" w:eastAsia="Times New Roman" w:hAnsi="Times New Roman" w:cs="Times New Roman"/>
@@ -4939,7 +4353,7 @@
                 <w:bottom w:val="none" w:sz="0" w:space="0" w:color="000000"/>
                 <w:right w:val="none" w:sz="0" w:space="0" w:color="000000"/>
               </w:pBdr>
-              <w:spacing w:before="40" w:after="40" w:line="276" w:lineRule="auto"/>
+              <w:spacing w:before="40" w:after="40"/>
               <w:ind w:left="100" w:right="100"/>
               <w:jc w:val="center"/>
               <w:rPr>
@@ -4986,7 +4400,7 @@
                 <w:bottom w:val="none" w:sz="0" w:space="0" w:color="000000"/>
                 <w:right w:val="none" w:sz="0" w:space="0" w:color="000000"/>
               </w:pBdr>
-              <w:spacing w:before="40" w:after="40" w:line="276" w:lineRule="auto"/>
+              <w:spacing w:before="40" w:after="40"/>
               <w:ind w:left="100" w:right="100"/>
               <w:jc w:val="center"/>
               <w:rPr>
@@ -5033,7 +4447,7 @@
                 <w:bottom w:val="none" w:sz="0" w:space="0" w:color="000000"/>
                 <w:right w:val="none" w:sz="0" w:space="0" w:color="000000"/>
               </w:pBdr>
-              <w:spacing w:before="40" w:after="40" w:line="276" w:lineRule="auto"/>
+              <w:spacing w:before="40" w:after="40"/>
               <w:ind w:left="100" w:right="100"/>
               <w:jc w:val="center"/>
               <w:rPr>
@@ -5080,7 +4494,7 @@
                 <w:bottom w:val="none" w:sz="0" w:space="0" w:color="000000"/>
                 <w:right w:val="none" w:sz="0" w:space="0" w:color="000000"/>
               </w:pBdr>
-              <w:spacing w:before="40" w:after="40" w:line="276" w:lineRule="auto"/>
+              <w:spacing w:before="40" w:after="40"/>
               <w:ind w:left="100" w:right="100"/>
               <w:jc w:val="center"/>
               <w:rPr>
@@ -5127,7 +4541,7 @@
                 <w:bottom w:val="none" w:sz="0" w:space="0" w:color="000000"/>
                 <w:right w:val="none" w:sz="0" w:space="0" w:color="000000"/>
               </w:pBdr>
-              <w:spacing w:before="40" w:after="40" w:line="276" w:lineRule="auto"/>
+              <w:spacing w:before="40" w:after="40"/>
               <w:ind w:left="100" w:right="100"/>
               <w:jc w:val="center"/>
               <w:rPr>
@@ -5180,7 +4594,7 @@
                 <w:bottom w:val="none" w:sz="0" w:space="0" w:color="000000"/>
                 <w:right w:val="none" w:sz="0" w:space="0" w:color="000000"/>
               </w:pBdr>
-              <w:spacing w:before="40" w:after="40" w:line="276" w:lineRule="auto"/>
+              <w:spacing w:before="40" w:after="40"/>
               <w:ind w:left="100" w:right="100"/>
               <w:rPr>
                 <w:rFonts w:ascii="Times New Roman" w:eastAsia="Times New Roman" w:hAnsi="Times New Roman" w:cs="Times New Roman"/>
@@ -5246,7 +4660,7 @@
                 <w:bottom w:val="none" w:sz="0" w:space="0" w:color="000000"/>
                 <w:right w:val="none" w:sz="0" w:space="0" w:color="000000"/>
               </w:pBdr>
-              <w:spacing w:before="40" w:after="40" w:line="276" w:lineRule="auto"/>
+              <w:spacing w:before="40" w:after="40"/>
               <w:ind w:left="100" w:right="100"/>
               <w:jc w:val="center"/>
               <w:rPr>
@@ -5293,7 +4707,7 @@
                 <w:bottom w:val="none" w:sz="0" w:space="0" w:color="000000"/>
                 <w:right w:val="none" w:sz="0" w:space="0" w:color="000000"/>
               </w:pBdr>
-              <w:spacing w:before="40" w:after="40" w:line="276" w:lineRule="auto"/>
+              <w:spacing w:before="40" w:after="40"/>
               <w:ind w:left="100" w:right="100"/>
               <w:jc w:val="center"/>
               <w:rPr>
@@ -5340,7 +4754,7 @@
                 <w:bottom w:val="none" w:sz="0" w:space="0" w:color="000000"/>
                 <w:right w:val="none" w:sz="0" w:space="0" w:color="000000"/>
               </w:pBdr>
-              <w:spacing w:before="40" w:after="40" w:line="276" w:lineRule="auto"/>
+              <w:spacing w:before="40" w:after="40"/>
               <w:ind w:left="100" w:right="100"/>
               <w:jc w:val="center"/>
               <w:rPr>
@@ -5387,7 +4801,7 @@
                 <w:bottom w:val="none" w:sz="0" w:space="0" w:color="000000"/>
                 <w:right w:val="none" w:sz="0" w:space="0" w:color="000000"/>
               </w:pBdr>
-              <w:spacing w:before="40" w:after="40" w:line="276" w:lineRule="auto"/>
+              <w:spacing w:before="40" w:after="40"/>
               <w:ind w:left="100" w:right="100"/>
               <w:jc w:val="center"/>
               <w:rPr>
@@ -5434,7 +4848,7 @@
                 <w:bottom w:val="none" w:sz="0" w:space="0" w:color="000000"/>
                 <w:right w:val="none" w:sz="0" w:space="0" w:color="000000"/>
               </w:pBdr>
-              <w:spacing w:before="40" w:after="40" w:line="276" w:lineRule="auto"/>
+              <w:spacing w:before="40" w:after="40"/>
               <w:ind w:left="100" w:right="100"/>
               <w:jc w:val="center"/>
               <w:rPr>
@@ -5487,7 +4901,7 @@
                 <w:bottom w:val="none" w:sz="0" w:space="0" w:color="000000"/>
                 <w:right w:val="none" w:sz="0" w:space="0" w:color="000000"/>
               </w:pBdr>
-              <w:spacing w:before="40" w:after="40" w:line="276" w:lineRule="auto"/>
+              <w:spacing w:before="40" w:after="40"/>
               <w:ind w:left="100" w:right="100"/>
               <w:rPr>
                 <w:rFonts w:ascii="Times New Roman" w:eastAsia="Times New Roman" w:hAnsi="Times New Roman" w:cs="Times New Roman"/>
@@ -5533,7 +4947,7 @@
                 <w:bottom w:val="none" w:sz="0" w:space="0" w:color="000000"/>
                 <w:right w:val="none" w:sz="0" w:space="0" w:color="000000"/>
               </w:pBdr>
-              <w:spacing w:before="40" w:after="40" w:line="276" w:lineRule="auto"/>
+              <w:spacing w:before="40" w:after="40"/>
               <w:ind w:left="100" w:right="100"/>
               <w:jc w:val="center"/>
               <w:rPr>
@@ -5580,7 +4994,7 @@
                 <w:bottom w:val="none" w:sz="0" w:space="0" w:color="000000"/>
                 <w:right w:val="none" w:sz="0" w:space="0" w:color="000000"/>
               </w:pBdr>
-              <w:spacing w:before="40" w:after="40" w:line="276" w:lineRule="auto"/>
+              <w:spacing w:before="40" w:after="40"/>
               <w:ind w:left="100" w:right="100"/>
               <w:jc w:val="center"/>
               <w:rPr>
@@ -5627,7 +5041,7 @@
                 <w:bottom w:val="none" w:sz="0" w:space="0" w:color="000000"/>
                 <w:right w:val="none" w:sz="0" w:space="0" w:color="000000"/>
               </w:pBdr>
-              <w:spacing w:before="40" w:after="40" w:line="276" w:lineRule="auto"/>
+              <w:spacing w:before="40" w:after="40"/>
               <w:ind w:left="100" w:right="100"/>
               <w:jc w:val="center"/>
               <w:rPr>
@@ -5674,7 +5088,7 @@
                 <w:bottom w:val="none" w:sz="0" w:space="0" w:color="000000"/>
                 <w:right w:val="none" w:sz="0" w:space="0" w:color="000000"/>
               </w:pBdr>
-              <w:spacing w:before="40" w:after="40" w:line="276" w:lineRule="auto"/>
+              <w:spacing w:before="40" w:after="40"/>
               <w:ind w:left="100" w:right="100"/>
               <w:jc w:val="center"/>
               <w:rPr>
@@ -5721,7 +5135,7 @@
                 <w:bottom w:val="none" w:sz="0" w:space="0" w:color="000000"/>
                 <w:right w:val="none" w:sz="0" w:space="0" w:color="000000"/>
               </w:pBdr>
-              <w:spacing w:before="40" w:after="40" w:line="276" w:lineRule="auto"/>
+              <w:spacing w:before="40" w:after="40"/>
               <w:ind w:left="100" w:right="100"/>
               <w:jc w:val="center"/>
               <w:rPr>
@@ -5774,7 +5188,7 @@
                 <w:bottom w:val="none" w:sz="0" w:space="0" w:color="000000"/>
                 <w:right w:val="none" w:sz="0" w:space="0" w:color="000000"/>
               </w:pBdr>
-              <w:spacing w:before="40" w:after="40" w:line="276" w:lineRule="auto"/>
+              <w:spacing w:before="40" w:after="40"/>
               <w:ind w:left="100" w:right="100"/>
               <w:rPr>
                 <w:rFonts w:ascii="Times New Roman" w:eastAsia="Times New Roman" w:hAnsi="Times New Roman" w:cs="Times New Roman"/>
@@ -5820,7 +5234,7 @@
                 <w:bottom w:val="none" w:sz="0" w:space="0" w:color="000000"/>
                 <w:right w:val="none" w:sz="0" w:space="0" w:color="000000"/>
               </w:pBdr>
-              <w:spacing w:before="40" w:after="40" w:line="276" w:lineRule="auto"/>
+              <w:spacing w:before="40" w:after="40"/>
               <w:ind w:left="100" w:right="100"/>
               <w:jc w:val="center"/>
               <w:rPr>
@@ -5867,7 +5281,7 @@
                 <w:bottom w:val="none" w:sz="0" w:space="0" w:color="000000"/>
                 <w:right w:val="none" w:sz="0" w:space="0" w:color="000000"/>
               </w:pBdr>
-              <w:spacing w:before="40" w:after="40" w:line="276" w:lineRule="auto"/>
+              <w:spacing w:before="40" w:after="40"/>
               <w:ind w:left="100" w:right="100"/>
               <w:jc w:val="center"/>
               <w:rPr>
@@ -5914,7 +5328,7 @@
                 <w:bottom w:val="none" w:sz="0" w:space="0" w:color="000000"/>
                 <w:right w:val="none" w:sz="0" w:space="0" w:color="000000"/>
               </w:pBdr>
-              <w:spacing w:before="40" w:after="40" w:line="276" w:lineRule="auto"/>
+              <w:spacing w:before="40" w:after="40"/>
               <w:ind w:left="100" w:right="100"/>
               <w:jc w:val="center"/>
               <w:rPr>
@@ -5961,7 +5375,7 @@
                 <w:bottom w:val="none" w:sz="0" w:space="0" w:color="000000"/>
                 <w:right w:val="none" w:sz="0" w:space="0" w:color="000000"/>
               </w:pBdr>
-              <w:spacing w:before="40" w:after="40" w:line="276" w:lineRule="auto"/>
+              <w:spacing w:before="40" w:after="40"/>
               <w:ind w:left="100" w:right="100"/>
               <w:jc w:val="center"/>
               <w:rPr>
@@ -6008,7 +5422,7 @@
                 <w:bottom w:val="none" w:sz="0" w:space="0" w:color="000000"/>
                 <w:right w:val="none" w:sz="0" w:space="0" w:color="000000"/>
               </w:pBdr>
-              <w:spacing w:before="40" w:after="40" w:line="276" w:lineRule="auto"/>
+              <w:spacing w:before="40" w:after="40"/>
               <w:ind w:left="100" w:right="100"/>
               <w:jc w:val="center"/>
               <w:rPr>
@@ -6061,34 +5475,23 @@
                 <w:bottom w:val="none" w:sz="0" w:space="0" w:color="000000"/>
                 <w:right w:val="none" w:sz="0" w:space="0" w:color="000000"/>
               </w:pBdr>
-              <w:spacing w:before="40" w:after="40" w:line="276" w:lineRule="auto"/>
-              <w:ind w:left="100" w:right="100"/>
-              <w:rPr>
-                <w:rFonts w:ascii="Times New Roman" w:eastAsia="Times New Roman" w:hAnsi="Times New Roman" w:cs="Times New Roman"/>
-                <w:color w:val="000000"/>
-                <w:sz w:val="18"/>
-                <w:szCs w:val="18"/>
-              </w:rPr>
-            </w:pPr>
-            <w:proofErr w:type="spellStart"/>
-            <w:r>
-              <w:rPr>
-                <w:rFonts w:ascii="Times New Roman" w:eastAsia="Times New Roman" w:hAnsi="Times New Roman" w:cs="Times New Roman"/>
-                <w:color w:val="000000"/>
-                <w:sz w:val="18"/>
-                <w:szCs w:val="18"/>
-              </w:rPr>
-              <w:t>Standardised</w:t>
-            </w:r>
-            <w:proofErr w:type="spellEnd"/>
-            <w:r>
-              <w:rPr>
-                <w:rFonts w:ascii="Times New Roman" w:eastAsia="Times New Roman" w:hAnsi="Times New Roman" w:cs="Times New Roman"/>
-                <w:color w:val="000000"/>
-                <w:sz w:val="18"/>
-                <w:szCs w:val="18"/>
-              </w:rPr>
-              <w:t xml:space="preserve"> mortality ratio</w:t>
+              <w:spacing w:before="40" w:after="40"/>
+              <w:ind w:left="100" w:right="100"/>
+              <w:rPr>
+                <w:rFonts w:ascii="Times New Roman" w:eastAsia="Times New Roman" w:hAnsi="Times New Roman" w:cs="Times New Roman"/>
+                <w:color w:val="000000"/>
+                <w:sz w:val="18"/>
+                <w:szCs w:val="18"/>
+              </w:rPr>
+            </w:pPr>
+            <w:r>
+              <w:rPr>
+                <w:rFonts w:ascii="Times New Roman" w:eastAsia="Times New Roman" w:hAnsi="Times New Roman" w:cs="Times New Roman"/>
+                <w:color w:val="000000"/>
+                <w:sz w:val="18"/>
+                <w:szCs w:val="18"/>
+              </w:rPr>
+              <w:t>Standardized mortality ratio</w:t>
             </w:r>
           </w:p>
         </w:tc>
@@ -6118,7 +5521,7 @@
                 <w:bottom w:val="none" w:sz="0" w:space="0" w:color="000000"/>
                 <w:right w:val="none" w:sz="0" w:space="0" w:color="000000"/>
               </w:pBdr>
-              <w:spacing w:before="40" w:after="40" w:line="276" w:lineRule="auto"/>
+              <w:spacing w:before="40" w:after="40"/>
               <w:ind w:left="100" w:right="100"/>
               <w:jc w:val="center"/>
               <w:rPr>
@@ -6165,7 +5568,7 @@
                 <w:bottom w:val="none" w:sz="0" w:space="0" w:color="000000"/>
                 <w:right w:val="none" w:sz="0" w:space="0" w:color="000000"/>
               </w:pBdr>
-              <w:spacing w:before="40" w:after="40" w:line="276" w:lineRule="auto"/>
+              <w:spacing w:before="40" w:after="40"/>
               <w:ind w:left="100" w:right="100"/>
               <w:jc w:val="center"/>
               <w:rPr>
@@ -6212,7 +5615,7 @@
                 <w:bottom w:val="none" w:sz="0" w:space="0" w:color="000000"/>
                 <w:right w:val="none" w:sz="0" w:space="0" w:color="000000"/>
               </w:pBdr>
-              <w:spacing w:before="40" w:after="40" w:line="276" w:lineRule="auto"/>
+              <w:spacing w:before="40" w:after="40"/>
               <w:ind w:left="100" w:right="100"/>
               <w:jc w:val="center"/>
               <w:rPr>
@@ -6259,7 +5662,7 @@
                 <w:bottom w:val="none" w:sz="0" w:space="0" w:color="000000"/>
                 <w:right w:val="none" w:sz="0" w:space="0" w:color="000000"/>
               </w:pBdr>
-              <w:spacing w:before="40" w:after="40" w:line="276" w:lineRule="auto"/>
+              <w:spacing w:before="40" w:after="40"/>
               <w:ind w:left="100" w:right="100"/>
               <w:jc w:val="center"/>
               <w:rPr>
@@ -6306,7 +5709,7 @@
                 <w:bottom w:val="none" w:sz="0" w:space="0" w:color="000000"/>
                 <w:right w:val="none" w:sz="0" w:space="0" w:color="000000"/>
               </w:pBdr>
-              <w:spacing w:before="40" w:after="40" w:line="276" w:lineRule="auto"/>
+              <w:spacing w:before="40" w:after="40"/>
               <w:ind w:left="100" w:right="100"/>
               <w:jc w:val="center"/>
               <w:rPr>
@@ -6359,7 +5762,7 @@
                 <w:bottom w:val="none" w:sz="0" w:space="0" w:color="000000"/>
                 <w:right w:val="none" w:sz="0" w:space="0" w:color="000000"/>
               </w:pBdr>
-              <w:spacing w:before="40" w:after="40" w:line="276" w:lineRule="auto"/>
+              <w:spacing w:before="40" w:after="40"/>
               <w:ind w:left="100" w:right="100"/>
               <w:rPr>
                 <w:rFonts w:ascii="Times New Roman" w:eastAsia="Times New Roman" w:hAnsi="Times New Roman" w:cs="Times New Roman"/>
@@ -6405,7 +5808,7 @@
                 <w:bottom w:val="none" w:sz="0" w:space="0" w:color="000000"/>
                 <w:right w:val="none" w:sz="0" w:space="0" w:color="000000"/>
               </w:pBdr>
-              <w:spacing w:before="40" w:after="40" w:line="276" w:lineRule="auto"/>
+              <w:spacing w:before="40" w:after="40"/>
               <w:ind w:left="100" w:right="100"/>
               <w:jc w:val="center"/>
               <w:rPr>
@@ -6452,7 +5855,7 @@
                 <w:bottom w:val="none" w:sz="0" w:space="0" w:color="000000"/>
                 <w:right w:val="none" w:sz="0" w:space="0" w:color="000000"/>
               </w:pBdr>
-              <w:spacing w:before="40" w:after="40" w:line="276" w:lineRule="auto"/>
+              <w:spacing w:before="40" w:after="40"/>
               <w:ind w:left="100" w:right="100"/>
               <w:jc w:val="center"/>
               <w:rPr>
@@ -6499,7 +5902,7 @@
                 <w:bottom w:val="none" w:sz="0" w:space="0" w:color="000000"/>
                 <w:right w:val="none" w:sz="0" w:space="0" w:color="000000"/>
               </w:pBdr>
-              <w:spacing w:before="40" w:after="40" w:line="276" w:lineRule="auto"/>
+              <w:spacing w:before="40" w:after="40"/>
               <w:ind w:left="100" w:right="100"/>
               <w:jc w:val="center"/>
               <w:rPr>
@@ -6546,7 +5949,7 @@
                 <w:bottom w:val="none" w:sz="0" w:space="0" w:color="000000"/>
                 <w:right w:val="none" w:sz="0" w:space="0" w:color="000000"/>
               </w:pBdr>
-              <w:spacing w:before="40" w:after="40" w:line="276" w:lineRule="auto"/>
+              <w:spacing w:before="40" w:after="40"/>
               <w:ind w:left="100" w:right="100"/>
               <w:jc w:val="center"/>
               <w:rPr>
@@ -6593,7 +5996,7 @@
                 <w:bottom w:val="none" w:sz="0" w:space="0" w:color="000000"/>
                 <w:right w:val="none" w:sz="0" w:space="0" w:color="000000"/>
               </w:pBdr>
-              <w:spacing w:before="40" w:after="40" w:line="276" w:lineRule="auto"/>
+              <w:spacing w:before="40" w:after="40"/>
               <w:ind w:left="100" w:right="100"/>
               <w:jc w:val="center"/>
               <w:rPr>
@@ -6646,7 +6049,7 @@
                 <w:bottom w:val="none" w:sz="0" w:space="0" w:color="000000"/>
                 <w:right w:val="none" w:sz="0" w:space="0" w:color="000000"/>
               </w:pBdr>
-              <w:spacing w:before="40" w:after="40" w:line="276" w:lineRule="auto"/>
+              <w:spacing w:before="40" w:after="40"/>
               <w:ind w:left="100" w:right="100"/>
               <w:rPr>
                 <w:rFonts w:ascii="Times New Roman" w:eastAsia="Times New Roman" w:hAnsi="Times New Roman" w:cs="Times New Roman"/>
@@ -6692,7 +6095,7 @@
                 <w:bottom w:val="none" w:sz="0" w:space="0" w:color="000000"/>
                 <w:right w:val="none" w:sz="0" w:space="0" w:color="000000"/>
               </w:pBdr>
-              <w:spacing w:before="40" w:after="40" w:line="276" w:lineRule="auto"/>
+              <w:spacing w:before="40" w:after="40"/>
               <w:ind w:left="100" w:right="100"/>
               <w:jc w:val="center"/>
               <w:rPr>
@@ -6739,7 +6142,7 @@
                 <w:bottom w:val="none" w:sz="0" w:space="0" w:color="000000"/>
                 <w:right w:val="none" w:sz="0" w:space="0" w:color="000000"/>
               </w:pBdr>
-              <w:spacing w:before="40" w:after="40" w:line="276" w:lineRule="auto"/>
+              <w:spacing w:before="40" w:after="40"/>
               <w:ind w:left="100" w:right="100"/>
               <w:jc w:val="center"/>
               <w:rPr>
@@ -6786,7 +6189,7 @@
                 <w:bottom w:val="none" w:sz="0" w:space="0" w:color="000000"/>
                 <w:right w:val="none" w:sz="0" w:space="0" w:color="000000"/>
               </w:pBdr>
-              <w:spacing w:before="40" w:after="40" w:line="276" w:lineRule="auto"/>
+              <w:spacing w:before="40" w:after="40"/>
               <w:ind w:left="100" w:right="100"/>
               <w:jc w:val="center"/>
               <w:rPr>
@@ -6833,7 +6236,7 @@
                 <w:bottom w:val="none" w:sz="0" w:space="0" w:color="000000"/>
                 <w:right w:val="none" w:sz="0" w:space="0" w:color="000000"/>
               </w:pBdr>
-              <w:spacing w:before="40" w:after="40" w:line="276" w:lineRule="auto"/>
+              <w:spacing w:before="40" w:after="40"/>
               <w:ind w:left="100" w:right="100"/>
               <w:jc w:val="center"/>
               <w:rPr>
@@ -6880,7 +6283,7 @@
                 <w:bottom w:val="none" w:sz="0" w:space="0" w:color="000000"/>
                 <w:right w:val="none" w:sz="0" w:space="0" w:color="000000"/>
               </w:pBdr>
-              <w:spacing w:before="40" w:after="40" w:line="276" w:lineRule="auto"/>
+              <w:spacing w:before="40" w:after="40"/>
               <w:ind w:left="100" w:right="100"/>
               <w:jc w:val="center"/>
               <w:rPr>
@@ -6933,7 +6336,7 @@
                 <w:bottom w:val="none" w:sz="0" w:space="0" w:color="000000"/>
                 <w:right w:val="none" w:sz="0" w:space="0" w:color="000000"/>
               </w:pBdr>
-              <w:spacing w:before="40" w:after="40" w:line="276" w:lineRule="auto"/>
+              <w:spacing w:before="40" w:after="40"/>
               <w:ind w:left="100" w:right="100"/>
               <w:rPr>
                 <w:rFonts w:ascii="Times New Roman" w:eastAsia="Times New Roman" w:hAnsi="Times New Roman" w:cs="Times New Roman"/>
@@ -6979,7 +6382,7 @@
                 <w:bottom w:val="none" w:sz="0" w:space="0" w:color="000000"/>
                 <w:right w:val="none" w:sz="0" w:space="0" w:color="000000"/>
               </w:pBdr>
-              <w:spacing w:before="40" w:after="40" w:line="276" w:lineRule="auto"/>
+              <w:spacing w:before="40" w:after="40"/>
               <w:ind w:left="100" w:right="100"/>
               <w:jc w:val="center"/>
               <w:rPr>
@@ -7026,7 +6429,7 @@
                 <w:bottom w:val="none" w:sz="0" w:space="0" w:color="000000"/>
                 <w:right w:val="none" w:sz="0" w:space="0" w:color="000000"/>
               </w:pBdr>
-              <w:spacing w:before="40" w:after="40" w:line="276" w:lineRule="auto"/>
+              <w:spacing w:before="40" w:after="40"/>
               <w:ind w:left="100" w:right="100"/>
               <w:jc w:val="center"/>
               <w:rPr>
@@ -7073,7 +6476,7 @@
                 <w:bottom w:val="none" w:sz="0" w:space="0" w:color="000000"/>
                 <w:right w:val="none" w:sz="0" w:space="0" w:color="000000"/>
               </w:pBdr>
-              <w:spacing w:before="40" w:after="40" w:line="276" w:lineRule="auto"/>
+              <w:spacing w:before="40" w:after="40"/>
               <w:ind w:left="100" w:right="100"/>
               <w:jc w:val="center"/>
               <w:rPr>
@@ -7120,7 +6523,7 @@
                 <w:bottom w:val="none" w:sz="0" w:space="0" w:color="000000"/>
                 <w:right w:val="none" w:sz="0" w:space="0" w:color="000000"/>
               </w:pBdr>
-              <w:spacing w:before="40" w:after="40" w:line="276" w:lineRule="auto"/>
+              <w:spacing w:before="40" w:after="40"/>
               <w:ind w:left="100" w:right="100"/>
               <w:jc w:val="center"/>
               <w:rPr>
@@ -7167,7 +6570,7 @@
                 <w:bottom w:val="none" w:sz="0" w:space="0" w:color="000000"/>
                 <w:right w:val="none" w:sz="0" w:space="0" w:color="000000"/>
               </w:pBdr>
-              <w:spacing w:before="40" w:after="40" w:line="276" w:lineRule="auto"/>
+              <w:spacing w:before="40" w:after="40"/>
               <w:ind w:left="100" w:right="100"/>
               <w:jc w:val="center"/>
               <w:rPr>
@@ -7220,7 +6623,7 @@
                 <w:bottom w:val="none" w:sz="0" w:space="0" w:color="000000"/>
                 <w:right w:val="none" w:sz="0" w:space="0" w:color="000000"/>
               </w:pBdr>
-              <w:spacing w:before="40" w:after="40" w:line="276" w:lineRule="auto"/>
+              <w:spacing w:before="40" w:after="40"/>
               <w:ind w:left="100" w:right="100"/>
               <w:rPr>
                 <w:rFonts w:ascii="Times New Roman" w:eastAsia="Times New Roman" w:hAnsi="Times New Roman" w:cs="Times New Roman"/>
@@ -7266,7 +6669,7 @@
                 <w:bottom w:val="none" w:sz="0" w:space="0" w:color="000000"/>
                 <w:right w:val="none" w:sz="0" w:space="0" w:color="000000"/>
               </w:pBdr>
-              <w:spacing w:before="40" w:after="40" w:line="276" w:lineRule="auto"/>
+              <w:spacing w:before="40" w:after="40"/>
               <w:ind w:left="100" w:right="100"/>
               <w:jc w:val="center"/>
               <w:rPr>
@@ -7313,7 +6716,7 @@
                 <w:bottom w:val="none" w:sz="0" w:space="0" w:color="000000"/>
                 <w:right w:val="none" w:sz="0" w:space="0" w:color="000000"/>
               </w:pBdr>
-              <w:spacing w:before="40" w:after="40" w:line="276" w:lineRule="auto"/>
+              <w:spacing w:before="40" w:after="40"/>
               <w:ind w:left="100" w:right="100"/>
               <w:jc w:val="center"/>
               <w:rPr>
@@ -7360,7 +6763,7 @@
                 <w:bottom w:val="none" w:sz="0" w:space="0" w:color="000000"/>
                 <w:right w:val="none" w:sz="0" w:space="0" w:color="000000"/>
               </w:pBdr>
-              <w:spacing w:before="40" w:after="40" w:line="276" w:lineRule="auto"/>
+              <w:spacing w:before="40" w:after="40"/>
               <w:ind w:left="100" w:right="100"/>
               <w:jc w:val="center"/>
               <w:rPr>
@@ -7407,7 +6810,7 @@
                 <w:bottom w:val="none" w:sz="0" w:space="0" w:color="000000"/>
                 <w:right w:val="none" w:sz="0" w:space="0" w:color="000000"/>
               </w:pBdr>
-              <w:spacing w:before="40" w:after="40" w:line="276" w:lineRule="auto"/>
+              <w:spacing w:before="40" w:after="40"/>
               <w:ind w:left="100" w:right="100"/>
               <w:jc w:val="center"/>
               <w:rPr>
@@ -7454,7 +6857,7 @@
                 <w:bottom w:val="none" w:sz="0" w:space="0" w:color="000000"/>
                 <w:right w:val="none" w:sz="0" w:space="0" w:color="000000"/>
               </w:pBdr>
-              <w:spacing w:before="40" w:after="40" w:line="276" w:lineRule="auto"/>
+              <w:spacing w:before="40" w:after="40"/>
               <w:ind w:left="100" w:right="100"/>
               <w:jc w:val="center"/>
               <w:rPr>
@@ -7507,7 +6910,7 @@
                 <w:bottom w:val="none" w:sz="0" w:space="0" w:color="000000"/>
                 <w:right w:val="none" w:sz="0" w:space="0" w:color="000000"/>
               </w:pBdr>
-              <w:spacing w:before="100" w:after="100" w:line="276" w:lineRule="auto"/>
+              <w:spacing w:before="100" w:after="100"/>
               <w:ind w:left="100" w:right="100"/>
               <w:rPr>
                 <w:rFonts w:ascii="Times New Roman" w:eastAsia="Times New Roman" w:hAnsi="Times New Roman" w:cs="Times New Roman"/>
@@ -7525,60 +6928,13 @@
                 <w:sz w:val="16"/>
                 <w:szCs w:val="16"/>
               </w:rPr>
-              <w:t xml:space="preserve">APACHE denotes Acute Physiology and Chronic Health Evaluation. Malignancy denotes metastatic solid </w:t>
-            </w:r>
-            <w:proofErr w:type="spellStart"/>
-            <w:r>
-              <w:rPr>
-                <w:rFonts w:ascii="Times New Roman" w:eastAsia="Times New Roman" w:hAnsi="Times New Roman" w:cs="Times New Roman"/>
-                <w:i/>
-                <w:color w:val="000000"/>
-                <w:sz w:val="16"/>
-                <w:szCs w:val="16"/>
-              </w:rPr>
-              <w:t>tumour</w:t>
-            </w:r>
-            <w:proofErr w:type="spellEnd"/>
-            <w:r>
-              <w:rPr>
-                <w:rFonts w:ascii="Times New Roman" w:eastAsia="Times New Roman" w:hAnsi="Times New Roman" w:cs="Times New Roman"/>
-                <w:i/>
-                <w:color w:val="000000"/>
-                <w:sz w:val="16"/>
-                <w:szCs w:val="16"/>
-              </w:rPr>
-              <w:t xml:space="preserve"> or </w:t>
-            </w:r>
-            <w:proofErr w:type="spellStart"/>
-            <w:r>
-              <w:rPr>
-                <w:rFonts w:ascii="Times New Roman" w:eastAsia="Times New Roman" w:hAnsi="Times New Roman" w:cs="Times New Roman"/>
-                <w:i/>
-                <w:color w:val="000000"/>
-                <w:sz w:val="16"/>
-                <w:szCs w:val="16"/>
-              </w:rPr>
-              <w:t>haematologic</w:t>
-            </w:r>
-            <w:proofErr w:type="spellEnd"/>
-            <w:r>
-              <w:rPr>
-                <w:rFonts w:ascii="Times New Roman" w:eastAsia="Times New Roman" w:hAnsi="Times New Roman" w:cs="Times New Roman"/>
-                <w:i/>
-                <w:color w:val="000000"/>
-                <w:sz w:val="16"/>
-                <w:szCs w:val="16"/>
-              </w:rPr>
-              <w:t xml:space="preserve"> malignancy.</w:t>
+              <w:t>APACHE denotes Acute Physiology and Chronic Health Evaluation. Malignancy denotes metastatic solid tumor or hematologic malignancy.</w:t>
             </w:r>
           </w:p>
         </w:tc>
       </w:tr>
     </w:tbl>
     <w:p>
-      <w:pPr>
-        <w:spacing w:line="276" w:lineRule="auto"/>
-      </w:pPr>
       <w:r>
         <w:br w:type="page"/>
       </w:r>
@@ -7591,7 +6947,7 @@
           <w:bottom w:val="none" w:sz="0" w:space="0" w:color="000000"/>
           <w:right w:val="none" w:sz="0" w:space="0" w:color="000000"/>
         </w:pBdr>
-        <w:spacing w:before="80" w:after="200" w:line="276" w:lineRule="auto"/>
+        <w:spacing w:before="80" w:after="200"/>
       </w:pPr>
       <w:r>
         <w:rPr>
@@ -7681,7 +7037,7 @@
                 <w:bottom w:val="none" w:sz="0" w:space="0" w:color="000000"/>
                 <w:right w:val="none" w:sz="0" w:space="0" w:color="000000"/>
               </w:pBdr>
-              <w:spacing w:before="40" w:after="40" w:line="276" w:lineRule="auto"/>
+              <w:spacing w:before="40" w:after="40"/>
               <w:ind w:left="100" w:right="100"/>
               <w:rPr>
                 <w:rFonts w:ascii="Times New Roman" w:eastAsia="Times New Roman" w:hAnsi="Times New Roman" w:cs="Times New Roman"/>
@@ -7729,7 +7085,7 @@
                 <w:bottom w:val="none" w:sz="0" w:space="0" w:color="000000"/>
                 <w:right w:val="none" w:sz="0" w:space="0" w:color="000000"/>
               </w:pBdr>
-              <w:spacing w:before="40" w:after="40" w:line="276" w:lineRule="auto"/>
+              <w:spacing w:before="40" w:after="40"/>
               <w:ind w:left="100" w:right="100"/>
               <w:jc w:val="center"/>
               <w:rPr>
@@ -7778,7 +7134,7 @@
                 <w:bottom w:val="none" w:sz="0" w:space="0" w:color="000000"/>
                 <w:right w:val="none" w:sz="0" w:space="0" w:color="000000"/>
               </w:pBdr>
-              <w:spacing w:before="40" w:after="40" w:line="276" w:lineRule="auto"/>
+              <w:spacing w:before="40" w:after="40"/>
               <w:ind w:left="100" w:right="100"/>
               <w:jc w:val="center"/>
               <w:rPr>
@@ -7827,7 +7183,7 @@
                 <w:bottom w:val="none" w:sz="0" w:space="0" w:color="000000"/>
                 <w:right w:val="none" w:sz="0" w:space="0" w:color="000000"/>
               </w:pBdr>
-              <w:spacing w:before="40" w:after="40" w:line="276" w:lineRule="auto"/>
+              <w:spacing w:before="40" w:after="40"/>
               <w:ind w:left="100" w:right="100"/>
               <w:jc w:val="center"/>
               <w:rPr>
@@ -7876,7 +7232,7 @@
                 <w:bottom w:val="none" w:sz="0" w:space="0" w:color="000000"/>
                 <w:right w:val="none" w:sz="0" w:space="0" w:color="000000"/>
               </w:pBdr>
-              <w:spacing w:before="40" w:after="40" w:line="276" w:lineRule="auto"/>
+              <w:spacing w:before="40" w:after="40"/>
               <w:ind w:left="100" w:right="100"/>
               <w:jc w:val="center"/>
               <w:rPr>
@@ -7925,7 +7281,7 @@
                 <w:bottom w:val="none" w:sz="0" w:space="0" w:color="000000"/>
                 <w:right w:val="none" w:sz="0" w:space="0" w:color="000000"/>
               </w:pBdr>
-              <w:spacing w:before="40" w:after="40" w:line="276" w:lineRule="auto"/>
+              <w:spacing w:before="40" w:after="40"/>
               <w:ind w:left="100" w:right="100"/>
               <w:jc w:val="center"/>
               <w:rPr>
@@ -7974,7 +7330,7 @@
                 <w:bottom w:val="none" w:sz="0" w:space="0" w:color="000000"/>
                 <w:right w:val="none" w:sz="0" w:space="0" w:color="000000"/>
               </w:pBdr>
-              <w:spacing w:before="40" w:after="40" w:line="276" w:lineRule="auto"/>
+              <w:spacing w:before="40" w:after="40"/>
               <w:ind w:left="100" w:right="100"/>
               <w:jc w:val="center"/>
               <w:rPr>
@@ -8029,7 +7385,7 @@
                 <w:bottom w:val="none" w:sz="0" w:space="0" w:color="000000"/>
                 <w:right w:val="none" w:sz="0" w:space="0" w:color="000000"/>
               </w:pBdr>
-              <w:spacing w:before="40" w:after="40" w:line="276" w:lineRule="auto"/>
+              <w:spacing w:before="40" w:after="40"/>
               <w:ind w:left="100" w:right="100"/>
               <w:rPr>
                 <w:rFonts w:ascii="Times New Roman" w:eastAsia="Times New Roman" w:hAnsi="Times New Roman" w:cs="Times New Roman"/>
@@ -8075,7 +7431,7 @@
                 <w:bottom w:val="none" w:sz="0" w:space="0" w:color="000000"/>
                 <w:right w:val="none" w:sz="0" w:space="0" w:color="000000"/>
               </w:pBdr>
-              <w:spacing w:before="40" w:after="40" w:line="276" w:lineRule="auto"/>
+              <w:spacing w:before="40" w:after="40"/>
               <w:ind w:left="100" w:right="100"/>
               <w:jc w:val="center"/>
               <w:rPr>
@@ -8122,7 +7478,7 @@
                 <w:bottom w:val="none" w:sz="0" w:space="0" w:color="000000"/>
                 <w:right w:val="none" w:sz="0" w:space="0" w:color="000000"/>
               </w:pBdr>
-              <w:spacing w:before="40" w:after="40" w:line="276" w:lineRule="auto"/>
+              <w:spacing w:before="40" w:after="40"/>
               <w:ind w:left="100" w:right="100"/>
               <w:jc w:val="center"/>
               <w:rPr>
@@ -8169,7 +7525,7 @@
                 <w:bottom w:val="none" w:sz="0" w:space="0" w:color="000000"/>
                 <w:right w:val="none" w:sz="0" w:space="0" w:color="000000"/>
               </w:pBdr>
-              <w:spacing w:before="40" w:after="40" w:line="276" w:lineRule="auto"/>
+              <w:spacing w:before="40" w:after="40"/>
               <w:ind w:left="100" w:right="100"/>
               <w:jc w:val="center"/>
               <w:rPr>
@@ -8216,7 +7572,7 @@
                 <w:bottom w:val="none" w:sz="0" w:space="0" w:color="000000"/>
                 <w:right w:val="none" w:sz="0" w:space="0" w:color="000000"/>
               </w:pBdr>
-              <w:spacing w:before="40" w:after="40" w:line="276" w:lineRule="auto"/>
+              <w:spacing w:before="40" w:after="40"/>
               <w:ind w:left="100" w:right="100"/>
               <w:jc w:val="center"/>
               <w:rPr>
@@ -8263,7 +7619,7 @@
                 <w:bottom w:val="none" w:sz="0" w:space="0" w:color="000000"/>
                 <w:right w:val="none" w:sz="0" w:space="0" w:color="000000"/>
               </w:pBdr>
-              <w:spacing w:before="40" w:after="40" w:line="276" w:lineRule="auto"/>
+              <w:spacing w:before="40" w:after="40"/>
               <w:ind w:left="100" w:right="100"/>
               <w:jc w:val="center"/>
               <w:rPr>
@@ -8310,7 +7666,7 @@
                 <w:bottom w:val="none" w:sz="0" w:space="0" w:color="000000"/>
                 <w:right w:val="none" w:sz="0" w:space="0" w:color="000000"/>
               </w:pBdr>
-              <w:spacing w:before="40" w:after="40" w:line="276" w:lineRule="auto"/>
+              <w:spacing w:before="40" w:after="40"/>
               <w:ind w:left="100" w:right="100"/>
               <w:jc w:val="center"/>
               <w:rPr>
@@ -8363,7 +7719,7 @@
                 <w:bottom w:val="none" w:sz="0" w:space="0" w:color="000000"/>
                 <w:right w:val="none" w:sz="0" w:space="0" w:color="000000"/>
               </w:pBdr>
-              <w:spacing w:before="40" w:after="40" w:line="276" w:lineRule="auto"/>
+              <w:spacing w:before="40" w:after="40"/>
               <w:ind w:left="100" w:right="100"/>
               <w:rPr>
                 <w:rFonts w:ascii="Times New Roman" w:eastAsia="Times New Roman" w:hAnsi="Times New Roman" w:cs="Times New Roman"/>
@@ -8409,7 +7765,7 @@
                 <w:bottom w:val="none" w:sz="0" w:space="0" w:color="000000"/>
                 <w:right w:val="none" w:sz="0" w:space="0" w:color="000000"/>
               </w:pBdr>
-              <w:spacing w:before="40" w:after="40" w:line="276" w:lineRule="auto"/>
+              <w:spacing w:before="40" w:after="40"/>
               <w:ind w:left="100" w:right="100"/>
               <w:jc w:val="center"/>
               <w:rPr>
@@ -8456,7 +7812,7 @@
                 <w:bottom w:val="none" w:sz="0" w:space="0" w:color="000000"/>
                 <w:right w:val="none" w:sz="0" w:space="0" w:color="000000"/>
               </w:pBdr>
-              <w:spacing w:before="40" w:after="40" w:line="276" w:lineRule="auto"/>
+              <w:spacing w:before="40" w:after="40"/>
               <w:ind w:left="100" w:right="100"/>
               <w:jc w:val="center"/>
               <w:rPr>
@@ -8503,7 +7859,7 @@
                 <w:bottom w:val="none" w:sz="0" w:space="0" w:color="000000"/>
                 <w:right w:val="none" w:sz="0" w:space="0" w:color="000000"/>
               </w:pBdr>
-              <w:spacing w:before="40" w:after="40" w:line="276" w:lineRule="auto"/>
+              <w:spacing w:before="40" w:after="40"/>
               <w:ind w:left="100" w:right="100"/>
               <w:jc w:val="center"/>
               <w:rPr>
@@ -8550,7 +7906,7 @@
                 <w:bottom w:val="none" w:sz="0" w:space="0" w:color="000000"/>
                 <w:right w:val="none" w:sz="0" w:space="0" w:color="000000"/>
               </w:pBdr>
-              <w:spacing w:before="40" w:after="40" w:line="276" w:lineRule="auto"/>
+              <w:spacing w:before="40" w:after="40"/>
               <w:ind w:left="100" w:right="100"/>
               <w:jc w:val="center"/>
               <w:rPr>
@@ -8597,7 +7953,7 @@
                 <w:bottom w:val="none" w:sz="0" w:space="0" w:color="000000"/>
                 <w:right w:val="none" w:sz="0" w:space="0" w:color="000000"/>
               </w:pBdr>
-              <w:spacing w:before="40" w:after="40" w:line="276" w:lineRule="auto"/>
+              <w:spacing w:before="40" w:after="40"/>
               <w:ind w:left="100" w:right="100"/>
               <w:jc w:val="center"/>
               <w:rPr>
@@ -8644,7 +8000,7 @@
                 <w:bottom w:val="none" w:sz="0" w:space="0" w:color="000000"/>
                 <w:right w:val="none" w:sz="0" w:space="0" w:color="000000"/>
               </w:pBdr>
-              <w:spacing w:before="40" w:after="40" w:line="276" w:lineRule="auto"/>
+              <w:spacing w:before="40" w:after="40"/>
               <w:ind w:left="100" w:right="100"/>
               <w:jc w:val="center"/>
               <w:rPr>
@@ -8697,7 +8053,7 @@
                 <w:bottom w:val="none" w:sz="0" w:space="0" w:color="000000"/>
                 <w:right w:val="none" w:sz="0" w:space="0" w:color="000000"/>
               </w:pBdr>
-              <w:spacing w:before="40" w:after="40" w:line="276" w:lineRule="auto"/>
+              <w:spacing w:before="40" w:after="40"/>
               <w:ind w:left="100" w:right="100"/>
               <w:rPr>
                 <w:rFonts w:ascii="Times New Roman" w:eastAsia="Times New Roman" w:hAnsi="Times New Roman" w:cs="Times New Roman"/>
@@ -8743,7 +8099,7 @@
                 <w:bottom w:val="none" w:sz="0" w:space="0" w:color="000000"/>
                 <w:right w:val="none" w:sz="0" w:space="0" w:color="000000"/>
               </w:pBdr>
-              <w:spacing w:before="40" w:after="40" w:line="276" w:lineRule="auto"/>
+              <w:spacing w:before="40" w:after="40"/>
               <w:ind w:left="100" w:right="100"/>
               <w:jc w:val="center"/>
               <w:rPr>
@@ -8790,7 +8146,7 @@
                 <w:bottom w:val="none" w:sz="0" w:space="0" w:color="000000"/>
                 <w:right w:val="none" w:sz="0" w:space="0" w:color="000000"/>
               </w:pBdr>
-              <w:spacing w:before="40" w:after="40" w:line="276" w:lineRule="auto"/>
+              <w:spacing w:before="40" w:after="40"/>
               <w:ind w:left="100" w:right="100"/>
               <w:jc w:val="center"/>
               <w:rPr>
@@ -8837,7 +8193,7 @@
                 <w:bottom w:val="none" w:sz="0" w:space="0" w:color="000000"/>
                 <w:right w:val="none" w:sz="0" w:space="0" w:color="000000"/>
               </w:pBdr>
-              <w:spacing w:before="40" w:after="40" w:line="276" w:lineRule="auto"/>
+              <w:spacing w:before="40" w:after="40"/>
               <w:ind w:left="100" w:right="100"/>
               <w:jc w:val="center"/>
               <w:rPr>
@@ -8884,7 +8240,7 @@
                 <w:bottom w:val="none" w:sz="0" w:space="0" w:color="000000"/>
                 <w:right w:val="none" w:sz="0" w:space="0" w:color="000000"/>
               </w:pBdr>
-              <w:spacing w:before="40" w:after="40" w:line="276" w:lineRule="auto"/>
+              <w:spacing w:before="40" w:after="40"/>
               <w:ind w:left="100" w:right="100"/>
               <w:jc w:val="center"/>
               <w:rPr>
@@ -8931,7 +8287,7 @@
                 <w:bottom w:val="none" w:sz="0" w:space="0" w:color="000000"/>
                 <w:right w:val="none" w:sz="0" w:space="0" w:color="000000"/>
               </w:pBdr>
-              <w:spacing w:before="40" w:after="40" w:line="276" w:lineRule="auto"/>
+              <w:spacing w:before="40" w:after="40"/>
               <w:ind w:left="100" w:right="100"/>
               <w:jc w:val="center"/>
               <w:rPr>
@@ -8978,7 +8334,7 @@
                 <w:bottom w:val="none" w:sz="0" w:space="0" w:color="000000"/>
                 <w:right w:val="none" w:sz="0" w:space="0" w:color="000000"/>
               </w:pBdr>
-              <w:spacing w:before="40" w:after="40" w:line="276" w:lineRule="auto"/>
+              <w:spacing w:before="40" w:after="40"/>
               <w:ind w:left="100" w:right="100"/>
               <w:jc w:val="center"/>
               <w:rPr>
@@ -9031,7 +8387,7 @@
                 <w:bottom w:val="none" w:sz="0" w:space="0" w:color="000000"/>
                 <w:right w:val="none" w:sz="0" w:space="0" w:color="000000"/>
               </w:pBdr>
-              <w:spacing w:before="40" w:after="40" w:line="276" w:lineRule="auto"/>
+              <w:spacing w:before="40" w:after="40"/>
               <w:ind w:left="100" w:right="100"/>
               <w:rPr>
                 <w:rFonts w:ascii="Times New Roman" w:eastAsia="Times New Roman" w:hAnsi="Times New Roman" w:cs="Times New Roman"/>
@@ -9077,7 +8433,7 @@
                 <w:bottom w:val="none" w:sz="0" w:space="0" w:color="000000"/>
                 <w:right w:val="none" w:sz="0" w:space="0" w:color="000000"/>
               </w:pBdr>
-              <w:spacing w:before="40" w:after="40" w:line="276" w:lineRule="auto"/>
+              <w:spacing w:before="40" w:after="40"/>
               <w:ind w:left="100" w:right="100"/>
               <w:jc w:val="center"/>
               <w:rPr>
@@ -9124,7 +8480,7 @@
                 <w:bottom w:val="none" w:sz="0" w:space="0" w:color="000000"/>
                 <w:right w:val="none" w:sz="0" w:space="0" w:color="000000"/>
               </w:pBdr>
-              <w:spacing w:before="40" w:after="40" w:line="276" w:lineRule="auto"/>
+              <w:spacing w:before="40" w:after="40"/>
               <w:ind w:left="100" w:right="100"/>
               <w:jc w:val="center"/>
               <w:rPr>
@@ -9171,7 +8527,7 @@
                 <w:bottom w:val="none" w:sz="0" w:space="0" w:color="000000"/>
                 <w:right w:val="none" w:sz="0" w:space="0" w:color="000000"/>
               </w:pBdr>
-              <w:spacing w:before="40" w:after="40" w:line="276" w:lineRule="auto"/>
+              <w:spacing w:before="40" w:after="40"/>
               <w:ind w:left="100" w:right="100"/>
               <w:jc w:val="center"/>
               <w:rPr>
@@ -9218,7 +8574,7 @@
                 <w:bottom w:val="none" w:sz="0" w:space="0" w:color="000000"/>
                 <w:right w:val="none" w:sz="0" w:space="0" w:color="000000"/>
               </w:pBdr>
-              <w:spacing w:before="40" w:after="40" w:line="276" w:lineRule="auto"/>
+              <w:spacing w:before="40" w:after="40"/>
               <w:ind w:left="100" w:right="100"/>
               <w:jc w:val="center"/>
               <w:rPr>
@@ -9265,7 +8621,7 @@
                 <w:bottom w:val="none" w:sz="0" w:space="0" w:color="000000"/>
                 <w:right w:val="none" w:sz="0" w:space="0" w:color="000000"/>
               </w:pBdr>
-              <w:spacing w:before="40" w:after="40" w:line="276" w:lineRule="auto"/>
+              <w:spacing w:before="40" w:after="40"/>
               <w:ind w:left="100" w:right="100"/>
               <w:jc w:val="center"/>
               <w:rPr>
@@ -9312,7 +8668,7 @@
                 <w:bottom w:val="none" w:sz="0" w:space="0" w:color="000000"/>
                 <w:right w:val="none" w:sz="0" w:space="0" w:color="000000"/>
               </w:pBdr>
-              <w:spacing w:before="40" w:after="40" w:line="276" w:lineRule="auto"/>
+              <w:spacing w:before="40" w:after="40"/>
               <w:ind w:left="100" w:right="100"/>
               <w:jc w:val="center"/>
               <w:rPr>
@@ -9365,7 +8721,7 @@
                 <w:bottom w:val="none" w:sz="0" w:space="0" w:color="000000"/>
                 <w:right w:val="none" w:sz="0" w:space="0" w:color="000000"/>
               </w:pBdr>
-              <w:spacing w:before="40" w:after="40" w:line="276" w:lineRule="auto"/>
+              <w:spacing w:before="40" w:after="40"/>
               <w:ind w:left="100" w:right="100"/>
               <w:rPr>
                 <w:rFonts w:ascii="Times New Roman" w:eastAsia="Times New Roman" w:hAnsi="Times New Roman" w:cs="Times New Roman"/>
@@ -9411,7 +8767,7 @@
                 <w:bottom w:val="none" w:sz="0" w:space="0" w:color="000000"/>
                 <w:right w:val="none" w:sz="0" w:space="0" w:color="000000"/>
               </w:pBdr>
-              <w:spacing w:before="40" w:after="40" w:line="276" w:lineRule="auto"/>
+              <w:spacing w:before="40" w:after="40"/>
               <w:ind w:left="100" w:right="100"/>
               <w:jc w:val="center"/>
               <w:rPr>
@@ -9458,7 +8814,7 @@
                 <w:bottom w:val="none" w:sz="0" w:space="0" w:color="000000"/>
                 <w:right w:val="none" w:sz="0" w:space="0" w:color="000000"/>
               </w:pBdr>
-              <w:spacing w:before="40" w:after="40" w:line="276" w:lineRule="auto"/>
+              <w:spacing w:before="40" w:after="40"/>
               <w:ind w:left="100" w:right="100"/>
               <w:jc w:val="center"/>
               <w:rPr>
@@ -9505,7 +8861,7 @@
                 <w:bottom w:val="none" w:sz="0" w:space="0" w:color="000000"/>
                 <w:right w:val="none" w:sz="0" w:space="0" w:color="000000"/>
               </w:pBdr>
-              <w:spacing w:before="40" w:after="40" w:line="276" w:lineRule="auto"/>
+              <w:spacing w:before="40" w:after="40"/>
               <w:ind w:left="100" w:right="100"/>
               <w:jc w:val="center"/>
               <w:rPr>
@@ -9552,7 +8908,7 @@
                 <w:bottom w:val="none" w:sz="0" w:space="0" w:color="000000"/>
                 <w:right w:val="none" w:sz="0" w:space="0" w:color="000000"/>
               </w:pBdr>
-              <w:spacing w:before="40" w:after="40" w:line="276" w:lineRule="auto"/>
+              <w:spacing w:before="40" w:after="40"/>
               <w:ind w:left="100" w:right="100"/>
               <w:jc w:val="center"/>
               <w:rPr>
@@ -9599,7 +8955,7 @@
                 <w:bottom w:val="none" w:sz="0" w:space="0" w:color="000000"/>
                 <w:right w:val="none" w:sz="0" w:space="0" w:color="000000"/>
               </w:pBdr>
-              <w:spacing w:before="40" w:after="40" w:line="276" w:lineRule="auto"/>
+              <w:spacing w:before="40" w:after="40"/>
               <w:ind w:left="100" w:right="100"/>
               <w:jc w:val="center"/>
               <w:rPr>
@@ -9646,7 +9002,7 @@
                 <w:bottom w:val="none" w:sz="0" w:space="0" w:color="000000"/>
                 <w:right w:val="none" w:sz="0" w:space="0" w:color="000000"/>
               </w:pBdr>
-              <w:spacing w:before="40" w:after="40" w:line="276" w:lineRule="auto"/>
+              <w:spacing w:before="40" w:after="40"/>
               <w:ind w:left="100" w:right="100"/>
               <w:jc w:val="center"/>
               <w:rPr>
@@ -9699,7 +9055,7 @@
                 <w:bottom w:val="none" w:sz="0" w:space="0" w:color="000000"/>
                 <w:right w:val="none" w:sz="0" w:space="0" w:color="000000"/>
               </w:pBdr>
-              <w:spacing w:before="100" w:after="100" w:line="276" w:lineRule="auto"/>
+              <w:spacing w:before="100" w:after="100"/>
               <w:ind w:left="100" w:right="100"/>
               <w:rPr>
                 <w:rFonts w:ascii="Times New Roman" w:eastAsia="Times New Roman" w:hAnsi="Times New Roman" w:cs="Times New Roman"/>
@@ -9717,38 +9073,13 @@
                 <w:sz w:val="16"/>
                 <w:szCs w:val="16"/>
               </w:rPr>
-              <w:t xml:space="preserve">SMR denotes </w:t>
-            </w:r>
-            <w:proofErr w:type="spellStart"/>
-            <w:r>
-              <w:rPr>
-                <w:rFonts w:ascii="Times New Roman" w:eastAsia="Times New Roman" w:hAnsi="Times New Roman" w:cs="Times New Roman"/>
-                <w:i/>
-                <w:color w:val="000000"/>
-                <w:sz w:val="16"/>
-                <w:szCs w:val="16"/>
-              </w:rPr>
-              <w:t>standardised</w:t>
-            </w:r>
-            <w:proofErr w:type="spellEnd"/>
-            <w:r>
-              <w:rPr>
-                <w:rFonts w:ascii="Times New Roman" w:eastAsia="Times New Roman" w:hAnsi="Times New Roman" w:cs="Times New Roman"/>
-                <w:i/>
-                <w:color w:val="000000"/>
-                <w:sz w:val="16"/>
-                <w:szCs w:val="16"/>
-              </w:rPr>
-              <w:t xml:space="preserve"> mortality ratio. ICI denotes integrated calibration index. Emax denotes maximum absolute calibration error.</w:t>
+              <w:t>SMR denotes standardized mortality ratio. ICI denotes integrated calibration index. Emax denotes maximum absolute calibration error.</w:t>
             </w:r>
           </w:p>
         </w:tc>
       </w:tr>
     </w:tbl>
     <w:p>
-      <w:pPr>
-        <w:spacing w:line="276" w:lineRule="auto"/>
-      </w:pPr>
       <w:r>
         <w:br w:type="page"/>
       </w:r>
@@ -9761,7 +9092,7 @@
           <w:bottom w:val="none" w:sz="0" w:space="0" w:color="000000"/>
           <w:right w:val="none" w:sz="0" w:space="0" w:color="000000"/>
         </w:pBdr>
-        <w:spacing w:before="80" w:after="200" w:line="276" w:lineRule="auto"/>
+        <w:spacing w:before="80" w:after="200"/>
       </w:pPr>
       <w:r>
         <w:rPr>
@@ -9773,2588 +9104,6 @@
         </w:rPr>
         <w:lastRenderedPageBreak/>
         <w:t>Table 3.</w:t>
-      </w:r>
-      <w:r>
-        <w:rPr>
-          <w:rFonts w:ascii="Times New Roman" w:eastAsia="Times New Roman" w:hAnsi="Times New Roman" w:cs="Times New Roman"/>
-          <w:color w:val="000000"/>
-          <w:sz w:val="20"/>
-          <w:szCs w:val="20"/>
-        </w:rPr>
-        <w:t xml:space="preserve"> Discrimination and accuracy on held out data.</w:t>
-      </w:r>
-    </w:p>
-    <w:tbl>
-      <w:tblPr>
-        <w:tblW w:w="0" w:type="auto"/>
-        <w:jc w:val="center"/>
-        <w:tblLayout w:type="fixed"/>
-        <w:tblLook w:val="0420" w:firstRow="1" w:lastRow="0" w:firstColumn="0" w:lastColumn="0" w:noHBand="0" w:noVBand="1"/>
-      </w:tblPr>
-      <w:tblGrid>
-        <w:gridCol w:w="3168"/>
-        <w:gridCol w:w="1368"/>
-        <w:gridCol w:w="1368"/>
-        <w:gridCol w:w="1368"/>
-        <w:gridCol w:w="1368"/>
-      </w:tblGrid>
-      <w:tr>
-        <w:trPr>
-          <w:tblHeader/>
-          <w:jc w:val="center"/>
-        </w:trPr>
-        <w:tc>
-          <w:tcPr>
-            <w:tcW w:w="3168" w:type="dxa"/>
-            <w:tcBorders>
-              <w:top w:val="single" w:sz="8" w:space="0" w:color="000000"/>
-              <w:left w:val="none" w:sz="0" w:space="0" w:color="000000"/>
-              <w:bottom w:val="single" w:sz="6" w:space="0" w:color="000000"/>
-              <w:right w:val="none" w:sz="0" w:space="0" w:color="000000"/>
-            </w:tcBorders>
-            <w:shd w:val="clear" w:color="auto" w:fill="FFFFFF"/>
-            <w:tcMar>
-              <w:top w:w="0" w:type="dxa"/>
-              <w:left w:w="0" w:type="dxa"/>
-              <w:bottom w:w="0" w:type="dxa"/>
-              <w:right w:w="0" w:type="dxa"/>
-            </w:tcMar>
-            <w:vAlign w:val="center"/>
-          </w:tcPr>
-          <w:p>
-            <w:pPr>
-              <w:pBdr>
-                <w:top w:val="none" w:sz="0" w:space="0" w:color="000000"/>
-                <w:left w:val="none" w:sz="0" w:space="0" w:color="000000"/>
-                <w:bottom w:val="none" w:sz="0" w:space="0" w:color="000000"/>
-                <w:right w:val="none" w:sz="0" w:space="0" w:color="000000"/>
-              </w:pBdr>
-              <w:spacing w:before="40" w:after="40" w:line="276" w:lineRule="auto"/>
-              <w:ind w:left="100" w:right="100"/>
-              <w:rPr>
-                <w:rFonts w:ascii="Times New Roman" w:eastAsia="Times New Roman" w:hAnsi="Times New Roman" w:cs="Times New Roman"/>
-                <w:b/>
-                <w:color w:val="000000"/>
-                <w:sz w:val="18"/>
-                <w:szCs w:val="18"/>
-              </w:rPr>
-            </w:pPr>
-            <w:r>
-              <w:rPr>
-                <w:rFonts w:ascii="Times New Roman" w:eastAsia="Times New Roman" w:hAnsi="Times New Roman" w:cs="Times New Roman"/>
-                <w:b/>
-                <w:color w:val="000000"/>
-                <w:sz w:val="18"/>
-                <w:szCs w:val="18"/>
-              </w:rPr>
-              <w:t>model</w:t>
-            </w:r>
-          </w:p>
-        </w:tc>
-        <w:tc>
-          <w:tcPr>
-            <w:tcW w:w="1368" w:type="dxa"/>
-            <w:tcBorders>
-              <w:top w:val="single" w:sz="8" w:space="0" w:color="000000"/>
-              <w:left w:val="none" w:sz="0" w:space="0" w:color="000000"/>
-              <w:bottom w:val="single" w:sz="6" w:space="0" w:color="000000"/>
-              <w:right w:val="none" w:sz="0" w:space="0" w:color="000000"/>
-            </w:tcBorders>
-            <w:shd w:val="clear" w:color="auto" w:fill="FFFFFF"/>
-            <w:tcMar>
-              <w:top w:w="0" w:type="dxa"/>
-              <w:left w:w="0" w:type="dxa"/>
-              <w:bottom w:w="0" w:type="dxa"/>
-              <w:right w:w="0" w:type="dxa"/>
-            </w:tcMar>
-            <w:vAlign w:val="center"/>
-          </w:tcPr>
-          <w:p>
-            <w:pPr>
-              <w:pBdr>
-                <w:top w:val="none" w:sz="0" w:space="0" w:color="000000"/>
-                <w:left w:val="none" w:sz="0" w:space="0" w:color="000000"/>
-                <w:bottom w:val="none" w:sz="0" w:space="0" w:color="000000"/>
-                <w:right w:val="none" w:sz="0" w:space="0" w:color="000000"/>
-              </w:pBdr>
-              <w:spacing w:before="40" w:after="40" w:line="276" w:lineRule="auto"/>
-              <w:ind w:left="100" w:right="100"/>
-              <w:jc w:val="center"/>
-              <w:rPr>
-                <w:rFonts w:ascii="Times New Roman" w:eastAsia="Times New Roman" w:hAnsi="Times New Roman" w:cs="Times New Roman"/>
-                <w:b/>
-                <w:color w:val="000000"/>
-                <w:sz w:val="18"/>
-                <w:szCs w:val="18"/>
-              </w:rPr>
-            </w:pPr>
-            <w:r>
-              <w:rPr>
-                <w:rFonts w:ascii="Times New Roman" w:eastAsia="Times New Roman" w:hAnsi="Times New Roman" w:cs="Times New Roman"/>
-                <w:b/>
-                <w:color w:val="000000"/>
-                <w:sz w:val="18"/>
-                <w:szCs w:val="18"/>
-              </w:rPr>
-              <w:t>AUC</w:t>
-            </w:r>
-          </w:p>
-        </w:tc>
-        <w:tc>
-          <w:tcPr>
-            <w:tcW w:w="1368" w:type="dxa"/>
-            <w:tcBorders>
-              <w:top w:val="single" w:sz="8" w:space="0" w:color="000000"/>
-              <w:left w:val="none" w:sz="0" w:space="0" w:color="000000"/>
-              <w:bottom w:val="single" w:sz="6" w:space="0" w:color="000000"/>
-              <w:right w:val="none" w:sz="0" w:space="0" w:color="000000"/>
-            </w:tcBorders>
-            <w:shd w:val="clear" w:color="auto" w:fill="FFFFFF"/>
-            <w:tcMar>
-              <w:top w:w="0" w:type="dxa"/>
-              <w:left w:w="0" w:type="dxa"/>
-              <w:bottom w:w="0" w:type="dxa"/>
-              <w:right w:w="0" w:type="dxa"/>
-            </w:tcMar>
-            <w:vAlign w:val="center"/>
-          </w:tcPr>
-          <w:p>
-            <w:pPr>
-              <w:pBdr>
-                <w:top w:val="none" w:sz="0" w:space="0" w:color="000000"/>
-                <w:left w:val="none" w:sz="0" w:space="0" w:color="000000"/>
-                <w:bottom w:val="none" w:sz="0" w:space="0" w:color="000000"/>
-                <w:right w:val="none" w:sz="0" w:space="0" w:color="000000"/>
-              </w:pBdr>
-              <w:spacing w:before="40" w:after="40" w:line="276" w:lineRule="auto"/>
-              <w:ind w:left="100" w:right="100"/>
-              <w:jc w:val="center"/>
-              <w:rPr>
-                <w:rFonts w:ascii="Times New Roman" w:eastAsia="Times New Roman" w:hAnsi="Times New Roman" w:cs="Times New Roman"/>
-                <w:b/>
-                <w:color w:val="000000"/>
-                <w:sz w:val="18"/>
-                <w:szCs w:val="18"/>
-              </w:rPr>
-            </w:pPr>
-            <w:proofErr w:type="spellStart"/>
-            <w:r>
-              <w:rPr>
-                <w:rFonts w:ascii="Times New Roman" w:eastAsia="Times New Roman" w:hAnsi="Times New Roman" w:cs="Times New Roman"/>
-                <w:b/>
-                <w:color w:val="000000"/>
-                <w:sz w:val="18"/>
-                <w:szCs w:val="18"/>
-              </w:rPr>
-              <w:t>AUC_lo</w:t>
-            </w:r>
-            <w:proofErr w:type="spellEnd"/>
-          </w:p>
-        </w:tc>
-        <w:tc>
-          <w:tcPr>
-            <w:tcW w:w="1368" w:type="dxa"/>
-            <w:tcBorders>
-              <w:top w:val="single" w:sz="8" w:space="0" w:color="000000"/>
-              <w:left w:val="none" w:sz="0" w:space="0" w:color="000000"/>
-              <w:bottom w:val="single" w:sz="6" w:space="0" w:color="000000"/>
-              <w:right w:val="none" w:sz="0" w:space="0" w:color="000000"/>
-            </w:tcBorders>
-            <w:shd w:val="clear" w:color="auto" w:fill="FFFFFF"/>
-            <w:tcMar>
-              <w:top w:w="0" w:type="dxa"/>
-              <w:left w:w="0" w:type="dxa"/>
-              <w:bottom w:w="0" w:type="dxa"/>
-              <w:right w:w="0" w:type="dxa"/>
-            </w:tcMar>
-            <w:vAlign w:val="center"/>
-          </w:tcPr>
-          <w:p>
-            <w:pPr>
-              <w:pBdr>
-                <w:top w:val="none" w:sz="0" w:space="0" w:color="000000"/>
-                <w:left w:val="none" w:sz="0" w:space="0" w:color="000000"/>
-                <w:bottom w:val="none" w:sz="0" w:space="0" w:color="000000"/>
-                <w:right w:val="none" w:sz="0" w:space="0" w:color="000000"/>
-              </w:pBdr>
-              <w:spacing w:before="40" w:after="40" w:line="276" w:lineRule="auto"/>
-              <w:ind w:left="100" w:right="100"/>
-              <w:jc w:val="center"/>
-              <w:rPr>
-                <w:rFonts w:ascii="Times New Roman" w:eastAsia="Times New Roman" w:hAnsi="Times New Roman" w:cs="Times New Roman"/>
-                <w:b/>
-                <w:color w:val="000000"/>
-                <w:sz w:val="18"/>
-                <w:szCs w:val="18"/>
-              </w:rPr>
-            </w:pPr>
-            <w:proofErr w:type="spellStart"/>
-            <w:r>
-              <w:rPr>
-                <w:rFonts w:ascii="Times New Roman" w:eastAsia="Times New Roman" w:hAnsi="Times New Roman" w:cs="Times New Roman"/>
-                <w:b/>
-                <w:color w:val="000000"/>
-                <w:sz w:val="18"/>
-                <w:szCs w:val="18"/>
-              </w:rPr>
-              <w:t>AUC_hi</w:t>
-            </w:r>
-            <w:proofErr w:type="spellEnd"/>
-          </w:p>
-        </w:tc>
-        <w:tc>
-          <w:tcPr>
-            <w:tcW w:w="1368" w:type="dxa"/>
-            <w:tcBorders>
-              <w:top w:val="single" w:sz="8" w:space="0" w:color="000000"/>
-              <w:left w:val="none" w:sz="0" w:space="0" w:color="000000"/>
-              <w:bottom w:val="single" w:sz="6" w:space="0" w:color="000000"/>
-              <w:right w:val="none" w:sz="0" w:space="0" w:color="000000"/>
-            </w:tcBorders>
-            <w:shd w:val="clear" w:color="auto" w:fill="FFFFFF"/>
-            <w:tcMar>
-              <w:top w:w="0" w:type="dxa"/>
-              <w:left w:w="0" w:type="dxa"/>
-              <w:bottom w:w="0" w:type="dxa"/>
-              <w:right w:w="0" w:type="dxa"/>
-            </w:tcMar>
-            <w:vAlign w:val="center"/>
-          </w:tcPr>
-          <w:p>
-            <w:pPr>
-              <w:pBdr>
-                <w:top w:val="none" w:sz="0" w:space="0" w:color="000000"/>
-                <w:left w:val="none" w:sz="0" w:space="0" w:color="000000"/>
-                <w:bottom w:val="none" w:sz="0" w:space="0" w:color="000000"/>
-                <w:right w:val="none" w:sz="0" w:space="0" w:color="000000"/>
-              </w:pBdr>
-              <w:spacing w:before="40" w:after="40" w:line="276" w:lineRule="auto"/>
-              <w:ind w:left="100" w:right="100"/>
-              <w:jc w:val="center"/>
-              <w:rPr>
-                <w:rFonts w:ascii="Times New Roman" w:eastAsia="Times New Roman" w:hAnsi="Times New Roman" w:cs="Times New Roman"/>
-                <w:b/>
-                <w:color w:val="000000"/>
-                <w:sz w:val="18"/>
-                <w:szCs w:val="18"/>
-              </w:rPr>
-            </w:pPr>
-            <w:r>
-              <w:rPr>
-                <w:rFonts w:ascii="Times New Roman" w:eastAsia="Times New Roman" w:hAnsi="Times New Roman" w:cs="Times New Roman"/>
-                <w:b/>
-                <w:color w:val="000000"/>
-                <w:sz w:val="18"/>
-                <w:szCs w:val="18"/>
-              </w:rPr>
-              <w:t>Brier</w:t>
-            </w:r>
-          </w:p>
-        </w:tc>
-      </w:tr>
-      <w:tr>
-        <w:trPr>
-          <w:trHeight w:hRule="exact" w:val="346"/>
-          <w:jc w:val="center"/>
-        </w:trPr>
-        <w:tc>
-          <w:tcPr>
-            <w:tcW w:w="3168" w:type="dxa"/>
-            <w:tcBorders>
-              <w:top w:val="single" w:sz="6" w:space="0" w:color="000000"/>
-              <w:left w:val="none" w:sz="0" w:space="0" w:color="000000"/>
-              <w:bottom w:val="none" w:sz="0" w:space="0" w:color="000000"/>
-              <w:right w:val="none" w:sz="0" w:space="0" w:color="000000"/>
-            </w:tcBorders>
-            <w:shd w:val="clear" w:color="auto" w:fill="FFFFFF"/>
-            <w:tcMar>
-              <w:top w:w="0" w:type="dxa"/>
-              <w:left w:w="0" w:type="dxa"/>
-              <w:bottom w:w="0" w:type="dxa"/>
-              <w:right w:w="0" w:type="dxa"/>
-            </w:tcMar>
-            <w:vAlign w:val="center"/>
-          </w:tcPr>
-          <w:p>
-            <w:pPr>
-              <w:pBdr>
-                <w:top w:val="none" w:sz="0" w:space="0" w:color="000000"/>
-                <w:left w:val="none" w:sz="0" w:space="0" w:color="000000"/>
-                <w:bottom w:val="none" w:sz="0" w:space="0" w:color="000000"/>
-                <w:right w:val="none" w:sz="0" w:space="0" w:color="000000"/>
-              </w:pBdr>
-              <w:spacing w:before="40" w:after="40" w:line="276" w:lineRule="auto"/>
-              <w:ind w:left="100" w:right="100"/>
-              <w:rPr>
-                <w:rFonts w:ascii="Times New Roman" w:eastAsia="Times New Roman" w:hAnsi="Times New Roman" w:cs="Times New Roman"/>
-                <w:color w:val="000000"/>
-                <w:sz w:val="18"/>
-                <w:szCs w:val="18"/>
-              </w:rPr>
-            </w:pPr>
-            <w:r>
-              <w:rPr>
-                <w:rFonts w:ascii="Times New Roman" w:eastAsia="Times New Roman" w:hAnsi="Times New Roman" w:cs="Times New Roman"/>
-                <w:color w:val="000000"/>
-                <w:sz w:val="18"/>
-                <w:szCs w:val="18"/>
-              </w:rPr>
-              <w:t xml:space="preserve">APACHE </w:t>
-            </w:r>
-            <w:proofErr w:type="spellStart"/>
-            <w:r>
-              <w:rPr>
-                <w:rFonts w:ascii="Times New Roman" w:eastAsia="Times New Roman" w:hAnsi="Times New Roman" w:cs="Times New Roman"/>
-                <w:color w:val="000000"/>
-                <w:sz w:val="18"/>
-                <w:szCs w:val="18"/>
-              </w:rPr>
-              <w:t>IVa</w:t>
-            </w:r>
-            <w:proofErr w:type="spellEnd"/>
-            <w:r>
-              <w:rPr>
-                <w:rFonts w:ascii="Times New Roman" w:eastAsia="Times New Roman" w:hAnsi="Times New Roman" w:cs="Times New Roman"/>
-                <w:color w:val="000000"/>
-                <w:sz w:val="18"/>
-                <w:szCs w:val="18"/>
-              </w:rPr>
-              <w:t xml:space="preserve"> (raw)</w:t>
-            </w:r>
-          </w:p>
-        </w:tc>
-        <w:tc>
-          <w:tcPr>
-            <w:tcW w:w="1368" w:type="dxa"/>
-            <w:tcBorders>
-              <w:top w:val="single" w:sz="6" w:space="0" w:color="000000"/>
-              <w:left w:val="none" w:sz="0" w:space="0" w:color="000000"/>
-              <w:bottom w:val="none" w:sz="0" w:space="0" w:color="000000"/>
-              <w:right w:val="none" w:sz="0" w:space="0" w:color="000000"/>
-            </w:tcBorders>
-            <w:shd w:val="clear" w:color="auto" w:fill="FFFFFF"/>
-            <w:tcMar>
-              <w:top w:w="0" w:type="dxa"/>
-              <w:left w:w="0" w:type="dxa"/>
-              <w:bottom w:w="0" w:type="dxa"/>
-              <w:right w:w="0" w:type="dxa"/>
-            </w:tcMar>
-            <w:vAlign w:val="center"/>
-          </w:tcPr>
-          <w:p>
-            <w:pPr>
-              <w:pBdr>
-                <w:top w:val="none" w:sz="0" w:space="0" w:color="000000"/>
-                <w:left w:val="none" w:sz="0" w:space="0" w:color="000000"/>
-                <w:bottom w:val="none" w:sz="0" w:space="0" w:color="000000"/>
-                <w:right w:val="none" w:sz="0" w:space="0" w:color="000000"/>
-              </w:pBdr>
-              <w:spacing w:before="40" w:after="40" w:line="276" w:lineRule="auto"/>
-              <w:ind w:left="100" w:right="100"/>
-              <w:jc w:val="center"/>
-              <w:rPr>
-                <w:rFonts w:ascii="Times New Roman" w:eastAsia="Times New Roman" w:hAnsi="Times New Roman" w:cs="Times New Roman"/>
-                <w:color w:val="000000"/>
-                <w:sz w:val="18"/>
-                <w:szCs w:val="18"/>
-              </w:rPr>
-            </w:pPr>
-            <w:r>
-              <w:rPr>
-                <w:rFonts w:ascii="Times New Roman" w:eastAsia="Times New Roman" w:hAnsi="Times New Roman" w:cs="Times New Roman"/>
-                <w:color w:val="000000"/>
-                <w:sz w:val="18"/>
-                <w:szCs w:val="18"/>
-              </w:rPr>
-              <w:t>0.8657</w:t>
-            </w:r>
-          </w:p>
-        </w:tc>
-        <w:tc>
-          <w:tcPr>
-            <w:tcW w:w="1368" w:type="dxa"/>
-            <w:tcBorders>
-              <w:top w:val="single" w:sz="6" w:space="0" w:color="000000"/>
-              <w:left w:val="none" w:sz="0" w:space="0" w:color="000000"/>
-              <w:bottom w:val="none" w:sz="0" w:space="0" w:color="000000"/>
-              <w:right w:val="none" w:sz="0" w:space="0" w:color="000000"/>
-            </w:tcBorders>
-            <w:shd w:val="clear" w:color="auto" w:fill="FFFFFF"/>
-            <w:tcMar>
-              <w:top w:w="0" w:type="dxa"/>
-              <w:left w:w="0" w:type="dxa"/>
-              <w:bottom w:w="0" w:type="dxa"/>
-              <w:right w:w="0" w:type="dxa"/>
-            </w:tcMar>
-            <w:vAlign w:val="center"/>
-          </w:tcPr>
-          <w:p>
-            <w:pPr>
-              <w:pBdr>
-                <w:top w:val="none" w:sz="0" w:space="0" w:color="000000"/>
-                <w:left w:val="none" w:sz="0" w:space="0" w:color="000000"/>
-                <w:bottom w:val="none" w:sz="0" w:space="0" w:color="000000"/>
-                <w:right w:val="none" w:sz="0" w:space="0" w:color="000000"/>
-              </w:pBdr>
-              <w:spacing w:before="40" w:after="40" w:line="276" w:lineRule="auto"/>
-              <w:ind w:left="100" w:right="100"/>
-              <w:jc w:val="center"/>
-              <w:rPr>
-                <w:rFonts w:ascii="Times New Roman" w:eastAsia="Times New Roman" w:hAnsi="Times New Roman" w:cs="Times New Roman"/>
-                <w:color w:val="000000"/>
-                <w:sz w:val="18"/>
-                <w:szCs w:val="18"/>
-              </w:rPr>
-            </w:pPr>
-            <w:r>
-              <w:rPr>
-                <w:rFonts w:ascii="Times New Roman" w:eastAsia="Times New Roman" w:hAnsi="Times New Roman" w:cs="Times New Roman"/>
-                <w:color w:val="000000"/>
-                <w:sz w:val="18"/>
-                <w:szCs w:val="18"/>
-              </w:rPr>
-              <w:t>0.8597</w:t>
-            </w:r>
-          </w:p>
-        </w:tc>
-        <w:tc>
-          <w:tcPr>
-            <w:tcW w:w="1368" w:type="dxa"/>
-            <w:tcBorders>
-              <w:top w:val="single" w:sz="6" w:space="0" w:color="000000"/>
-              <w:left w:val="none" w:sz="0" w:space="0" w:color="000000"/>
-              <w:bottom w:val="none" w:sz="0" w:space="0" w:color="000000"/>
-              <w:right w:val="none" w:sz="0" w:space="0" w:color="000000"/>
-            </w:tcBorders>
-            <w:shd w:val="clear" w:color="auto" w:fill="FFFFFF"/>
-            <w:tcMar>
-              <w:top w:w="0" w:type="dxa"/>
-              <w:left w:w="0" w:type="dxa"/>
-              <w:bottom w:w="0" w:type="dxa"/>
-              <w:right w:w="0" w:type="dxa"/>
-            </w:tcMar>
-            <w:vAlign w:val="center"/>
-          </w:tcPr>
-          <w:p>
-            <w:pPr>
-              <w:pBdr>
-                <w:top w:val="none" w:sz="0" w:space="0" w:color="000000"/>
-                <w:left w:val="none" w:sz="0" w:space="0" w:color="000000"/>
-                <w:bottom w:val="none" w:sz="0" w:space="0" w:color="000000"/>
-                <w:right w:val="none" w:sz="0" w:space="0" w:color="000000"/>
-              </w:pBdr>
-              <w:spacing w:before="40" w:after="40" w:line="276" w:lineRule="auto"/>
-              <w:ind w:left="100" w:right="100"/>
-              <w:jc w:val="center"/>
-              <w:rPr>
-                <w:rFonts w:ascii="Times New Roman" w:eastAsia="Times New Roman" w:hAnsi="Times New Roman" w:cs="Times New Roman"/>
-                <w:color w:val="000000"/>
-                <w:sz w:val="18"/>
-                <w:szCs w:val="18"/>
-              </w:rPr>
-            </w:pPr>
-            <w:r>
-              <w:rPr>
-                <w:rFonts w:ascii="Times New Roman" w:eastAsia="Times New Roman" w:hAnsi="Times New Roman" w:cs="Times New Roman"/>
-                <w:color w:val="000000"/>
-                <w:sz w:val="18"/>
-                <w:szCs w:val="18"/>
-              </w:rPr>
-              <w:t>0.8717</w:t>
-            </w:r>
-          </w:p>
-        </w:tc>
-        <w:tc>
-          <w:tcPr>
-            <w:tcW w:w="1368" w:type="dxa"/>
-            <w:tcBorders>
-              <w:top w:val="single" w:sz="6" w:space="0" w:color="000000"/>
-              <w:left w:val="none" w:sz="0" w:space="0" w:color="000000"/>
-              <w:bottom w:val="none" w:sz="0" w:space="0" w:color="000000"/>
-              <w:right w:val="none" w:sz="0" w:space="0" w:color="000000"/>
-            </w:tcBorders>
-            <w:shd w:val="clear" w:color="auto" w:fill="FFFFFF"/>
-            <w:tcMar>
-              <w:top w:w="0" w:type="dxa"/>
-              <w:left w:w="0" w:type="dxa"/>
-              <w:bottom w:w="0" w:type="dxa"/>
-              <w:right w:w="0" w:type="dxa"/>
-            </w:tcMar>
-            <w:vAlign w:val="center"/>
-          </w:tcPr>
-          <w:p>
-            <w:pPr>
-              <w:pBdr>
-                <w:top w:val="none" w:sz="0" w:space="0" w:color="000000"/>
-                <w:left w:val="none" w:sz="0" w:space="0" w:color="000000"/>
-                <w:bottom w:val="none" w:sz="0" w:space="0" w:color="000000"/>
-                <w:right w:val="none" w:sz="0" w:space="0" w:color="000000"/>
-              </w:pBdr>
-              <w:spacing w:before="40" w:after="40" w:line="276" w:lineRule="auto"/>
-              <w:ind w:left="100" w:right="100"/>
-              <w:jc w:val="center"/>
-              <w:rPr>
-                <w:rFonts w:ascii="Times New Roman" w:eastAsia="Times New Roman" w:hAnsi="Times New Roman" w:cs="Times New Roman"/>
-                <w:color w:val="000000"/>
-                <w:sz w:val="18"/>
-                <w:szCs w:val="18"/>
-              </w:rPr>
-            </w:pPr>
-            <w:r>
-              <w:rPr>
-                <w:rFonts w:ascii="Times New Roman" w:eastAsia="Times New Roman" w:hAnsi="Times New Roman" w:cs="Times New Roman"/>
-                <w:color w:val="000000"/>
-                <w:sz w:val="18"/>
-                <w:szCs w:val="18"/>
-              </w:rPr>
-              <w:t>0.06210</w:t>
-            </w:r>
-          </w:p>
-        </w:tc>
-      </w:tr>
-      <w:tr>
-        <w:trPr>
-          <w:trHeight w:hRule="exact" w:val="346"/>
-          <w:jc w:val="center"/>
-        </w:trPr>
-        <w:tc>
-          <w:tcPr>
-            <w:tcW w:w="3168" w:type="dxa"/>
-            <w:tcBorders>
-              <w:top w:val="none" w:sz="0" w:space="0" w:color="000000"/>
-              <w:left w:val="none" w:sz="0" w:space="0" w:color="000000"/>
-              <w:bottom w:val="none" w:sz="0" w:space="0" w:color="000000"/>
-              <w:right w:val="none" w:sz="0" w:space="0" w:color="000000"/>
-            </w:tcBorders>
-            <w:shd w:val="clear" w:color="auto" w:fill="FFFFFF"/>
-            <w:tcMar>
-              <w:top w:w="0" w:type="dxa"/>
-              <w:left w:w="0" w:type="dxa"/>
-              <w:bottom w:w="0" w:type="dxa"/>
-              <w:right w:w="0" w:type="dxa"/>
-            </w:tcMar>
-            <w:vAlign w:val="center"/>
-          </w:tcPr>
-          <w:p>
-            <w:pPr>
-              <w:pBdr>
-                <w:top w:val="none" w:sz="0" w:space="0" w:color="000000"/>
-                <w:left w:val="none" w:sz="0" w:space="0" w:color="000000"/>
-                <w:bottom w:val="none" w:sz="0" w:space="0" w:color="000000"/>
-                <w:right w:val="none" w:sz="0" w:space="0" w:color="000000"/>
-              </w:pBdr>
-              <w:spacing w:before="40" w:after="40" w:line="276" w:lineRule="auto"/>
-              <w:ind w:left="100" w:right="100"/>
-              <w:rPr>
-                <w:rFonts w:ascii="Times New Roman" w:eastAsia="Times New Roman" w:hAnsi="Times New Roman" w:cs="Times New Roman"/>
-                <w:color w:val="000000"/>
-                <w:sz w:val="18"/>
-                <w:szCs w:val="18"/>
-              </w:rPr>
-            </w:pPr>
-            <w:r>
-              <w:rPr>
-                <w:rFonts w:ascii="Times New Roman" w:eastAsia="Times New Roman" w:hAnsi="Times New Roman" w:cs="Times New Roman"/>
-                <w:color w:val="000000"/>
-                <w:sz w:val="18"/>
-                <w:szCs w:val="18"/>
-              </w:rPr>
-              <w:t>APACHE recalibrated</w:t>
-            </w:r>
-          </w:p>
-        </w:tc>
-        <w:tc>
-          <w:tcPr>
-            <w:tcW w:w="1368" w:type="dxa"/>
-            <w:tcBorders>
-              <w:top w:val="none" w:sz="0" w:space="0" w:color="000000"/>
-              <w:left w:val="none" w:sz="0" w:space="0" w:color="000000"/>
-              <w:bottom w:val="none" w:sz="0" w:space="0" w:color="000000"/>
-              <w:right w:val="none" w:sz="0" w:space="0" w:color="000000"/>
-            </w:tcBorders>
-            <w:shd w:val="clear" w:color="auto" w:fill="FFFFFF"/>
-            <w:tcMar>
-              <w:top w:w="0" w:type="dxa"/>
-              <w:left w:w="0" w:type="dxa"/>
-              <w:bottom w:w="0" w:type="dxa"/>
-              <w:right w:w="0" w:type="dxa"/>
-            </w:tcMar>
-            <w:vAlign w:val="center"/>
-          </w:tcPr>
-          <w:p>
-            <w:pPr>
-              <w:pBdr>
-                <w:top w:val="none" w:sz="0" w:space="0" w:color="000000"/>
-                <w:left w:val="none" w:sz="0" w:space="0" w:color="000000"/>
-                <w:bottom w:val="none" w:sz="0" w:space="0" w:color="000000"/>
-                <w:right w:val="none" w:sz="0" w:space="0" w:color="000000"/>
-              </w:pBdr>
-              <w:spacing w:before="40" w:after="40" w:line="276" w:lineRule="auto"/>
-              <w:ind w:left="100" w:right="100"/>
-              <w:jc w:val="center"/>
-              <w:rPr>
-                <w:rFonts w:ascii="Times New Roman" w:eastAsia="Times New Roman" w:hAnsi="Times New Roman" w:cs="Times New Roman"/>
-                <w:color w:val="000000"/>
-                <w:sz w:val="18"/>
-                <w:szCs w:val="18"/>
-              </w:rPr>
-            </w:pPr>
-            <w:r>
-              <w:rPr>
-                <w:rFonts w:ascii="Times New Roman" w:eastAsia="Times New Roman" w:hAnsi="Times New Roman" w:cs="Times New Roman"/>
-                <w:color w:val="000000"/>
-                <w:sz w:val="18"/>
-                <w:szCs w:val="18"/>
-              </w:rPr>
-              <w:t>0.8657</w:t>
-            </w:r>
-          </w:p>
-        </w:tc>
-        <w:tc>
-          <w:tcPr>
-            <w:tcW w:w="1368" w:type="dxa"/>
-            <w:tcBorders>
-              <w:top w:val="none" w:sz="0" w:space="0" w:color="000000"/>
-              <w:left w:val="none" w:sz="0" w:space="0" w:color="000000"/>
-              <w:bottom w:val="none" w:sz="0" w:space="0" w:color="000000"/>
-              <w:right w:val="none" w:sz="0" w:space="0" w:color="000000"/>
-            </w:tcBorders>
-            <w:shd w:val="clear" w:color="auto" w:fill="FFFFFF"/>
-            <w:tcMar>
-              <w:top w:w="0" w:type="dxa"/>
-              <w:left w:w="0" w:type="dxa"/>
-              <w:bottom w:w="0" w:type="dxa"/>
-              <w:right w:w="0" w:type="dxa"/>
-            </w:tcMar>
-            <w:vAlign w:val="center"/>
-          </w:tcPr>
-          <w:p>
-            <w:pPr>
-              <w:pBdr>
-                <w:top w:val="none" w:sz="0" w:space="0" w:color="000000"/>
-                <w:left w:val="none" w:sz="0" w:space="0" w:color="000000"/>
-                <w:bottom w:val="none" w:sz="0" w:space="0" w:color="000000"/>
-                <w:right w:val="none" w:sz="0" w:space="0" w:color="000000"/>
-              </w:pBdr>
-              <w:spacing w:before="40" w:after="40" w:line="276" w:lineRule="auto"/>
-              <w:ind w:left="100" w:right="100"/>
-              <w:jc w:val="center"/>
-              <w:rPr>
-                <w:rFonts w:ascii="Times New Roman" w:eastAsia="Times New Roman" w:hAnsi="Times New Roman" w:cs="Times New Roman"/>
-                <w:color w:val="000000"/>
-                <w:sz w:val="18"/>
-                <w:szCs w:val="18"/>
-              </w:rPr>
-            </w:pPr>
-            <w:r>
-              <w:rPr>
-                <w:rFonts w:ascii="Times New Roman" w:eastAsia="Times New Roman" w:hAnsi="Times New Roman" w:cs="Times New Roman"/>
-                <w:color w:val="000000"/>
-                <w:sz w:val="18"/>
-                <w:szCs w:val="18"/>
-              </w:rPr>
-              <w:t>0.8597</w:t>
-            </w:r>
-          </w:p>
-        </w:tc>
-        <w:tc>
-          <w:tcPr>
-            <w:tcW w:w="1368" w:type="dxa"/>
-            <w:tcBorders>
-              <w:top w:val="none" w:sz="0" w:space="0" w:color="000000"/>
-              <w:left w:val="none" w:sz="0" w:space="0" w:color="000000"/>
-              <w:bottom w:val="none" w:sz="0" w:space="0" w:color="000000"/>
-              <w:right w:val="none" w:sz="0" w:space="0" w:color="000000"/>
-            </w:tcBorders>
-            <w:shd w:val="clear" w:color="auto" w:fill="FFFFFF"/>
-            <w:tcMar>
-              <w:top w:w="0" w:type="dxa"/>
-              <w:left w:w="0" w:type="dxa"/>
-              <w:bottom w:w="0" w:type="dxa"/>
-              <w:right w:w="0" w:type="dxa"/>
-            </w:tcMar>
-            <w:vAlign w:val="center"/>
-          </w:tcPr>
-          <w:p>
-            <w:pPr>
-              <w:pBdr>
-                <w:top w:val="none" w:sz="0" w:space="0" w:color="000000"/>
-                <w:left w:val="none" w:sz="0" w:space="0" w:color="000000"/>
-                <w:bottom w:val="none" w:sz="0" w:space="0" w:color="000000"/>
-                <w:right w:val="none" w:sz="0" w:space="0" w:color="000000"/>
-              </w:pBdr>
-              <w:spacing w:before="40" w:after="40" w:line="276" w:lineRule="auto"/>
-              <w:ind w:left="100" w:right="100"/>
-              <w:jc w:val="center"/>
-              <w:rPr>
-                <w:rFonts w:ascii="Times New Roman" w:eastAsia="Times New Roman" w:hAnsi="Times New Roman" w:cs="Times New Roman"/>
-                <w:color w:val="000000"/>
-                <w:sz w:val="18"/>
-                <w:szCs w:val="18"/>
-              </w:rPr>
-            </w:pPr>
-            <w:r>
-              <w:rPr>
-                <w:rFonts w:ascii="Times New Roman" w:eastAsia="Times New Roman" w:hAnsi="Times New Roman" w:cs="Times New Roman"/>
-                <w:color w:val="000000"/>
-                <w:sz w:val="18"/>
-                <w:szCs w:val="18"/>
-              </w:rPr>
-              <w:t>0.8717</w:t>
-            </w:r>
-          </w:p>
-        </w:tc>
-        <w:tc>
-          <w:tcPr>
-            <w:tcW w:w="1368" w:type="dxa"/>
-            <w:tcBorders>
-              <w:top w:val="none" w:sz="0" w:space="0" w:color="000000"/>
-              <w:left w:val="none" w:sz="0" w:space="0" w:color="000000"/>
-              <w:bottom w:val="none" w:sz="0" w:space="0" w:color="000000"/>
-              <w:right w:val="none" w:sz="0" w:space="0" w:color="000000"/>
-            </w:tcBorders>
-            <w:shd w:val="clear" w:color="auto" w:fill="FFFFFF"/>
-            <w:tcMar>
-              <w:top w:w="0" w:type="dxa"/>
-              <w:left w:w="0" w:type="dxa"/>
-              <w:bottom w:w="0" w:type="dxa"/>
-              <w:right w:w="0" w:type="dxa"/>
-            </w:tcMar>
-            <w:vAlign w:val="center"/>
-          </w:tcPr>
-          <w:p>
-            <w:pPr>
-              <w:pBdr>
-                <w:top w:val="none" w:sz="0" w:space="0" w:color="000000"/>
-                <w:left w:val="none" w:sz="0" w:space="0" w:color="000000"/>
-                <w:bottom w:val="none" w:sz="0" w:space="0" w:color="000000"/>
-                <w:right w:val="none" w:sz="0" w:space="0" w:color="000000"/>
-              </w:pBdr>
-              <w:spacing w:before="40" w:after="40" w:line="276" w:lineRule="auto"/>
-              <w:ind w:left="100" w:right="100"/>
-              <w:jc w:val="center"/>
-              <w:rPr>
-                <w:rFonts w:ascii="Times New Roman" w:eastAsia="Times New Roman" w:hAnsi="Times New Roman" w:cs="Times New Roman"/>
-                <w:color w:val="000000"/>
-                <w:sz w:val="18"/>
-                <w:szCs w:val="18"/>
-              </w:rPr>
-            </w:pPr>
-            <w:r>
-              <w:rPr>
-                <w:rFonts w:ascii="Times New Roman" w:eastAsia="Times New Roman" w:hAnsi="Times New Roman" w:cs="Times New Roman"/>
-                <w:color w:val="000000"/>
-                <w:sz w:val="18"/>
-                <w:szCs w:val="18"/>
-              </w:rPr>
-              <w:t>0.06049</w:t>
-            </w:r>
-          </w:p>
-        </w:tc>
-      </w:tr>
-      <w:tr>
-        <w:trPr>
-          <w:trHeight w:hRule="exact" w:val="346"/>
-          <w:jc w:val="center"/>
-        </w:trPr>
-        <w:tc>
-          <w:tcPr>
-            <w:tcW w:w="3168" w:type="dxa"/>
-            <w:tcBorders>
-              <w:top w:val="none" w:sz="0" w:space="0" w:color="000000"/>
-              <w:left w:val="none" w:sz="0" w:space="0" w:color="000000"/>
-              <w:bottom w:val="none" w:sz="0" w:space="0" w:color="000000"/>
-              <w:right w:val="none" w:sz="0" w:space="0" w:color="000000"/>
-            </w:tcBorders>
-            <w:shd w:val="clear" w:color="auto" w:fill="FFFFFF"/>
-            <w:tcMar>
-              <w:top w:w="0" w:type="dxa"/>
-              <w:left w:w="0" w:type="dxa"/>
-              <w:bottom w:w="0" w:type="dxa"/>
-              <w:right w:w="0" w:type="dxa"/>
-            </w:tcMar>
-            <w:vAlign w:val="center"/>
-          </w:tcPr>
-          <w:p>
-            <w:pPr>
-              <w:pBdr>
-                <w:top w:val="none" w:sz="0" w:space="0" w:color="000000"/>
-                <w:left w:val="none" w:sz="0" w:space="0" w:color="000000"/>
-                <w:bottom w:val="none" w:sz="0" w:space="0" w:color="000000"/>
-                <w:right w:val="none" w:sz="0" w:space="0" w:color="000000"/>
-              </w:pBdr>
-              <w:spacing w:before="40" w:after="40" w:line="276" w:lineRule="auto"/>
-              <w:ind w:left="100" w:right="100"/>
-              <w:rPr>
-                <w:rFonts w:ascii="Times New Roman" w:eastAsia="Times New Roman" w:hAnsi="Times New Roman" w:cs="Times New Roman"/>
-                <w:color w:val="000000"/>
-                <w:sz w:val="18"/>
-                <w:szCs w:val="18"/>
-              </w:rPr>
-            </w:pPr>
-            <w:r>
-              <w:rPr>
-                <w:rFonts w:ascii="Times New Roman" w:eastAsia="Times New Roman" w:hAnsi="Times New Roman" w:cs="Times New Roman"/>
-                <w:color w:val="000000"/>
-                <w:sz w:val="18"/>
-                <w:szCs w:val="18"/>
-              </w:rPr>
-              <w:t>+ cancer</w:t>
-            </w:r>
-          </w:p>
-        </w:tc>
-        <w:tc>
-          <w:tcPr>
-            <w:tcW w:w="1368" w:type="dxa"/>
-            <w:tcBorders>
-              <w:top w:val="none" w:sz="0" w:space="0" w:color="000000"/>
-              <w:left w:val="none" w:sz="0" w:space="0" w:color="000000"/>
-              <w:bottom w:val="none" w:sz="0" w:space="0" w:color="000000"/>
-              <w:right w:val="none" w:sz="0" w:space="0" w:color="000000"/>
-            </w:tcBorders>
-            <w:shd w:val="clear" w:color="auto" w:fill="FFFFFF"/>
-            <w:tcMar>
-              <w:top w:w="0" w:type="dxa"/>
-              <w:left w:w="0" w:type="dxa"/>
-              <w:bottom w:w="0" w:type="dxa"/>
-              <w:right w:w="0" w:type="dxa"/>
-            </w:tcMar>
-            <w:vAlign w:val="center"/>
-          </w:tcPr>
-          <w:p>
-            <w:pPr>
-              <w:pBdr>
-                <w:top w:val="none" w:sz="0" w:space="0" w:color="000000"/>
-                <w:left w:val="none" w:sz="0" w:space="0" w:color="000000"/>
-                <w:bottom w:val="none" w:sz="0" w:space="0" w:color="000000"/>
-                <w:right w:val="none" w:sz="0" w:space="0" w:color="000000"/>
-              </w:pBdr>
-              <w:spacing w:before="40" w:after="40" w:line="276" w:lineRule="auto"/>
-              <w:ind w:left="100" w:right="100"/>
-              <w:jc w:val="center"/>
-              <w:rPr>
-                <w:rFonts w:ascii="Times New Roman" w:eastAsia="Times New Roman" w:hAnsi="Times New Roman" w:cs="Times New Roman"/>
-                <w:color w:val="000000"/>
-                <w:sz w:val="18"/>
-                <w:szCs w:val="18"/>
-              </w:rPr>
-            </w:pPr>
-            <w:r>
-              <w:rPr>
-                <w:rFonts w:ascii="Times New Roman" w:eastAsia="Times New Roman" w:hAnsi="Times New Roman" w:cs="Times New Roman"/>
-                <w:color w:val="000000"/>
-                <w:sz w:val="18"/>
-                <w:szCs w:val="18"/>
-              </w:rPr>
-              <w:t>0.8658</w:t>
-            </w:r>
-          </w:p>
-        </w:tc>
-        <w:tc>
-          <w:tcPr>
-            <w:tcW w:w="1368" w:type="dxa"/>
-            <w:tcBorders>
-              <w:top w:val="none" w:sz="0" w:space="0" w:color="000000"/>
-              <w:left w:val="none" w:sz="0" w:space="0" w:color="000000"/>
-              <w:bottom w:val="none" w:sz="0" w:space="0" w:color="000000"/>
-              <w:right w:val="none" w:sz="0" w:space="0" w:color="000000"/>
-            </w:tcBorders>
-            <w:shd w:val="clear" w:color="auto" w:fill="FFFFFF"/>
-            <w:tcMar>
-              <w:top w:w="0" w:type="dxa"/>
-              <w:left w:w="0" w:type="dxa"/>
-              <w:bottom w:w="0" w:type="dxa"/>
-              <w:right w:w="0" w:type="dxa"/>
-            </w:tcMar>
-            <w:vAlign w:val="center"/>
-          </w:tcPr>
-          <w:p>
-            <w:pPr>
-              <w:pBdr>
-                <w:top w:val="none" w:sz="0" w:space="0" w:color="000000"/>
-                <w:left w:val="none" w:sz="0" w:space="0" w:color="000000"/>
-                <w:bottom w:val="none" w:sz="0" w:space="0" w:color="000000"/>
-                <w:right w:val="none" w:sz="0" w:space="0" w:color="000000"/>
-              </w:pBdr>
-              <w:spacing w:before="40" w:after="40" w:line="276" w:lineRule="auto"/>
-              <w:ind w:left="100" w:right="100"/>
-              <w:jc w:val="center"/>
-              <w:rPr>
-                <w:rFonts w:ascii="Times New Roman" w:eastAsia="Times New Roman" w:hAnsi="Times New Roman" w:cs="Times New Roman"/>
-                <w:color w:val="000000"/>
-                <w:sz w:val="18"/>
-                <w:szCs w:val="18"/>
-              </w:rPr>
-            </w:pPr>
-            <w:r>
-              <w:rPr>
-                <w:rFonts w:ascii="Times New Roman" w:eastAsia="Times New Roman" w:hAnsi="Times New Roman" w:cs="Times New Roman"/>
-                <w:color w:val="000000"/>
-                <w:sz w:val="18"/>
-                <w:szCs w:val="18"/>
-              </w:rPr>
-              <w:t>0.8599</w:t>
-            </w:r>
-          </w:p>
-        </w:tc>
-        <w:tc>
-          <w:tcPr>
-            <w:tcW w:w="1368" w:type="dxa"/>
-            <w:tcBorders>
-              <w:top w:val="none" w:sz="0" w:space="0" w:color="000000"/>
-              <w:left w:val="none" w:sz="0" w:space="0" w:color="000000"/>
-              <w:bottom w:val="none" w:sz="0" w:space="0" w:color="000000"/>
-              <w:right w:val="none" w:sz="0" w:space="0" w:color="000000"/>
-            </w:tcBorders>
-            <w:shd w:val="clear" w:color="auto" w:fill="FFFFFF"/>
-            <w:tcMar>
-              <w:top w:w="0" w:type="dxa"/>
-              <w:left w:w="0" w:type="dxa"/>
-              <w:bottom w:w="0" w:type="dxa"/>
-              <w:right w:w="0" w:type="dxa"/>
-            </w:tcMar>
-            <w:vAlign w:val="center"/>
-          </w:tcPr>
-          <w:p>
-            <w:pPr>
-              <w:pBdr>
-                <w:top w:val="none" w:sz="0" w:space="0" w:color="000000"/>
-                <w:left w:val="none" w:sz="0" w:space="0" w:color="000000"/>
-                <w:bottom w:val="none" w:sz="0" w:space="0" w:color="000000"/>
-                <w:right w:val="none" w:sz="0" w:space="0" w:color="000000"/>
-              </w:pBdr>
-              <w:spacing w:before="40" w:after="40" w:line="276" w:lineRule="auto"/>
-              <w:ind w:left="100" w:right="100"/>
-              <w:jc w:val="center"/>
-              <w:rPr>
-                <w:rFonts w:ascii="Times New Roman" w:eastAsia="Times New Roman" w:hAnsi="Times New Roman" w:cs="Times New Roman"/>
-                <w:color w:val="000000"/>
-                <w:sz w:val="18"/>
-                <w:szCs w:val="18"/>
-              </w:rPr>
-            </w:pPr>
-            <w:r>
-              <w:rPr>
-                <w:rFonts w:ascii="Times New Roman" w:eastAsia="Times New Roman" w:hAnsi="Times New Roman" w:cs="Times New Roman"/>
-                <w:color w:val="000000"/>
-                <w:sz w:val="18"/>
-                <w:szCs w:val="18"/>
-              </w:rPr>
-              <w:t>0.8718</w:t>
-            </w:r>
-          </w:p>
-        </w:tc>
-        <w:tc>
-          <w:tcPr>
-            <w:tcW w:w="1368" w:type="dxa"/>
-            <w:tcBorders>
-              <w:top w:val="none" w:sz="0" w:space="0" w:color="000000"/>
-              <w:left w:val="none" w:sz="0" w:space="0" w:color="000000"/>
-              <w:bottom w:val="none" w:sz="0" w:space="0" w:color="000000"/>
-              <w:right w:val="none" w:sz="0" w:space="0" w:color="000000"/>
-            </w:tcBorders>
-            <w:shd w:val="clear" w:color="auto" w:fill="FFFFFF"/>
-            <w:tcMar>
-              <w:top w:w="0" w:type="dxa"/>
-              <w:left w:w="0" w:type="dxa"/>
-              <w:bottom w:w="0" w:type="dxa"/>
-              <w:right w:w="0" w:type="dxa"/>
-            </w:tcMar>
-            <w:vAlign w:val="center"/>
-          </w:tcPr>
-          <w:p>
-            <w:pPr>
-              <w:pBdr>
-                <w:top w:val="none" w:sz="0" w:space="0" w:color="000000"/>
-                <w:left w:val="none" w:sz="0" w:space="0" w:color="000000"/>
-                <w:bottom w:val="none" w:sz="0" w:space="0" w:color="000000"/>
-                <w:right w:val="none" w:sz="0" w:space="0" w:color="000000"/>
-              </w:pBdr>
-              <w:spacing w:before="40" w:after="40" w:line="276" w:lineRule="auto"/>
-              <w:ind w:left="100" w:right="100"/>
-              <w:jc w:val="center"/>
-              <w:rPr>
-                <w:rFonts w:ascii="Times New Roman" w:eastAsia="Times New Roman" w:hAnsi="Times New Roman" w:cs="Times New Roman"/>
-                <w:color w:val="000000"/>
-                <w:sz w:val="18"/>
-                <w:szCs w:val="18"/>
-              </w:rPr>
-            </w:pPr>
-            <w:r>
-              <w:rPr>
-                <w:rFonts w:ascii="Times New Roman" w:eastAsia="Times New Roman" w:hAnsi="Times New Roman" w:cs="Times New Roman"/>
-                <w:color w:val="000000"/>
-                <w:sz w:val="18"/>
-                <w:szCs w:val="18"/>
-              </w:rPr>
-              <w:t>0.06048</w:t>
-            </w:r>
-          </w:p>
-        </w:tc>
-      </w:tr>
-      <w:tr>
-        <w:trPr>
-          <w:trHeight w:hRule="exact" w:val="346"/>
-          <w:jc w:val="center"/>
-        </w:trPr>
-        <w:tc>
-          <w:tcPr>
-            <w:tcW w:w="3168" w:type="dxa"/>
-            <w:tcBorders>
-              <w:top w:val="none" w:sz="0" w:space="0" w:color="000000"/>
-              <w:left w:val="none" w:sz="0" w:space="0" w:color="000000"/>
-              <w:bottom w:val="none" w:sz="0" w:space="0" w:color="000000"/>
-              <w:right w:val="none" w:sz="0" w:space="0" w:color="000000"/>
-            </w:tcBorders>
-            <w:shd w:val="clear" w:color="auto" w:fill="FFFFFF"/>
-            <w:tcMar>
-              <w:top w:w="0" w:type="dxa"/>
-              <w:left w:w="0" w:type="dxa"/>
-              <w:bottom w:w="0" w:type="dxa"/>
-              <w:right w:w="0" w:type="dxa"/>
-            </w:tcMar>
-            <w:vAlign w:val="center"/>
-          </w:tcPr>
-          <w:p>
-            <w:pPr>
-              <w:pBdr>
-                <w:top w:val="none" w:sz="0" w:space="0" w:color="000000"/>
-                <w:left w:val="none" w:sz="0" w:space="0" w:color="000000"/>
-                <w:bottom w:val="none" w:sz="0" w:space="0" w:color="000000"/>
-                <w:right w:val="none" w:sz="0" w:space="0" w:color="000000"/>
-              </w:pBdr>
-              <w:spacing w:before="40" w:after="40" w:line="276" w:lineRule="auto"/>
-              <w:ind w:left="100" w:right="100"/>
-              <w:rPr>
-                <w:rFonts w:ascii="Times New Roman" w:eastAsia="Times New Roman" w:hAnsi="Times New Roman" w:cs="Times New Roman"/>
-                <w:color w:val="000000"/>
-                <w:sz w:val="18"/>
-                <w:szCs w:val="18"/>
-              </w:rPr>
-            </w:pPr>
-            <w:r>
-              <w:rPr>
-                <w:rFonts w:ascii="Times New Roman" w:eastAsia="Times New Roman" w:hAnsi="Times New Roman" w:cs="Times New Roman"/>
-                <w:color w:val="000000"/>
-                <w:sz w:val="18"/>
-                <w:szCs w:val="18"/>
-              </w:rPr>
-              <w:t>+ code status</w:t>
-            </w:r>
-          </w:p>
-        </w:tc>
-        <w:tc>
-          <w:tcPr>
-            <w:tcW w:w="1368" w:type="dxa"/>
-            <w:tcBorders>
-              <w:top w:val="none" w:sz="0" w:space="0" w:color="000000"/>
-              <w:left w:val="none" w:sz="0" w:space="0" w:color="000000"/>
-              <w:bottom w:val="none" w:sz="0" w:space="0" w:color="000000"/>
-              <w:right w:val="none" w:sz="0" w:space="0" w:color="000000"/>
-            </w:tcBorders>
-            <w:shd w:val="clear" w:color="auto" w:fill="FFFFFF"/>
-            <w:tcMar>
-              <w:top w:w="0" w:type="dxa"/>
-              <w:left w:w="0" w:type="dxa"/>
-              <w:bottom w:w="0" w:type="dxa"/>
-              <w:right w:w="0" w:type="dxa"/>
-            </w:tcMar>
-            <w:vAlign w:val="center"/>
-          </w:tcPr>
-          <w:p>
-            <w:pPr>
-              <w:pBdr>
-                <w:top w:val="none" w:sz="0" w:space="0" w:color="000000"/>
-                <w:left w:val="none" w:sz="0" w:space="0" w:color="000000"/>
-                <w:bottom w:val="none" w:sz="0" w:space="0" w:color="000000"/>
-                <w:right w:val="none" w:sz="0" w:space="0" w:color="000000"/>
-              </w:pBdr>
-              <w:spacing w:before="40" w:after="40" w:line="276" w:lineRule="auto"/>
-              <w:ind w:left="100" w:right="100"/>
-              <w:jc w:val="center"/>
-              <w:rPr>
-                <w:rFonts w:ascii="Times New Roman" w:eastAsia="Times New Roman" w:hAnsi="Times New Roman" w:cs="Times New Roman"/>
-                <w:color w:val="000000"/>
-                <w:sz w:val="18"/>
-                <w:szCs w:val="18"/>
-              </w:rPr>
-            </w:pPr>
-            <w:r>
-              <w:rPr>
-                <w:rFonts w:ascii="Times New Roman" w:eastAsia="Times New Roman" w:hAnsi="Times New Roman" w:cs="Times New Roman"/>
-                <w:color w:val="000000"/>
-                <w:sz w:val="18"/>
-                <w:szCs w:val="18"/>
-              </w:rPr>
-              <w:t>0.8760</w:t>
-            </w:r>
-          </w:p>
-        </w:tc>
-        <w:tc>
-          <w:tcPr>
-            <w:tcW w:w="1368" w:type="dxa"/>
-            <w:tcBorders>
-              <w:top w:val="none" w:sz="0" w:space="0" w:color="000000"/>
-              <w:left w:val="none" w:sz="0" w:space="0" w:color="000000"/>
-              <w:bottom w:val="none" w:sz="0" w:space="0" w:color="000000"/>
-              <w:right w:val="none" w:sz="0" w:space="0" w:color="000000"/>
-            </w:tcBorders>
-            <w:shd w:val="clear" w:color="auto" w:fill="FFFFFF"/>
-            <w:tcMar>
-              <w:top w:w="0" w:type="dxa"/>
-              <w:left w:w="0" w:type="dxa"/>
-              <w:bottom w:w="0" w:type="dxa"/>
-              <w:right w:w="0" w:type="dxa"/>
-            </w:tcMar>
-            <w:vAlign w:val="center"/>
-          </w:tcPr>
-          <w:p>
-            <w:pPr>
-              <w:pBdr>
-                <w:top w:val="none" w:sz="0" w:space="0" w:color="000000"/>
-                <w:left w:val="none" w:sz="0" w:space="0" w:color="000000"/>
-                <w:bottom w:val="none" w:sz="0" w:space="0" w:color="000000"/>
-                <w:right w:val="none" w:sz="0" w:space="0" w:color="000000"/>
-              </w:pBdr>
-              <w:spacing w:before="40" w:after="40" w:line="276" w:lineRule="auto"/>
-              <w:ind w:left="100" w:right="100"/>
-              <w:jc w:val="center"/>
-              <w:rPr>
-                <w:rFonts w:ascii="Times New Roman" w:eastAsia="Times New Roman" w:hAnsi="Times New Roman" w:cs="Times New Roman"/>
-                <w:color w:val="000000"/>
-                <w:sz w:val="18"/>
-                <w:szCs w:val="18"/>
-              </w:rPr>
-            </w:pPr>
-            <w:r>
-              <w:rPr>
-                <w:rFonts w:ascii="Times New Roman" w:eastAsia="Times New Roman" w:hAnsi="Times New Roman" w:cs="Times New Roman"/>
-                <w:color w:val="000000"/>
-                <w:sz w:val="18"/>
-                <w:szCs w:val="18"/>
-              </w:rPr>
-              <w:t>0.8701</w:t>
-            </w:r>
-          </w:p>
-        </w:tc>
-        <w:tc>
-          <w:tcPr>
-            <w:tcW w:w="1368" w:type="dxa"/>
-            <w:tcBorders>
-              <w:top w:val="none" w:sz="0" w:space="0" w:color="000000"/>
-              <w:left w:val="none" w:sz="0" w:space="0" w:color="000000"/>
-              <w:bottom w:val="none" w:sz="0" w:space="0" w:color="000000"/>
-              <w:right w:val="none" w:sz="0" w:space="0" w:color="000000"/>
-            </w:tcBorders>
-            <w:shd w:val="clear" w:color="auto" w:fill="FFFFFF"/>
-            <w:tcMar>
-              <w:top w:w="0" w:type="dxa"/>
-              <w:left w:w="0" w:type="dxa"/>
-              <w:bottom w:w="0" w:type="dxa"/>
-              <w:right w:w="0" w:type="dxa"/>
-            </w:tcMar>
-            <w:vAlign w:val="center"/>
-          </w:tcPr>
-          <w:p>
-            <w:pPr>
-              <w:pBdr>
-                <w:top w:val="none" w:sz="0" w:space="0" w:color="000000"/>
-                <w:left w:val="none" w:sz="0" w:space="0" w:color="000000"/>
-                <w:bottom w:val="none" w:sz="0" w:space="0" w:color="000000"/>
-                <w:right w:val="none" w:sz="0" w:space="0" w:color="000000"/>
-              </w:pBdr>
-              <w:spacing w:before="40" w:after="40" w:line="276" w:lineRule="auto"/>
-              <w:ind w:left="100" w:right="100"/>
-              <w:jc w:val="center"/>
-              <w:rPr>
-                <w:rFonts w:ascii="Times New Roman" w:eastAsia="Times New Roman" w:hAnsi="Times New Roman" w:cs="Times New Roman"/>
-                <w:color w:val="000000"/>
-                <w:sz w:val="18"/>
-                <w:szCs w:val="18"/>
-              </w:rPr>
-            </w:pPr>
-            <w:r>
-              <w:rPr>
-                <w:rFonts w:ascii="Times New Roman" w:eastAsia="Times New Roman" w:hAnsi="Times New Roman" w:cs="Times New Roman"/>
-                <w:color w:val="000000"/>
-                <w:sz w:val="18"/>
-                <w:szCs w:val="18"/>
-              </w:rPr>
-              <w:t>0.8818</w:t>
-            </w:r>
-          </w:p>
-        </w:tc>
-        <w:tc>
-          <w:tcPr>
-            <w:tcW w:w="1368" w:type="dxa"/>
-            <w:tcBorders>
-              <w:top w:val="none" w:sz="0" w:space="0" w:color="000000"/>
-              <w:left w:val="none" w:sz="0" w:space="0" w:color="000000"/>
-              <w:bottom w:val="none" w:sz="0" w:space="0" w:color="000000"/>
-              <w:right w:val="none" w:sz="0" w:space="0" w:color="000000"/>
-            </w:tcBorders>
-            <w:shd w:val="clear" w:color="auto" w:fill="FFFFFF"/>
-            <w:tcMar>
-              <w:top w:w="0" w:type="dxa"/>
-              <w:left w:w="0" w:type="dxa"/>
-              <w:bottom w:w="0" w:type="dxa"/>
-              <w:right w:w="0" w:type="dxa"/>
-            </w:tcMar>
-            <w:vAlign w:val="center"/>
-          </w:tcPr>
-          <w:p>
-            <w:pPr>
-              <w:pBdr>
-                <w:top w:val="none" w:sz="0" w:space="0" w:color="000000"/>
-                <w:left w:val="none" w:sz="0" w:space="0" w:color="000000"/>
-                <w:bottom w:val="none" w:sz="0" w:space="0" w:color="000000"/>
-                <w:right w:val="none" w:sz="0" w:space="0" w:color="000000"/>
-              </w:pBdr>
-              <w:spacing w:before="40" w:after="40" w:line="276" w:lineRule="auto"/>
-              <w:ind w:left="100" w:right="100"/>
-              <w:jc w:val="center"/>
-              <w:rPr>
-                <w:rFonts w:ascii="Times New Roman" w:eastAsia="Times New Roman" w:hAnsi="Times New Roman" w:cs="Times New Roman"/>
-                <w:color w:val="000000"/>
-                <w:sz w:val="18"/>
-                <w:szCs w:val="18"/>
-              </w:rPr>
-            </w:pPr>
-            <w:r>
-              <w:rPr>
-                <w:rFonts w:ascii="Times New Roman" w:eastAsia="Times New Roman" w:hAnsi="Times New Roman" w:cs="Times New Roman"/>
-                <w:color w:val="000000"/>
-                <w:sz w:val="18"/>
-                <w:szCs w:val="18"/>
-              </w:rPr>
-              <w:t>0.05785</w:t>
-            </w:r>
-          </w:p>
-        </w:tc>
-      </w:tr>
-      <w:tr>
-        <w:trPr>
-          <w:trHeight w:hRule="exact" w:val="346"/>
-          <w:jc w:val="center"/>
-        </w:trPr>
-        <w:tc>
-          <w:tcPr>
-            <w:tcW w:w="3168" w:type="dxa"/>
-            <w:tcBorders>
-              <w:top w:val="none" w:sz="0" w:space="0" w:color="000000"/>
-              <w:left w:val="none" w:sz="0" w:space="0" w:color="000000"/>
-              <w:bottom w:val="single" w:sz="8" w:space="0" w:color="000000"/>
-              <w:right w:val="none" w:sz="0" w:space="0" w:color="000000"/>
-            </w:tcBorders>
-            <w:shd w:val="clear" w:color="auto" w:fill="FFFFFF"/>
-            <w:tcMar>
-              <w:top w:w="0" w:type="dxa"/>
-              <w:left w:w="0" w:type="dxa"/>
-              <w:bottom w:w="0" w:type="dxa"/>
-              <w:right w:w="0" w:type="dxa"/>
-            </w:tcMar>
-            <w:vAlign w:val="center"/>
-          </w:tcPr>
-          <w:p>
-            <w:pPr>
-              <w:pBdr>
-                <w:top w:val="none" w:sz="0" w:space="0" w:color="000000"/>
-                <w:left w:val="none" w:sz="0" w:space="0" w:color="000000"/>
-                <w:bottom w:val="none" w:sz="0" w:space="0" w:color="000000"/>
-                <w:right w:val="none" w:sz="0" w:space="0" w:color="000000"/>
-              </w:pBdr>
-              <w:spacing w:before="40" w:after="40" w:line="276" w:lineRule="auto"/>
-              <w:ind w:left="100" w:right="100"/>
-              <w:rPr>
-                <w:rFonts w:ascii="Times New Roman" w:eastAsia="Times New Roman" w:hAnsi="Times New Roman" w:cs="Times New Roman"/>
-                <w:color w:val="000000"/>
-                <w:sz w:val="18"/>
-                <w:szCs w:val="18"/>
-              </w:rPr>
-            </w:pPr>
-            <w:r>
-              <w:rPr>
-                <w:rFonts w:ascii="Times New Roman" w:eastAsia="Times New Roman" w:hAnsi="Times New Roman" w:cs="Times New Roman"/>
-                <w:color w:val="000000"/>
-                <w:sz w:val="18"/>
-                <w:szCs w:val="18"/>
-              </w:rPr>
-              <w:t>+ code status + cancer</w:t>
-            </w:r>
-          </w:p>
-        </w:tc>
-        <w:tc>
-          <w:tcPr>
-            <w:tcW w:w="1368" w:type="dxa"/>
-            <w:tcBorders>
-              <w:top w:val="none" w:sz="0" w:space="0" w:color="000000"/>
-              <w:left w:val="none" w:sz="0" w:space="0" w:color="000000"/>
-              <w:bottom w:val="single" w:sz="8" w:space="0" w:color="000000"/>
-              <w:right w:val="none" w:sz="0" w:space="0" w:color="000000"/>
-            </w:tcBorders>
-            <w:shd w:val="clear" w:color="auto" w:fill="FFFFFF"/>
-            <w:tcMar>
-              <w:top w:w="0" w:type="dxa"/>
-              <w:left w:w="0" w:type="dxa"/>
-              <w:bottom w:w="0" w:type="dxa"/>
-              <w:right w:w="0" w:type="dxa"/>
-            </w:tcMar>
-            <w:vAlign w:val="center"/>
-          </w:tcPr>
-          <w:p>
-            <w:pPr>
-              <w:pBdr>
-                <w:top w:val="none" w:sz="0" w:space="0" w:color="000000"/>
-                <w:left w:val="none" w:sz="0" w:space="0" w:color="000000"/>
-                <w:bottom w:val="none" w:sz="0" w:space="0" w:color="000000"/>
-                <w:right w:val="none" w:sz="0" w:space="0" w:color="000000"/>
-              </w:pBdr>
-              <w:spacing w:before="40" w:after="40" w:line="276" w:lineRule="auto"/>
-              <w:ind w:left="100" w:right="100"/>
-              <w:jc w:val="center"/>
-              <w:rPr>
-                <w:rFonts w:ascii="Times New Roman" w:eastAsia="Times New Roman" w:hAnsi="Times New Roman" w:cs="Times New Roman"/>
-                <w:color w:val="000000"/>
-                <w:sz w:val="18"/>
-                <w:szCs w:val="18"/>
-              </w:rPr>
-            </w:pPr>
-            <w:r>
-              <w:rPr>
-                <w:rFonts w:ascii="Times New Roman" w:eastAsia="Times New Roman" w:hAnsi="Times New Roman" w:cs="Times New Roman"/>
-                <w:color w:val="000000"/>
-                <w:sz w:val="18"/>
-                <w:szCs w:val="18"/>
-              </w:rPr>
-              <w:t>0.8761</w:t>
-            </w:r>
-          </w:p>
-        </w:tc>
-        <w:tc>
-          <w:tcPr>
-            <w:tcW w:w="1368" w:type="dxa"/>
-            <w:tcBorders>
-              <w:top w:val="none" w:sz="0" w:space="0" w:color="000000"/>
-              <w:left w:val="none" w:sz="0" w:space="0" w:color="000000"/>
-              <w:bottom w:val="single" w:sz="8" w:space="0" w:color="000000"/>
-              <w:right w:val="none" w:sz="0" w:space="0" w:color="000000"/>
-            </w:tcBorders>
-            <w:shd w:val="clear" w:color="auto" w:fill="FFFFFF"/>
-            <w:tcMar>
-              <w:top w:w="0" w:type="dxa"/>
-              <w:left w:w="0" w:type="dxa"/>
-              <w:bottom w:w="0" w:type="dxa"/>
-              <w:right w:w="0" w:type="dxa"/>
-            </w:tcMar>
-            <w:vAlign w:val="center"/>
-          </w:tcPr>
-          <w:p>
-            <w:pPr>
-              <w:pBdr>
-                <w:top w:val="none" w:sz="0" w:space="0" w:color="000000"/>
-                <w:left w:val="none" w:sz="0" w:space="0" w:color="000000"/>
-                <w:bottom w:val="none" w:sz="0" w:space="0" w:color="000000"/>
-                <w:right w:val="none" w:sz="0" w:space="0" w:color="000000"/>
-              </w:pBdr>
-              <w:spacing w:before="40" w:after="40" w:line="276" w:lineRule="auto"/>
-              <w:ind w:left="100" w:right="100"/>
-              <w:jc w:val="center"/>
-              <w:rPr>
-                <w:rFonts w:ascii="Times New Roman" w:eastAsia="Times New Roman" w:hAnsi="Times New Roman" w:cs="Times New Roman"/>
-                <w:color w:val="000000"/>
-                <w:sz w:val="18"/>
-                <w:szCs w:val="18"/>
-              </w:rPr>
-            </w:pPr>
-            <w:r>
-              <w:rPr>
-                <w:rFonts w:ascii="Times New Roman" w:eastAsia="Times New Roman" w:hAnsi="Times New Roman" w:cs="Times New Roman"/>
-                <w:color w:val="000000"/>
-                <w:sz w:val="18"/>
-                <w:szCs w:val="18"/>
-              </w:rPr>
-              <w:t>0.8702</w:t>
-            </w:r>
-          </w:p>
-        </w:tc>
-        <w:tc>
-          <w:tcPr>
-            <w:tcW w:w="1368" w:type="dxa"/>
-            <w:tcBorders>
-              <w:top w:val="none" w:sz="0" w:space="0" w:color="000000"/>
-              <w:left w:val="none" w:sz="0" w:space="0" w:color="000000"/>
-              <w:bottom w:val="single" w:sz="8" w:space="0" w:color="000000"/>
-              <w:right w:val="none" w:sz="0" w:space="0" w:color="000000"/>
-            </w:tcBorders>
-            <w:shd w:val="clear" w:color="auto" w:fill="FFFFFF"/>
-            <w:tcMar>
-              <w:top w:w="0" w:type="dxa"/>
-              <w:left w:w="0" w:type="dxa"/>
-              <w:bottom w:w="0" w:type="dxa"/>
-              <w:right w:w="0" w:type="dxa"/>
-            </w:tcMar>
-            <w:vAlign w:val="center"/>
-          </w:tcPr>
-          <w:p>
-            <w:pPr>
-              <w:pBdr>
-                <w:top w:val="none" w:sz="0" w:space="0" w:color="000000"/>
-                <w:left w:val="none" w:sz="0" w:space="0" w:color="000000"/>
-                <w:bottom w:val="none" w:sz="0" w:space="0" w:color="000000"/>
-                <w:right w:val="none" w:sz="0" w:space="0" w:color="000000"/>
-              </w:pBdr>
-              <w:spacing w:before="40" w:after="40" w:line="276" w:lineRule="auto"/>
-              <w:ind w:left="100" w:right="100"/>
-              <w:jc w:val="center"/>
-              <w:rPr>
-                <w:rFonts w:ascii="Times New Roman" w:eastAsia="Times New Roman" w:hAnsi="Times New Roman" w:cs="Times New Roman"/>
-                <w:color w:val="000000"/>
-                <w:sz w:val="18"/>
-                <w:szCs w:val="18"/>
-              </w:rPr>
-            </w:pPr>
-            <w:r>
-              <w:rPr>
-                <w:rFonts w:ascii="Times New Roman" w:eastAsia="Times New Roman" w:hAnsi="Times New Roman" w:cs="Times New Roman"/>
-                <w:color w:val="000000"/>
-                <w:sz w:val="18"/>
-                <w:szCs w:val="18"/>
-              </w:rPr>
-              <w:t>0.8819</w:t>
-            </w:r>
-          </w:p>
-        </w:tc>
-        <w:tc>
-          <w:tcPr>
-            <w:tcW w:w="1368" w:type="dxa"/>
-            <w:tcBorders>
-              <w:top w:val="none" w:sz="0" w:space="0" w:color="000000"/>
-              <w:left w:val="none" w:sz="0" w:space="0" w:color="000000"/>
-              <w:bottom w:val="single" w:sz="8" w:space="0" w:color="000000"/>
-              <w:right w:val="none" w:sz="0" w:space="0" w:color="000000"/>
-            </w:tcBorders>
-            <w:shd w:val="clear" w:color="auto" w:fill="FFFFFF"/>
-            <w:tcMar>
-              <w:top w:w="0" w:type="dxa"/>
-              <w:left w:w="0" w:type="dxa"/>
-              <w:bottom w:w="0" w:type="dxa"/>
-              <w:right w:w="0" w:type="dxa"/>
-            </w:tcMar>
-            <w:vAlign w:val="center"/>
-          </w:tcPr>
-          <w:p>
-            <w:pPr>
-              <w:pBdr>
-                <w:top w:val="none" w:sz="0" w:space="0" w:color="000000"/>
-                <w:left w:val="none" w:sz="0" w:space="0" w:color="000000"/>
-                <w:bottom w:val="none" w:sz="0" w:space="0" w:color="000000"/>
-                <w:right w:val="none" w:sz="0" w:space="0" w:color="000000"/>
-              </w:pBdr>
-              <w:spacing w:before="40" w:after="40" w:line="276" w:lineRule="auto"/>
-              <w:ind w:left="100" w:right="100"/>
-              <w:jc w:val="center"/>
-              <w:rPr>
-                <w:rFonts w:ascii="Times New Roman" w:eastAsia="Times New Roman" w:hAnsi="Times New Roman" w:cs="Times New Roman"/>
-                <w:color w:val="000000"/>
-                <w:sz w:val="18"/>
-                <w:szCs w:val="18"/>
-              </w:rPr>
-            </w:pPr>
-            <w:r>
-              <w:rPr>
-                <w:rFonts w:ascii="Times New Roman" w:eastAsia="Times New Roman" w:hAnsi="Times New Roman" w:cs="Times New Roman"/>
-                <w:color w:val="000000"/>
-                <w:sz w:val="18"/>
-                <w:szCs w:val="18"/>
-              </w:rPr>
-              <w:t>0.05785</w:t>
-            </w:r>
-          </w:p>
-        </w:tc>
-      </w:tr>
-      <w:tr>
-        <w:trPr>
-          <w:jc w:val="center"/>
-        </w:trPr>
-        <w:tc>
-          <w:tcPr>
-            <w:tcW w:w="8640" w:type="dxa"/>
-            <w:gridSpan w:val="5"/>
-            <w:tcBorders>
-              <w:top w:val="single" w:sz="8" w:space="0" w:color="000000"/>
-              <w:left w:val="none" w:sz="0" w:space="0" w:color="FFFFFF"/>
-              <w:bottom w:val="none" w:sz="0" w:space="0" w:color="FFFFFF"/>
-              <w:right w:val="none" w:sz="0" w:space="0" w:color="FFFFFF"/>
-            </w:tcBorders>
-            <w:shd w:val="clear" w:color="auto" w:fill="FFFFFF"/>
-            <w:tcMar>
-              <w:top w:w="0" w:type="dxa"/>
-              <w:left w:w="0" w:type="dxa"/>
-              <w:bottom w:w="0" w:type="dxa"/>
-              <w:right w:w="0" w:type="dxa"/>
-            </w:tcMar>
-            <w:vAlign w:val="center"/>
-          </w:tcPr>
-          <w:p>
-            <w:pPr>
-              <w:pBdr>
-                <w:top w:val="none" w:sz="0" w:space="0" w:color="000000"/>
-                <w:left w:val="none" w:sz="0" w:space="0" w:color="000000"/>
-                <w:bottom w:val="none" w:sz="0" w:space="0" w:color="000000"/>
-                <w:right w:val="none" w:sz="0" w:space="0" w:color="000000"/>
-              </w:pBdr>
-              <w:spacing w:before="100" w:after="100" w:line="276" w:lineRule="auto"/>
-              <w:ind w:left="100" w:right="100"/>
-              <w:rPr>
-                <w:rFonts w:ascii="Times New Roman" w:eastAsia="Times New Roman" w:hAnsi="Times New Roman" w:cs="Times New Roman"/>
-                <w:i/>
-                <w:color w:val="000000"/>
-                <w:sz w:val="16"/>
-                <w:szCs w:val="16"/>
-              </w:rPr>
-            </w:pPr>
-            <w:r>
-              <w:rPr>
-                <w:rFonts w:ascii="Times New Roman" w:eastAsia="Times New Roman" w:hAnsi="Times New Roman" w:cs="Times New Roman"/>
-                <w:i/>
-                <w:color w:val="000000"/>
-                <w:sz w:val="16"/>
-                <w:szCs w:val="16"/>
-              </w:rPr>
-              <w:t>Held out sample n = 40,871. AUC denotes area under the receiver operating characteristic curve.</w:t>
-            </w:r>
-          </w:p>
-        </w:tc>
-      </w:tr>
-    </w:tbl>
-    <w:p>
-      <w:pPr>
-        <w:spacing w:line="276" w:lineRule="auto"/>
-      </w:pPr>
-      <w:r>
-        <w:br w:type="page"/>
-      </w:r>
-    </w:p>
-    <w:p>
-      <w:pPr>
-        <w:pBdr>
-          <w:top w:val="none" w:sz="0" w:space="0" w:color="000000"/>
-          <w:left w:val="none" w:sz="0" w:space="0" w:color="000000"/>
-          <w:bottom w:val="none" w:sz="0" w:space="0" w:color="000000"/>
-          <w:right w:val="none" w:sz="0" w:space="0" w:color="000000"/>
-        </w:pBdr>
-        <w:spacing w:before="80" w:after="200" w:line="276" w:lineRule="auto"/>
-      </w:pPr>
-      <w:r>
-        <w:rPr>
-          <w:rFonts w:ascii="Times New Roman" w:eastAsia="Times New Roman" w:hAnsi="Times New Roman" w:cs="Times New Roman"/>
-          <w:b/>
-          <w:color w:val="000000"/>
-          <w:sz w:val="20"/>
-          <w:szCs w:val="20"/>
-        </w:rPr>
-        <w:lastRenderedPageBreak/>
-        <w:t>Table 4.</w:t>
-      </w:r>
-      <w:r>
-        <w:rPr>
-          <w:rFonts w:ascii="Times New Roman" w:eastAsia="Times New Roman" w:hAnsi="Times New Roman" w:cs="Times New Roman"/>
-          <w:color w:val="000000"/>
-          <w:sz w:val="20"/>
-          <w:szCs w:val="20"/>
-        </w:rPr>
-        <w:t xml:space="preserve"> Effect of modelling treatment limitation on unit ranking.</w:t>
-      </w:r>
-    </w:p>
-    <w:tbl>
-      <w:tblPr>
-        <w:tblW w:w="0" w:type="auto"/>
-        <w:jc w:val="center"/>
-        <w:tblLayout w:type="fixed"/>
-        <w:tblLook w:val="0420" w:firstRow="1" w:lastRow="0" w:firstColumn="0" w:lastColumn="0" w:noHBand="0" w:noVBand="1"/>
-      </w:tblPr>
-      <w:tblGrid>
-        <w:gridCol w:w="4896"/>
-        <w:gridCol w:w="2304"/>
-      </w:tblGrid>
-      <w:tr>
-        <w:trPr>
-          <w:tblHeader/>
-          <w:jc w:val="center"/>
-        </w:trPr>
-        <w:tc>
-          <w:tcPr>
-            <w:tcW w:w="4896" w:type="dxa"/>
-            <w:tcBorders>
-              <w:top w:val="single" w:sz="8" w:space="0" w:color="000000"/>
-              <w:left w:val="none" w:sz="0" w:space="0" w:color="000000"/>
-              <w:bottom w:val="single" w:sz="6" w:space="0" w:color="000000"/>
-              <w:right w:val="none" w:sz="0" w:space="0" w:color="000000"/>
-            </w:tcBorders>
-            <w:shd w:val="clear" w:color="auto" w:fill="FFFFFF"/>
-            <w:tcMar>
-              <w:top w:w="0" w:type="dxa"/>
-              <w:left w:w="0" w:type="dxa"/>
-              <w:bottom w:w="0" w:type="dxa"/>
-              <w:right w:w="0" w:type="dxa"/>
-            </w:tcMar>
-            <w:vAlign w:val="center"/>
-          </w:tcPr>
-          <w:p>
-            <w:pPr>
-              <w:pBdr>
-                <w:top w:val="none" w:sz="0" w:space="0" w:color="000000"/>
-                <w:left w:val="none" w:sz="0" w:space="0" w:color="000000"/>
-                <w:bottom w:val="none" w:sz="0" w:space="0" w:color="000000"/>
-                <w:right w:val="none" w:sz="0" w:space="0" w:color="000000"/>
-              </w:pBdr>
-              <w:spacing w:before="40" w:after="40" w:line="276" w:lineRule="auto"/>
-              <w:ind w:left="100" w:right="100"/>
-              <w:rPr>
-                <w:rFonts w:ascii="Times New Roman" w:eastAsia="Times New Roman" w:hAnsi="Times New Roman" w:cs="Times New Roman"/>
-                <w:b/>
-                <w:color w:val="000000"/>
-                <w:sz w:val="18"/>
-                <w:szCs w:val="18"/>
-              </w:rPr>
-            </w:pPr>
-            <w:r>
-              <w:rPr>
-                <w:rFonts w:ascii="Times New Roman" w:eastAsia="Times New Roman" w:hAnsi="Times New Roman" w:cs="Times New Roman"/>
-                <w:b/>
-                <w:color w:val="000000"/>
-                <w:sz w:val="18"/>
-                <w:szCs w:val="18"/>
-              </w:rPr>
-              <w:t>Measure</w:t>
-            </w:r>
-          </w:p>
-        </w:tc>
-        <w:tc>
-          <w:tcPr>
-            <w:tcW w:w="2304" w:type="dxa"/>
-            <w:tcBorders>
-              <w:top w:val="single" w:sz="8" w:space="0" w:color="000000"/>
-              <w:left w:val="none" w:sz="0" w:space="0" w:color="000000"/>
-              <w:bottom w:val="single" w:sz="6" w:space="0" w:color="000000"/>
-              <w:right w:val="none" w:sz="0" w:space="0" w:color="000000"/>
-            </w:tcBorders>
-            <w:shd w:val="clear" w:color="auto" w:fill="FFFFFF"/>
-            <w:tcMar>
-              <w:top w:w="0" w:type="dxa"/>
-              <w:left w:w="0" w:type="dxa"/>
-              <w:bottom w:w="0" w:type="dxa"/>
-              <w:right w:w="0" w:type="dxa"/>
-            </w:tcMar>
-            <w:vAlign w:val="center"/>
-          </w:tcPr>
-          <w:p>
-            <w:pPr>
-              <w:pBdr>
-                <w:top w:val="none" w:sz="0" w:space="0" w:color="000000"/>
-                <w:left w:val="none" w:sz="0" w:space="0" w:color="000000"/>
-                <w:bottom w:val="none" w:sz="0" w:space="0" w:color="000000"/>
-                <w:right w:val="none" w:sz="0" w:space="0" w:color="000000"/>
-              </w:pBdr>
-              <w:spacing w:before="40" w:after="40" w:line="276" w:lineRule="auto"/>
-              <w:ind w:left="100" w:right="100"/>
-              <w:jc w:val="center"/>
-              <w:rPr>
-                <w:rFonts w:ascii="Times New Roman" w:eastAsia="Times New Roman" w:hAnsi="Times New Roman" w:cs="Times New Roman"/>
-                <w:b/>
-                <w:color w:val="000000"/>
-                <w:sz w:val="18"/>
-                <w:szCs w:val="18"/>
-              </w:rPr>
-            </w:pPr>
-            <w:r>
-              <w:rPr>
-                <w:rFonts w:ascii="Times New Roman" w:eastAsia="Times New Roman" w:hAnsi="Times New Roman" w:cs="Times New Roman"/>
-                <w:b/>
-                <w:color w:val="000000"/>
-                <w:sz w:val="18"/>
-                <w:szCs w:val="18"/>
-              </w:rPr>
-              <w:t>Value</w:t>
-            </w:r>
-          </w:p>
-        </w:tc>
-      </w:tr>
-      <w:tr>
-        <w:trPr>
-          <w:trHeight w:hRule="exact" w:val="346"/>
-          <w:jc w:val="center"/>
-        </w:trPr>
-        <w:tc>
-          <w:tcPr>
-            <w:tcW w:w="4896" w:type="dxa"/>
-            <w:tcBorders>
-              <w:top w:val="single" w:sz="6" w:space="0" w:color="000000"/>
-              <w:left w:val="none" w:sz="0" w:space="0" w:color="000000"/>
-              <w:bottom w:val="none" w:sz="0" w:space="0" w:color="000000"/>
-              <w:right w:val="none" w:sz="0" w:space="0" w:color="000000"/>
-            </w:tcBorders>
-            <w:shd w:val="clear" w:color="auto" w:fill="FFFFFF"/>
-            <w:tcMar>
-              <w:top w:w="0" w:type="dxa"/>
-              <w:left w:w="0" w:type="dxa"/>
-              <w:bottom w:w="0" w:type="dxa"/>
-              <w:right w:w="0" w:type="dxa"/>
-            </w:tcMar>
-            <w:vAlign w:val="center"/>
-          </w:tcPr>
-          <w:p>
-            <w:pPr>
-              <w:pBdr>
-                <w:top w:val="none" w:sz="0" w:space="0" w:color="000000"/>
-                <w:left w:val="none" w:sz="0" w:space="0" w:color="000000"/>
-                <w:bottom w:val="none" w:sz="0" w:space="0" w:color="000000"/>
-                <w:right w:val="none" w:sz="0" w:space="0" w:color="000000"/>
-              </w:pBdr>
-              <w:spacing w:before="40" w:after="40" w:line="276" w:lineRule="auto"/>
-              <w:ind w:left="100" w:right="100"/>
-              <w:rPr>
-                <w:rFonts w:ascii="Times New Roman" w:eastAsia="Times New Roman" w:hAnsi="Times New Roman" w:cs="Times New Roman"/>
-                <w:color w:val="000000"/>
-                <w:sz w:val="18"/>
-                <w:szCs w:val="18"/>
-              </w:rPr>
-            </w:pPr>
-            <w:r>
-              <w:rPr>
-                <w:rFonts w:ascii="Times New Roman" w:eastAsia="Times New Roman" w:hAnsi="Times New Roman" w:cs="Times New Roman"/>
-                <w:color w:val="000000"/>
-                <w:sz w:val="18"/>
-                <w:szCs w:val="18"/>
-              </w:rPr>
-              <w:t>Spearman correlation of ranks</w:t>
-            </w:r>
-          </w:p>
-        </w:tc>
-        <w:tc>
-          <w:tcPr>
-            <w:tcW w:w="2304" w:type="dxa"/>
-            <w:tcBorders>
-              <w:top w:val="single" w:sz="6" w:space="0" w:color="000000"/>
-              <w:left w:val="none" w:sz="0" w:space="0" w:color="000000"/>
-              <w:bottom w:val="none" w:sz="0" w:space="0" w:color="000000"/>
-              <w:right w:val="none" w:sz="0" w:space="0" w:color="000000"/>
-            </w:tcBorders>
-            <w:shd w:val="clear" w:color="auto" w:fill="FFFFFF"/>
-            <w:tcMar>
-              <w:top w:w="0" w:type="dxa"/>
-              <w:left w:w="0" w:type="dxa"/>
-              <w:bottom w:w="0" w:type="dxa"/>
-              <w:right w:w="0" w:type="dxa"/>
-            </w:tcMar>
-            <w:vAlign w:val="center"/>
-          </w:tcPr>
-          <w:p>
-            <w:pPr>
-              <w:pBdr>
-                <w:top w:val="none" w:sz="0" w:space="0" w:color="000000"/>
-                <w:left w:val="none" w:sz="0" w:space="0" w:color="000000"/>
-                <w:bottom w:val="none" w:sz="0" w:space="0" w:color="000000"/>
-                <w:right w:val="none" w:sz="0" w:space="0" w:color="000000"/>
-              </w:pBdr>
-              <w:spacing w:before="40" w:after="40" w:line="276" w:lineRule="auto"/>
-              <w:ind w:left="100" w:right="100"/>
-              <w:jc w:val="center"/>
-              <w:rPr>
-                <w:rFonts w:ascii="Times New Roman" w:eastAsia="Times New Roman" w:hAnsi="Times New Roman" w:cs="Times New Roman"/>
-                <w:color w:val="000000"/>
-                <w:sz w:val="18"/>
-                <w:szCs w:val="18"/>
-              </w:rPr>
-            </w:pPr>
-            <w:r>
-              <w:rPr>
-                <w:rFonts w:ascii="Times New Roman" w:eastAsia="Times New Roman" w:hAnsi="Times New Roman" w:cs="Times New Roman"/>
-                <w:color w:val="000000"/>
-                <w:sz w:val="18"/>
-                <w:szCs w:val="18"/>
-              </w:rPr>
-              <w:t>0.949</w:t>
-            </w:r>
-          </w:p>
-        </w:tc>
-      </w:tr>
-      <w:tr>
-        <w:trPr>
-          <w:trHeight w:hRule="exact" w:val="346"/>
-          <w:jc w:val="center"/>
-        </w:trPr>
-        <w:tc>
-          <w:tcPr>
-            <w:tcW w:w="4896" w:type="dxa"/>
-            <w:tcBorders>
-              <w:top w:val="none" w:sz="0" w:space="0" w:color="000000"/>
-              <w:left w:val="none" w:sz="0" w:space="0" w:color="000000"/>
-              <w:bottom w:val="none" w:sz="0" w:space="0" w:color="000000"/>
-              <w:right w:val="none" w:sz="0" w:space="0" w:color="000000"/>
-            </w:tcBorders>
-            <w:shd w:val="clear" w:color="auto" w:fill="FFFFFF"/>
-            <w:tcMar>
-              <w:top w:w="0" w:type="dxa"/>
-              <w:left w:w="0" w:type="dxa"/>
-              <w:bottom w:w="0" w:type="dxa"/>
-              <w:right w:w="0" w:type="dxa"/>
-            </w:tcMar>
-            <w:vAlign w:val="center"/>
-          </w:tcPr>
-          <w:p>
-            <w:pPr>
-              <w:pBdr>
-                <w:top w:val="none" w:sz="0" w:space="0" w:color="000000"/>
-                <w:left w:val="none" w:sz="0" w:space="0" w:color="000000"/>
-                <w:bottom w:val="none" w:sz="0" w:space="0" w:color="000000"/>
-                <w:right w:val="none" w:sz="0" w:space="0" w:color="000000"/>
-              </w:pBdr>
-              <w:spacing w:before="40" w:after="40" w:line="276" w:lineRule="auto"/>
-              <w:ind w:left="100" w:right="100"/>
-              <w:rPr>
-                <w:rFonts w:ascii="Times New Roman" w:eastAsia="Times New Roman" w:hAnsi="Times New Roman" w:cs="Times New Roman"/>
-                <w:color w:val="000000"/>
-                <w:sz w:val="18"/>
-                <w:szCs w:val="18"/>
-              </w:rPr>
-            </w:pPr>
-            <w:r>
-              <w:rPr>
-                <w:rFonts w:ascii="Times New Roman" w:eastAsia="Times New Roman" w:hAnsi="Times New Roman" w:cs="Times New Roman"/>
-                <w:color w:val="000000"/>
-                <w:sz w:val="18"/>
-                <w:szCs w:val="18"/>
-              </w:rPr>
-              <w:t>Median absolute rank shift</w:t>
-            </w:r>
-          </w:p>
-        </w:tc>
-        <w:tc>
-          <w:tcPr>
-            <w:tcW w:w="2304" w:type="dxa"/>
-            <w:tcBorders>
-              <w:top w:val="none" w:sz="0" w:space="0" w:color="000000"/>
-              <w:left w:val="none" w:sz="0" w:space="0" w:color="000000"/>
-              <w:bottom w:val="none" w:sz="0" w:space="0" w:color="000000"/>
-              <w:right w:val="none" w:sz="0" w:space="0" w:color="000000"/>
-            </w:tcBorders>
-            <w:shd w:val="clear" w:color="auto" w:fill="FFFFFF"/>
-            <w:tcMar>
-              <w:top w:w="0" w:type="dxa"/>
-              <w:left w:w="0" w:type="dxa"/>
-              <w:bottom w:w="0" w:type="dxa"/>
-              <w:right w:w="0" w:type="dxa"/>
-            </w:tcMar>
-            <w:vAlign w:val="center"/>
-          </w:tcPr>
-          <w:p>
-            <w:pPr>
-              <w:pBdr>
-                <w:top w:val="none" w:sz="0" w:space="0" w:color="000000"/>
-                <w:left w:val="none" w:sz="0" w:space="0" w:color="000000"/>
-                <w:bottom w:val="none" w:sz="0" w:space="0" w:color="000000"/>
-                <w:right w:val="none" w:sz="0" w:space="0" w:color="000000"/>
-              </w:pBdr>
-              <w:spacing w:before="40" w:after="40" w:line="276" w:lineRule="auto"/>
-              <w:ind w:left="100" w:right="100"/>
-              <w:jc w:val="center"/>
-              <w:rPr>
-                <w:rFonts w:ascii="Times New Roman" w:eastAsia="Times New Roman" w:hAnsi="Times New Roman" w:cs="Times New Roman"/>
-                <w:color w:val="000000"/>
-                <w:sz w:val="18"/>
-                <w:szCs w:val="18"/>
-              </w:rPr>
-            </w:pPr>
-            <w:r>
-              <w:rPr>
-                <w:rFonts w:ascii="Times New Roman" w:eastAsia="Times New Roman" w:hAnsi="Times New Roman" w:cs="Times New Roman"/>
-                <w:color w:val="000000"/>
-                <w:sz w:val="18"/>
-                <w:szCs w:val="18"/>
-              </w:rPr>
-              <w:t>7.5 of 162</w:t>
-            </w:r>
-          </w:p>
-        </w:tc>
-      </w:tr>
-      <w:tr>
-        <w:trPr>
-          <w:trHeight w:hRule="exact" w:val="346"/>
-          <w:jc w:val="center"/>
-        </w:trPr>
-        <w:tc>
-          <w:tcPr>
-            <w:tcW w:w="4896" w:type="dxa"/>
-            <w:tcBorders>
-              <w:top w:val="none" w:sz="0" w:space="0" w:color="000000"/>
-              <w:left w:val="none" w:sz="0" w:space="0" w:color="000000"/>
-              <w:bottom w:val="none" w:sz="0" w:space="0" w:color="000000"/>
-              <w:right w:val="none" w:sz="0" w:space="0" w:color="000000"/>
-            </w:tcBorders>
-            <w:shd w:val="clear" w:color="auto" w:fill="FFFFFF"/>
-            <w:tcMar>
-              <w:top w:w="0" w:type="dxa"/>
-              <w:left w:w="0" w:type="dxa"/>
-              <w:bottom w:w="0" w:type="dxa"/>
-              <w:right w:w="0" w:type="dxa"/>
-            </w:tcMar>
-            <w:vAlign w:val="center"/>
-          </w:tcPr>
-          <w:p>
-            <w:pPr>
-              <w:pBdr>
-                <w:top w:val="none" w:sz="0" w:space="0" w:color="000000"/>
-                <w:left w:val="none" w:sz="0" w:space="0" w:color="000000"/>
-                <w:bottom w:val="none" w:sz="0" w:space="0" w:color="000000"/>
-                <w:right w:val="none" w:sz="0" w:space="0" w:color="000000"/>
-              </w:pBdr>
-              <w:spacing w:before="40" w:after="40" w:line="276" w:lineRule="auto"/>
-              <w:ind w:left="100" w:right="100"/>
-              <w:rPr>
-                <w:rFonts w:ascii="Times New Roman" w:eastAsia="Times New Roman" w:hAnsi="Times New Roman" w:cs="Times New Roman"/>
-                <w:color w:val="000000"/>
-                <w:sz w:val="18"/>
-                <w:szCs w:val="18"/>
-              </w:rPr>
-            </w:pPr>
-            <w:r>
-              <w:rPr>
-                <w:rFonts w:ascii="Times New Roman" w:eastAsia="Times New Roman" w:hAnsi="Times New Roman" w:cs="Times New Roman"/>
-                <w:color w:val="000000"/>
-                <w:sz w:val="18"/>
-                <w:szCs w:val="18"/>
-              </w:rPr>
-              <w:t>Units moving more than 10 positions</w:t>
-            </w:r>
-          </w:p>
-        </w:tc>
-        <w:tc>
-          <w:tcPr>
-            <w:tcW w:w="2304" w:type="dxa"/>
-            <w:tcBorders>
-              <w:top w:val="none" w:sz="0" w:space="0" w:color="000000"/>
-              <w:left w:val="none" w:sz="0" w:space="0" w:color="000000"/>
-              <w:bottom w:val="none" w:sz="0" w:space="0" w:color="000000"/>
-              <w:right w:val="none" w:sz="0" w:space="0" w:color="000000"/>
-            </w:tcBorders>
-            <w:shd w:val="clear" w:color="auto" w:fill="FFFFFF"/>
-            <w:tcMar>
-              <w:top w:w="0" w:type="dxa"/>
-              <w:left w:w="0" w:type="dxa"/>
-              <w:bottom w:w="0" w:type="dxa"/>
-              <w:right w:w="0" w:type="dxa"/>
-            </w:tcMar>
-            <w:vAlign w:val="center"/>
-          </w:tcPr>
-          <w:p>
-            <w:pPr>
-              <w:pBdr>
-                <w:top w:val="none" w:sz="0" w:space="0" w:color="000000"/>
-                <w:left w:val="none" w:sz="0" w:space="0" w:color="000000"/>
-                <w:bottom w:val="none" w:sz="0" w:space="0" w:color="000000"/>
-                <w:right w:val="none" w:sz="0" w:space="0" w:color="000000"/>
-              </w:pBdr>
-              <w:spacing w:before="40" w:after="40" w:line="276" w:lineRule="auto"/>
-              <w:ind w:left="100" w:right="100"/>
-              <w:jc w:val="center"/>
-              <w:rPr>
-                <w:rFonts w:ascii="Times New Roman" w:eastAsia="Times New Roman" w:hAnsi="Times New Roman" w:cs="Times New Roman"/>
-                <w:color w:val="000000"/>
-                <w:sz w:val="18"/>
-                <w:szCs w:val="18"/>
-              </w:rPr>
-            </w:pPr>
-            <w:r>
-              <w:rPr>
-                <w:rFonts w:ascii="Times New Roman" w:eastAsia="Times New Roman" w:hAnsi="Times New Roman" w:cs="Times New Roman"/>
-                <w:color w:val="000000"/>
-                <w:sz w:val="18"/>
-                <w:szCs w:val="18"/>
-              </w:rPr>
-              <w:t>62 (38.3%)</w:t>
-            </w:r>
-          </w:p>
-        </w:tc>
-      </w:tr>
-      <w:tr>
-        <w:trPr>
-          <w:trHeight w:hRule="exact" w:val="346"/>
-          <w:jc w:val="center"/>
-        </w:trPr>
-        <w:tc>
-          <w:tcPr>
-            <w:tcW w:w="4896" w:type="dxa"/>
-            <w:tcBorders>
-              <w:top w:val="none" w:sz="0" w:space="0" w:color="000000"/>
-              <w:left w:val="none" w:sz="0" w:space="0" w:color="000000"/>
-              <w:bottom w:val="none" w:sz="0" w:space="0" w:color="000000"/>
-              <w:right w:val="none" w:sz="0" w:space="0" w:color="000000"/>
-            </w:tcBorders>
-            <w:shd w:val="clear" w:color="auto" w:fill="FFFFFF"/>
-            <w:tcMar>
-              <w:top w:w="0" w:type="dxa"/>
-              <w:left w:w="0" w:type="dxa"/>
-              <w:bottom w:w="0" w:type="dxa"/>
-              <w:right w:w="0" w:type="dxa"/>
-            </w:tcMar>
-            <w:vAlign w:val="center"/>
-          </w:tcPr>
-          <w:p>
-            <w:pPr>
-              <w:pBdr>
-                <w:top w:val="none" w:sz="0" w:space="0" w:color="000000"/>
-                <w:left w:val="none" w:sz="0" w:space="0" w:color="000000"/>
-                <w:bottom w:val="none" w:sz="0" w:space="0" w:color="000000"/>
-                <w:right w:val="none" w:sz="0" w:space="0" w:color="000000"/>
-              </w:pBdr>
-              <w:spacing w:before="40" w:after="40" w:line="276" w:lineRule="auto"/>
-              <w:ind w:left="100" w:right="100"/>
-              <w:rPr>
-                <w:rFonts w:ascii="Times New Roman" w:eastAsia="Times New Roman" w:hAnsi="Times New Roman" w:cs="Times New Roman"/>
-                <w:color w:val="000000"/>
-                <w:sz w:val="18"/>
-                <w:szCs w:val="18"/>
-              </w:rPr>
-            </w:pPr>
-            <w:r>
-              <w:rPr>
-                <w:rFonts w:ascii="Times New Roman" w:eastAsia="Times New Roman" w:hAnsi="Times New Roman" w:cs="Times New Roman"/>
-                <w:color w:val="000000"/>
-                <w:sz w:val="18"/>
-                <w:szCs w:val="18"/>
-              </w:rPr>
-              <w:t>Units moving more than 20 positions</w:t>
-            </w:r>
-          </w:p>
-        </w:tc>
-        <w:tc>
-          <w:tcPr>
-            <w:tcW w:w="2304" w:type="dxa"/>
-            <w:tcBorders>
-              <w:top w:val="none" w:sz="0" w:space="0" w:color="000000"/>
-              <w:left w:val="none" w:sz="0" w:space="0" w:color="000000"/>
-              <w:bottom w:val="none" w:sz="0" w:space="0" w:color="000000"/>
-              <w:right w:val="none" w:sz="0" w:space="0" w:color="000000"/>
-            </w:tcBorders>
-            <w:shd w:val="clear" w:color="auto" w:fill="FFFFFF"/>
-            <w:tcMar>
-              <w:top w:w="0" w:type="dxa"/>
-              <w:left w:w="0" w:type="dxa"/>
-              <w:bottom w:w="0" w:type="dxa"/>
-              <w:right w:w="0" w:type="dxa"/>
-            </w:tcMar>
-            <w:vAlign w:val="center"/>
-          </w:tcPr>
-          <w:p>
-            <w:pPr>
-              <w:pBdr>
-                <w:top w:val="none" w:sz="0" w:space="0" w:color="000000"/>
-                <w:left w:val="none" w:sz="0" w:space="0" w:color="000000"/>
-                <w:bottom w:val="none" w:sz="0" w:space="0" w:color="000000"/>
-                <w:right w:val="none" w:sz="0" w:space="0" w:color="000000"/>
-              </w:pBdr>
-              <w:spacing w:before="40" w:after="40" w:line="276" w:lineRule="auto"/>
-              <w:ind w:left="100" w:right="100"/>
-              <w:jc w:val="center"/>
-              <w:rPr>
-                <w:rFonts w:ascii="Times New Roman" w:eastAsia="Times New Roman" w:hAnsi="Times New Roman" w:cs="Times New Roman"/>
-                <w:color w:val="000000"/>
-                <w:sz w:val="18"/>
-                <w:szCs w:val="18"/>
-              </w:rPr>
-            </w:pPr>
-            <w:r>
-              <w:rPr>
-                <w:rFonts w:ascii="Times New Roman" w:eastAsia="Times New Roman" w:hAnsi="Times New Roman" w:cs="Times New Roman"/>
-                <w:color w:val="000000"/>
-                <w:sz w:val="18"/>
-                <w:szCs w:val="18"/>
-              </w:rPr>
-              <w:t>24 (14.8%)</w:t>
-            </w:r>
-          </w:p>
-        </w:tc>
-      </w:tr>
-      <w:tr>
-        <w:trPr>
-          <w:trHeight w:hRule="exact" w:val="346"/>
-          <w:jc w:val="center"/>
-        </w:trPr>
-        <w:tc>
-          <w:tcPr>
-            <w:tcW w:w="4896" w:type="dxa"/>
-            <w:tcBorders>
-              <w:top w:val="none" w:sz="0" w:space="0" w:color="000000"/>
-              <w:left w:val="none" w:sz="0" w:space="0" w:color="000000"/>
-              <w:bottom w:val="none" w:sz="0" w:space="0" w:color="000000"/>
-              <w:right w:val="none" w:sz="0" w:space="0" w:color="000000"/>
-            </w:tcBorders>
-            <w:shd w:val="clear" w:color="auto" w:fill="FFFFFF"/>
-            <w:tcMar>
-              <w:top w:w="0" w:type="dxa"/>
-              <w:left w:w="0" w:type="dxa"/>
-              <w:bottom w:w="0" w:type="dxa"/>
-              <w:right w:w="0" w:type="dxa"/>
-            </w:tcMar>
-            <w:vAlign w:val="center"/>
-          </w:tcPr>
-          <w:p>
-            <w:pPr>
-              <w:pBdr>
-                <w:top w:val="none" w:sz="0" w:space="0" w:color="000000"/>
-                <w:left w:val="none" w:sz="0" w:space="0" w:color="000000"/>
-                <w:bottom w:val="none" w:sz="0" w:space="0" w:color="000000"/>
-                <w:right w:val="none" w:sz="0" w:space="0" w:color="000000"/>
-              </w:pBdr>
-              <w:spacing w:before="40" w:after="40" w:line="276" w:lineRule="auto"/>
-              <w:ind w:left="100" w:right="100"/>
-              <w:rPr>
-                <w:rFonts w:ascii="Times New Roman" w:eastAsia="Times New Roman" w:hAnsi="Times New Roman" w:cs="Times New Roman"/>
-                <w:color w:val="000000"/>
-                <w:sz w:val="18"/>
-                <w:szCs w:val="18"/>
-              </w:rPr>
-            </w:pPr>
-            <w:r>
-              <w:rPr>
-                <w:rFonts w:ascii="Times New Roman" w:eastAsia="Times New Roman" w:hAnsi="Times New Roman" w:cs="Times New Roman"/>
-                <w:color w:val="000000"/>
-                <w:sz w:val="18"/>
-                <w:szCs w:val="18"/>
-              </w:rPr>
-              <w:t>Units changing quartile</w:t>
-            </w:r>
-          </w:p>
-        </w:tc>
-        <w:tc>
-          <w:tcPr>
-            <w:tcW w:w="2304" w:type="dxa"/>
-            <w:tcBorders>
-              <w:top w:val="none" w:sz="0" w:space="0" w:color="000000"/>
-              <w:left w:val="none" w:sz="0" w:space="0" w:color="000000"/>
-              <w:bottom w:val="none" w:sz="0" w:space="0" w:color="000000"/>
-              <w:right w:val="none" w:sz="0" w:space="0" w:color="000000"/>
-            </w:tcBorders>
-            <w:shd w:val="clear" w:color="auto" w:fill="FFFFFF"/>
-            <w:tcMar>
-              <w:top w:w="0" w:type="dxa"/>
-              <w:left w:w="0" w:type="dxa"/>
-              <w:bottom w:w="0" w:type="dxa"/>
-              <w:right w:w="0" w:type="dxa"/>
-            </w:tcMar>
-            <w:vAlign w:val="center"/>
-          </w:tcPr>
-          <w:p>
-            <w:pPr>
-              <w:pBdr>
-                <w:top w:val="none" w:sz="0" w:space="0" w:color="000000"/>
-                <w:left w:val="none" w:sz="0" w:space="0" w:color="000000"/>
-                <w:bottom w:val="none" w:sz="0" w:space="0" w:color="000000"/>
-                <w:right w:val="none" w:sz="0" w:space="0" w:color="000000"/>
-              </w:pBdr>
-              <w:spacing w:before="40" w:after="40" w:line="276" w:lineRule="auto"/>
-              <w:ind w:left="100" w:right="100"/>
-              <w:jc w:val="center"/>
-              <w:rPr>
-                <w:rFonts w:ascii="Times New Roman" w:eastAsia="Times New Roman" w:hAnsi="Times New Roman" w:cs="Times New Roman"/>
-                <w:color w:val="000000"/>
-                <w:sz w:val="18"/>
-                <w:szCs w:val="18"/>
-              </w:rPr>
-            </w:pPr>
-            <w:r>
-              <w:rPr>
-                <w:rFonts w:ascii="Times New Roman" w:eastAsia="Times New Roman" w:hAnsi="Times New Roman" w:cs="Times New Roman"/>
-                <w:color w:val="000000"/>
-                <w:sz w:val="18"/>
-                <w:szCs w:val="18"/>
-              </w:rPr>
-              <w:t>38 (23.5%)</w:t>
-            </w:r>
-          </w:p>
-        </w:tc>
-      </w:tr>
-      <w:tr>
-        <w:trPr>
-          <w:trHeight w:hRule="exact" w:val="346"/>
-          <w:jc w:val="center"/>
-        </w:trPr>
-        <w:tc>
-          <w:tcPr>
-            <w:tcW w:w="4896" w:type="dxa"/>
-            <w:tcBorders>
-              <w:top w:val="none" w:sz="0" w:space="0" w:color="000000"/>
-              <w:left w:val="none" w:sz="0" w:space="0" w:color="000000"/>
-              <w:bottom w:val="none" w:sz="0" w:space="0" w:color="000000"/>
-              <w:right w:val="none" w:sz="0" w:space="0" w:color="000000"/>
-            </w:tcBorders>
-            <w:shd w:val="clear" w:color="auto" w:fill="FFFFFF"/>
-            <w:tcMar>
-              <w:top w:w="0" w:type="dxa"/>
-              <w:left w:w="0" w:type="dxa"/>
-              <w:bottom w:w="0" w:type="dxa"/>
-              <w:right w:w="0" w:type="dxa"/>
-            </w:tcMar>
-            <w:vAlign w:val="center"/>
-          </w:tcPr>
-          <w:p>
-            <w:pPr>
-              <w:pBdr>
-                <w:top w:val="none" w:sz="0" w:space="0" w:color="000000"/>
-                <w:left w:val="none" w:sz="0" w:space="0" w:color="000000"/>
-                <w:bottom w:val="none" w:sz="0" w:space="0" w:color="000000"/>
-                <w:right w:val="none" w:sz="0" w:space="0" w:color="000000"/>
-              </w:pBdr>
-              <w:spacing w:before="40" w:after="40" w:line="276" w:lineRule="auto"/>
-              <w:ind w:left="100" w:right="100"/>
-              <w:rPr>
-                <w:rFonts w:ascii="Times New Roman" w:eastAsia="Times New Roman" w:hAnsi="Times New Roman" w:cs="Times New Roman"/>
-                <w:color w:val="000000"/>
-                <w:sz w:val="18"/>
-                <w:szCs w:val="18"/>
-              </w:rPr>
-            </w:pPr>
-            <w:r>
-              <w:rPr>
-                <w:rFonts w:ascii="Times New Roman" w:eastAsia="Times New Roman" w:hAnsi="Times New Roman" w:cs="Times New Roman"/>
-                <w:color w:val="000000"/>
-                <w:sz w:val="18"/>
-                <w:szCs w:val="18"/>
-              </w:rPr>
-              <w:t>Units changing outlier classification</w:t>
-            </w:r>
-          </w:p>
-        </w:tc>
-        <w:tc>
-          <w:tcPr>
-            <w:tcW w:w="2304" w:type="dxa"/>
-            <w:tcBorders>
-              <w:top w:val="none" w:sz="0" w:space="0" w:color="000000"/>
-              <w:left w:val="none" w:sz="0" w:space="0" w:color="000000"/>
-              <w:bottom w:val="none" w:sz="0" w:space="0" w:color="000000"/>
-              <w:right w:val="none" w:sz="0" w:space="0" w:color="000000"/>
-            </w:tcBorders>
-            <w:shd w:val="clear" w:color="auto" w:fill="FFFFFF"/>
-            <w:tcMar>
-              <w:top w:w="0" w:type="dxa"/>
-              <w:left w:w="0" w:type="dxa"/>
-              <w:bottom w:w="0" w:type="dxa"/>
-              <w:right w:w="0" w:type="dxa"/>
-            </w:tcMar>
-            <w:vAlign w:val="center"/>
-          </w:tcPr>
-          <w:p>
-            <w:pPr>
-              <w:pBdr>
-                <w:top w:val="none" w:sz="0" w:space="0" w:color="000000"/>
-                <w:left w:val="none" w:sz="0" w:space="0" w:color="000000"/>
-                <w:bottom w:val="none" w:sz="0" w:space="0" w:color="000000"/>
-                <w:right w:val="none" w:sz="0" w:space="0" w:color="000000"/>
-              </w:pBdr>
-              <w:spacing w:before="40" w:after="40" w:line="276" w:lineRule="auto"/>
-              <w:ind w:left="100" w:right="100"/>
-              <w:jc w:val="center"/>
-              <w:rPr>
-                <w:rFonts w:ascii="Times New Roman" w:eastAsia="Times New Roman" w:hAnsi="Times New Roman" w:cs="Times New Roman"/>
-                <w:color w:val="000000"/>
-                <w:sz w:val="18"/>
-                <w:szCs w:val="18"/>
-              </w:rPr>
-            </w:pPr>
-            <w:r>
-              <w:rPr>
-                <w:rFonts w:ascii="Times New Roman" w:eastAsia="Times New Roman" w:hAnsi="Times New Roman" w:cs="Times New Roman"/>
-                <w:color w:val="000000"/>
-                <w:sz w:val="18"/>
-                <w:szCs w:val="18"/>
-              </w:rPr>
-              <w:t>13 (8.0%)</w:t>
-            </w:r>
-          </w:p>
-        </w:tc>
-      </w:tr>
-      <w:tr>
-        <w:trPr>
-          <w:trHeight w:hRule="exact" w:val="346"/>
-          <w:jc w:val="center"/>
-        </w:trPr>
-        <w:tc>
-          <w:tcPr>
-            <w:tcW w:w="4896" w:type="dxa"/>
-            <w:tcBorders>
-              <w:top w:val="none" w:sz="0" w:space="0" w:color="000000"/>
-              <w:left w:val="none" w:sz="0" w:space="0" w:color="000000"/>
-              <w:bottom w:val="none" w:sz="0" w:space="0" w:color="000000"/>
-              <w:right w:val="none" w:sz="0" w:space="0" w:color="000000"/>
-            </w:tcBorders>
-            <w:shd w:val="clear" w:color="auto" w:fill="FFFFFF"/>
-            <w:tcMar>
-              <w:top w:w="0" w:type="dxa"/>
-              <w:left w:w="0" w:type="dxa"/>
-              <w:bottom w:w="0" w:type="dxa"/>
-              <w:right w:w="0" w:type="dxa"/>
-            </w:tcMar>
-            <w:vAlign w:val="center"/>
-          </w:tcPr>
-          <w:p>
-            <w:pPr>
-              <w:pBdr>
-                <w:top w:val="none" w:sz="0" w:space="0" w:color="000000"/>
-                <w:left w:val="none" w:sz="0" w:space="0" w:color="000000"/>
-                <w:bottom w:val="none" w:sz="0" w:space="0" w:color="000000"/>
-                <w:right w:val="none" w:sz="0" w:space="0" w:color="000000"/>
-              </w:pBdr>
-              <w:spacing w:before="40" w:after="40" w:line="276" w:lineRule="auto"/>
-              <w:ind w:left="100" w:right="100"/>
-              <w:rPr>
-                <w:rFonts w:ascii="Times New Roman" w:eastAsia="Times New Roman" w:hAnsi="Times New Roman" w:cs="Times New Roman"/>
-                <w:color w:val="000000"/>
-                <w:sz w:val="18"/>
-                <w:szCs w:val="18"/>
-              </w:rPr>
-            </w:pPr>
-            <w:r>
-              <w:rPr>
-                <w:rFonts w:ascii="Times New Roman" w:eastAsia="Times New Roman" w:hAnsi="Times New Roman" w:cs="Times New Roman"/>
-                <w:color w:val="000000"/>
-                <w:sz w:val="18"/>
-                <w:szCs w:val="18"/>
-              </w:rPr>
-              <w:t>High mortality outlier to as expected</w:t>
-            </w:r>
-          </w:p>
-        </w:tc>
-        <w:tc>
-          <w:tcPr>
-            <w:tcW w:w="2304" w:type="dxa"/>
-            <w:tcBorders>
-              <w:top w:val="none" w:sz="0" w:space="0" w:color="000000"/>
-              <w:left w:val="none" w:sz="0" w:space="0" w:color="000000"/>
-              <w:bottom w:val="none" w:sz="0" w:space="0" w:color="000000"/>
-              <w:right w:val="none" w:sz="0" w:space="0" w:color="000000"/>
-            </w:tcBorders>
-            <w:shd w:val="clear" w:color="auto" w:fill="FFFFFF"/>
-            <w:tcMar>
-              <w:top w:w="0" w:type="dxa"/>
-              <w:left w:w="0" w:type="dxa"/>
-              <w:bottom w:w="0" w:type="dxa"/>
-              <w:right w:w="0" w:type="dxa"/>
-            </w:tcMar>
-            <w:vAlign w:val="center"/>
-          </w:tcPr>
-          <w:p>
-            <w:pPr>
-              <w:pBdr>
-                <w:top w:val="none" w:sz="0" w:space="0" w:color="000000"/>
-                <w:left w:val="none" w:sz="0" w:space="0" w:color="000000"/>
-                <w:bottom w:val="none" w:sz="0" w:space="0" w:color="000000"/>
-                <w:right w:val="none" w:sz="0" w:space="0" w:color="000000"/>
-              </w:pBdr>
-              <w:spacing w:before="40" w:after="40" w:line="276" w:lineRule="auto"/>
-              <w:ind w:left="100" w:right="100"/>
-              <w:jc w:val="center"/>
-              <w:rPr>
-                <w:rFonts w:ascii="Times New Roman" w:eastAsia="Times New Roman" w:hAnsi="Times New Roman" w:cs="Times New Roman"/>
-                <w:color w:val="000000"/>
-                <w:sz w:val="18"/>
-                <w:szCs w:val="18"/>
-              </w:rPr>
-            </w:pPr>
-            <w:r>
-              <w:rPr>
-                <w:rFonts w:ascii="Times New Roman" w:eastAsia="Times New Roman" w:hAnsi="Times New Roman" w:cs="Times New Roman"/>
-                <w:color w:val="000000"/>
-                <w:sz w:val="18"/>
-                <w:szCs w:val="18"/>
-              </w:rPr>
-              <w:t>4</w:t>
-            </w:r>
-          </w:p>
-        </w:tc>
-      </w:tr>
-      <w:tr>
-        <w:trPr>
-          <w:trHeight w:hRule="exact" w:val="346"/>
-          <w:jc w:val="center"/>
-        </w:trPr>
-        <w:tc>
-          <w:tcPr>
-            <w:tcW w:w="4896" w:type="dxa"/>
-            <w:tcBorders>
-              <w:top w:val="none" w:sz="0" w:space="0" w:color="000000"/>
-              <w:left w:val="none" w:sz="0" w:space="0" w:color="000000"/>
-              <w:bottom w:val="single" w:sz="8" w:space="0" w:color="000000"/>
-              <w:right w:val="none" w:sz="0" w:space="0" w:color="000000"/>
-            </w:tcBorders>
-            <w:shd w:val="clear" w:color="auto" w:fill="FFFFFF"/>
-            <w:tcMar>
-              <w:top w:w="0" w:type="dxa"/>
-              <w:left w:w="0" w:type="dxa"/>
-              <w:bottom w:w="0" w:type="dxa"/>
-              <w:right w:w="0" w:type="dxa"/>
-            </w:tcMar>
-            <w:vAlign w:val="center"/>
-          </w:tcPr>
-          <w:p>
-            <w:pPr>
-              <w:pBdr>
-                <w:top w:val="none" w:sz="0" w:space="0" w:color="000000"/>
-                <w:left w:val="none" w:sz="0" w:space="0" w:color="000000"/>
-                <w:bottom w:val="none" w:sz="0" w:space="0" w:color="000000"/>
-                <w:right w:val="none" w:sz="0" w:space="0" w:color="000000"/>
-              </w:pBdr>
-              <w:spacing w:before="40" w:after="40" w:line="276" w:lineRule="auto"/>
-              <w:ind w:left="100" w:right="100"/>
-              <w:rPr>
-                <w:rFonts w:ascii="Times New Roman" w:eastAsia="Times New Roman" w:hAnsi="Times New Roman" w:cs="Times New Roman"/>
-                <w:color w:val="000000"/>
-                <w:sz w:val="18"/>
-                <w:szCs w:val="18"/>
-              </w:rPr>
-            </w:pPr>
-            <w:r>
-              <w:rPr>
-                <w:rFonts w:ascii="Times New Roman" w:eastAsia="Times New Roman" w:hAnsi="Times New Roman" w:cs="Times New Roman"/>
-                <w:color w:val="000000"/>
-                <w:sz w:val="18"/>
-                <w:szCs w:val="18"/>
-              </w:rPr>
-              <w:t>As expected to high mortality outlier</w:t>
-            </w:r>
-          </w:p>
-        </w:tc>
-        <w:tc>
-          <w:tcPr>
-            <w:tcW w:w="2304" w:type="dxa"/>
-            <w:tcBorders>
-              <w:top w:val="none" w:sz="0" w:space="0" w:color="000000"/>
-              <w:left w:val="none" w:sz="0" w:space="0" w:color="000000"/>
-              <w:bottom w:val="single" w:sz="8" w:space="0" w:color="000000"/>
-              <w:right w:val="none" w:sz="0" w:space="0" w:color="000000"/>
-            </w:tcBorders>
-            <w:shd w:val="clear" w:color="auto" w:fill="FFFFFF"/>
-            <w:tcMar>
-              <w:top w:w="0" w:type="dxa"/>
-              <w:left w:w="0" w:type="dxa"/>
-              <w:bottom w:w="0" w:type="dxa"/>
-              <w:right w:w="0" w:type="dxa"/>
-            </w:tcMar>
-            <w:vAlign w:val="center"/>
-          </w:tcPr>
-          <w:p>
-            <w:pPr>
-              <w:pBdr>
-                <w:top w:val="none" w:sz="0" w:space="0" w:color="000000"/>
-                <w:left w:val="none" w:sz="0" w:space="0" w:color="000000"/>
-                <w:bottom w:val="none" w:sz="0" w:space="0" w:color="000000"/>
-                <w:right w:val="none" w:sz="0" w:space="0" w:color="000000"/>
-              </w:pBdr>
-              <w:spacing w:before="40" w:after="40" w:line="276" w:lineRule="auto"/>
-              <w:ind w:left="100" w:right="100"/>
-              <w:jc w:val="center"/>
-              <w:rPr>
-                <w:rFonts w:ascii="Times New Roman" w:eastAsia="Times New Roman" w:hAnsi="Times New Roman" w:cs="Times New Roman"/>
-                <w:color w:val="000000"/>
-                <w:sz w:val="18"/>
-                <w:szCs w:val="18"/>
-              </w:rPr>
-            </w:pPr>
-            <w:r>
-              <w:rPr>
-                <w:rFonts w:ascii="Times New Roman" w:eastAsia="Times New Roman" w:hAnsi="Times New Roman" w:cs="Times New Roman"/>
-                <w:color w:val="000000"/>
-                <w:sz w:val="18"/>
-                <w:szCs w:val="18"/>
-              </w:rPr>
-              <w:t>3</w:t>
-            </w:r>
-          </w:p>
-        </w:tc>
-      </w:tr>
-      <w:tr>
-        <w:trPr>
-          <w:jc w:val="center"/>
-        </w:trPr>
-        <w:tc>
-          <w:tcPr>
-            <w:tcW w:w="7200" w:type="dxa"/>
-            <w:gridSpan w:val="2"/>
-            <w:tcBorders>
-              <w:top w:val="single" w:sz="8" w:space="0" w:color="000000"/>
-              <w:left w:val="none" w:sz="0" w:space="0" w:color="FFFFFF"/>
-              <w:bottom w:val="none" w:sz="0" w:space="0" w:color="FFFFFF"/>
-              <w:right w:val="none" w:sz="0" w:space="0" w:color="FFFFFF"/>
-            </w:tcBorders>
-            <w:shd w:val="clear" w:color="auto" w:fill="FFFFFF"/>
-            <w:tcMar>
-              <w:top w:w="0" w:type="dxa"/>
-              <w:left w:w="0" w:type="dxa"/>
-              <w:bottom w:w="0" w:type="dxa"/>
-              <w:right w:w="0" w:type="dxa"/>
-            </w:tcMar>
-            <w:vAlign w:val="center"/>
-          </w:tcPr>
-          <w:p>
-            <w:pPr>
-              <w:pBdr>
-                <w:top w:val="none" w:sz="0" w:space="0" w:color="000000"/>
-                <w:left w:val="none" w:sz="0" w:space="0" w:color="000000"/>
-                <w:bottom w:val="none" w:sz="0" w:space="0" w:color="000000"/>
-                <w:right w:val="none" w:sz="0" w:space="0" w:color="000000"/>
-              </w:pBdr>
-              <w:spacing w:before="100" w:after="100" w:line="276" w:lineRule="auto"/>
-              <w:ind w:left="100" w:right="100"/>
-              <w:rPr>
-                <w:rFonts w:ascii="Times New Roman" w:eastAsia="Times New Roman" w:hAnsi="Times New Roman" w:cs="Times New Roman"/>
-                <w:i/>
-                <w:color w:val="000000"/>
-                <w:sz w:val="16"/>
-                <w:szCs w:val="16"/>
-              </w:rPr>
-            </w:pPr>
-            <w:r>
-              <w:rPr>
-                <w:rFonts w:ascii="Times New Roman" w:eastAsia="Times New Roman" w:hAnsi="Times New Roman" w:cs="Times New Roman"/>
-                <w:i/>
-                <w:color w:val="000000"/>
-                <w:sz w:val="16"/>
-                <w:szCs w:val="16"/>
-              </w:rPr>
-              <w:t>Based on 162 units with 100 or more admissions. Outlier status from exact Poisson 95 percent limits.</w:t>
-            </w:r>
-          </w:p>
-        </w:tc>
-      </w:tr>
-    </w:tbl>
-    <w:p>
-      <w:pPr>
-        <w:spacing w:line="276" w:lineRule="auto"/>
-      </w:pPr>
-      <w:r>
-        <w:br w:type="page"/>
-      </w:r>
-    </w:p>
-    <w:p>
-      <w:pPr>
-        <w:pBdr>
-          <w:top w:val="none" w:sz="0" w:space="0" w:color="000000"/>
-          <w:left w:val="none" w:sz="0" w:space="0" w:color="000000"/>
-          <w:bottom w:val="none" w:sz="0" w:space="0" w:color="000000"/>
-          <w:right w:val="none" w:sz="0" w:space="0" w:color="000000"/>
-        </w:pBdr>
-        <w:spacing w:before="80" w:after="200" w:line="276" w:lineRule="auto"/>
-      </w:pPr>
-      <w:r>
-        <w:rPr>
-          <w:rFonts w:ascii="Times New Roman" w:eastAsia="Times New Roman" w:hAnsi="Times New Roman" w:cs="Times New Roman"/>
-          <w:b/>
-          <w:color w:val="000000"/>
-          <w:sz w:val="20"/>
-          <w:szCs w:val="20"/>
-        </w:rPr>
-        <w:lastRenderedPageBreak/>
-        <w:t>Table 5.</w:t>
       </w:r>
       <w:r>
         <w:rPr>
@@ -12410,7 +9159,7 @@
                 <w:bottom w:val="none" w:sz="0" w:space="0" w:color="000000"/>
                 <w:right w:val="none" w:sz="0" w:space="0" w:color="000000"/>
               </w:pBdr>
-              <w:spacing w:before="40" w:after="40" w:line="276" w:lineRule="auto"/>
+              <w:spacing w:before="40" w:after="40"/>
               <w:ind w:left="100" w:right="100"/>
               <w:rPr>
                 <w:rFonts w:ascii="Times New Roman" w:eastAsia="Times New Roman" w:hAnsi="Times New Roman" w:cs="Times New Roman"/>
@@ -12458,7 +9207,7 @@
                 <w:bottom w:val="none" w:sz="0" w:space="0" w:color="000000"/>
                 <w:right w:val="none" w:sz="0" w:space="0" w:color="000000"/>
               </w:pBdr>
-              <w:spacing w:before="40" w:after="40" w:line="276" w:lineRule="auto"/>
+              <w:spacing w:before="40" w:after="40"/>
               <w:ind w:left="100" w:right="100"/>
               <w:jc w:val="center"/>
               <w:rPr>
@@ -12507,7 +9256,7 @@
                 <w:bottom w:val="none" w:sz="0" w:space="0" w:color="000000"/>
                 <w:right w:val="none" w:sz="0" w:space="0" w:color="000000"/>
               </w:pBdr>
-              <w:spacing w:before="40" w:after="40" w:line="276" w:lineRule="auto"/>
+              <w:spacing w:before="40" w:after="40"/>
               <w:ind w:left="100" w:right="100"/>
               <w:jc w:val="center"/>
               <w:rPr>
@@ -12556,7 +9305,7 @@
                 <w:bottom w:val="none" w:sz="0" w:space="0" w:color="000000"/>
                 <w:right w:val="none" w:sz="0" w:space="0" w:color="000000"/>
               </w:pBdr>
-              <w:spacing w:before="40" w:after="40" w:line="276" w:lineRule="auto"/>
+              <w:spacing w:before="40" w:after="40"/>
               <w:ind w:left="100" w:right="100"/>
               <w:jc w:val="center"/>
               <w:rPr>
@@ -12611,7 +9360,7 @@
                 <w:bottom w:val="none" w:sz="0" w:space="0" w:color="000000"/>
                 <w:right w:val="none" w:sz="0" w:space="0" w:color="000000"/>
               </w:pBdr>
-              <w:spacing w:before="40" w:after="40" w:line="276" w:lineRule="auto"/>
+              <w:spacing w:before="40" w:after="40"/>
               <w:ind w:left="100" w:right="100"/>
               <w:rPr>
                 <w:rFonts w:ascii="Times New Roman" w:eastAsia="Times New Roman" w:hAnsi="Times New Roman" w:cs="Times New Roman"/>
@@ -12677,7 +9426,7 @@
                 <w:bottom w:val="none" w:sz="0" w:space="0" w:color="000000"/>
                 <w:right w:val="none" w:sz="0" w:space="0" w:color="000000"/>
               </w:pBdr>
-              <w:spacing w:before="40" w:after="40" w:line="276" w:lineRule="auto"/>
+              <w:spacing w:before="40" w:after="40"/>
               <w:ind w:left="100" w:right="100"/>
               <w:jc w:val="center"/>
               <w:rPr>
@@ -12724,7 +9473,7 @@
                 <w:bottom w:val="none" w:sz="0" w:space="0" w:color="000000"/>
                 <w:right w:val="none" w:sz="0" w:space="0" w:color="000000"/>
               </w:pBdr>
-              <w:spacing w:before="40" w:after="40" w:line="276" w:lineRule="auto"/>
+              <w:spacing w:before="40" w:after="40"/>
               <w:ind w:left="100" w:right="100"/>
               <w:jc w:val="center"/>
               <w:rPr>
@@ -12771,7 +9520,7 @@
                 <w:bottom w:val="none" w:sz="0" w:space="0" w:color="000000"/>
                 <w:right w:val="none" w:sz="0" w:space="0" w:color="000000"/>
               </w:pBdr>
-              <w:spacing w:before="40" w:after="40" w:line="276" w:lineRule="auto"/>
+              <w:spacing w:before="40" w:after="40"/>
               <w:ind w:left="100" w:right="100"/>
               <w:jc w:val="center"/>
               <w:rPr>
@@ -12824,7 +9573,7 @@
                 <w:bottom w:val="none" w:sz="0" w:space="0" w:color="000000"/>
                 <w:right w:val="none" w:sz="0" w:space="0" w:color="000000"/>
               </w:pBdr>
-              <w:spacing w:before="40" w:after="40" w:line="276" w:lineRule="auto"/>
+              <w:spacing w:before="40" w:after="40"/>
               <w:ind w:left="100" w:right="100"/>
               <w:rPr>
                 <w:rFonts w:ascii="Times New Roman" w:eastAsia="Times New Roman" w:hAnsi="Times New Roman" w:cs="Times New Roman"/>
@@ -12870,7 +9619,7 @@
                 <w:bottom w:val="none" w:sz="0" w:space="0" w:color="000000"/>
                 <w:right w:val="none" w:sz="0" w:space="0" w:color="000000"/>
               </w:pBdr>
-              <w:spacing w:before="40" w:after="40" w:line="276" w:lineRule="auto"/>
+              <w:spacing w:before="40" w:after="40"/>
               <w:ind w:left="100" w:right="100"/>
               <w:jc w:val="center"/>
               <w:rPr>
@@ -12917,7 +9666,7 @@
                 <w:bottom w:val="none" w:sz="0" w:space="0" w:color="000000"/>
                 <w:right w:val="none" w:sz="0" w:space="0" w:color="000000"/>
               </w:pBdr>
-              <w:spacing w:before="40" w:after="40" w:line="276" w:lineRule="auto"/>
+              <w:spacing w:before="40" w:after="40"/>
               <w:ind w:left="100" w:right="100"/>
               <w:jc w:val="center"/>
               <w:rPr>
@@ -12964,7 +9713,7 @@
                 <w:bottom w:val="none" w:sz="0" w:space="0" w:color="000000"/>
                 <w:right w:val="none" w:sz="0" w:space="0" w:color="000000"/>
               </w:pBdr>
-              <w:spacing w:before="40" w:after="40" w:line="276" w:lineRule="auto"/>
+              <w:spacing w:before="40" w:after="40"/>
               <w:ind w:left="100" w:right="100"/>
               <w:jc w:val="center"/>
               <w:rPr>
@@ -13017,7 +9766,7 @@
                 <w:bottom w:val="none" w:sz="0" w:space="0" w:color="000000"/>
                 <w:right w:val="none" w:sz="0" w:space="0" w:color="000000"/>
               </w:pBdr>
-              <w:spacing w:before="40" w:after="40" w:line="276" w:lineRule="auto"/>
+              <w:spacing w:before="40" w:after="40"/>
               <w:ind w:left="100" w:right="100"/>
               <w:rPr>
                 <w:rFonts w:ascii="Times New Roman" w:eastAsia="Times New Roman" w:hAnsi="Times New Roman" w:cs="Times New Roman"/>
@@ -13063,7 +9812,7 @@
                 <w:bottom w:val="none" w:sz="0" w:space="0" w:color="000000"/>
                 <w:right w:val="none" w:sz="0" w:space="0" w:color="000000"/>
               </w:pBdr>
-              <w:spacing w:before="40" w:after="40" w:line="276" w:lineRule="auto"/>
+              <w:spacing w:before="40" w:after="40"/>
               <w:ind w:left="100" w:right="100"/>
               <w:jc w:val="center"/>
               <w:rPr>
@@ -13110,7 +9859,7 @@
                 <w:bottom w:val="none" w:sz="0" w:space="0" w:color="000000"/>
                 <w:right w:val="none" w:sz="0" w:space="0" w:color="000000"/>
               </w:pBdr>
-              <w:spacing w:before="40" w:after="40" w:line="276" w:lineRule="auto"/>
+              <w:spacing w:before="40" w:after="40"/>
               <w:ind w:left="100" w:right="100"/>
               <w:jc w:val="center"/>
               <w:rPr>
@@ -13157,7 +9906,7 @@
                 <w:bottom w:val="none" w:sz="0" w:space="0" w:color="000000"/>
                 <w:right w:val="none" w:sz="0" w:space="0" w:color="000000"/>
               </w:pBdr>
-              <w:spacing w:before="40" w:after="40" w:line="276" w:lineRule="auto"/>
+              <w:spacing w:before="40" w:after="40"/>
               <w:ind w:left="100" w:right="100"/>
               <w:jc w:val="center"/>
               <w:rPr>
@@ -13210,7 +9959,7 @@
                 <w:bottom w:val="none" w:sz="0" w:space="0" w:color="000000"/>
                 <w:right w:val="none" w:sz="0" w:space="0" w:color="000000"/>
               </w:pBdr>
-              <w:spacing w:before="40" w:after="40" w:line="276" w:lineRule="auto"/>
+              <w:spacing w:before="40" w:after="40"/>
               <w:ind w:left="100" w:right="100"/>
               <w:rPr>
                 <w:rFonts w:ascii="Times New Roman" w:eastAsia="Times New Roman" w:hAnsi="Times New Roman" w:cs="Times New Roman"/>
@@ -13256,7 +10005,7 @@
                 <w:bottom w:val="none" w:sz="0" w:space="0" w:color="000000"/>
                 <w:right w:val="none" w:sz="0" w:space="0" w:color="000000"/>
               </w:pBdr>
-              <w:spacing w:before="40" w:after="40" w:line="276" w:lineRule="auto"/>
+              <w:spacing w:before="40" w:after="40"/>
               <w:ind w:left="100" w:right="100"/>
               <w:jc w:val="center"/>
               <w:rPr>
@@ -13303,7 +10052,7 @@
                 <w:bottom w:val="none" w:sz="0" w:space="0" w:color="000000"/>
                 <w:right w:val="none" w:sz="0" w:space="0" w:color="000000"/>
               </w:pBdr>
-              <w:spacing w:before="40" w:after="40" w:line="276" w:lineRule="auto"/>
+              <w:spacing w:before="40" w:after="40"/>
               <w:ind w:left="100" w:right="100"/>
               <w:jc w:val="center"/>
               <w:rPr>
@@ -13350,7 +10099,7 @@
                 <w:bottom w:val="none" w:sz="0" w:space="0" w:color="000000"/>
                 <w:right w:val="none" w:sz="0" w:space="0" w:color="000000"/>
               </w:pBdr>
-              <w:spacing w:before="40" w:after="40" w:line="276" w:lineRule="auto"/>
+              <w:spacing w:before="40" w:after="40"/>
               <w:ind w:left="100" w:right="100"/>
               <w:jc w:val="center"/>
               <w:rPr>
@@ -13403,7 +10152,7 @@
                 <w:bottom w:val="none" w:sz="0" w:space="0" w:color="000000"/>
                 <w:right w:val="none" w:sz="0" w:space="0" w:color="000000"/>
               </w:pBdr>
-              <w:spacing w:before="100" w:after="100" w:line="276" w:lineRule="auto"/>
+              <w:spacing w:before="100" w:after="100"/>
               <w:ind w:left="100" w:right="100"/>
               <w:rPr>
                 <w:rFonts w:ascii="Times New Roman" w:eastAsia="Times New Roman" w:hAnsi="Times New Roman" w:cs="Times New Roman"/>
@@ -13421,38 +10170,13 @@
                 <w:sz w:val="16"/>
                 <w:szCs w:val="16"/>
               </w:rPr>
-              <w:t xml:space="preserve">Correlation is the Spearman rank correlation of </w:t>
-            </w:r>
-            <w:proofErr w:type="spellStart"/>
-            <w:r>
-              <w:rPr>
-                <w:rFonts w:ascii="Times New Roman" w:eastAsia="Times New Roman" w:hAnsi="Times New Roman" w:cs="Times New Roman"/>
-                <w:i/>
-                <w:color w:val="000000"/>
-                <w:sz w:val="16"/>
-                <w:szCs w:val="16"/>
-              </w:rPr>
-              <w:t>standardised</w:t>
-            </w:r>
-            <w:proofErr w:type="spellEnd"/>
-            <w:r>
-              <w:rPr>
-                <w:rFonts w:ascii="Times New Roman" w:eastAsia="Times New Roman" w:hAnsi="Times New Roman" w:cs="Times New Roman"/>
-                <w:i/>
-                <w:color w:val="000000"/>
-                <w:sz w:val="16"/>
-                <w:szCs w:val="16"/>
-              </w:rPr>
-              <w:t xml:space="preserve"> mortality ratios against current practice.</w:t>
+              <w:t>Correlation is the Spearman rank correlation of standardized mortality ratios against current practice.</w:t>
             </w:r>
           </w:p>
         </w:tc>
       </w:tr>
     </w:tbl>
     <w:p>
-      <w:pPr>
-        <w:spacing w:line="276" w:lineRule="auto"/>
-      </w:pPr>
       <w:r>
         <w:br w:type="page"/>
       </w:r>
@@ -13465,7 +10189,7 @@
           <w:bottom w:val="none" w:sz="0" w:space="0" w:color="000000"/>
           <w:right w:val="none" w:sz="0" w:space="0" w:color="000000"/>
         </w:pBdr>
-        <w:spacing w:before="280" w:after="120" w:line="276" w:lineRule="auto"/>
+        <w:spacing w:before="280" w:after="120" w:line="360" w:lineRule="auto"/>
       </w:pPr>
       <w:r>
         <w:rPr>
@@ -13482,15 +10206,14 @@
     <w:p>
       <w:pPr>
         <w:pStyle w:val="centered"/>
-        <w:spacing w:line="276" w:lineRule="auto"/>
       </w:pPr>
       <w:r>
         <w:rPr>
           <w:noProof/>
         </w:rPr>
         <w:drawing>
-          <wp:inline distT="0" distB="0" distL="0" distR="0" wp14:anchorId="01E998A0" wp14:editId="7990E453">
-            <wp:extent cx="2926080" cy="3591098"/>
+          <wp:inline distT="0" distB="0" distL="0" distR="0" wp14:anchorId="3DBBE5B9" wp14:editId="6C68B369">
+            <wp:extent cx="5943600" cy="3503596"/>
             <wp:effectExtent l="0" t="0" r="0" b="0"/>
             <wp:docPr id="1" name="Picture 1"/>
             <wp:cNvGraphicFramePr>
@@ -13514,7 +10237,7 @@
                   <pic:spPr bwMode="auto">
                     <a:xfrm>
                       <a:off x="0" y="0"/>
-                      <a:ext cx="2926080" cy="3591098"/>
+                      <a:ext cx="5943600" cy="3503596"/>
                     </a:xfrm>
                     <a:prstGeom prst="rect">
                       <a:avLst/>
@@ -13536,7 +10259,7 @@
           <w:bottom w:val="none" w:sz="0" w:space="0" w:color="000000"/>
           <w:right w:val="none" w:sz="0" w:space="0" w:color="000000"/>
         </w:pBdr>
-        <w:spacing w:before="80" w:after="200" w:line="276" w:lineRule="auto"/>
+        <w:spacing w:before="80" w:after="200"/>
       </w:pPr>
       <w:r>
         <w:rPr>
@@ -13555,7 +10278,7 @@
           <w:sz w:val="20"/>
           <w:szCs w:val="20"/>
         </w:rPr>
-        <w:t xml:space="preserve"> Derivation of the study cohort from the </w:t>
+        <w:t xml:space="preserve"> APACHE </w:t>
       </w:r>
       <w:proofErr w:type="spellStart"/>
       <w:r>
@@ -13565,7 +10288,7 @@
           <w:sz w:val="20"/>
           <w:szCs w:val="20"/>
         </w:rPr>
-        <w:t>eICU</w:t>
+        <w:t>IVa</w:t>
       </w:r>
       <w:proofErr w:type="spellEnd"/>
       <w:r>
@@ -13575,13 +10298,30 @@
           <w:sz w:val="20"/>
           <w:szCs w:val="20"/>
         </w:rPr>
-        <w:t xml:space="preserve"> Collaborative Research Database version 2.0.</w:t>
-      </w:r>
-    </w:p>
-    <w:p>
-      <w:pPr>
-        <w:spacing w:line="276" w:lineRule="auto"/>
-      </w:pPr>
+        <w:t xml:space="preserve"> performance by treatment limitation status. (A) Calibration curves. Points are 5 percent risk </w:t>
+      </w:r>
+      <w:proofErr w:type="gramStart"/>
+      <w:r>
+        <w:rPr>
+          <w:rFonts w:ascii="Times New Roman" w:eastAsia="Times New Roman" w:hAnsi="Times New Roman" w:cs="Times New Roman"/>
+          <w:color w:val="000000"/>
+          <w:sz w:val="20"/>
+          <w:szCs w:val="20"/>
+        </w:rPr>
+        <w:t>bins</w:t>
+      </w:r>
+      <w:proofErr w:type="gramEnd"/>
+      <w:r>
+        <w:rPr>
+          <w:rFonts w:ascii="Times New Roman" w:eastAsia="Times New Roman" w:hAnsi="Times New Roman" w:cs="Times New Roman"/>
+          <w:color w:val="000000"/>
+          <w:sz w:val="20"/>
+          <w:szCs w:val="20"/>
+        </w:rPr>
+        <w:t xml:space="preserve"> and the dashed line indicates perfect calibration. (B) Adjusted odds ratios for in hospital death from a logistic recalibration model, with full therapy as reference and standard errors clustered on unit.</w:t>
+      </w:r>
+    </w:p>
+    <w:p>
       <w:r>
         <w:br w:type="page"/>
       </w:r>
@@ -13589,7 +10329,6 @@
     <w:p>
       <w:pPr>
         <w:pStyle w:val="centered"/>
-        <w:spacing w:line="276" w:lineRule="auto"/>
       </w:pPr>
       <w:r>
         <w:rPr>
@@ -13597,8 +10336,8 @@
         </w:rPr>
         <w:lastRenderedPageBreak/>
         <w:drawing>
-          <wp:inline distT="0" distB="0" distL="0" distR="0" wp14:anchorId="469438D1" wp14:editId="3F5493A6">
-            <wp:extent cx="5943600" cy="2603863"/>
+          <wp:inline distT="0" distB="0" distL="0" distR="0" wp14:anchorId="07B7BA36" wp14:editId="2E6F4EDC">
+            <wp:extent cx="5943600" cy="3503596"/>
             <wp:effectExtent l="0" t="0" r="0" b="0"/>
             <wp:docPr id="3" name="Picture 3"/>
             <wp:cNvGraphicFramePr>
@@ -13622,7 +10361,7 @@
                   <pic:spPr bwMode="auto">
                     <a:xfrm>
                       <a:off x="0" y="0"/>
-                      <a:ext cx="5943600" cy="2603863"/>
+                      <a:ext cx="5943600" cy="3503596"/>
                     </a:xfrm>
                     <a:prstGeom prst="rect">
                       <a:avLst/>
@@ -13644,7 +10383,7 @@
           <w:bottom w:val="none" w:sz="0" w:space="0" w:color="000000"/>
           <w:right w:val="none" w:sz="0" w:space="0" w:color="000000"/>
         </w:pBdr>
-        <w:spacing w:before="80" w:after="200" w:line="276" w:lineRule="auto"/>
+        <w:spacing w:before="80" w:after="200"/>
       </w:pPr>
       <w:r>
         <w:rPr>
@@ -13663,53 +10402,10 @@
           <w:sz w:val="20"/>
           <w:szCs w:val="20"/>
         </w:rPr>
-        <w:t xml:space="preserve"> APACHE </w:t>
-      </w:r>
-      <w:proofErr w:type="spellStart"/>
-      <w:r>
-        <w:rPr>
-          <w:rFonts w:ascii="Times New Roman" w:eastAsia="Times New Roman" w:hAnsi="Times New Roman" w:cs="Times New Roman"/>
-          <w:color w:val="000000"/>
-          <w:sz w:val="20"/>
-          <w:szCs w:val="20"/>
-        </w:rPr>
-        <w:t>IVa</w:t>
-      </w:r>
-      <w:proofErr w:type="spellEnd"/>
-      <w:r>
-        <w:rPr>
-          <w:rFonts w:ascii="Times New Roman" w:eastAsia="Times New Roman" w:hAnsi="Times New Roman" w:cs="Times New Roman"/>
-          <w:color w:val="000000"/>
-          <w:sz w:val="20"/>
-          <w:szCs w:val="20"/>
-        </w:rPr>
-        <w:t xml:space="preserve"> performance by treatment limitation status. (A) Calibration curves. Points are 5 percent risk </w:t>
-      </w:r>
-      <w:proofErr w:type="gramStart"/>
-      <w:r>
-        <w:rPr>
-          <w:rFonts w:ascii="Times New Roman" w:eastAsia="Times New Roman" w:hAnsi="Times New Roman" w:cs="Times New Roman"/>
-          <w:color w:val="000000"/>
-          <w:sz w:val="20"/>
-          <w:szCs w:val="20"/>
-        </w:rPr>
-        <w:t>bins</w:t>
-      </w:r>
-      <w:proofErr w:type="gramEnd"/>
-      <w:r>
-        <w:rPr>
-          <w:rFonts w:ascii="Times New Roman" w:eastAsia="Times New Roman" w:hAnsi="Times New Roman" w:cs="Times New Roman"/>
-          <w:color w:val="000000"/>
-          <w:sz w:val="20"/>
-          <w:szCs w:val="20"/>
-        </w:rPr>
-        <w:t xml:space="preserve"> and the dashed line indicates perfect calibration. (B) Adjusted odds ratios for in hospital death from a logistic recalibration model, with full therapy as reference and standard errors clustered on unit.</w:t>
-      </w:r>
-    </w:p>
-    <w:p>
-      <w:pPr>
-        <w:spacing w:line="276" w:lineRule="auto"/>
-      </w:pPr>
+        <w:t xml:space="preserve"> Between unit variation in treatment limitation. (A) Limitation rate within 24 hours across 162 units with 100 or more admissions, ordered. (B) Standardized mean differences in patient characteristics between units in the highest and lowest limitation quintile, before and after inverse probability weighting.</w:t>
+      </w:r>
+    </w:p>
+    <w:p>
       <w:r>
         <w:br w:type="page"/>
       </w:r>
@@ -13717,7 +10413,6 @@
     <w:p>
       <w:pPr>
         <w:pStyle w:val="centered"/>
-        <w:spacing w:line="276" w:lineRule="auto"/>
       </w:pPr>
       <w:r>
         <w:rPr>
@@ -13725,8 +10420,8 @@
         </w:rPr>
         <w:lastRenderedPageBreak/>
         <w:drawing>
-          <wp:inline distT="0" distB="0" distL="0" distR="0" wp14:anchorId="2AB12C76" wp14:editId="6A036695">
-            <wp:extent cx="5943600" cy="2485505"/>
+          <wp:inline distT="0" distB="0" distL="0" distR="0" wp14:anchorId="7F310BF5" wp14:editId="17A4C57F">
+            <wp:extent cx="5943600" cy="3378467"/>
             <wp:effectExtent l="0" t="0" r="0" b="0"/>
             <wp:docPr id="5" name="Picture 5"/>
             <wp:cNvGraphicFramePr>
@@ -13750,7 +10445,7 @@
                   <pic:spPr bwMode="auto">
                     <a:xfrm>
                       <a:off x="0" y="0"/>
-                      <a:ext cx="5943600" cy="2485505"/>
+                      <a:ext cx="5943600" cy="3378467"/>
                     </a:xfrm>
                     <a:prstGeom prst="rect">
                       <a:avLst/>
@@ -13772,7 +10467,7 @@
           <w:bottom w:val="none" w:sz="0" w:space="0" w:color="000000"/>
           <w:right w:val="none" w:sz="0" w:space="0" w:color="000000"/>
         </w:pBdr>
-        <w:spacing w:before="80" w:after="200" w:line="276" w:lineRule="auto"/>
+        <w:spacing w:before="80" w:after="200"/>
       </w:pPr>
       <w:r>
         <w:rPr>
@@ -13791,85 +10486,12 @@
           <w:sz w:val="20"/>
           <w:szCs w:val="20"/>
         </w:rPr>
-        <w:t xml:space="preserve"> Between unit variation in treatment limitation. (A) Limitation rate within 24 hours across 162 units with 100 or more admissions, ordered. (B) </w:t>
-      </w:r>
-      <w:proofErr w:type="spellStart"/>
-      <w:r>
-        <w:rPr>
-          <w:rFonts w:ascii="Times New Roman" w:eastAsia="Times New Roman" w:hAnsi="Times New Roman" w:cs="Times New Roman"/>
-          <w:color w:val="000000"/>
-          <w:sz w:val="20"/>
-          <w:szCs w:val="20"/>
-        </w:rPr>
-        <w:t>Standardised</w:t>
-      </w:r>
-      <w:proofErr w:type="spellEnd"/>
-      <w:r>
-        <w:rPr>
-          <w:rFonts w:ascii="Times New Roman" w:eastAsia="Times New Roman" w:hAnsi="Times New Roman" w:cs="Times New Roman"/>
-          <w:color w:val="000000"/>
-          <w:sz w:val="20"/>
-          <w:szCs w:val="20"/>
-        </w:rPr>
-        <w:t xml:space="preserve"> mean differences in patient characteristics between units in the highest and lowest limitation quintile, before and after inverse probability weighting.</w:t>
-      </w:r>
-    </w:p>
-    <w:p>
-      <w:pPr>
-        <w:spacing w:line="276" w:lineRule="auto"/>
-      </w:pPr>
+        <w:t xml:space="preserve"> Effect of modeling treatment limitation on unit benchmarking. (A) Change in unit rank against limitation rate. Negative values indicate improvement. (B) Funnel plots of standardized mortality ratio against expected deaths under current practice and with limitation modeled, with 95 and 99.8 percent exact Poisson control limits.</w:t>
+      </w:r>
+    </w:p>
+    <w:p>
       <w:r>
         <w:br w:type="page"/>
-      </w:r>
-    </w:p>
-    <w:p>
-      <w:pPr>
-        <w:pStyle w:val="centered"/>
-        <w:spacing w:line="276" w:lineRule="auto"/>
-      </w:pPr>
-      <w:r>
-        <w:rPr>
-          <w:noProof/>
-        </w:rPr>
-        <w:lastRenderedPageBreak/>
-        <w:drawing>
-          <wp:inline distT="0" distB="0" distL="0" distR="0" wp14:anchorId="1F83596B" wp14:editId="0D0A17F2">
-            <wp:extent cx="5943600" cy="2377440"/>
-            <wp:effectExtent l="0" t="0" r="0" b="0"/>
-            <wp:docPr id="7" name="Picture 7"/>
-            <wp:cNvGraphicFramePr>
-              <a:graphicFrameLocks xmlns:a="http://schemas.openxmlformats.org/drawingml/2006/main" noChangeAspect="1"/>
-            </wp:cNvGraphicFramePr>
-            <a:graphic xmlns:a="http://schemas.openxmlformats.org/drawingml/2006/main">
-              <a:graphicData uri="http://schemas.openxmlformats.org/drawingml/2006/picture">
-                <pic:pic xmlns:pic="http://schemas.openxmlformats.org/drawingml/2006/picture">
-                  <pic:nvPicPr>
-                    <pic:cNvPr id="8" name=""/>
-                    <pic:cNvPicPr>
-                      <a:picLocks noChangeAspect="1" noChangeArrowheads="1"/>
-                    </pic:cNvPicPr>
-                  </pic:nvPicPr>
-                  <pic:blipFill>
-                    <a:blip r:embed="rId10"/>
-                    <a:stretch>
-                      <a:fillRect/>
-                    </a:stretch>
-                  </pic:blipFill>
-                  <pic:spPr bwMode="auto">
-                    <a:xfrm>
-                      <a:off x="0" y="0"/>
-                      <a:ext cx="5943600" cy="2377440"/>
-                    </a:xfrm>
-                    <a:prstGeom prst="rect">
-                      <a:avLst/>
-                    </a:prstGeom>
-                    <a:noFill/>
-                  </pic:spPr>
-                </pic:pic>
-              </a:graphicData>
-            </a:graphic>
-          </wp:inline>
-        </w:drawing>
       </w:r>
     </w:p>
     <w:p>
@@ -13880,54 +10502,18 @@
           <w:bottom w:val="none" w:sz="0" w:space="0" w:color="000000"/>
           <w:right w:val="none" w:sz="0" w:space="0" w:color="000000"/>
         </w:pBdr>
-        <w:spacing w:before="80" w:after="200" w:line="276" w:lineRule="auto"/>
+        <w:spacing w:before="280" w:after="120" w:line="360" w:lineRule="auto"/>
       </w:pPr>
       <w:r>
         <w:rPr>
           <w:rFonts w:ascii="Times New Roman" w:eastAsia="Times New Roman" w:hAnsi="Times New Roman" w:cs="Times New Roman"/>
           <w:b/>
           <w:color w:val="000000"/>
-          <w:sz w:val="20"/>
-          <w:szCs w:val="20"/>
-        </w:rPr>
-        <w:t>Figure 4.</w:t>
-      </w:r>
-      <w:r>
-        <w:rPr>
-          <w:rFonts w:ascii="Times New Roman" w:eastAsia="Times New Roman" w:hAnsi="Times New Roman" w:cs="Times New Roman"/>
-          <w:color w:val="000000"/>
-          <w:sz w:val="20"/>
-          <w:szCs w:val="20"/>
-        </w:rPr>
-        <w:t xml:space="preserve"> Effect of modelling treatment limitation on unit benchmarking. (A) Change in unit rank against limitation rate. Negative values indicate improvement. (B) Funnel plots of </w:t>
-      </w:r>
-      <w:proofErr w:type="spellStart"/>
-      <w:r>
-        <w:rPr>
-          <w:rFonts w:ascii="Times New Roman" w:eastAsia="Times New Roman" w:hAnsi="Times New Roman" w:cs="Times New Roman"/>
-          <w:color w:val="000000"/>
-          <w:sz w:val="20"/>
-          <w:szCs w:val="20"/>
-        </w:rPr>
-        <w:t>standardised</w:t>
-      </w:r>
-      <w:proofErr w:type="spellEnd"/>
-      <w:r>
-        <w:rPr>
-          <w:rFonts w:ascii="Times New Roman" w:eastAsia="Times New Roman" w:hAnsi="Times New Roman" w:cs="Times New Roman"/>
-          <w:color w:val="000000"/>
-          <w:sz w:val="20"/>
-          <w:szCs w:val="20"/>
-        </w:rPr>
-        <w:t xml:space="preserve"> mortality ratio against expected deaths under current practice and with limitation modelled, with 95 and 99.8 percent exact Poisson control limits.</w:t>
-      </w:r>
-    </w:p>
-    <w:p>
-      <w:pPr>
-        <w:spacing w:line="276" w:lineRule="auto"/>
-      </w:pPr>
-      <w:r>
-        <w:br w:type="page"/>
+          <w:sz w:val="26"/>
+          <w:szCs w:val="26"/>
+        </w:rPr>
+        <w:lastRenderedPageBreak/>
+        <w:t>References</w:t>
       </w:r>
     </w:p>
     <w:p>
@@ -13938,18 +10524,14 @@
           <w:bottom w:val="none" w:sz="0" w:space="0" w:color="000000"/>
           <w:right w:val="none" w:sz="0" w:space="0" w:color="000000"/>
         </w:pBdr>
-        <w:spacing w:before="280" w:after="120" w:line="276" w:lineRule="auto"/>
-      </w:pPr>
-      <w:r>
-        <w:rPr>
-          <w:rFonts w:ascii="Times New Roman" w:eastAsia="Times New Roman" w:hAnsi="Times New Roman" w:cs="Times New Roman"/>
-          <w:b/>
-          <w:color w:val="000000"/>
-          <w:sz w:val="26"/>
-          <w:szCs w:val="26"/>
-        </w:rPr>
-        <w:lastRenderedPageBreak/>
-        <w:t>References</w:t>
+        <w:spacing w:after="80" w:line="360" w:lineRule="auto"/>
+      </w:pPr>
+      <w:r>
+        <w:rPr>
+          <w:rFonts w:ascii="Times New Roman" w:eastAsia="Times New Roman" w:hAnsi="Times New Roman" w:cs="Times New Roman"/>
+          <w:color w:val="000000"/>
+        </w:rPr>
+        <w:t>1. Mark NM, Rayner SG, Lee NJ, Curtis JR. Global variability in withholding and withdrawal of life-sustaining treatment in the intensive care unit: a systematic review. Intensive Care Med. 2015;41(9):1572-85.</w:t>
       </w:r>
     </w:p>
     <w:p>
@@ -13960,14 +10542,222 @@
           <w:bottom w:val="none" w:sz="0" w:space="0" w:color="000000"/>
           <w:right w:val="none" w:sz="0" w:space="0" w:color="000000"/>
         </w:pBdr>
-        <w:spacing w:after="80" w:line="276" w:lineRule="auto"/>
-      </w:pPr>
-      <w:r>
-        <w:rPr>
-          <w:rFonts w:ascii="Times New Roman" w:eastAsia="Times New Roman" w:hAnsi="Times New Roman" w:cs="Times New Roman"/>
-          <w:color w:val="000000"/>
-        </w:rPr>
-        <w:t>1. Zimmerman JE, Kramer AA, McNair DS, Malila FM. Acute Physiology and Chronic Health Evaluation (APACHE) IV: hospital mortality assessment for today's critically ill patients. Crit Care Med. 2006;34(5):1297-310.</w:t>
+        <w:spacing w:after="80" w:line="360" w:lineRule="auto"/>
+      </w:pPr>
+      <w:r>
+        <w:rPr>
+          <w:rFonts w:ascii="Times New Roman" w:eastAsia="Times New Roman" w:hAnsi="Times New Roman" w:cs="Times New Roman"/>
+          <w:color w:val="000000"/>
+        </w:rPr>
+        <w:t xml:space="preserve">2. Avidan A, Sprung CL, </w:t>
+      </w:r>
+      <w:proofErr w:type="spellStart"/>
+      <w:r>
+        <w:rPr>
+          <w:rFonts w:ascii="Times New Roman" w:eastAsia="Times New Roman" w:hAnsi="Times New Roman" w:cs="Times New Roman"/>
+          <w:color w:val="000000"/>
+        </w:rPr>
+        <w:t>Schefold</w:t>
+      </w:r>
+      <w:proofErr w:type="spellEnd"/>
+      <w:r>
+        <w:rPr>
+          <w:rFonts w:ascii="Times New Roman" w:eastAsia="Times New Roman" w:hAnsi="Times New Roman" w:cs="Times New Roman"/>
+          <w:color w:val="000000"/>
+        </w:rPr>
+        <w:t xml:space="preserve"> JC, Ricou B, Hartog CS, Nates JL, </w:t>
+      </w:r>
+      <w:proofErr w:type="spellStart"/>
+      <w:r>
+        <w:rPr>
+          <w:rFonts w:ascii="Times New Roman" w:eastAsia="Times New Roman" w:hAnsi="Times New Roman" w:cs="Times New Roman"/>
+          <w:color w:val="000000"/>
+        </w:rPr>
+        <w:t>Jaschinski</w:t>
+      </w:r>
+      <w:proofErr w:type="spellEnd"/>
+      <w:r>
+        <w:rPr>
+          <w:rFonts w:ascii="Times New Roman" w:eastAsia="Times New Roman" w:hAnsi="Times New Roman" w:cs="Times New Roman"/>
+          <w:color w:val="000000"/>
+        </w:rPr>
+        <w:t xml:space="preserve"> U, Lobo SM, Joynt GM, Lesieur O, Weiss M, Antonelli M, Bülow HH, Bocci MG, Robertsen A, Anstey MH, </w:t>
+      </w:r>
+      <w:proofErr w:type="spellStart"/>
+      <w:r>
+        <w:rPr>
+          <w:rFonts w:ascii="Times New Roman" w:eastAsia="Times New Roman" w:hAnsi="Times New Roman" w:cs="Times New Roman"/>
+          <w:color w:val="000000"/>
+        </w:rPr>
+        <w:t>Estébanez</w:t>
+      </w:r>
+      <w:proofErr w:type="spellEnd"/>
+      <w:r>
+        <w:rPr>
+          <w:rFonts w:ascii="Times New Roman" w:eastAsia="Times New Roman" w:hAnsi="Times New Roman" w:cs="Times New Roman"/>
+          <w:color w:val="000000"/>
+        </w:rPr>
+        <w:t xml:space="preserve">-Montiel B, </w:t>
+      </w:r>
+      <w:proofErr w:type="spellStart"/>
+      <w:r>
+        <w:rPr>
+          <w:rFonts w:ascii="Times New Roman" w:eastAsia="Times New Roman" w:hAnsi="Times New Roman" w:cs="Times New Roman"/>
+          <w:color w:val="000000"/>
+        </w:rPr>
+        <w:t>Lautrette</w:t>
+      </w:r>
+      <w:proofErr w:type="spellEnd"/>
+      <w:r>
+        <w:rPr>
+          <w:rFonts w:ascii="Times New Roman" w:eastAsia="Times New Roman" w:hAnsi="Times New Roman" w:cs="Times New Roman"/>
+          <w:color w:val="000000"/>
+        </w:rPr>
+        <w:t xml:space="preserve"> A, Gruber A, Estella A, Mullick S, Sreedharan R, Michalsen A, Feldman C, </w:t>
+      </w:r>
+      <w:proofErr w:type="spellStart"/>
+      <w:r>
+        <w:rPr>
+          <w:rFonts w:ascii="Times New Roman" w:eastAsia="Times New Roman" w:hAnsi="Times New Roman" w:cs="Times New Roman"/>
+          <w:color w:val="000000"/>
+        </w:rPr>
+        <w:t>Tisljar</w:t>
+      </w:r>
+      <w:proofErr w:type="spellEnd"/>
+      <w:r>
+        <w:rPr>
+          <w:rFonts w:ascii="Times New Roman" w:eastAsia="Times New Roman" w:hAnsi="Times New Roman" w:cs="Times New Roman"/>
+          <w:color w:val="000000"/>
+        </w:rPr>
+        <w:t xml:space="preserve"> K, Posch M, </w:t>
+      </w:r>
+      <w:proofErr w:type="spellStart"/>
+      <w:r>
+        <w:rPr>
+          <w:rFonts w:ascii="Times New Roman" w:eastAsia="Times New Roman" w:hAnsi="Times New Roman" w:cs="Times New Roman"/>
+          <w:color w:val="000000"/>
+        </w:rPr>
+        <w:t>Ovu</w:t>
+      </w:r>
+      <w:proofErr w:type="spellEnd"/>
+      <w:r>
+        <w:rPr>
+          <w:rFonts w:ascii="Times New Roman" w:eastAsia="Times New Roman" w:hAnsi="Times New Roman" w:cs="Times New Roman"/>
+          <w:color w:val="000000"/>
+        </w:rPr>
+        <w:t xml:space="preserve"> S, </w:t>
+      </w:r>
+      <w:proofErr w:type="spellStart"/>
+      <w:r>
+        <w:rPr>
+          <w:rFonts w:ascii="Times New Roman" w:eastAsia="Times New Roman" w:hAnsi="Times New Roman" w:cs="Times New Roman"/>
+          <w:color w:val="000000"/>
+        </w:rPr>
+        <w:t>Tamowicz</w:t>
+      </w:r>
+      <w:proofErr w:type="spellEnd"/>
+      <w:r>
+        <w:rPr>
+          <w:rFonts w:ascii="Times New Roman" w:eastAsia="Times New Roman" w:hAnsi="Times New Roman" w:cs="Times New Roman"/>
+          <w:color w:val="000000"/>
+        </w:rPr>
+        <w:t xml:space="preserve"> B, </w:t>
+      </w:r>
+      <w:proofErr w:type="spellStart"/>
+      <w:r>
+        <w:rPr>
+          <w:rFonts w:ascii="Times New Roman" w:eastAsia="Times New Roman" w:hAnsi="Times New Roman" w:cs="Times New Roman"/>
+          <w:color w:val="000000"/>
+        </w:rPr>
+        <w:t>Demoule</w:t>
+      </w:r>
+      <w:proofErr w:type="spellEnd"/>
+      <w:r>
+        <w:rPr>
+          <w:rFonts w:ascii="Times New Roman" w:eastAsia="Times New Roman" w:hAnsi="Times New Roman" w:cs="Times New Roman"/>
+          <w:color w:val="000000"/>
+        </w:rPr>
+        <w:t xml:space="preserve"> A, DeKeyser Ganz F, </w:t>
+      </w:r>
+      <w:proofErr w:type="spellStart"/>
+      <w:r>
+        <w:rPr>
+          <w:rFonts w:ascii="Times New Roman" w:eastAsia="Times New Roman" w:hAnsi="Times New Roman" w:cs="Times New Roman"/>
+          <w:color w:val="000000"/>
+        </w:rPr>
+        <w:t>Pargger</w:t>
+      </w:r>
+      <w:proofErr w:type="spellEnd"/>
+      <w:r>
+        <w:rPr>
+          <w:rFonts w:ascii="Times New Roman" w:eastAsia="Times New Roman" w:hAnsi="Times New Roman" w:cs="Times New Roman"/>
+          <w:color w:val="000000"/>
+        </w:rPr>
+        <w:t xml:space="preserve"> H, Noto A, </w:t>
+      </w:r>
+      <w:proofErr w:type="spellStart"/>
+      <w:r>
+        <w:rPr>
+          <w:rFonts w:ascii="Times New Roman" w:eastAsia="Times New Roman" w:hAnsi="Times New Roman" w:cs="Times New Roman"/>
+          <w:color w:val="000000"/>
+        </w:rPr>
+        <w:t>Metnitz</w:t>
+      </w:r>
+      <w:proofErr w:type="spellEnd"/>
+      <w:r>
+        <w:rPr>
+          <w:rFonts w:ascii="Times New Roman" w:eastAsia="Times New Roman" w:hAnsi="Times New Roman" w:cs="Times New Roman"/>
+          <w:color w:val="000000"/>
+        </w:rPr>
+        <w:t xml:space="preserve"> P, Zubek L, de la Guardia V, Danbury CM, Szűcs O, Protti A, Filipe M, Simpson SQ, Green C, Giannini AM, Soliman IW, </w:t>
+      </w:r>
+      <w:proofErr w:type="spellStart"/>
+      <w:r>
+        <w:rPr>
+          <w:rFonts w:ascii="Times New Roman" w:eastAsia="Times New Roman" w:hAnsi="Times New Roman" w:cs="Times New Roman"/>
+          <w:color w:val="000000"/>
+        </w:rPr>
+        <w:t>Piras</w:t>
+      </w:r>
+      <w:proofErr w:type="spellEnd"/>
+      <w:r>
+        <w:rPr>
+          <w:rFonts w:ascii="Times New Roman" w:eastAsia="Times New Roman" w:hAnsi="Times New Roman" w:cs="Times New Roman"/>
+          <w:color w:val="000000"/>
+        </w:rPr>
+        <w:t xml:space="preserve"> C, Caser EB, Hache-</w:t>
+      </w:r>
+      <w:proofErr w:type="spellStart"/>
+      <w:r>
+        <w:rPr>
+          <w:rFonts w:ascii="Times New Roman" w:eastAsia="Times New Roman" w:hAnsi="Times New Roman" w:cs="Times New Roman"/>
+          <w:color w:val="000000"/>
+        </w:rPr>
+        <w:t>Marliere</w:t>
+      </w:r>
+      <w:proofErr w:type="spellEnd"/>
+      <w:r>
+        <w:rPr>
+          <w:rFonts w:ascii="Times New Roman" w:eastAsia="Times New Roman" w:hAnsi="Times New Roman" w:cs="Times New Roman"/>
+          <w:color w:val="000000"/>
+        </w:rPr>
+        <w:t xml:space="preserve"> M, </w:t>
+      </w:r>
+      <w:proofErr w:type="spellStart"/>
+      <w:r>
+        <w:rPr>
+          <w:rFonts w:ascii="Times New Roman" w:eastAsia="Times New Roman" w:hAnsi="Times New Roman" w:cs="Times New Roman"/>
+          <w:color w:val="000000"/>
+        </w:rPr>
+        <w:t>Mentzelopoulos</w:t>
+      </w:r>
+      <w:proofErr w:type="spellEnd"/>
+      <w:r>
+        <w:rPr>
+          <w:rFonts w:ascii="Times New Roman" w:eastAsia="Times New Roman" w:hAnsi="Times New Roman" w:cs="Times New Roman"/>
+          <w:color w:val="000000"/>
+        </w:rPr>
+        <w:t xml:space="preserve"> SD, ETHICUS-2 Study Group. Variations in end-of-life practices in intensive care units worldwide (Ethicus-2): a prospective observational study. Lancet Respir Med. 2021;9(10):1101-1110.</w:t>
       </w:r>
     </w:p>
     <w:p>
@@ -13978,14 +10768,14 @@
           <w:bottom w:val="none" w:sz="0" w:space="0" w:color="000000"/>
           <w:right w:val="none" w:sz="0" w:space="0" w:color="000000"/>
         </w:pBdr>
-        <w:spacing w:after="80" w:line="276" w:lineRule="auto"/>
-      </w:pPr>
-      <w:r>
-        <w:rPr>
-          <w:rFonts w:ascii="Times New Roman" w:eastAsia="Times New Roman" w:hAnsi="Times New Roman" w:cs="Times New Roman"/>
-          <w:color w:val="000000"/>
-        </w:rPr>
-        <w:t>2. Knaus, William A, Draper, Elizabeth A, Wagner, Douglas P, Zimmerman, Jack E. APACHE II: a severity of disease classification system. Critical Care Medicine. 1985;13(10):818-829.</w:t>
+        <w:spacing w:after="80" w:line="360" w:lineRule="auto"/>
+      </w:pPr>
+      <w:r>
+        <w:rPr>
+          <w:rFonts w:ascii="Times New Roman" w:eastAsia="Times New Roman" w:hAnsi="Times New Roman" w:cs="Times New Roman"/>
+          <w:color w:val="000000"/>
+        </w:rPr>
+        <w:t>3. Curtis JR, Engelberg RA, Teno JM. Understanding variability of end-of-life care in the ICU for the elderly. Intensive Care Med. 2017;43(1):94-96.</w:t>
       </w:r>
     </w:p>
     <w:p>
@@ -13996,62 +10786,14 @@
           <w:bottom w:val="none" w:sz="0" w:space="0" w:color="000000"/>
           <w:right w:val="none" w:sz="0" w:space="0" w:color="000000"/>
         </w:pBdr>
-        <w:spacing w:after="80" w:line="276" w:lineRule="auto"/>
-      </w:pPr>
-      <w:r>
-        <w:rPr>
-          <w:rFonts w:ascii="Times New Roman" w:eastAsia="Times New Roman" w:hAnsi="Times New Roman" w:cs="Times New Roman"/>
-          <w:color w:val="000000"/>
-        </w:rPr>
-        <w:t xml:space="preserve">6. Soares M, </w:t>
-      </w:r>
-      <w:proofErr w:type="spellStart"/>
-      <w:r>
-        <w:rPr>
-          <w:rFonts w:ascii="Times New Roman" w:eastAsia="Times New Roman" w:hAnsi="Times New Roman" w:cs="Times New Roman"/>
-          <w:color w:val="000000"/>
-        </w:rPr>
-        <w:t>Dongelmans</w:t>
-      </w:r>
-      <w:proofErr w:type="spellEnd"/>
-      <w:r>
-        <w:rPr>
-          <w:rFonts w:ascii="Times New Roman" w:eastAsia="Times New Roman" w:hAnsi="Times New Roman" w:cs="Times New Roman"/>
-          <w:color w:val="000000"/>
-        </w:rPr>
-        <w:t xml:space="preserve"> DA. Why should we not use APACHE II for performance measurement and </w:t>
-      </w:r>
-      <w:proofErr w:type="gramStart"/>
-      <w:r>
-        <w:rPr>
-          <w:rFonts w:ascii="Times New Roman" w:eastAsia="Times New Roman" w:hAnsi="Times New Roman" w:cs="Times New Roman"/>
-          <w:color w:val="000000"/>
-        </w:rPr>
-        <w:t>benchmarking?.</w:t>
-      </w:r>
-      <w:proofErr w:type="gramEnd"/>
-      <w:r>
-        <w:rPr>
-          <w:rFonts w:ascii="Times New Roman" w:eastAsia="Times New Roman" w:hAnsi="Times New Roman" w:cs="Times New Roman"/>
-          <w:color w:val="000000"/>
-        </w:rPr>
-        <w:t xml:space="preserve"> Rev Bras Ter </w:t>
-      </w:r>
-      <w:proofErr w:type="spellStart"/>
-      <w:r>
-        <w:rPr>
-          <w:rFonts w:ascii="Times New Roman" w:eastAsia="Times New Roman" w:hAnsi="Times New Roman" w:cs="Times New Roman"/>
-          <w:color w:val="000000"/>
-        </w:rPr>
-        <w:t>Intensiva</w:t>
-      </w:r>
-      <w:proofErr w:type="spellEnd"/>
-      <w:r>
-        <w:rPr>
-          <w:rFonts w:ascii="Times New Roman" w:eastAsia="Times New Roman" w:hAnsi="Times New Roman" w:cs="Times New Roman"/>
-          <w:color w:val="000000"/>
-        </w:rPr>
-        <w:t>. 2017;29(3):268-270.</w:t>
+        <w:spacing w:after="80" w:line="360" w:lineRule="auto"/>
+      </w:pPr>
+      <w:r>
+        <w:rPr>
+          <w:rFonts w:ascii="Times New Roman" w:eastAsia="Times New Roman" w:hAnsi="Times New Roman" w:cs="Times New Roman"/>
+          <w:color w:val="000000"/>
+        </w:rPr>
+        <w:t>4. Fong C, Kueh WL, Lew SJW, Ho BCH, Wong YL, Lau YH, Chia YW, Tan HL, Seet YHC, Siow WT, MacLaren G, Agrawal R, Lim TJ, Lim SL, Lim TW, Ho VK, Soh CR, Sewa DW, Loo CM, Khan FA, Tan CK, Gokhale RS, Siau C, Lim NLSH, Yim CF, Venkatachalam J, Venkatesan K, Chia NCH, Liew MF, Li G, Li L, Myat SM, Zena Z, Zhuo S, Yueh LL, Tan CSF, Ma J, Yeo SL, Chan YH, Phua J, for SICM-NICER group. Predictors and outcomes of withholding and withdrawal of life-sustaining treatments in intensive care units in Singapore: a multicenter observational study. J Intensive Care. 2024;12(1):13.</w:t>
       </w:r>
     </w:p>
     <w:p>
@@ -14062,14 +10804,14 @@
           <w:bottom w:val="none" w:sz="0" w:space="0" w:color="000000"/>
           <w:right w:val="none" w:sz="0" w:space="0" w:color="000000"/>
         </w:pBdr>
-        <w:spacing w:after="80" w:line="276" w:lineRule="auto"/>
-      </w:pPr>
-      <w:r>
-        <w:rPr>
-          <w:rFonts w:ascii="Times New Roman" w:eastAsia="Times New Roman" w:hAnsi="Times New Roman" w:cs="Times New Roman"/>
-          <w:color w:val="000000"/>
-        </w:rPr>
-        <w:t xml:space="preserve">7. Bennett CE, Wright RS, </w:t>
+        <w:spacing w:after="80" w:line="360" w:lineRule="auto"/>
+      </w:pPr>
+      <w:r>
+        <w:rPr>
+          <w:rFonts w:ascii="Times New Roman" w:eastAsia="Times New Roman" w:hAnsi="Times New Roman" w:cs="Times New Roman"/>
+          <w:color w:val="000000"/>
+        </w:rPr>
+        <w:t xml:space="preserve">5. </w:t>
       </w:r>
       <w:proofErr w:type="spellStart"/>
       <w:r>
@@ -14077,7 +10819,7 @@
           <w:rFonts w:ascii="Times New Roman" w:eastAsia="Times New Roman" w:hAnsi="Times New Roman" w:cs="Times New Roman"/>
           <w:color w:val="000000"/>
         </w:rPr>
-        <w:t>Jentzer</w:t>
+        <w:t>Barnato</w:t>
       </w:r>
       <w:proofErr w:type="spellEnd"/>
       <w:r>
@@ -14085,23 +10827,7 @@
           <w:rFonts w:ascii="Times New Roman" w:eastAsia="Times New Roman" w:hAnsi="Times New Roman" w:cs="Times New Roman"/>
           <w:color w:val="000000"/>
         </w:rPr>
-        <w:t xml:space="preserve"> J, Gajic O, Murphree DH, Murphy JG, Mankad SV, Wiley BM, Bell MR, Barsness GW. Severity of illness assessment with application of the APACHE IV predicted mortality and outcome trends analysis in an academic cardiac intensive care unit. J Crit Care. </w:t>
-      </w:r>
-      <w:proofErr w:type="gramStart"/>
-      <w:r>
-        <w:rPr>
-          <w:rFonts w:ascii="Times New Roman" w:eastAsia="Times New Roman" w:hAnsi="Times New Roman" w:cs="Times New Roman"/>
-          <w:color w:val="000000"/>
-        </w:rPr>
-        <w:t>2019;50:242</w:t>
-      </w:r>
-      <w:proofErr w:type="gramEnd"/>
-      <w:r>
-        <w:rPr>
-          <w:rFonts w:ascii="Times New Roman" w:eastAsia="Times New Roman" w:hAnsi="Times New Roman" w:cs="Times New Roman"/>
-          <w:color w:val="000000"/>
-        </w:rPr>
-        <w:t>-246.</w:t>
+        <w:t xml:space="preserve"> AE, Tate JA, Rodriguez KL, Zickmund SL, Arnold RM. Norms of decision making in the ICU: a case study of two academic medical centers at the extremes of end-of-life treatment intensity. Intensive Care Med. 2012;38(11):1886-96.</w:t>
       </w:r>
     </w:p>
     <w:p>
@@ -14112,14 +10838,14 @@
           <w:bottom w:val="none" w:sz="0" w:space="0" w:color="000000"/>
           <w:right w:val="none" w:sz="0" w:space="0" w:color="000000"/>
         </w:pBdr>
-        <w:spacing w:after="80" w:line="276" w:lineRule="auto"/>
-      </w:pPr>
-      <w:r>
-        <w:rPr>
-          <w:rFonts w:ascii="Times New Roman" w:eastAsia="Times New Roman" w:hAnsi="Times New Roman" w:cs="Times New Roman"/>
-          <w:color w:val="000000"/>
-        </w:rPr>
-        <w:t xml:space="preserve">9. Sarkar R, Martin C, Mattie H, </w:t>
+        <w:spacing w:after="80" w:line="360" w:lineRule="auto"/>
+      </w:pPr>
+      <w:r>
+        <w:rPr>
+          <w:rFonts w:ascii="Times New Roman" w:eastAsia="Times New Roman" w:hAnsi="Times New Roman" w:cs="Times New Roman"/>
+          <w:color w:val="000000"/>
+        </w:rPr>
+        <w:t xml:space="preserve">6. </w:t>
       </w:r>
       <w:proofErr w:type="spellStart"/>
       <w:r>
@@ -14127,7 +10853,7 @@
           <w:rFonts w:ascii="Times New Roman" w:eastAsia="Times New Roman" w:hAnsi="Times New Roman" w:cs="Times New Roman"/>
           <w:color w:val="000000"/>
         </w:rPr>
-        <w:t>Gichoya</w:t>
+        <w:t>Barnato</w:t>
       </w:r>
       <w:proofErr w:type="spellEnd"/>
       <w:r>
@@ -14135,23 +10861,7 @@
           <w:rFonts w:ascii="Times New Roman" w:eastAsia="Times New Roman" w:hAnsi="Times New Roman" w:cs="Times New Roman"/>
           <w:color w:val="000000"/>
         </w:rPr>
-        <w:t xml:space="preserve"> JW, Stone DJ, Celi LA. Performance of intensive care unit severity scoring systems across different ethnicities in the USA: a retrospective observational study. Lancet Digit Health. 2021;3(4</w:t>
-      </w:r>
-      <w:proofErr w:type="gramStart"/>
-      <w:r>
-        <w:rPr>
-          <w:rFonts w:ascii="Times New Roman" w:eastAsia="Times New Roman" w:hAnsi="Times New Roman" w:cs="Times New Roman"/>
-          <w:color w:val="000000"/>
-        </w:rPr>
-        <w:t>):e</w:t>
-      </w:r>
-      <w:proofErr w:type="gramEnd"/>
-      <w:r>
-        <w:rPr>
-          <w:rFonts w:ascii="Times New Roman" w:eastAsia="Times New Roman" w:hAnsi="Times New Roman" w:cs="Times New Roman"/>
-          <w:color w:val="000000"/>
-        </w:rPr>
-        <w:t>241-e249.</w:t>
+        <w:t xml:space="preserve"> AE, Farrell MH, Chang CC, Lave JR, Roberts MS, Angus DC. Development and validation of hospital "end-of-life" treatment intensity measures. Med Care. 2009;47(10):1098-105.</w:t>
       </w:r>
     </w:p>
     <w:p>
@@ -14162,62 +10872,30 @@
           <w:bottom w:val="none" w:sz="0" w:space="0" w:color="000000"/>
           <w:right w:val="none" w:sz="0" w:space="0" w:color="000000"/>
         </w:pBdr>
-        <w:spacing w:after="80" w:line="276" w:lineRule="auto"/>
-      </w:pPr>
-      <w:r>
-        <w:rPr>
-          <w:rFonts w:ascii="Times New Roman" w:eastAsia="Times New Roman" w:hAnsi="Times New Roman" w:cs="Times New Roman"/>
-          <w:color w:val="000000"/>
-        </w:rPr>
-        <w:t xml:space="preserve">10. Falcão ALE, Barros AGA, Bezerra AAM, Ferreira NL, </w:t>
-      </w:r>
-      <w:proofErr w:type="spellStart"/>
-      <w:r>
-        <w:rPr>
-          <w:rFonts w:ascii="Times New Roman" w:eastAsia="Times New Roman" w:hAnsi="Times New Roman" w:cs="Times New Roman"/>
-          <w:color w:val="000000"/>
-        </w:rPr>
-        <w:t>Logato</w:t>
-      </w:r>
-      <w:proofErr w:type="spellEnd"/>
-      <w:r>
-        <w:rPr>
-          <w:rFonts w:ascii="Times New Roman" w:eastAsia="Times New Roman" w:hAnsi="Times New Roman" w:cs="Times New Roman"/>
-          <w:color w:val="000000"/>
-        </w:rPr>
-        <w:t xml:space="preserve"> CM, Silva FP, do Monte ABFO, Tonella RM, de Figueiredo LC, Moreno R, </w:t>
-      </w:r>
-      <w:proofErr w:type="spellStart"/>
-      <w:r>
-        <w:rPr>
-          <w:rFonts w:ascii="Times New Roman" w:eastAsia="Times New Roman" w:hAnsi="Times New Roman" w:cs="Times New Roman"/>
-          <w:color w:val="000000"/>
-        </w:rPr>
-        <w:t>Dragosavac</w:t>
-      </w:r>
-      <w:proofErr w:type="spellEnd"/>
-      <w:r>
-        <w:rPr>
-          <w:rFonts w:ascii="Times New Roman" w:eastAsia="Times New Roman" w:hAnsi="Times New Roman" w:cs="Times New Roman"/>
-          <w:color w:val="000000"/>
-        </w:rPr>
-        <w:t xml:space="preserve"> D, </w:t>
-      </w:r>
-      <w:proofErr w:type="spellStart"/>
-      <w:r>
-        <w:rPr>
-          <w:rFonts w:ascii="Times New Roman" w:eastAsia="Times New Roman" w:hAnsi="Times New Roman" w:cs="Times New Roman"/>
-          <w:color w:val="000000"/>
-        </w:rPr>
-        <w:t>Andreollo</w:t>
-      </w:r>
-      <w:proofErr w:type="spellEnd"/>
-      <w:r>
-        <w:rPr>
-          <w:rFonts w:ascii="Times New Roman" w:eastAsia="Times New Roman" w:hAnsi="Times New Roman" w:cs="Times New Roman"/>
-          <w:color w:val="000000"/>
-        </w:rPr>
-        <w:t xml:space="preserve"> NA. The prognostic accuracy evaluation of SAPS 3, SOFA and APACHE II scores for mortality prediction in the surgical ICU: an external validation study and decision-making analysis. Ann Intensive Care. 2019;9(1):18.</w:t>
+        <w:spacing w:after="80" w:line="360" w:lineRule="auto"/>
+      </w:pPr>
+      <w:r>
+        <w:rPr>
+          <w:rFonts w:ascii="Times New Roman" w:eastAsia="Times New Roman" w:hAnsi="Times New Roman" w:cs="Times New Roman"/>
+          <w:color w:val="000000"/>
+        </w:rPr>
+        <w:t xml:space="preserve">7. Hart JL, Harhay MO, Gabler NB, Ratcliffe SJ, Quill CM, Halpern SD. Variability Among US Intensive Care Units in Managing the Care of Patients Admitted </w:t>
+      </w:r>
+      <w:proofErr w:type="gramStart"/>
+      <w:r>
+        <w:rPr>
+          <w:rFonts w:ascii="Times New Roman" w:eastAsia="Times New Roman" w:hAnsi="Times New Roman" w:cs="Times New Roman"/>
+          <w:color w:val="000000"/>
+        </w:rPr>
+        <w:t>With</w:t>
+      </w:r>
+      <w:proofErr w:type="gramEnd"/>
+      <w:r>
+        <w:rPr>
+          <w:rFonts w:ascii="Times New Roman" w:eastAsia="Times New Roman" w:hAnsi="Times New Roman" w:cs="Times New Roman"/>
+          <w:color w:val="000000"/>
+        </w:rPr>
+        <w:t xml:space="preserve"> Preexisting Limits on Life-Sustaining Therapies. JAMA Intern Med. 2015;175(6):1019-26.</w:t>
       </w:r>
     </w:p>
     <w:p>
@@ -14228,14 +10906,15 @@
           <w:bottom w:val="none" w:sz="0" w:space="0" w:color="000000"/>
           <w:right w:val="none" w:sz="0" w:space="0" w:color="000000"/>
         </w:pBdr>
-        <w:spacing w:after="80" w:line="276" w:lineRule="auto"/>
-      </w:pPr>
-      <w:r>
-        <w:rPr>
-          <w:rFonts w:ascii="Times New Roman" w:eastAsia="Times New Roman" w:hAnsi="Times New Roman" w:cs="Times New Roman"/>
-          <w:color w:val="000000"/>
-        </w:rPr>
-        <w:t xml:space="preserve">11. Moralez GM, Rabello LSCF, Lisboa TC, Lima MDFA, </w:t>
+        <w:spacing w:after="80" w:line="360" w:lineRule="auto"/>
+      </w:pPr>
+      <w:r>
+        <w:rPr>
+          <w:rFonts w:ascii="Times New Roman" w:eastAsia="Times New Roman" w:hAnsi="Times New Roman" w:cs="Times New Roman"/>
+          <w:color w:val="000000"/>
+        </w:rPr>
+        <w:lastRenderedPageBreak/>
+        <w:t xml:space="preserve">8. Asiri A, </w:t>
       </w:r>
       <w:proofErr w:type="spellStart"/>
       <w:r>
@@ -14243,7 +10922,7 @@
           <w:rFonts w:ascii="Times New Roman" w:eastAsia="Times New Roman" w:hAnsi="Times New Roman" w:cs="Times New Roman"/>
           <w:color w:val="000000"/>
         </w:rPr>
-        <w:t>Hatum</w:t>
+        <w:t>Alenezi</w:t>
       </w:r>
       <w:proofErr w:type="spellEnd"/>
       <w:r>
@@ -14251,7 +10930,7 @@
           <w:rFonts w:ascii="Times New Roman" w:eastAsia="Times New Roman" w:hAnsi="Times New Roman" w:cs="Times New Roman"/>
           <w:color w:val="000000"/>
         </w:rPr>
-        <w:t xml:space="preserve"> RM, De Marco FVC, Alves A, Pinto JEDSS, de Araújo HBN, Ramos GV, Silva AR, Fernandes GC, Faria GBA, Mendes CL, Ramos Filho RÁ, de Souza VP, do </w:t>
+        <w:t xml:space="preserve"> FZ, Tamim H, Sadat M, Bin Humaid F, </w:t>
       </w:r>
       <w:proofErr w:type="spellStart"/>
       <w:r>
@@ -14259,7 +10938,7 @@
           <w:rFonts w:ascii="Times New Roman" w:eastAsia="Times New Roman" w:hAnsi="Times New Roman" w:cs="Times New Roman"/>
           <w:color w:val="000000"/>
         </w:rPr>
-        <w:t>Brasil</w:t>
+        <w:t>AlWehaibi</w:t>
       </w:r>
       <w:proofErr w:type="spellEnd"/>
       <w:r>
@@ -14267,7 +10946,7 @@
           <w:rFonts w:ascii="Times New Roman" w:eastAsia="Times New Roman" w:hAnsi="Times New Roman" w:cs="Times New Roman"/>
           <w:color w:val="000000"/>
         </w:rPr>
-        <w:t xml:space="preserve"> PEAA, Bozza FA, </w:t>
+        <w:t xml:space="preserve"> W, Al-</w:t>
       </w:r>
       <w:proofErr w:type="spellStart"/>
       <w:r>
@@ -14275,7 +10954,7 @@
           <w:rFonts w:ascii="Times New Roman" w:eastAsia="Times New Roman" w:hAnsi="Times New Roman" w:cs="Times New Roman"/>
           <w:color w:val="000000"/>
         </w:rPr>
-        <w:t>Salluh</w:t>
+        <w:t>Dorzi</w:t>
       </w:r>
       <w:proofErr w:type="spellEnd"/>
       <w:r>
@@ -14283,7 +10962,23 @@
           <w:rFonts w:ascii="Times New Roman" w:eastAsia="Times New Roman" w:hAnsi="Times New Roman" w:cs="Times New Roman"/>
           <w:color w:val="000000"/>
         </w:rPr>
-        <w:t xml:space="preserve"> JIF, Soares M, ORCHESTRA Study Investigators. External validation of SAPS 3 and </w:t>
+        <w:t xml:space="preserve"> HM, Alzoubi YA, Alanazi SA, Naidu B, Arabi YM. Practice and Predictors of Do-Not-Resuscitate Orders in a Tertiary-Care Intensive Care Unit in Saudi Arabia. Crit Care Res </w:t>
+      </w:r>
+      <w:proofErr w:type="spellStart"/>
+      <w:r>
+        <w:rPr>
+          <w:rFonts w:ascii="Times New Roman" w:eastAsia="Times New Roman" w:hAnsi="Times New Roman" w:cs="Times New Roman"/>
+          <w:color w:val="000000"/>
+        </w:rPr>
+        <w:t>Pract</w:t>
+      </w:r>
+      <w:proofErr w:type="spellEnd"/>
+      <w:r>
+        <w:rPr>
+          <w:rFonts w:ascii="Times New Roman" w:eastAsia="Times New Roman" w:hAnsi="Times New Roman" w:cs="Times New Roman"/>
+          <w:color w:val="000000"/>
+        </w:rPr>
+        <w:t xml:space="preserve">. </w:t>
       </w:r>
       <w:proofErr w:type="gramStart"/>
       <w:r>
@@ -14291,7 +10986,7 @@
           <w:rFonts w:ascii="Times New Roman" w:eastAsia="Times New Roman" w:hAnsi="Times New Roman" w:cs="Times New Roman"/>
           <w:color w:val="000000"/>
         </w:rPr>
-        <w:t>MPM(</w:t>
+        <w:t>2024;2024:5516516</w:t>
       </w:r>
       <w:proofErr w:type="gramEnd"/>
       <w:r>
@@ -14299,7 +10994,7 @@
           <w:rFonts w:ascii="Times New Roman" w:eastAsia="Times New Roman" w:hAnsi="Times New Roman" w:cs="Times New Roman"/>
           <w:color w:val="000000"/>
         </w:rPr>
-        <w:t>0)-III scores in 48,816 patients from 72 Brazilian ICUs. Ann Intensive Care. 2017;7(1):53.</w:t>
+        <w:t>.</w:t>
       </w:r>
     </w:p>
     <w:p>
@@ -14310,30 +11005,30 @@
           <w:bottom w:val="none" w:sz="0" w:space="0" w:color="000000"/>
           <w:right w:val="none" w:sz="0" w:space="0" w:color="000000"/>
         </w:pBdr>
-        <w:spacing w:after="80" w:line="276" w:lineRule="auto"/>
-      </w:pPr>
-      <w:r>
-        <w:rPr>
-          <w:rFonts w:ascii="Times New Roman" w:eastAsia="Times New Roman" w:hAnsi="Times New Roman" w:cs="Times New Roman"/>
-          <w:color w:val="000000"/>
-        </w:rPr>
-        <w:t xml:space="preserve">12. Glance LG, Osler TM, Dick A. Rating the quality of intensive care units: is it a function of the intensive care unit scoring </w:t>
-      </w:r>
-      <w:proofErr w:type="gramStart"/>
-      <w:r>
-        <w:rPr>
-          <w:rFonts w:ascii="Times New Roman" w:eastAsia="Times New Roman" w:hAnsi="Times New Roman" w:cs="Times New Roman"/>
-          <w:color w:val="000000"/>
-        </w:rPr>
-        <w:t>system?.</w:t>
-      </w:r>
-      <w:proofErr w:type="gramEnd"/>
-      <w:r>
-        <w:rPr>
-          <w:rFonts w:ascii="Times New Roman" w:eastAsia="Times New Roman" w:hAnsi="Times New Roman" w:cs="Times New Roman"/>
-          <w:color w:val="000000"/>
-        </w:rPr>
-        <w:t xml:space="preserve"> Crit Care Med. 2002;30(9):1976-82.</w:t>
+        <w:spacing w:after="80" w:line="360" w:lineRule="auto"/>
+      </w:pPr>
+      <w:r>
+        <w:rPr>
+          <w:rFonts w:ascii="Times New Roman" w:eastAsia="Times New Roman" w:hAnsi="Times New Roman" w:cs="Times New Roman"/>
+          <w:color w:val="000000"/>
+        </w:rPr>
+        <w:t xml:space="preserve">9. Lee SI, Ju YR, Kang DH, Lee JE. Characteristics and outcomes of patients with do-not-resuscitate and physician orders for life-sustaining treatment in a medical intensive care unit: a retrospective cohort study. BMC </w:t>
+      </w:r>
+      <w:proofErr w:type="spellStart"/>
+      <w:r>
+        <w:rPr>
+          <w:rFonts w:ascii="Times New Roman" w:eastAsia="Times New Roman" w:hAnsi="Times New Roman" w:cs="Times New Roman"/>
+          <w:color w:val="000000"/>
+        </w:rPr>
+        <w:t>Palliat</w:t>
+      </w:r>
+      <w:proofErr w:type="spellEnd"/>
+      <w:r>
+        <w:rPr>
+          <w:rFonts w:ascii="Times New Roman" w:eastAsia="Times New Roman" w:hAnsi="Times New Roman" w:cs="Times New Roman"/>
+          <w:color w:val="000000"/>
+        </w:rPr>
+        <w:t xml:space="preserve"> Care. 2024;23(1):42.</w:t>
       </w:r>
     </w:p>
     <w:p>
@@ -14344,14 +11039,62 @@
           <w:bottom w:val="none" w:sz="0" w:space="0" w:color="000000"/>
           <w:right w:val="none" w:sz="0" w:space="0" w:color="000000"/>
         </w:pBdr>
-        <w:spacing w:after="80" w:line="276" w:lineRule="auto"/>
-      </w:pPr>
-      <w:r>
-        <w:rPr>
-          <w:rFonts w:ascii="Times New Roman" w:eastAsia="Times New Roman" w:hAnsi="Times New Roman" w:cs="Times New Roman"/>
-          <w:color w:val="000000"/>
-        </w:rPr>
-        <w:t xml:space="preserve">13. Kramer AA, Higgins TL, Zimmerman JE. Comparing observed and predicted mortality among ICUs using different prognostic systems: why do performance assessments </w:t>
+        <w:spacing w:after="80" w:line="360" w:lineRule="auto"/>
+      </w:pPr>
+      <w:r>
+        <w:rPr>
+          <w:rFonts w:ascii="Times New Roman" w:eastAsia="Times New Roman" w:hAnsi="Times New Roman" w:cs="Times New Roman"/>
+          <w:color w:val="000000"/>
+        </w:rPr>
+        <w:t xml:space="preserve">10. Ouyang DJ, Lief L, Russell D, Xu J, Berlin DA, Gentzler E, Su A, Cooper ZR, </w:t>
+      </w:r>
+      <w:proofErr w:type="spellStart"/>
+      <w:r>
+        <w:rPr>
+          <w:rFonts w:ascii="Times New Roman" w:eastAsia="Times New Roman" w:hAnsi="Times New Roman" w:cs="Times New Roman"/>
+          <w:color w:val="000000"/>
+        </w:rPr>
+        <w:t>Senglaub</w:t>
+      </w:r>
+      <w:proofErr w:type="spellEnd"/>
+      <w:r>
+        <w:rPr>
+          <w:rFonts w:ascii="Times New Roman" w:eastAsia="Times New Roman" w:hAnsi="Times New Roman" w:cs="Times New Roman"/>
+          <w:color w:val="000000"/>
+        </w:rPr>
+        <w:t xml:space="preserve"> SS, Maciejewski PK, </w:t>
+      </w:r>
+      <w:proofErr w:type="spellStart"/>
+      <w:r>
+        <w:rPr>
+          <w:rFonts w:ascii="Times New Roman" w:eastAsia="Times New Roman" w:hAnsi="Times New Roman" w:cs="Times New Roman"/>
+          <w:color w:val="000000"/>
+        </w:rPr>
+        <w:t>Prigerson</w:t>
+      </w:r>
+      <w:proofErr w:type="spellEnd"/>
+      <w:r>
+        <w:rPr>
+          <w:rFonts w:ascii="Times New Roman" w:eastAsia="Times New Roman" w:hAnsi="Times New Roman" w:cs="Times New Roman"/>
+          <w:color w:val="000000"/>
+        </w:rPr>
+        <w:t xml:space="preserve"> HG. Timing is everything: Early do-not-resuscitate orders in the intensive care unit and patient outcomes. </w:t>
+      </w:r>
+      <w:proofErr w:type="spellStart"/>
+      <w:r>
+        <w:rPr>
+          <w:rFonts w:ascii="Times New Roman" w:eastAsia="Times New Roman" w:hAnsi="Times New Roman" w:cs="Times New Roman"/>
+          <w:color w:val="000000"/>
+        </w:rPr>
+        <w:t>PLoS</w:t>
+      </w:r>
+      <w:proofErr w:type="spellEnd"/>
+      <w:r>
+        <w:rPr>
+          <w:rFonts w:ascii="Times New Roman" w:eastAsia="Times New Roman" w:hAnsi="Times New Roman" w:cs="Times New Roman"/>
+          <w:color w:val="000000"/>
+        </w:rPr>
+        <w:t xml:space="preserve"> One. 2020;15(2</w:t>
       </w:r>
       <w:proofErr w:type="gramStart"/>
       <w:r>
@@ -14359,7 +11102,7 @@
           <w:rFonts w:ascii="Times New Roman" w:eastAsia="Times New Roman" w:hAnsi="Times New Roman" w:cs="Times New Roman"/>
           <w:color w:val="000000"/>
         </w:rPr>
-        <w:t>differ?.</w:t>
+        <w:t>):e</w:t>
       </w:r>
       <w:proofErr w:type="gramEnd"/>
       <w:r>
@@ -14367,7 +11110,7 @@
           <w:rFonts w:ascii="Times New Roman" w:eastAsia="Times New Roman" w:hAnsi="Times New Roman" w:cs="Times New Roman"/>
           <w:color w:val="000000"/>
         </w:rPr>
-        <w:t xml:space="preserve"> Crit Care Med. 2015;43(2):261-9.</w:t>
+        <w:t>0227971.</w:t>
       </w:r>
     </w:p>
     <w:p>
@@ -14378,46 +11121,14 @@
           <w:bottom w:val="none" w:sz="0" w:space="0" w:color="000000"/>
           <w:right w:val="none" w:sz="0" w:space="0" w:color="000000"/>
         </w:pBdr>
-        <w:spacing w:after="80" w:line="276" w:lineRule="auto"/>
-      </w:pPr>
-      <w:r>
-        <w:rPr>
-          <w:rFonts w:ascii="Times New Roman" w:eastAsia="Times New Roman" w:hAnsi="Times New Roman" w:cs="Times New Roman"/>
-          <w:color w:val="000000"/>
-        </w:rPr>
-        <w:t xml:space="preserve">14. Barbash IJ, Le TQ, Pike F, </w:t>
-      </w:r>
-      <w:proofErr w:type="spellStart"/>
-      <w:r>
-        <w:rPr>
-          <w:rFonts w:ascii="Times New Roman" w:eastAsia="Times New Roman" w:hAnsi="Times New Roman" w:cs="Times New Roman"/>
-          <w:color w:val="000000"/>
-        </w:rPr>
-        <w:t>Barnato</w:t>
-      </w:r>
-      <w:proofErr w:type="spellEnd"/>
-      <w:r>
-        <w:rPr>
-          <w:rFonts w:ascii="Times New Roman" w:eastAsia="Times New Roman" w:hAnsi="Times New Roman" w:cs="Times New Roman"/>
-          <w:color w:val="000000"/>
-        </w:rPr>
-        <w:t xml:space="preserve"> AE, Angus DC, Kahn JM. The Effect of Intensive Care Unit Admission Patterns on Mortality-based Critical Care Performance Measures. Ann Am </w:t>
-      </w:r>
-      <w:proofErr w:type="spellStart"/>
-      <w:r>
-        <w:rPr>
-          <w:rFonts w:ascii="Times New Roman" w:eastAsia="Times New Roman" w:hAnsi="Times New Roman" w:cs="Times New Roman"/>
-          <w:color w:val="000000"/>
-        </w:rPr>
-        <w:t>Thorac</w:t>
-      </w:r>
-      <w:proofErr w:type="spellEnd"/>
-      <w:r>
-        <w:rPr>
-          <w:rFonts w:ascii="Times New Roman" w:eastAsia="Times New Roman" w:hAnsi="Times New Roman" w:cs="Times New Roman"/>
-          <w:color w:val="000000"/>
-        </w:rPr>
-        <w:t xml:space="preserve"> Soc. 2016;13(6):877-86.</w:t>
+        <w:spacing w:after="80" w:line="360" w:lineRule="auto"/>
+      </w:pPr>
+      <w:r>
+        <w:rPr>
+          <w:rFonts w:ascii="Times New Roman" w:eastAsia="Times New Roman" w:hAnsi="Times New Roman" w:cs="Times New Roman"/>
+          <w:color w:val="000000"/>
+        </w:rPr>
+        <w:t>11. Fuchs L, Anstey M, Feng M, Toledano R, Kogan S, Howell MD, Clardy P, Celi L, Talmor D, Novack V. Quantifying the Mortality Impact of Do-Not-Resuscitate Orders in the ICU. Crit Care Med. 2017;45(6):1019-1027.</w:t>
       </w:r>
     </w:p>
     <w:p>
@@ -14428,14 +11139,14 @@
           <w:bottom w:val="none" w:sz="0" w:space="0" w:color="000000"/>
           <w:right w:val="none" w:sz="0" w:space="0" w:color="000000"/>
         </w:pBdr>
-        <w:spacing w:after="80" w:line="276" w:lineRule="auto"/>
-      </w:pPr>
-      <w:r>
-        <w:rPr>
-          <w:rFonts w:ascii="Times New Roman" w:eastAsia="Times New Roman" w:hAnsi="Times New Roman" w:cs="Times New Roman"/>
-          <w:color w:val="000000"/>
-        </w:rPr>
-        <w:t xml:space="preserve">15. </w:t>
+        <w:spacing w:after="80" w:line="360" w:lineRule="auto"/>
+      </w:pPr>
+      <w:r>
+        <w:rPr>
+          <w:rFonts w:ascii="Times New Roman" w:eastAsia="Times New Roman" w:hAnsi="Times New Roman" w:cs="Times New Roman"/>
+          <w:color w:val="000000"/>
+        </w:rPr>
+        <w:t xml:space="preserve">12. Patel K, </w:t>
       </w:r>
       <w:proofErr w:type="spellStart"/>
       <w:r>
@@ -14443,7 +11154,7 @@
           <w:rFonts w:ascii="Times New Roman" w:eastAsia="Times New Roman" w:hAnsi="Times New Roman" w:cs="Times New Roman"/>
           <w:color w:val="000000"/>
         </w:rPr>
-        <w:t>Dijkema</w:t>
+        <w:t>Sinvani</w:t>
       </w:r>
       <w:proofErr w:type="spellEnd"/>
       <w:r>
@@ -14451,7 +11162,7 @@
           <w:rFonts w:ascii="Times New Roman" w:eastAsia="Times New Roman" w:hAnsi="Times New Roman" w:cs="Times New Roman"/>
           <w:color w:val="000000"/>
         </w:rPr>
-        <w:t xml:space="preserve"> LM, </w:t>
+        <w:t xml:space="preserve"> L, Patel V, Kozikowski A, </w:t>
       </w:r>
       <w:proofErr w:type="spellStart"/>
       <w:r>
@@ -14459,7 +11170,7 @@
           <w:rFonts w:ascii="Times New Roman" w:eastAsia="Times New Roman" w:hAnsi="Times New Roman" w:cs="Times New Roman"/>
           <w:color w:val="000000"/>
         </w:rPr>
-        <w:t>Dieperink</w:t>
+        <w:t>Smilios</w:t>
       </w:r>
       <w:proofErr w:type="spellEnd"/>
       <w:r>
@@ -14467,7 +11178,55 @@
           <w:rFonts w:ascii="Times New Roman" w:eastAsia="Times New Roman" w:hAnsi="Times New Roman" w:cs="Times New Roman"/>
           <w:color w:val="000000"/>
         </w:rPr>
-        <w:t xml:space="preserve"> W, van Meurs M, Zijlstra JG. Preventable mortality evaluation in the ICU. Crit Care. 2012;16(2):309.</w:t>
+        <w:t xml:space="preserve"> C, Akerman M, </w:t>
+      </w:r>
+      <w:proofErr w:type="spellStart"/>
+      <w:r>
+        <w:rPr>
+          <w:rFonts w:ascii="Times New Roman" w:eastAsia="Times New Roman" w:hAnsi="Times New Roman" w:cs="Times New Roman"/>
+          <w:color w:val="000000"/>
+        </w:rPr>
+        <w:t>Kiszko</w:t>
+      </w:r>
+      <w:proofErr w:type="spellEnd"/>
+      <w:r>
+        <w:rPr>
+          <w:rFonts w:ascii="Times New Roman" w:eastAsia="Times New Roman" w:hAnsi="Times New Roman" w:cs="Times New Roman"/>
+          <w:color w:val="000000"/>
+        </w:rPr>
+        <w:t xml:space="preserve"> K, Maiti S, Hajizadeh N, Wolf-Klein G, </w:t>
+      </w:r>
+      <w:proofErr w:type="spellStart"/>
+      <w:r>
+        <w:rPr>
+          <w:rFonts w:ascii="Times New Roman" w:eastAsia="Times New Roman" w:hAnsi="Times New Roman" w:cs="Times New Roman"/>
+          <w:color w:val="000000"/>
+        </w:rPr>
+        <w:t>Pekmezaris</w:t>
+      </w:r>
+      <w:proofErr w:type="spellEnd"/>
+      <w:r>
+        <w:rPr>
+          <w:rFonts w:ascii="Times New Roman" w:eastAsia="Times New Roman" w:hAnsi="Times New Roman" w:cs="Times New Roman"/>
+          <w:color w:val="000000"/>
+        </w:rPr>
+        <w:t xml:space="preserve"> R. Do-Not-Resuscitate Orders in Older Adults During Hospitalization: A Propensity Score-Matched Analysis. J Am </w:t>
+      </w:r>
+      <w:proofErr w:type="spellStart"/>
+      <w:r>
+        <w:rPr>
+          <w:rFonts w:ascii="Times New Roman" w:eastAsia="Times New Roman" w:hAnsi="Times New Roman" w:cs="Times New Roman"/>
+          <w:color w:val="000000"/>
+        </w:rPr>
+        <w:t>Geriatr</w:t>
+      </w:r>
+      <w:proofErr w:type="spellEnd"/>
+      <w:r>
+        <w:rPr>
+          <w:rFonts w:ascii="Times New Roman" w:eastAsia="Times New Roman" w:hAnsi="Times New Roman" w:cs="Times New Roman"/>
+          <w:color w:val="000000"/>
+        </w:rPr>
+        <w:t xml:space="preserve"> Soc. 2018;66(5):924-929.</w:t>
       </w:r>
     </w:p>
     <w:p>
@@ -14478,14 +11237,14 @@
           <w:bottom w:val="none" w:sz="0" w:space="0" w:color="000000"/>
           <w:right w:val="none" w:sz="0" w:space="0" w:color="000000"/>
         </w:pBdr>
-        <w:spacing w:after="80" w:line="276" w:lineRule="auto"/>
-      </w:pPr>
-      <w:r>
-        <w:rPr>
-          <w:rFonts w:ascii="Times New Roman" w:eastAsia="Times New Roman" w:hAnsi="Times New Roman" w:cs="Times New Roman"/>
-          <w:color w:val="000000"/>
-        </w:rPr>
-        <w:t xml:space="preserve">16. Liang Y, Jiang X, Zhang B. Evaluating Risk-Adjusted Hospital Performance Using Large-Scale Data on Mortality Rates of Patients in Intensive Care Units: A Flexible Semi-Nonparametric Modeling Approach. IEEE J </w:t>
+        <w:spacing w:after="80" w:line="360" w:lineRule="auto"/>
+      </w:pPr>
+      <w:r>
+        <w:rPr>
+          <w:rFonts w:ascii="Times New Roman" w:eastAsia="Times New Roman" w:hAnsi="Times New Roman" w:cs="Times New Roman"/>
+          <w:color w:val="000000"/>
+        </w:rPr>
+        <w:t xml:space="preserve">13. Driggers KE, Keenan LM, Alcover KC, Atkin M, Irby K, Kovacs M, McLawhorn MM, Mir-Kasimov M, </w:t>
       </w:r>
       <w:proofErr w:type="spellStart"/>
       <w:r>
@@ -14493,7 +11252,7 @@
           <w:rFonts w:ascii="Times New Roman" w:eastAsia="Times New Roman" w:hAnsi="Times New Roman" w:cs="Times New Roman"/>
           <w:color w:val="000000"/>
         </w:rPr>
-        <w:t>Transl</w:t>
+        <w:t>Sabbahi</w:t>
       </w:r>
       <w:proofErr w:type="spellEnd"/>
       <w:r>
@@ -14501,23 +11260,23 @@
           <w:rFonts w:ascii="Times New Roman" w:eastAsia="Times New Roman" w:hAnsi="Times New Roman" w:cs="Times New Roman"/>
           <w:color w:val="000000"/>
         </w:rPr>
-        <w:t xml:space="preserve"> Eng Health Med. </w:t>
-      </w:r>
-      <w:proofErr w:type="gramStart"/>
-      <w:r>
-        <w:rPr>
-          <w:rFonts w:ascii="Times New Roman" w:eastAsia="Times New Roman" w:hAnsi="Times New Roman" w:cs="Times New Roman"/>
-          <w:color w:val="000000"/>
-        </w:rPr>
-        <w:t>2023;11:232</w:t>
-      </w:r>
-      <w:proofErr w:type="gramEnd"/>
-      <w:r>
-        <w:rPr>
-          <w:rFonts w:ascii="Times New Roman" w:eastAsia="Times New Roman" w:hAnsi="Times New Roman" w:cs="Times New Roman"/>
-          <w:color w:val="000000"/>
-        </w:rPr>
-        <w:t>-246.</w:t>
+        <w:t xml:space="preserve"> WZ, Sellman J, Johnson LS. Unintended Consequences of Code Status in the Intensive Care Unit: What Happens After a Do-Not-Resuscitate Order Is Placed? A Retrospective Cohort Study. J </w:t>
+      </w:r>
+      <w:proofErr w:type="spellStart"/>
+      <w:r>
+        <w:rPr>
+          <w:rFonts w:ascii="Times New Roman" w:eastAsia="Times New Roman" w:hAnsi="Times New Roman" w:cs="Times New Roman"/>
+          <w:color w:val="000000"/>
+        </w:rPr>
+        <w:t>Palliat</w:t>
+      </w:r>
+      <w:proofErr w:type="spellEnd"/>
+      <w:r>
+        <w:rPr>
+          <w:rFonts w:ascii="Times New Roman" w:eastAsia="Times New Roman" w:hAnsi="Times New Roman" w:cs="Times New Roman"/>
+          <w:color w:val="000000"/>
+        </w:rPr>
+        <w:t xml:space="preserve"> Med. 2024;27(4):508-514.</w:t>
       </w:r>
     </w:p>
     <w:p>
@@ -14528,31 +11287,30 @@
           <w:bottom w:val="none" w:sz="0" w:space="0" w:color="000000"/>
           <w:right w:val="none" w:sz="0" w:space="0" w:color="000000"/>
         </w:pBdr>
-        <w:spacing w:after="80" w:line="276" w:lineRule="auto"/>
-      </w:pPr>
-      <w:r>
-        <w:rPr>
-          <w:rFonts w:ascii="Times New Roman" w:eastAsia="Times New Roman" w:hAnsi="Times New Roman" w:cs="Times New Roman"/>
-          <w:color w:val="000000"/>
-        </w:rPr>
-        <w:lastRenderedPageBreak/>
-        <w:t xml:space="preserve">17. Prescott HC, Kadel RP, Eyman JR, Freyberg R, </w:t>
-      </w:r>
-      <w:proofErr w:type="spellStart"/>
-      <w:r>
-        <w:rPr>
-          <w:rFonts w:ascii="Times New Roman" w:eastAsia="Times New Roman" w:hAnsi="Times New Roman" w:cs="Times New Roman"/>
-          <w:color w:val="000000"/>
-        </w:rPr>
-        <w:t>Quarrick</w:t>
-      </w:r>
-      <w:proofErr w:type="spellEnd"/>
-      <w:r>
-        <w:rPr>
-          <w:rFonts w:ascii="Times New Roman" w:eastAsia="Times New Roman" w:hAnsi="Times New Roman" w:cs="Times New Roman"/>
-          <w:color w:val="000000"/>
-        </w:rPr>
-        <w:t xml:space="preserve"> M, Brewer D, Hasselbeck R. Risk-Adjusting Mortality in the Nationwide Veterans Affairs Healthcare System. J Gen Intern Med. 2022;37(15):3877-3884.</w:t>
+        <w:spacing w:after="80" w:line="360" w:lineRule="auto"/>
+      </w:pPr>
+      <w:r>
+        <w:rPr>
+          <w:rFonts w:ascii="Times New Roman" w:eastAsia="Times New Roman" w:hAnsi="Times New Roman" w:cs="Times New Roman"/>
+          <w:color w:val="000000"/>
+        </w:rPr>
+        <w:t xml:space="preserve">14. Knaus, William A, Draper, Elizabeth A, Wagner, Douglas P, Zimmerman, Jack E. APACHE II: a </w:t>
+      </w:r>
+      <w:proofErr w:type="gramStart"/>
+      <w:r>
+        <w:rPr>
+          <w:rFonts w:ascii="Times New Roman" w:eastAsia="Times New Roman" w:hAnsi="Times New Roman" w:cs="Times New Roman"/>
+          <w:color w:val="000000"/>
+        </w:rPr>
+        <w:t>severity of disease</w:t>
+      </w:r>
+      <w:proofErr w:type="gramEnd"/>
+      <w:r>
+        <w:rPr>
+          <w:rFonts w:ascii="Times New Roman" w:eastAsia="Times New Roman" w:hAnsi="Times New Roman" w:cs="Times New Roman"/>
+          <w:color w:val="000000"/>
+        </w:rPr>
+        <w:t xml:space="preserve"> classification system. Critical Care Medicine. 1985;13(10):818-829.</w:t>
       </w:r>
     </w:p>
     <w:p>
@@ -14563,30 +11321,14 @@
           <w:bottom w:val="none" w:sz="0" w:space="0" w:color="000000"/>
           <w:right w:val="none" w:sz="0" w:space="0" w:color="000000"/>
         </w:pBdr>
-        <w:spacing w:after="80" w:line="276" w:lineRule="auto"/>
-      </w:pPr>
-      <w:r>
-        <w:rPr>
-          <w:rFonts w:ascii="Times New Roman" w:eastAsia="Times New Roman" w:hAnsi="Times New Roman" w:cs="Times New Roman"/>
-          <w:color w:val="000000"/>
-        </w:rPr>
-        <w:t xml:space="preserve">19. Ray M, Zhao S, Wang S, Bohl A, Romano PS. Improving hospital quality risk-adjustment models using interactions identified by hierarchical group lasso </w:t>
-      </w:r>
-      <w:proofErr w:type="spellStart"/>
-      <w:r>
-        <w:rPr>
-          <w:rFonts w:ascii="Times New Roman" w:eastAsia="Times New Roman" w:hAnsi="Times New Roman" w:cs="Times New Roman"/>
-          <w:color w:val="000000"/>
-        </w:rPr>
-        <w:t>regularisation</w:t>
-      </w:r>
-      <w:proofErr w:type="spellEnd"/>
-      <w:r>
-        <w:rPr>
-          <w:rFonts w:ascii="Times New Roman" w:eastAsia="Times New Roman" w:hAnsi="Times New Roman" w:cs="Times New Roman"/>
-          <w:color w:val="000000"/>
-        </w:rPr>
-        <w:t>. BMC Health Serv Res. 2023;23(1):1419.</w:t>
+        <w:spacing w:after="80" w:line="360" w:lineRule="auto"/>
+      </w:pPr>
+      <w:r>
+        <w:rPr>
+          <w:rFonts w:ascii="Times New Roman" w:eastAsia="Times New Roman" w:hAnsi="Times New Roman" w:cs="Times New Roman"/>
+          <w:color w:val="000000"/>
+        </w:rPr>
+        <w:t>15. Zimmerman JE, Kramer AA, McNair DS, Malila FM. Acute Physiology and Chronic Health Evaluation (APACHE) IV: hospital mortality assessment for today's critically ill patients. Crit Care Med. 2006;34(5):1297-310.</w:t>
       </w:r>
     </w:p>
     <w:p>
@@ -14597,14 +11339,14 @@
           <w:bottom w:val="none" w:sz="0" w:space="0" w:color="000000"/>
           <w:right w:val="none" w:sz="0" w:space="0" w:color="000000"/>
         </w:pBdr>
-        <w:spacing w:after="80" w:line="276" w:lineRule="auto"/>
-      </w:pPr>
-      <w:r>
-        <w:rPr>
-          <w:rFonts w:ascii="Times New Roman" w:eastAsia="Times New Roman" w:hAnsi="Times New Roman" w:cs="Times New Roman"/>
-          <w:color w:val="000000"/>
-        </w:rPr>
-        <w:t xml:space="preserve">21. </w:t>
+        <w:spacing w:after="80" w:line="360" w:lineRule="auto"/>
+      </w:pPr>
+      <w:r>
+        <w:rPr>
+          <w:rFonts w:ascii="Times New Roman" w:eastAsia="Times New Roman" w:hAnsi="Times New Roman" w:cs="Times New Roman"/>
+          <w:color w:val="000000"/>
+        </w:rPr>
+        <w:t xml:space="preserve">16. Falcão ALE, Barros AGA, Bezerra AAM, Ferreira NL, </w:t>
       </w:r>
       <w:proofErr w:type="spellStart"/>
       <w:r>
@@ -14612,7 +11354,7 @@
           <w:rFonts w:ascii="Times New Roman" w:eastAsia="Times New Roman" w:hAnsi="Times New Roman" w:cs="Times New Roman"/>
           <w:color w:val="000000"/>
         </w:rPr>
-        <w:t>Nerenz</w:t>
+        <w:t>Logato</w:t>
       </w:r>
       <w:proofErr w:type="spellEnd"/>
       <w:r>
@@ -14620,39 +11362,39 @@
           <w:rFonts w:ascii="Times New Roman" w:eastAsia="Times New Roman" w:hAnsi="Times New Roman" w:cs="Times New Roman"/>
           <w:color w:val="000000"/>
         </w:rPr>
-        <w:t xml:space="preserve"> DR, Austin JM, Deutscher D, Maddox KEJ, Nuccio EJ, Teigland C, Weinhandl E, Glance LG. Adjusting Quality Measures </w:t>
-      </w:r>
-      <w:proofErr w:type="gramStart"/>
-      <w:r>
-        <w:rPr>
-          <w:rFonts w:ascii="Times New Roman" w:eastAsia="Times New Roman" w:hAnsi="Times New Roman" w:cs="Times New Roman"/>
-          <w:color w:val="000000"/>
-        </w:rPr>
-        <w:t>For</w:t>
-      </w:r>
-      <w:proofErr w:type="gramEnd"/>
-      <w:r>
-        <w:rPr>
-          <w:rFonts w:ascii="Times New Roman" w:eastAsia="Times New Roman" w:hAnsi="Times New Roman" w:cs="Times New Roman"/>
-          <w:color w:val="000000"/>
-        </w:rPr>
-        <w:t xml:space="preserve"> Social Risk Factors Can Promote Equity </w:t>
-      </w:r>
-      <w:proofErr w:type="gramStart"/>
-      <w:r>
-        <w:rPr>
-          <w:rFonts w:ascii="Times New Roman" w:eastAsia="Times New Roman" w:hAnsi="Times New Roman" w:cs="Times New Roman"/>
-          <w:color w:val="000000"/>
-        </w:rPr>
-        <w:t>In</w:t>
-      </w:r>
-      <w:proofErr w:type="gramEnd"/>
-      <w:r>
-        <w:rPr>
-          <w:rFonts w:ascii="Times New Roman" w:eastAsia="Times New Roman" w:hAnsi="Times New Roman" w:cs="Times New Roman"/>
-          <w:color w:val="000000"/>
-        </w:rPr>
-        <w:t xml:space="preserve"> Health Care. Health Aff (Millwood). 2021;40(4):637-644.</w:t>
+        <w:t xml:space="preserve"> CM, Silva FP, do Monte ABFO, Tonella RM, de Figueiredo LC, Moreno R, </w:t>
+      </w:r>
+      <w:proofErr w:type="spellStart"/>
+      <w:r>
+        <w:rPr>
+          <w:rFonts w:ascii="Times New Roman" w:eastAsia="Times New Roman" w:hAnsi="Times New Roman" w:cs="Times New Roman"/>
+          <w:color w:val="000000"/>
+        </w:rPr>
+        <w:t>Dragosavac</w:t>
+      </w:r>
+      <w:proofErr w:type="spellEnd"/>
+      <w:r>
+        <w:rPr>
+          <w:rFonts w:ascii="Times New Roman" w:eastAsia="Times New Roman" w:hAnsi="Times New Roman" w:cs="Times New Roman"/>
+          <w:color w:val="000000"/>
+        </w:rPr>
+        <w:t xml:space="preserve"> D, </w:t>
+      </w:r>
+      <w:proofErr w:type="spellStart"/>
+      <w:r>
+        <w:rPr>
+          <w:rFonts w:ascii="Times New Roman" w:eastAsia="Times New Roman" w:hAnsi="Times New Roman" w:cs="Times New Roman"/>
+          <w:color w:val="000000"/>
+        </w:rPr>
+        <w:t>Andreollo</w:t>
+      </w:r>
+      <w:proofErr w:type="spellEnd"/>
+      <w:r>
+        <w:rPr>
+          <w:rFonts w:ascii="Times New Roman" w:eastAsia="Times New Roman" w:hAnsi="Times New Roman" w:cs="Times New Roman"/>
+          <w:color w:val="000000"/>
+        </w:rPr>
+        <w:t xml:space="preserve"> NA. The prognostic accuracy evaluation of SAPS 3, SOFA and APACHE II scores for mortality prediction in the surgical ICU: an external validation study and decision-making analysis. Ann Intensive Care. 2019;9(1):18.</w:t>
       </w:r>
     </w:p>
     <w:p>
@@ -14663,14 +11405,15 @@
           <w:bottom w:val="none" w:sz="0" w:space="0" w:color="000000"/>
           <w:right w:val="none" w:sz="0" w:space="0" w:color="000000"/>
         </w:pBdr>
-        <w:spacing w:after="80" w:line="276" w:lineRule="auto"/>
-      </w:pPr>
-      <w:r>
-        <w:rPr>
-          <w:rFonts w:ascii="Times New Roman" w:eastAsia="Times New Roman" w:hAnsi="Times New Roman" w:cs="Times New Roman"/>
-          <w:color w:val="000000"/>
-        </w:rPr>
-        <w:t xml:space="preserve">22. Lee SI, Ju YR, Kang DH, Lee JE. Characteristics and outcomes of patients with do-not-resuscitate and physician orders for life-sustaining treatment in a medical intensive care unit: a retrospective cohort study. BMC </w:t>
+        <w:spacing w:after="80" w:line="360" w:lineRule="auto"/>
+      </w:pPr>
+      <w:r>
+        <w:rPr>
+          <w:rFonts w:ascii="Times New Roman" w:eastAsia="Times New Roman" w:hAnsi="Times New Roman" w:cs="Times New Roman"/>
+          <w:color w:val="000000"/>
+        </w:rPr>
+        <w:lastRenderedPageBreak/>
+        <w:t xml:space="preserve">17. Moralez GM, Rabello LSCF, Lisboa TC, Lima MDFA, </w:t>
       </w:r>
       <w:proofErr w:type="spellStart"/>
       <w:r>
@@ -14678,7 +11421,7 @@
           <w:rFonts w:ascii="Times New Roman" w:eastAsia="Times New Roman" w:hAnsi="Times New Roman" w:cs="Times New Roman"/>
           <w:color w:val="000000"/>
         </w:rPr>
-        <w:t>Palliat</w:t>
+        <w:t>Hatum</w:t>
       </w:r>
       <w:proofErr w:type="spellEnd"/>
       <w:r>
@@ -14686,7 +11429,55 @@
           <w:rFonts w:ascii="Times New Roman" w:eastAsia="Times New Roman" w:hAnsi="Times New Roman" w:cs="Times New Roman"/>
           <w:color w:val="000000"/>
         </w:rPr>
-        <w:t xml:space="preserve"> Care. 2024;23(1):42.</w:t>
+        <w:t xml:space="preserve"> RM, De Marco FVC, Alves A, Pinto JEDSS, de Araújo HBN, Ramos GV, Silva AR, Fernandes GC, Faria GBA, Mendes CL, Ramos Filho RÁ, de Souza VP, do </w:t>
+      </w:r>
+      <w:proofErr w:type="spellStart"/>
+      <w:r>
+        <w:rPr>
+          <w:rFonts w:ascii="Times New Roman" w:eastAsia="Times New Roman" w:hAnsi="Times New Roman" w:cs="Times New Roman"/>
+          <w:color w:val="000000"/>
+        </w:rPr>
+        <w:t>Brasil</w:t>
+      </w:r>
+      <w:proofErr w:type="spellEnd"/>
+      <w:r>
+        <w:rPr>
+          <w:rFonts w:ascii="Times New Roman" w:eastAsia="Times New Roman" w:hAnsi="Times New Roman" w:cs="Times New Roman"/>
+          <w:color w:val="000000"/>
+        </w:rPr>
+        <w:t xml:space="preserve"> PEAA, Bozza FA, </w:t>
+      </w:r>
+      <w:proofErr w:type="spellStart"/>
+      <w:r>
+        <w:rPr>
+          <w:rFonts w:ascii="Times New Roman" w:eastAsia="Times New Roman" w:hAnsi="Times New Roman" w:cs="Times New Roman"/>
+          <w:color w:val="000000"/>
+        </w:rPr>
+        <w:t>Salluh</w:t>
+      </w:r>
+      <w:proofErr w:type="spellEnd"/>
+      <w:r>
+        <w:rPr>
+          <w:rFonts w:ascii="Times New Roman" w:eastAsia="Times New Roman" w:hAnsi="Times New Roman" w:cs="Times New Roman"/>
+          <w:color w:val="000000"/>
+        </w:rPr>
+        <w:t xml:space="preserve"> JIF, Soares M, ORCHESTRA Study Investigators. External validation of SAPS 3 and </w:t>
+      </w:r>
+      <w:proofErr w:type="gramStart"/>
+      <w:r>
+        <w:rPr>
+          <w:rFonts w:ascii="Times New Roman" w:eastAsia="Times New Roman" w:hAnsi="Times New Roman" w:cs="Times New Roman"/>
+          <w:color w:val="000000"/>
+        </w:rPr>
+        <w:t>MPM(</w:t>
+      </w:r>
+      <w:proofErr w:type="gramEnd"/>
+      <w:r>
+        <w:rPr>
+          <w:rFonts w:ascii="Times New Roman" w:eastAsia="Times New Roman" w:hAnsi="Times New Roman" w:cs="Times New Roman"/>
+          <w:color w:val="000000"/>
+        </w:rPr>
+        <w:t>0)-III scores in 48,816 patients from 72 Brazilian ICUs. Ann Intensive Care. 2017;7(1):53.</w:t>
       </w:r>
     </w:p>
     <w:p>
@@ -14697,14 +11488,14 @@
           <w:bottom w:val="none" w:sz="0" w:space="0" w:color="000000"/>
           <w:right w:val="none" w:sz="0" w:space="0" w:color="000000"/>
         </w:pBdr>
-        <w:spacing w:after="80" w:line="276" w:lineRule="auto"/>
-      </w:pPr>
-      <w:r>
-        <w:rPr>
-          <w:rFonts w:ascii="Times New Roman" w:eastAsia="Times New Roman" w:hAnsi="Times New Roman" w:cs="Times New Roman"/>
-          <w:color w:val="000000"/>
-        </w:rPr>
-        <w:t xml:space="preserve">23. Driggers KE, Keenan LM, Alcover KC, Atkin M, Irby K, Kovacs M, McLawhorn MM, Mir-Kasimov M, </w:t>
+        <w:spacing w:after="80" w:line="360" w:lineRule="auto"/>
+      </w:pPr>
+      <w:r>
+        <w:rPr>
+          <w:rFonts w:ascii="Times New Roman" w:eastAsia="Times New Roman" w:hAnsi="Times New Roman" w:cs="Times New Roman"/>
+          <w:color w:val="000000"/>
+        </w:rPr>
+        <w:t xml:space="preserve">18. Soares M, </w:t>
       </w:r>
       <w:proofErr w:type="spellStart"/>
       <w:r>
@@ -14712,7 +11503,7 @@
           <w:rFonts w:ascii="Times New Roman" w:eastAsia="Times New Roman" w:hAnsi="Times New Roman" w:cs="Times New Roman"/>
           <w:color w:val="000000"/>
         </w:rPr>
-        <w:t>Sabbahi</w:t>
+        <w:t>Dongelmans</w:t>
       </w:r>
       <w:proofErr w:type="spellEnd"/>
       <w:r>
@@ -14720,7 +11511,23 @@
           <w:rFonts w:ascii="Times New Roman" w:eastAsia="Times New Roman" w:hAnsi="Times New Roman" w:cs="Times New Roman"/>
           <w:color w:val="000000"/>
         </w:rPr>
-        <w:t xml:space="preserve"> WZ, Sellman J, Johnson LS. Unintended Consequences of Code Status in the Intensive Care Unit: What Happens After a Do-Not-Resuscitate Order Is Placed? A Retrospective Cohort Study. J </w:t>
+        <w:t xml:space="preserve"> DA. Why should we not use APACHE II for performance measurement and </w:t>
+      </w:r>
+      <w:proofErr w:type="gramStart"/>
+      <w:r>
+        <w:rPr>
+          <w:rFonts w:ascii="Times New Roman" w:eastAsia="Times New Roman" w:hAnsi="Times New Roman" w:cs="Times New Roman"/>
+          <w:color w:val="000000"/>
+        </w:rPr>
+        <w:t>benchmarking?.</w:t>
+      </w:r>
+      <w:proofErr w:type="gramEnd"/>
+      <w:r>
+        <w:rPr>
+          <w:rFonts w:ascii="Times New Roman" w:eastAsia="Times New Roman" w:hAnsi="Times New Roman" w:cs="Times New Roman"/>
+          <w:color w:val="000000"/>
+        </w:rPr>
+        <w:t xml:space="preserve"> Rev Bras Ter </w:t>
       </w:r>
       <w:proofErr w:type="spellStart"/>
       <w:r>
@@ -14728,7 +11535,7 @@
           <w:rFonts w:ascii="Times New Roman" w:eastAsia="Times New Roman" w:hAnsi="Times New Roman" w:cs="Times New Roman"/>
           <w:color w:val="000000"/>
         </w:rPr>
-        <w:t>Palliat</w:t>
+        <w:t>Intensiva</w:t>
       </w:r>
       <w:proofErr w:type="spellEnd"/>
       <w:r>
@@ -14736,7 +11543,7 @@
           <w:rFonts w:ascii="Times New Roman" w:eastAsia="Times New Roman" w:hAnsi="Times New Roman" w:cs="Times New Roman"/>
           <w:color w:val="000000"/>
         </w:rPr>
-        <w:t xml:space="preserve"> Med. 2024;27(4):508-514.</w:t>
+        <w:t>. 2017;29(3):268-270.</w:t>
       </w:r>
     </w:p>
     <w:p>
@@ -14747,14 +11554,14 @@
           <w:bottom w:val="none" w:sz="0" w:space="0" w:color="000000"/>
           <w:right w:val="none" w:sz="0" w:space="0" w:color="000000"/>
         </w:pBdr>
-        <w:spacing w:after="80" w:line="276" w:lineRule="auto"/>
-      </w:pPr>
-      <w:r>
-        <w:rPr>
-          <w:rFonts w:ascii="Times New Roman" w:eastAsia="Times New Roman" w:hAnsi="Times New Roman" w:cs="Times New Roman"/>
-          <w:color w:val="000000"/>
-        </w:rPr>
-        <w:t xml:space="preserve">24. Asiri A, </w:t>
+        <w:spacing w:after="80" w:line="360" w:lineRule="auto"/>
+      </w:pPr>
+      <w:r>
+        <w:rPr>
+          <w:rFonts w:ascii="Times New Roman" w:eastAsia="Times New Roman" w:hAnsi="Times New Roman" w:cs="Times New Roman"/>
+          <w:color w:val="000000"/>
+        </w:rPr>
+        <w:t xml:space="preserve">19. Bennett CE, Wright RS, </w:t>
       </w:r>
       <w:proofErr w:type="spellStart"/>
       <w:r>
@@ -14762,7 +11569,7 @@
           <w:rFonts w:ascii="Times New Roman" w:eastAsia="Times New Roman" w:hAnsi="Times New Roman" w:cs="Times New Roman"/>
           <w:color w:val="000000"/>
         </w:rPr>
-        <w:t>Alenezi</w:t>
+        <w:t>Jentzer</w:t>
       </w:r>
       <w:proofErr w:type="spellEnd"/>
       <w:r>
@@ -14770,55 +11577,7 @@
           <w:rFonts w:ascii="Times New Roman" w:eastAsia="Times New Roman" w:hAnsi="Times New Roman" w:cs="Times New Roman"/>
           <w:color w:val="000000"/>
         </w:rPr>
-        <w:t xml:space="preserve"> FZ, Tamim H, Sadat M, Bin Humaid F, </w:t>
-      </w:r>
-      <w:proofErr w:type="spellStart"/>
-      <w:r>
-        <w:rPr>
-          <w:rFonts w:ascii="Times New Roman" w:eastAsia="Times New Roman" w:hAnsi="Times New Roman" w:cs="Times New Roman"/>
-          <w:color w:val="000000"/>
-        </w:rPr>
-        <w:t>AlWehaibi</w:t>
-      </w:r>
-      <w:proofErr w:type="spellEnd"/>
-      <w:r>
-        <w:rPr>
-          <w:rFonts w:ascii="Times New Roman" w:eastAsia="Times New Roman" w:hAnsi="Times New Roman" w:cs="Times New Roman"/>
-          <w:color w:val="000000"/>
-        </w:rPr>
-        <w:t xml:space="preserve"> W, Al-</w:t>
-      </w:r>
-      <w:proofErr w:type="spellStart"/>
-      <w:r>
-        <w:rPr>
-          <w:rFonts w:ascii="Times New Roman" w:eastAsia="Times New Roman" w:hAnsi="Times New Roman" w:cs="Times New Roman"/>
-          <w:color w:val="000000"/>
-        </w:rPr>
-        <w:t>Dorzi</w:t>
-      </w:r>
-      <w:proofErr w:type="spellEnd"/>
-      <w:r>
-        <w:rPr>
-          <w:rFonts w:ascii="Times New Roman" w:eastAsia="Times New Roman" w:hAnsi="Times New Roman" w:cs="Times New Roman"/>
-          <w:color w:val="000000"/>
-        </w:rPr>
-        <w:t xml:space="preserve"> HM, Alzoubi YA, Alanazi SA, Naidu B, Arabi YM. Practice and Predictors of Do-Not-Resuscitate Orders in a Tertiary-Care Intensive Care Unit in Saudi Arabia. Crit Care Res </w:t>
-      </w:r>
-      <w:proofErr w:type="spellStart"/>
-      <w:r>
-        <w:rPr>
-          <w:rFonts w:ascii="Times New Roman" w:eastAsia="Times New Roman" w:hAnsi="Times New Roman" w:cs="Times New Roman"/>
-          <w:color w:val="000000"/>
-        </w:rPr>
-        <w:t>Pract</w:t>
-      </w:r>
-      <w:proofErr w:type="spellEnd"/>
-      <w:r>
-        <w:rPr>
-          <w:rFonts w:ascii="Times New Roman" w:eastAsia="Times New Roman" w:hAnsi="Times New Roman" w:cs="Times New Roman"/>
-          <w:color w:val="000000"/>
-        </w:rPr>
-        <w:t xml:space="preserve">. </w:t>
+        <w:t xml:space="preserve"> J, Gajic O, Murphree DH, Murphy JG, Mankad SV, Wiley BM, Bell MR, Barsness GW. Severity of illness assessment with application of the APACHE IV predicted mortality and outcome trends analysis in an academic cardiac intensive care unit. J Crit Care. </w:t>
       </w:r>
       <w:proofErr w:type="gramStart"/>
       <w:r>
@@ -14826,7 +11585,7 @@
           <w:rFonts w:ascii="Times New Roman" w:eastAsia="Times New Roman" w:hAnsi="Times New Roman" w:cs="Times New Roman"/>
           <w:color w:val="000000"/>
         </w:rPr>
-        <w:t>2024;2024:5516516</w:t>
+        <w:t>2019;50:242</w:t>
       </w:r>
       <w:proofErr w:type="gramEnd"/>
       <w:r>
@@ -14834,7 +11593,7 @@
           <w:rFonts w:ascii="Times New Roman" w:eastAsia="Times New Roman" w:hAnsi="Times New Roman" w:cs="Times New Roman"/>
           <w:color w:val="000000"/>
         </w:rPr>
-        <w:t>.</w:t>
+        <w:t>-246.</w:t>
       </w:r>
     </w:p>
     <w:p>
@@ -14845,14 +11604,14 @@
           <w:bottom w:val="none" w:sz="0" w:space="0" w:color="000000"/>
           <w:right w:val="none" w:sz="0" w:space="0" w:color="000000"/>
         </w:pBdr>
-        <w:spacing w:after="80" w:line="276" w:lineRule="auto"/>
-      </w:pPr>
-      <w:r>
-        <w:rPr>
-          <w:rFonts w:ascii="Times New Roman" w:eastAsia="Times New Roman" w:hAnsi="Times New Roman" w:cs="Times New Roman"/>
-          <w:color w:val="000000"/>
-        </w:rPr>
-        <w:t xml:space="preserve">25. Ouyang DJ, Lief L, Russell D, Xu J, Berlin DA, Gentzler E, Su A, Cooper ZR, </w:t>
+        <w:spacing w:after="80" w:line="360" w:lineRule="auto"/>
+      </w:pPr>
+      <w:r>
+        <w:rPr>
+          <w:rFonts w:ascii="Times New Roman" w:eastAsia="Times New Roman" w:hAnsi="Times New Roman" w:cs="Times New Roman"/>
+          <w:color w:val="000000"/>
+        </w:rPr>
+        <w:t xml:space="preserve">20. Sarkar R, Martin C, Mattie H, </w:t>
       </w:r>
       <w:proofErr w:type="spellStart"/>
       <w:r>
@@ -14860,7 +11619,7 @@
           <w:rFonts w:ascii="Times New Roman" w:eastAsia="Times New Roman" w:hAnsi="Times New Roman" w:cs="Times New Roman"/>
           <w:color w:val="000000"/>
         </w:rPr>
-        <w:t>Senglaub</w:t>
+        <w:t>Gichoya</w:t>
       </w:r>
       <w:proofErr w:type="spellEnd"/>
       <w:r>
@@ -14868,39 +11627,7 @@
           <w:rFonts w:ascii="Times New Roman" w:eastAsia="Times New Roman" w:hAnsi="Times New Roman" w:cs="Times New Roman"/>
           <w:color w:val="000000"/>
         </w:rPr>
-        <w:t xml:space="preserve"> SS, Maciejewski PK, </w:t>
-      </w:r>
-      <w:proofErr w:type="spellStart"/>
-      <w:r>
-        <w:rPr>
-          <w:rFonts w:ascii="Times New Roman" w:eastAsia="Times New Roman" w:hAnsi="Times New Roman" w:cs="Times New Roman"/>
-          <w:color w:val="000000"/>
-        </w:rPr>
-        <w:t>Prigerson</w:t>
-      </w:r>
-      <w:proofErr w:type="spellEnd"/>
-      <w:r>
-        <w:rPr>
-          <w:rFonts w:ascii="Times New Roman" w:eastAsia="Times New Roman" w:hAnsi="Times New Roman" w:cs="Times New Roman"/>
-          <w:color w:val="000000"/>
-        </w:rPr>
-        <w:t xml:space="preserve"> HG. Timing is everything: Early do-not-resuscitate orders in the intensive care unit and patient outcomes. </w:t>
-      </w:r>
-      <w:proofErr w:type="spellStart"/>
-      <w:r>
-        <w:rPr>
-          <w:rFonts w:ascii="Times New Roman" w:eastAsia="Times New Roman" w:hAnsi="Times New Roman" w:cs="Times New Roman"/>
-          <w:color w:val="000000"/>
-        </w:rPr>
-        <w:t>PLoS</w:t>
-      </w:r>
-      <w:proofErr w:type="spellEnd"/>
-      <w:r>
-        <w:rPr>
-          <w:rFonts w:ascii="Times New Roman" w:eastAsia="Times New Roman" w:hAnsi="Times New Roman" w:cs="Times New Roman"/>
-          <w:color w:val="000000"/>
-        </w:rPr>
-        <w:t xml:space="preserve"> One. 2020;15(2</w:t>
+        <w:t xml:space="preserve"> JW, Stone DJ, Celi LA. Performance of intensive care unit severity scoring systems across different ethnicities in the USA: a retrospective observational study. Lancet Digit Health. 2021;3(4</w:t>
       </w:r>
       <w:proofErr w:type="gramStart"/>
       <w:r>
@@ -14916,7 +11643,7 @@
           <w:rFonts w:ascii="Times New Roman" w:eastAsia="Times New Roman" w:hAnsi="Times New Roman" w:cs="Times New Roman"/>
           <w:color w:val="000000"/>
         </w:rPr>
-        <w:t>0227971.</w:t>
+        <w:t>241-e249.</w:t>
       </w:r>
     </w:p>
     <w:p>
@@ -14927,14 +11654,30 @@
           <w:bottom w:val="none" w:sz="0" w:space="0" w:color="000000"/>
           <w:right w:val="none" w:sz="0" w:space="0" w:color="000000"/>
         </w:pBdr>
-        <w:spacing w:after="80" w:line="276" w:lineRule="auto"/>
-      </w:pPr>
-      <w:r>
-        <w:rPr>
-          <w:rFonts w:ascii="Times New Roman" w:eastAsia="Times New Roman" w:hAnsi="Times New Roman" w:cs="Times New Roman"/>
-          <w:color w:val="000000"/>
-        </w:rPr>
-        <w:t>26. Fuchs L, Anstey M, Feng M, Toledano R, Kogan S, Howell MD, Clardy P, Celi L, Talmor D, Novack V. Quantifying the Mortality Impact of Do-Not-Resuscitate Orders in the ICU. Crit Care Med. 2017;45(6):1019-1027.</w:t>
+        <w:spacing w:after="80" w:line="360" w:lineRule="auto"/>
+      </w:pPr>
+      <w:r>
+        <w:rPr>
+          <w:rFonts w:ascii="Times New Roman" w:eastAsia="Times New Roman" w:hAnsi="Times New Roman" w:cs="Times New Roman"/>
+          <w:color w:val="000000"/>
+        </w:rPr>
+        <w:t xml:space="preserve">21. Glance LG, Osler TM, Dick A. Rating the quality of intensive care units: is it a function of the intensive care unit scoring </w:t>
+      </w:r>
+      <w:proofErr w:type="gramStart"/>
+      <w:r>
+        <w:rPr>
+          <w:rFonts w:ascii="Times New Roman" w:eastAsia="Times New Roman" w:hAnsi="Times New Roman" w:cs="Times New Roman"/>
+          <w:color w:val="000000"/>
+        </w:rPr>
+        <w:t>system?.</w:t>
+      </w:r>
+      <w:proofErr w:type="gramEnd"/>
+      <w:r>
+        <w:rPr>
+          <w:rFonts w:ascii="Times New Roman" w:eastAsia="Times New Roman" w:hAnsi="Times New Roman" w:cs="Times New Roman"/>
+          <w:color w:val="000000"/>
+        </w:rPr>
+        <w:t xml:space="preserve"> Crit Care Med. 2002;30(9):1976-82.</w:t>
       </w:r>
     </w:p>
     <w:p>
@@ -14945,14 +11688,14 @@
           <w:bottom w:val="none" w:sz="0" w:space="0" w:color="000000"/>
           <w:right w:val="none" w:sz="0" w:space="0" w:color="000000"/>
         </w:pBdr>
-        <w:spacing w:after="80" w:line="276" w:lineRule="auto"/>
-      </w:pPr>
-      <w:r>
-        <w:rPr>
-          <w:rFonts w:ascii="Times New Roman" w:eastAsia="Times New Roman" w:hAnsi="Times New Roman" w:cs="Times New Roman"/>
-          <w:color w:val="000000"/>
-        </w:rPr>
-        <w:t>27. Wade CE, del Junco DJ, Fox EE, Cotton BA, Cohen MJ, Muskat P, Schreiber MA, Rahbar MH, Sauer RM, Brasel KJ, Bulger EM, Myers JG, Phelan HA, Alarcon LH, Holcomb JB, PROMMTT Study Group. Do-not-resuscitate orders in trauma patients may bias mortality-based effect estimates: an evaluation using the PROMMTT study. J Trauma Acute Care Surg. 2013;75(1 Suppl 1</w:t>
+        <w:spacing w:after="80" w:line="360" w:lineRule="auto"/>
+      </w:pPr>
+      <w:r>
+        <w:rPr>
+          <w:rFonts w:ascii="Times New Roman" w:eastAsia="Times New Roman" w:hAnsi="Times New Roman" w:cs="Times New Roman"/>
+          <w:color w:val="000000"/>
+        </w:rPr>
+        <w:t xml:space="preserve">22. Kramer AA, Higgins TL, Zimmerman JE. Comparing observed and predicted mortality among ICUs using different prognostic systems: why do performance assessments </w:t>
       </w:r>
       <w:proofErr w:type="gramStart"/>
       <w:r>
@@ -14960,7 +11703,7 @@
           <w:rFonts w:ascii="Times New Roman" w:eastAsia="Times New Roman" w:hAnsi="Times New Roman" w:cs="Times New Roman"/>
           <w:color w:val="000000"/>
         </w:rPr>
-        <w:t>):S</w:t>
+        <w:t>differ?.</w:t>
       </w:r>
       <w:proofErr w:type="gramEnd"/>
       <w:r>
@@ -14968,7 +11711,7 @@
           <w:rFonts w:ascii="Times New Roman" w:eastAsia="Times New Roman" w:hAnsi="Times New Roman" w:cs="Times New Roman"/>
           <w:color w:val="000000"/>
         </w:rPr>
-        <w:t>89-96.</w:t>
+        <w:t xml:space="preserve"> Crit Care Med. 2015;43(2):261-9.</w:t>
       </w:r>
     </w:p>
     <w:p>
@@ -14979,14 +11722,14 @@
           <w:bottom w:val="none" w:sz="0" w:space="0" w:color="000000"/>
           <w:right w:val="none" w:sz="0" w:space="0" w:color="000000"/>
         </w:pBdr>
-        <w:spacing w:after="80" w:line="276" w:lineRule="auto"/>
-      </w:pPr>
-      <w:r>
-        <w:rPr>
-          <w:rFonts w:ascii="Times New Roman" w:eastAsia="Times New Roman" w:hAnsi="Times New Roman" w:cs="Times New Roman"/>
-          <w:color w:val="000000"/>
-        </w:rPr>
-        <w:t xml:space="preserve">29. Patel K, </w:t>
+        <w:spacing w:after="80" w:line="360" w:lineRule="auto"/>
+      </w:pPr>
+      <w:r>
+        <w:rPr>
+          <w:rFonts w:ascii="Times New Roman" w:eastAsia="Times New Roman" w:hAnsi="Times New Roman" w:cs="Times New Roman"/>
+          <w:color w:val="000000"/>
+        </w:rPr>
+        <w:t xml:space="preserve">23. Barbash IJ, Le TQ, Pike F, </w:t>
       </w:r>
       <w:proofErr w:type="spellStart"/>
       <w:r>
@@ -14994,7 +11737,7 @@
           <w:rFonts w:ascii="Times New Roman" w:eastAsia="Times New Roman" w:hAnsi="Times New Roman" w:cs="Times New Roman"/>
           <w:color w:val="000000"/>
         </w:rPr>
-        <w:t>Sinvani</w:t>
+        <w:t>Barnato</w:t>
       </w:r>
       <w:proofErr w:type="spellEnd"/>
       <w:r>
@@ -15002,7 +11745,7 @@
           <w:rFonts w:ascii="Times New Roman" w:eastAsia="Times New Roman" w:hAnsi="Times New Roman" w:cs="Times New Roman"/>
           <w:color w:val="000000"/>
         </w:rPr>
-        <w:t xml:space="preserve"> L, Patel V, Kozikowski A, </w:t>
+        <w:t xml:space="preserve"> AE, Angus DC, Kahn JM. The Effect of Intensive Care Unit Admission Patterns on Mortality-based Critical Care Performance Measures. Ann Am </w:t>
       </w:r>
       <w:proofErr w:type="spellStart"/>
       <w:r>
@@ -15010,7 +11753,7 @@
           <w:rFonts w:ascii="Times New Roman" w:eastAsia="Times New Roman" w:hAnsi="Times New Roman" w:cs="Times New Roman"/>
           <w:color w:val="000000"/>
         </w:rPr>
-        <w:t>Smilios</w:t>
+        <w:t>Thorac</w:t>
       </w:r>
       <w:proofErr w:type="spellEnd"/>
       <w:r>
@@ -15018,55 +11761,7 @@
           <w:rFonts w:ascii="Times New Roman" w:eastAsia="Times New Roman" w:hAnsi="Times New Roman" w:cs="Times New Roman"/>
           <w:color w:val="000000"/>
         </w:rPr>
-        <w:t xml:space="preserve"> C, Akerman M, </w:t>
-      </w:r>
-      <w:proofErr w:type="spellStart"/>
-      <w:r>
-        <w:rPr>
-          <w:rFonts w:ascii="Times New Roman" w:eastAsia="Times New Roman" w:hAnsi="Times New Roman" w:cs="Times New Roman"/>
-          <w:color w:val="000000"/>
-        </w:rPr>
-        <w:t>Kiszko</w:t>
-      </w:r>
-      <w:proofErr w:type="spellEnd"/>
-      <w:r>
-        <w:rPr>
-          <w:rFonts w:ascii="Times New Roman" w:eastAsia="Times New Roman" w:hAnsi="Times New Roman" w:cs="Times New Roman"/>
-          <w:color w:val="000000"/>
-        </w:rPr>
-        <w:t xml:space="preserve"> K, Maiti S, Hajizadeh N, Wolf-Klein G, </w:t>
-      </w:r>
-      <w:proofErr w:type="spellStart"/>
-      <w:r>
-        <w:rPr>
-          <w:rFonts w:ascii="Times New Roman" w:eastAsia="Times New Roman" w:hAnsi="Times New Roman" w:cs="Times New Roman"/>
-          <w:color w:val="000000"/>
-        </w:rPr>
-        <w:t>Pekmezaris</w:t>
-      </w:r>
-      <w:proofErr w:type="spellEnd"/>
-      <w:r>
-        <w:rPr>
-          <w:rFonts w:ascii="Times New Roman" w:eastAsia="Times New Roman" w:hAnsi="Times New Roman" w:cs="Times New Roman"/>
-          <w:color w:val="000000"/>
-        </w:rPr>
-        <w:t xml:space="preserve"> R. Do-Not-Resuscitate Orders in Older Adults During Hospitalization: A Propensity Score-Matched Analysis. J Am </w:t>
-      </w:r>
-      <w:proofErr w:type="spellStart"/>
-      <w:r>
-        <w:rPr>
-          <w:rFonts w:ascii="Times New Roman" w:eastAsia="Times New Roman" w:hAnsi="Times New Roman" w:cs="Times New Roman"/>
-          <w:color w:val="000000"/>
-        </w:rPr>
-        <w:t>Geriatr</w:t>
-      </w:r>
-      <w:proofErr w:type="spellEnd"/>
-      <w:r>
-        <w:rPr>
-          <w:rFonts w:ascii="Times New Roman" w:eastAsia="Times New Roman" w:hAnsi="Times New Roman" w:cs="Times New Roman"/>
-          <w:color w:val="000000"/>
-        </w:rPr>
-        <w:t xml:space="preserve"> Soc. 2018;66(5):924-929.</w:t>
+        <w:t xml:space="preserve"> Soc. 2016;13(6):877-86.</w:t>
       </w:r>
     </w:p>
     <w:p>
@@ -15077,30 +11772,46 @@
           <w:bottom w:val="none" w:sz="0" w:space="0" w:color="000000"/>
           <w:right w:val="none" w:sz="0" w:space="0" w:color="000000"/>
         </w:pBdr>
-        <w:spacing w:after="80" w:line="276" w:lineRule="auto"/>
-      </w:pPr>
-      <w:r>
-        <w:rPr>
-          <w:rFonts w:ascii="Times New Roman" w:eastAsia="Times New Roman" w:hAnsi="Times New Roman" w:cs="Times New Roman"/>
-          <w:color w:val="000000"/>
-        </w:rPr>
-        <w:t xml:space="preserve">30. Hart JL, Harhay MO, Gabler NB, Ratcliffe SJ, Quill CM, Halpern SD. Variability Among US Intensive Care Units in Managing the Care of Patients Admitted </w:t>
-      </w:r>
-      <w:proofErr w:type="gramStart"/>
-      <w:r>
-        <w:rPr>
-          <w:rFonts w:ascii="Times New Roman" w:eastAsia="Times New Roman" w:hAnsi="Times New Roman" w:cs="Times New Roman"/>
-          <w:color w:val="000000"/>
-        </w:rPr>
-        <w:t>With</w:t>
-      </w:r>
-      <w:proofErr w:type="gramEnd"/>
-      <w:r>
-        <w:rPr>
-          <w:rFonts w:ascii="Times New Roman" w:eastAsia="Times New Roman" w:hAnsi="Times New Roman" w:cs="Times New Roman"/>
-          <w:color w:val="000000"/>
-        </w:rPr>
-        <w:t xml:space="preserve"> Preexisting Limits on Life-Sustaining Therapies. JAMA Intern Med. 2015;175(6):1019-26.</w:t>
+        <w:spacing w:after="80" w:line="360" w:lineRule="auto"/>
+      </w:pPr>
+      <w:r>
+        <w:rPr>
+          <w:rFonts w:ascii="Times New Roman" w:eastAsia="Times New Roman" w:hAnsi="Times New Roman" w:cs="Times New Roman"/>
+          <w:color w:val="000000"/>
+        </w:rPr>
+        <w:t xml:space="preserve">24. </w:t>
+      </w:r>
+      <w:proofErr w:type="spellStart"/>
+      <w:r>
+        <w:rPr>
+          <w:rFonts w:ascii="Times New Roman" w:eastAsia="Times New Roman" w:hAnsi="Times New Roman" w:cs="Times New Roman"/>
+          <w:color w:val="000000"/>
+        </w:rPr>
+        <w:t>Dijkema</w:t>
+      </w:r>
+      <w:proofErr w:type="spellEnd"/>
+      <w:r>
+        <w:rPr>
+          <w:rFonts w:ascii="Times New Roman" w:eastAsia="Times New Roman" w:hAnsi="Times New Roman" w:cs="Times New Roman"/>
+          <w:color w:val="000000"/>
+        </w:rPr>
+        <w:t xml:space="preserve"> LM, </w:t>
+      </w:r>
+      <w:proofErr w:type="spellStart"/>
+      <w:r>
+        <w:rPr>
+          <w:rFonts w:ascii="Times New Roman" w:eastAsia="Times New Roman" w:hAnsi="Times New Roman" w:cs="Times New Roman"/>
+          <w:color w:val="000000"/>
+        </w:rPr>
+        <w:t>Dieperink</w:t>
+      </w:r>
+      <w:proofErr w:type="spellEnd"/>
+      <w:r>
+        <w:rPr>
+          <w:rFonts w:ascii="Times New Roman" w:eastAsia="Times New Roman" w:hAnsi="Times New Roman" w:cs="Times New Roman"/>
+          <w:color w:val="000000"/>
+        </w:rPr>
+        <w:t xml:space="preserve"> W, van Meurs M, Zijlstra JG. Preventable mortality evaluation in the ICU. Crit Care. 2012;16(2):309.</w:t>
       </w:r>
     </w:p>
     <w:p>
@@ -15111,14 +11822,30 @@
           <w:bottom w:val="none" w:sz="0" w:space="0" w:color="000000"/>
           <w:right w:val="none" w:sz="0" w:space="0" w:color="000000"/>
         </w:pBdr>
-        <w:spacing w:after="80" w:line="276" w:lineRule="auto"/>
-      </w:pPr>
-      <w:r>
-        <w:rPr>
-          <w:rFonts w:ascii="Times New Roman" w:eastAsia="Times New Roman" w:hAnsi="Times New Roman" w:cs="Times New Roman"/>
-          <w:color w:val="000000"/>
-        </w:rPr>
-        <w:t>31. Mark NM, Rayner SG, Lee NJ, Curtis JR. Global variability in withholding and withdrawal of life-sustaining treatment in the intensive care unit: a systematic review. Intensive Care Med. 2015;41(9):1572-85.</w:t>
+        <w:spacing w:after="80" w:line="360" w:lineRule="auto"/>
+      </w:pPr>
+      <w:r>
+        <w:rPr>
+          <w:rFonts w:ascii="Times New Roman" w:eastAsia="Times New Roman" w:hAnsi="Times New Roman" w:cs="Times New Roman"/>
+          <w:color w:val="000000"/>
+        </w:rPr>
+        <w:t xml:space="preserve">25. Ray M, Zhao S, Wang S, Bohl A, Romano PS. Improving hospital quality risk-adjustment models using interactions identified by hierarchical group lasso </w:t>
+      </w:r>
+      <w:proofErr w:type="spellStart"/>
+      <w:r>
+        <w:rPr>
+          <w:rFonts w:ascii="Times New Roman" w:eastAsia="Times New Roman" w:hAnsi="Times New Roman" w:cs="Times New Roman"/>
+          <w:color w:val="000000"/>
+        </w:rPr>
+        <w:t>regularisation</w:t>
+      </w:r>
+      <w:proofErr w:type="spellEnd"/>
+      <w:r>
+        <w:rPr>
+          <w:rFonts w:ascii="Times New Roman" w:eastAsia="Times New Roman" w:hAnsi="Times New Roman" w:cs="Times New Roman"/>
+          <w:color w:val="000000"/>
+        </w:rPr>
+        <w:t>. BMC Health Serv Res. 2023;23(1):1419.</w:t>
       </w:r>
     </w:p>
     <w:p>
@@ -15129,15 +11856,14 @@
           <w:bottom w:val="none" w:sz="0" w:space="0" w:color="000000"/>
           <w:right w:val="none" w:sz="0" w:space="0" w:color="000000"/>
         </w:pBdr>
-        <w:spacing w:after="80" w:line="276" w:lineRule="auto"/>
-      </w:pPr>
-      <w:r>
-        <w:rPr>
-          <w:rFonts w:ascii="Times New Roman" w:eastAsia="Times New Roman" w:hAnsi="Times New Roman" w:cs="Times New Roman"/>
-          <w:color w:val="000000"/>
-        </w:rPr>
-        <w:lastRenderedPageBreak/>
-        <w:t xml:space="preserve">32. Avidan A, Sprung CL, </w:t>
+        <w:spacing w:after="80" w:line="360" w:lineRule="auto"/>
+      </w:pPr>
+      <w:r>
+        <w:rPr>
+          <w:rFonts w:ascii="Times New Roman" w:eastAsia="Times New Roman" w:hAnsi="Times New Roman" w:cs="Times New Roman"/>
+          <w:color w:val="000000"/>
+        </w:rPr>
+        <w:t xml:space="preserve">26. Liang Y, Jiang X, Zhang B. Evaluating Risk-Adjusted Hospital Performance Using Large-Scale Data on Mortality Rates of Patients in Intensive Care Units: A Flexible Semi-Nonparametric Modeling Approach. IEEE J </w:t>
       </w:r>
       <w:proofErr w:type="spellStart"/>
       <w:r>
@@ -15145,7 +11871,7 @@
           <w:rFonts w:ascii="Times New Roman" w:eastAsia="Times New Roman" w:hAnsi="Times New Roman" w:cs="Times New Roman"/>
           <w:color w:val="000000"/>
         </w:rPr>
-        <w:t>Schefold</w:t>
+        <w:t>Transl</w:t>
       </w:r>
       <w:proofErr w:type="spellEnd"/>
       <w:r>
@@ -15153,199 +11879,23 @@
           <w:rFonts w:ascii="Times New Roman" w:eastAsia="Times New Roman" w:hAnsi="Times New Roman" w:cs="Times New Roman"/>
           <w:color w:val="000000"/>
         </w:rPr>
-        <w:t xml:space="preserve"> JC, Ricou B, Hartog CS, Nates JL, </w:t>
-      </w:r>
-      <w:proofErr w:type="spellStart"/>
-      <w:r>
-        <w:rPr>
-          <w:rFonts w:ascii="Times New Roman" w:eastAsia="Times New Roman" w:hAnsi="Times New Roman" w:cs="Times New Roman"/>
-          <w:color w:val="000000"/>
-        </w:rPr>
-        <w:t>Jaschinski</w:t>
-      </w:r>
-      <w:proofErr w:type="spellEnd"/>
-      <w:r>
-        <w:rPr>
-          <w:rFonts w:ascii="Times New Roman" w:eastAsia="Times New Roman" w:hAnsi="Times New Roman" w:cs="Times New Roman"/>
-          <w:color w:val="000000"/>
-        </w:rPr>
-        <w:t xml:space="preserve"> U, Lobo SM, Joynt GM, Lesieur O, Weiss M, Antonelli M, Bülow HH, Bocci MG, Robertsen A, Anstey MH, </w:t>
-      </w:r>
-      <w:proofErr w:type="spellStart"/>
-      <w:r>
-        <w:rPr>
-          <w:rFonts w:ascii="Times New Roman" w:eastAsia="Times New Roman" w:hAnsi="Times New Roman" w:cs="Times New Roman"/>
-          <w:color w:val="000000"/>
-        </w:rPr>
-        <w:t>Estébanez</w:t>
-      </w:r>
-      <w:proofErr w:type="spellEnd"/>
-      <w:r>
-        <w:rPr>
-          <w:rFonts w:ascii="Times New Roman" w:eastAsia="Times New Roman" w:hAnsi="Times New Roman" w:cs="Times New Roman"/>
-          <w:color w:val="000000"/>
-        </w:rPr>
-        <w:t xml:space="preserve">-Montiel B, </w:t>
-      </w:r>
-      <w:proofErr w:type="spellStart"/>
-      <w:r>
-        <w:rPr>
-          <w:rFonts w:ascii="Times New Roman" w:eastAsia="Times New Roman" w:hAnsi="Times New Roman" w:cs="Times New Roman"/>
-          <w:color w:val="000000"/>
-        </w:rPr>
-        <w:t>Lautrette</w:t>
-      </w:r>
-      <w:proofErr w:type="spellEnd"/>
-      <w:r>
-        <w:rPr>
-          <w:rFonts w:ascii="Times New Roman" w:eastAsia="Times New Roman" w:hAnsi="Times New Roman" w:cs="Times New Roman"/>
-          <w:color w:val="000000"/>
-        </w:rPr>
-        <w:t xml:space="preserve"> A, Gruber A, Estella A, Mullick S, Sreedharan R, Michalsen A, Feldman C, </w:t>
-      </w:r>
-      <w:proofErr w:type="spellStart"/>
-      <w:r>
-        <w:rPr>
-          <w:rFonts w:ascii="Times New Roman" w:eastAsia="Times New Roman" w:hAnsi="Times New Roman" w:cs="Times New Roman"/>
-          <w:color w:val="000000"/>
-        </w:rPr>
-        <w:t>Tisljar</w:t>
-      </w:r>
-      <w:proofErr w:type="spellEnd"/>
-      <w:r>
-        <w:rPr>
-          <w:rFonts w:ascii="Times New Roman" w:eastAsia="Times New Roman" w:hAnsi="Times New Roman" w:cs="Times New Roman"/>
-          <w:color w:val="000000"/>
-        </w:rPr>
-        <w:t xml:space="preserve"> K, Posch M, </w:t>
-      </w:r>
-      <w:proofErr w:type="spellStart"/>
-      <w:r>
-        <w:rPr>
-          <w:rFonts w:ascii="Times New Roman" w:eastAsia="Times New Roman" w:hAnsi="Times New Roman" w:cs="Times New Roman"/>
-          <w:color w:val="000000"/>
-        </w:rPr>
-        <w:t>Ovu</w:t>
-      </w:r>
-      <w:proofErr w:type="spellEnd"/>
-      <w:r>
-        <w:rPr>
-          <w:rFonts w:ascii="Times New Roman" w:eastAsia="Times New Roman" w:hAnsi="Times New Roman" w:cs="Times New Roman"/>
-          <w:color w:val="000000"/>
-        </w:rPr>
-        <w:t xml:space="preserve"> S, </w:t>
-      </w:r>
-      <w:proofErr w:type="spellStart"/>
-      <w:r>
-        <w:rPr>
-          <w:rFonts w:ascii="Times New Roman" w:eastAsia="Times New Roman" w:hAnsi="Times New Roman" w:cs="Times New Roman"/>
-          <w:color w:val="000000"/>
-        </w:rPr>
-        <w:t>Tamowicz</w:t>
-      </w:r>
-      <w:proofErr w:type="spellEnd"/>
-      <w:r>
-        <w:rPr>
-          <w:rFonts w:ascii="Times New Roman" w:eastAsia="Times New Roman" w:hAnsi="Times New Roman" w:cs="Times New Roman"/>
-          <w:color w:val="000000"/>
-        </w:rPr>
-        <w:t xml:space="preserve"> B, </w:t>
-      </w:r>
-      <w:proofErr w:type="spellStart"/>
-      <w:r>
-        <w:rPr>
-          <w:rFonts w:ascii="Times New Roman" w:eastAsia="Times New Roman" w:hAnsi="Times New Roman" w:cs="Times New Roman"/>
-          <w:color w:val="000000"/>
-        </w:rPr>
-        <w:t>Demoule</w:t>
-      </w:r>
-      <w:proofErr w:type="spellEnd"/>
-      <w:r>
-        <w:rPr>
-          <w:rFonts w:ascii="Times New Roman" w:eastAsia="Times New Roman" w:hAnsi="Times New Roman" w:cs="Times New Roman"/>
-          <w:color w:val="000000"/>
-        </w:rPr>
-        <w:t xml:space="preserve"> A, DeKeyser Ganz F, </w:t>
-      </w:r>
-      <w:proofErr w:type="spellStart"/>
-      <w:r>
-        <w:rPr>
-          <w:rFonts w:ascii="Times New Roman" w:eastAsia="Times New Roman" w:hAnsi="Times New Roman" w:cs="Times New Roman"/>
-          <w:color w:val="000000"/>
-        </w:rPr>
-        <w:t>Pargger</w:t>
-      </w:r>
-      <w:proofErr w:type="spellEnd"/>
-      <w:r>
-        <w:rPr>
-          <w:rFonts w:ascii="Times New Roman" w:eastAsia="Times New Roman" w:hAnsi="Times New Roman" w:cs="Times New Roman"/>
-          <w:color w:val="000000"/>
-        </w:rPr>
-        <w:t xml:space="preserve"> H, Noto A, </w:t>
-      </w:r>
-      <w:proofErr w:type="spellStart"/>
-      <w:r>
-        <w:rPr>
-          <w:rFonts w:ascii="Times New Roman" w:eastAsia="Times New Roman" w:hAnsi="Times New Roman" w:cs="Times New Roman"/>
-          <w:color w:val="000000"/>
-        </w:rPr>
-        <w:t>Metnitz</w:t>
-      </w:r>
-      <w:proofErr w:type="spellEnd"/>
-      <w:r>
-        <w:rPr>
-          <w:rFonts w:ascii="Times New Roman" w:eastAsia="Times New Roman" w:hAnsi="Times New Roman" w:cs="Times New Roman"/>
-          <w:color w:val="000000"/>
-        </w:rPr>
-        <w:t xml:space="preserve"> P, Zubek L, de la Guardia V, Danbury CM, Szűcs O, Protti A, Filipe M, Simpson SQ, Green C, Giannini AM, Soliman IW, </w:t>
-      </w:r>
-      <w:proofErr w:type="spellStart"/>
-      <w:r>
-        <w:rPr>
-          <w:rFonts w:ascii="Times New Roman" w:eastAsia="Times New Roman" w:hAnsi="Times New Roman" w:cs="Times New Roman"/>
-          <w:color w:val="000000"/>
-        </w:rPr>
-        <w:t>Piras</w:t>
-      </w:r>
-      <w:proofErr w:type="spellEnd"/>
-      <w:r>
-        <w:rPr>
-          <w:rFonts w:ascii="Times New Roman" w:eastAsia="Times New Roman" w:hAnsi="Times New Roman" w:cs="Times New Roman"/>
-          <w:color w:val="000000"/>
-        </w:rPr>
-        <w:t xml:space="preserve"> C, Caser EB, Hache-</w:t>
-      </w:r>
-      <w:proofErr w:type="spellStart"/>
-      <w:r>
-        <w:rPr>
-          <w:rFonts w:ascii="Times New Roman" w:eastAsia="Times New Roman" w:hAnsi="Times New Roman" w:cs="Times New Roman"/>
-          <w:color w:val="000000"/>
-        </w:rPr>
-        <w:t>Marliere</w:t>
-      </w:r>
-      <w:proofErr w:type="spellEnd"/>
-      <w:r>
-        <w:rPr>
-          <w:rFonts w:ascii="Times New Roman" w:eastAsia="Times New Roman" w:hAnsi="Times New Roman" w:cs="Times New Roman"/>
-          <w:color w:val="000000"/>
-        </w:rPr>
-        <w:t xml:space="preserve"> M, </w:t>
-      </w:r>
-      <w:proofErr w:type="spellStart"/>
-      <w:r>
-        <w:rPr>
-          <w:rFonts w:ascii="Times New Roman" w:eastAsia="Times New Roman" w:hAnsi="Times New Roman" w:cs="Times New Roman"/>
-          <w:color w:val="000000"/>
-        </w:rPr>
-        <w:t>Mentzelopoulos</w:t>
-      </w:r>
-      <w:proofErr w:type="spellEnd"/>
-      <w:r>
-        <w:rPr>
-          <w:rFonts w:ascii="Times New Roman" w:eastAsia="Times New Roman" w:hAnsi="Times New Roman" w:cs="Times New Roman"/>
-          <w:color w:val="000000"/>
-        </w:rPr>
-        <w:t xml:space="preserve"> SD, ETHICUS-2 Study Group. Variations in end-of-life practices in intensive care units worldwide (Ethicus-2): a prospective observational study. Lancet Respir Med. 2021;9(10):1101-1110.</w:t>
+        <w:t xml:space="preserve"> Eng Health Med. </w:t>
+      </w:r>
+      <w:proofErr w:type="gramStart"/>
+      <w:r>
+        <w:rPr>
+          <w:rFonts w:ascii="Times New Roman" w:eastAsia="Times New Roman" w:hAnsi="Times New Roman" w:cs="Times New Roman"/>
+          <w:color w:val="000000"/>
+        </w:rPr>
+        <w:t>2023;11:232</w:t>
+      </w:r>
+      <w:proofErr w:type="gramEnd"/>
+      <w:r>
+        <w:rPr>
+          <w:rFonts w:ascii="Times New Roman" w:eastAsia="Times New Roman" w:hAnsi="Times New Roman" w:cs="Times New Roman"/>
+          <w:color w:val="000000"/>
+        </w:rPr>
+        <w:t>-246.</w:t>
       </w:r>
     </w:p>
     <w:p>
@@ -15356,14 +11906,15 @@
           <w:bottom w:val="none" w:sz="0" w:space="0" w:color="000000"/>
           <w:right w:val="none" w:sz="0" w:space="0" w:color="000000"/>
         </w:pBdr>
-        <w:spacing w:after="80" w:line="276" w:lineRule="auto"/>
-      </w:pPr>
-      <w:r>
-        <w:rPr>
-          <w:rFonts w:ascii="Times New Roman" w:eastAsia="Times New Roman" w:hAnsi="Times New Roman" w:cs="Times New Roman"/>
-          <w:color w:val="000000"/>
-        </w:rPr>
-        <w:t xml:space="preserve">33. </w:t>
+        <w:spacing w:after="80" w:line="360" w:lineRule="auto"/>
+      </w:pPr>
+      <w:r>
+        <w:rPr>
+          <w:rFonts w:ascii="Times New Roman" w:eastAsia="Times New Roman" w:hAnsi="Times New Roman" w:cs="Times New Roman"/>
+          <w:color w:val="000000"/>
+        </w:rPr>
+        <w:lastRenderedPageBreak/>
+        <w:t xml:space="preserve">27. Prescott HC, Kadel RP, Eyman JR, Freyberg R, </w:t>
       </w:r>
       <w:proofErr w:type="spellStart"/>
       <w:r>
@@ -15371,7 +11922,7 @@
           <w:rFonts w:ascii="Times New Roman" w:eastAsia="Times New Roman" w:hAnsi="Times New Roman" w:cs="Times New Roman"/>
           <w:color w:val="000000"/>
         </w:rPr>
-        <w:t>Barnato</w:t>
+        <w:t>Quarrick</w:t>
       </w:r>
       <w:proofErr w:type="spellEnd"/>
       <w:r>
@@ -15379,7 +11930,7 @@
           <w:rFonts w:ascii="Times New Roman" w:eastAsia="Times New Roman" w:hAnsi="Times New Roman" w:cs="Times New Roman"/>
           <w:color w:val="000000"/>
         </w:rPr>
-        <w:t xml:space="preserve"> AE, Farrell MH, Chang CC, Lave JR, Roberts MS, Angus DC. Development and validation of hospital "end-of-life" treatment intensity measures. Med Care. 2009;47(10):1098-105.</w:t>
+        <w:t xml:space="preserve"> M, Brewer D, Hasselbeck R. Risk-Adjusting Mortality in the Nationwide Veterans Affairs Healthcare System. J Gen Intern Med. 2022;37(15):3877-3884.</w:t>
       </w:r>
     </w:p>
     <w:p>
@@ -15390,14 +11941,14 @@
           <w:bottom w:val="none" w:sz="0" w:space="0" w:color="000000"/>
           <w:right w:val="none" w:sz="0" w:space="0" w:color="000000"/>
         </w:pBdr>
-        <w:spacing w:after="80" w:line="276" w:lineRule="auto"/>
-      </w:pPr>
-      <w:r>
-        <w:rPr>
-          <w:rFonts w:ascii="Times New Roman" w:eastAsia="Times New Roman" w:hAnsi="Times New Roman" w:cs="Times New Roman"/>
-          <w:color w:val="000000"/>
-        </w:rPr>
-        <w:t xml:space="preserve">34. </w:t>
+        <w:spacing w:after="80" w:line="360" w:lineRule="auto"/>
+      </w:pPr>
+      <w:r>
+        <w:rPr>
+          <w:rFonts w:ascii="Times New Roman" w:eastAsia="Times New Roman" w:hAnsi="Times New Roman" w:cs="Times New Roman"/>
+          <w:color w:val="000000"/>
+        </w:rPr>
+        <w:t xml:space="preserve">28. </w:t>
       </w:r>
       <w:proofErr w:type="spellStart"/>
       <w:r>
@@ -15413,7 +11964,23 @@
           <w:rFonts w:ascii="Times New Roman" w:eastAsia="Times New Roman" w:hAnsi="Times New Roman" w:cs="Times New Roman"/>
           <w:color w:val="000000"/>
         </w:rPr>
-        <w:t xml:space="preserve"> AE, Tate JA, Rodriguez KL, Zickmund SL, Arnold RM. Norms of decision making in the ICU: a case study of two academic medical centers at the extremes of end-of-life treatment intensity. Intensive Care Med. 2012;38(11):1886-96.</w:t>
+        <w:t xml:space="preserve"> AE, Mohan D, Lane RK, Huang YM, Angus DC, Farris C, Arnold RM. Advance care planning norms may contribute to hospital variation in end-of-life ICU use: a simulation study. Med </w:t>
+      </w:r>
+      <w:proofErr w:type="spellStart"/>
+      <w:r>
+        <w:rPr>
+          <w:rFonts w:ascii="Times New Roman" w:eastAsia="Times New Roman" w:hAnsi="Times New Roman" w:cs="Times New Roman"/>
+          <w:color w:val="000000"/>
+        </w:rPr>
+        <w:t>Decis</w:t>
+      </w:r>
+      <w:proofErr w:type="spellEnd"/>
+      <w:r>
+        <w:rPr>
+          <w:rFonts w:ascii="Times New Roman" w:eastAsia="Times New Roman" w:hAnsi="Times New Roman" w:cs="Times New Roman"/>
+          <w:color w:val="000000"/>
+        </w:rPr>
+        <w:t xml:space="preserve"> Making. 2014;34(4):473-84.</w:t>
       </w:r>
     </w:p>
     <w:p>
@@ -15424,14 +11991,30 @@
           <w:bottom w:val="none" w:sz="0" w:space="0" w:color="000000"/>
           <w:right w:val="none" w:sz="0" w:space="0" w:color="000000"/>
         </w:pBdr>
-        <w:spacing w:after="80" w:line="276" w:lineRule="auto"/>
-      </w:pPr>
-      <w:r>
-        <w:rPr>
-          <w:rFonts w:ascii="Times New Roman" w:eastAsia="Times New Roman" w:hAnsi="Times New Roman" w:cs="Times New Roman"/>
-          <w:color w:val="000000"/>
-        </w:rPr>
-        <w:t xml:space="preserve">35. </w:t>
+        <w:spacing w:after="80" w:line="360" w:lineRule="auto"/>
+      </w:pPr>
+      <w:r>
+        <w:rPr>
+          <w:rFonts w:ascii="Times New Roman" w:eastAsia="Times New Roman" w:hAnsi="Times New Roman" w:cs="Times New Roman"/>
+          <w:color w:val="000000"/>
+        </w:rPr>
+        <w:t xml:space="preserve">29. Feng S, Dubin JA. Identifying </w:t>
+      </w:r>
+      <w:proofErr w:type="gramStart"/>
+      <w:r>
+        <w:rPr>
+          <w:rFonts w:ascii="Times New Roman" w:eastAsia="Times New Roman" w:hAnsi="Times New Roman" w:cs="Times New Roman"/>
+          <w:color w:val="000000"/>
+        </w:rPr>
+        <w:t>early-measured</w:t>
+      </w:r>
+      <w:proofErr w:type="gramEnd"/>
+      <w:r>
+        <w:rPr>
+          <w:rFonts w:ascii="Times New Roman" w:eastAsia="Times New Roman" w:hAnsi="Times New Roman" w:cs="Times New Roman"/>
+          <w:color w:val="000000"/>
+        </w:rPr>
+        <w:t xml:space="preserve"> variables associated with APACHE </w:t>
       </w:r>
       <w:proofErr w:type="spellStart"/>
       <w:r>
@@ -15439,7 +12022,7 @@
           <w:rFonts w:ascii="Times New Roman" w:eastAsia="Times New Roman" w:hAnsi="Times New Roman" w:cs="Times New Roman"/>
           <w:color w:val="000000"/>
         </w:rPr>
-        <w:t>Barnato</w:t>
+        <w:t>IVa</w:t>
       </w:r>
       <w:proofErr w:type="spellEnd"/>
       <w:r>
@@ -15447,23 +12030,7 @@
           <w:rFonts w:ascii="Times New Roman" w:eastAsia="Times New Roman" w:hAnsi="Times New Roman" w:cs="Times New Roman"/>
           <w:color w:val="000000"/>
         </w:rPr>
-        <w:t xml:space="preserve"> AE, Mohan D, Lane RK, Huang YM, Angus DC, Farris C, Arnold RM. Advance care planning norms may contribute to hospital variation in end-of-life ICU use: a simulation study. Med </w:t>
-      </w:r>
-      <w:proofErr w:type="spellStart"/>
-      <w:r>
-        <w:rPr>
-          <w:rFonts w:ascii="Times New Roman" w:eastAsia="Times New Roman" w:hAnsi="Times New Roman" w:cs="Times New Roman"/>
-          <w:color w:val="000000"/>
-        </w:rPr>
-        <w:t>Decis</w:t>
-      </w:r>
-      <w:proofErr w:type="spellEnd"/>
-      <w:r>
-        <w:rPr>
-          <w:rFonts w:ascii="Times New Roman" w:eastAsia="Times New Roman" w:hAnsi="Times New Roman" w:cs="Times New Roman"/>
-          <w:color w:val="000000"/>
-        </w:rPr>
-        <w:t xml:space="preserve"> Making. 2014;34(4):473-84.</w:t>
+        <w:t xml:space="preserve"> providing incorrect in-hospital mortality predictions for critical care patients. Sci Rep. 2021;11(1):22203.</w:t>
       </w:r>
     </w:p>
     <w:p>
@@ -15474,14 +12041,46 @@
           <w:bottom w:val="none" w:sz="0" w:space="0" w:color="000000"/>
           <w:right w:val="none" w:sz="0" w:space="0" w:color="000000"/>
         </w:pBdr>
-        <w:spacing w:after="80" w:line="276" w:lineRule="auto"/>
-      </w:pPr>
-      <w:r>
-        <w:rPr>
-          <w:rFonts w:ascii="Times New Roman" w:eastAsia="Times New Roman" w:hAnsi="Times New Roman" w:cs="Times New Roman"/>
-          <w:color w:val="000000"/>
-        </w:rPr>
-        <w:t>36. Curtis JR, Engelberg RA, Teno JM. Understanding variability of end-of-life care in the ICU for the elderly. Intensive Care Med. 2017;43(1):94-96.</w:t>
+        <w:spacing w:after="80" w:line="360" w:lineRule="auto"/>
+      </w:pPr>
+      <w:r>
+        <w:rPr>
+          <w:rFonts w:ascii="Times New Roman" w:eastAsia="Times New Roman" w:hAnsi="Times New Roman" w:cs="Times New Roman"/>
+          <w:color w:val="000000"/>
+        </w:rPr>
+        <w:t xml:space="preserve">30. Pollard TJ, Johnson AEW, Raffa JD, Celi LA, Mark RG, Badawi O. The </w:t>
+      </w:r>
+      <w:proofErr w:type="spellStart"/>
+      <w:r>
+        <w:rPr>
+          <w:rFonts w:ascii="Times New Roman" w:eastAsia="Times New Roman" w:hAnsi="Times New Roman" w:cs="Times New Roman"/>
+          <w:color w:val="000000"/>
+        </w:rPr>
+        <w:t>eICU</w:t>
+      </w:r>
+      <w:proofErr w:type="spellEnd"/>
+      <w:r>
+        <w:rPr>
+          <w:rFonts w:ascii="Times New Roman" w:eastAsia="Times New Roman" w:hAnsi="Times New Roman" w:cs="Times New Roman"/>
+          <w:color w:val="000000"/>
+        </w:rPr>
+        <w:t xml:space="preserve"> Collaborative Research Database, a freely available multi-center database for critical care research. Sci Data. </w:t>
+      </w:r>
+      <w:proofErr w:type="gramStart"/>
+      <w:r>
+        <w:rPr>
+          <w:rFonts w:ascii="Times New Roman" w:eastAsia="Times New Roman" w:hAnsi="Times New Roman" w:cs="Times New Roman"/>
+          <w:color w:val="000000"/>
+        </w:rPr>
+        <w:t>2018;5:180178</w:t>
+      </w:r>
+      <w:proofErr w:type="gramEnd"/>
+      <w:r>
+        <w:rPr>
+          <w:rFonts w:ascii="Times New Roman" w:eastAsia="Times New Roman" w:hAnsi="Times New Roman" w:cs="Times New Roman"/>
+          <w:color w:val="000000"/>
+        </w:rPr>
+        <w:t>.</w:t>
       </w:r>
     </w:p>
     <w:p>
@@ -15492,14 +12091,14 @@
           <w:bottom w:val="none" w:sz="0" w:space="0" w:color="000000"/>
           <w:right w:val="none" w:sz="0" w:space="0" w:color="000000"/>
         </w:pBdr>
-        <w:spacing w:after="80" w:line="276" w:lineRule="auto"/>
-      </w:pPr>
-      <w:r>
-        <w:rPr>
-          <w:rFonts w:ascii="Times New Roman" w:eastAsia="Times New Roman" w:hAnsi="Times New Roman" w:cs="Times New Roman"/>
-          <w:color w:val="000000"/>
-        </w:rPr>
-        <w:t xml:space="preserve">37. Fong C, Kueh WL, Lew SJW, Ho BCH, Wong YL, Lau YH, Chia YW, Tan HL, Seet YHC, Siow WT, MacLaren G, Agrawal R, Lim TJ, Lim SL, Lim TW, Ho VK, Soh CR, Sewa DW, Loo CM, Khan FA, Tan CK, Gokhale RS, Siau C, Lim NLSH, Yim CF, Venkatachalam J, Venkatesan K, Chia NCH, Liew MF, Li G, Li L, Myat SM, Zena Z, Zhuo S, Yueh LL, Tan CSF, Ma J, Yeo SL, Chan YH, Phua J, for SICM-NICER group. Predictors and outcomes of withholding and withdrawal of life-sustaining treatments in intensive care units in Singapore: a </w:t>
+        <w:spacing w:after="80" w:line="360" w:lineRule="auto"/>
+      </w:pPr>
+      <w:r>
+        <w:rPr>
+          <w:rFonts w:ascii="Times New Roman" w:eastAsia="Times New Roman" w:hAnsi="Times New Roman" w:cs="Times New Roman"/>
+          <w:color w:val="000000"/>
+        </w:rPr>
+        <w:t xml:space="preserve">31. Essay P, Shahin TB, Balkan B, Mosier J, </w:t>
       </w:r>
       <w:proofErr w:type="spellStart"/>
       <w:r>
@@ -15507,7 +12106,7 @@
           <w:rFonts w:ascii="Times New Roman" w:eastAsia="Times New Roman" w:hAnsi="Times New Roman" w:cs="Times New Roman"/>
           <w:color w:val="000000"/>
         </w:rPr>
-        <w:t>multicentre</w:t>
+        <w:t>Subbian</w:t>
       </w:r>
       <w:proofErr w:type="spellEnd"/>
       <w:r>
@@ -15515,7 +12114,39 @@
           <w:rFonts w:ascii="Times New Roman" w:eastAsia="Times New Roman" w:hAnsi="Times New Roman" w:cs="Times New Roman"/>
           <w:color w:val="000000"/>
         </w:rPr>
-        <w:t xml:space="preserve"> observational study. J Intensive Care. 2024;12(1):13.</w:t>
+        <w:t xml:space="preserve"> V. The Connected Intensive Care Unit Patient: Exploratory Analyses and Cohort Discovery </w:t>
+      </w:r>
+      <w:proofErr w:type="gramStart"/>
+      <w:r>
+        <w:rPr>
+          <w:rFonts w:ascii="Times New Roman" w:eastAsia="Times New Roman" w:hAnsi="Times New Roman" w:cs="Times New Roman"/>
+          <w:color w:val="000000"/>
+        </w:rPr>
+        <w:t>From</w:t>
+      </w:r>
+      <w:proofErr w:type="gramEnd"/>
+      <w:r>
+        <w:rPr>
+          <w:rFonts w:ascii="Times New Roman" w:eastAsia="Times New Roman" w:hAnsi="Times New Roman" w:cs="Times New Roman"/>
+          <w:color w:val="000000"/>
+        </w:rPr>
+        <w:t xml:space="preserve"> a Critical Care Telemedicine Database. JMIR Med Inform. 2019;7(1</w:t>
+      </w:r>
+      <w:proofErr w:type="gramStart"/>
+      <w:r>
+        <w:rPr>
+          <w:rFonts w:ascii="Times New Roman" w:eastAsia="Times New Roman" w:hAnsi="Times New Roman" w:cs="Times New Roman"/>
+          <w:color w:val="000000"/>
+        </w:rPr>
+        <w:t>):e</w:t>
+      </w:r>
+      <w:proofErr w:type="gramEnd"/>
+      <w:r>
+        <w:rPr>
+          <w:rFonts w:ascii="Times New Roman" w:eastAsia="Times New Roman" w:hAnsi="Times New Roman" w:cs="Times New Roman"/>
+          <w:color w:val="000000"/>
+        </w:rPr>
+        <w:t>13006.</w:t>
       </w:r>
     </w:p>
     <w:p>
@@ -15526,30 +12157,14 @@
           <w:bottom w:val="none" w:sz="0" w:space="0" w:color="000000"/>
           <w:right w:val="none" w:sz="0" w:space="0" w:color="000000"/>
         </w:pBdr>
-        <w:spacing w:after="80" w:line="276" w:lineRule="auto"/>
-      </w:pPr>
-      <w:r>
-        <w:rPr>
-          <w:rFonts w:ascii="Times New Roman" w:eastAsia="Times New Roman" w:hAnsi="Times New Roman" w:cs="Times New Roman"/>
-          <w:color w:val="000000"/>
-        </w:rPr>
-        <w:t xml:space="preserve">39. Austin PC, </w:t>
-      </w:r>
-      <w:proofErr w:type="spellStart"/>
-      <w:r>
-        <w:rPr>
-          <w:rFonts w:ascii="Times New Roman" w:eastAsia="Times New Roman" w:hAnsi="Times New Roman" w:cs="Times New Roman"/>
-          <w:color w:val="000000"/>
-        </w:rPr>
-        <w:t>Steyerberg</w:t>
-      </w:r>
-      <w:proofErr w:type="spellEnd"/>
-      <w:r>
-        <w:rPr>
-          <w:rFonts w:ascii="Times New Roman" w:eastAsia="Times New Roman" w:hAnsi="Times New Roman" w:cs="Times New Roman"/>
-          <w:color w:val="000000"/>
-        </w:rPr>
-        <w:t xml:space="preserve"> EW. The Integrated Calibration Index (ICI) and related metrics for quantifying the calibration of logistic regression models. Stat Med. 2019;38(21):4051-4065.</w:t>
+        <w:spacing w:after="80" w:line="360" w:lineRule="auto"/>
+      </w:pPr>
+      <w:r>
+        <w:rPr>
+          <w:rFonts w:ascii="Times New Roman" w:eastAsia="Times New Roman" w:hAnsi="Times New Roman" w:cs="Times New Roman"/>
+          <w:color w:val="000000"/>
+        </w:rPr>
+        <w:t>32. Collins GS, Reitsma JB, Altman DG, Moons KG. Transparent Reporting of a multivariable prediction model for Individual Prognosis or Diagnosis (TRIPOD): the TRIPOD statement. Ann Intern Med. 2015;162(1):55-63.</w:t>
       </w:r>
     </w:p>
     <w:p>
@@ -15560,14 +12175,14 @@
           <w:bottom w:val="none" w:sz="0" w:space="0" w:color="000000"/>
           <w:right w:val="none" w:sz="0" w:space="0" w:color="000000"/>
         </w:pBdr>
-        <w:spacing w:after="80" w:line="276" w:lineRule="auto"/>
-      </w:pPr>
-      <w:r>
-        <w:rPr>
-          <w:rFonts w:ascii="Times New Roman" w:eastAsia="Times New Roman" w:hAnsi="Times New Roman" w:cs="Times New Roman"/>
-          <w:color w:val="000000"/>
-        </w:rPr>
-        <w:t xml:space="preserve">40. Austin PC, Harrell FE Jr, van </w:t>
+        <w:spacing w:after="80" w:line="360" w:lineRule="auto"/>
+      </w:pPr>
+      <w:r>
+        <w:rPr>
+          <w:rFonts w:ascii="Times New Roman" w:eastAsia="Times New Roman" w:hAnsi="Times New Roman" w:cs="Times New Roman"/>
+          <w:color w:val="000000"/>
+        </w:rPr>
+        <w:t xml:space="preserve">33. Collins GS, Moons KGM, Dhiman P, Riley RD, Beam AL, Van </w:t>
       </w:r>
       <w:proofErr w:type="spellStart"/>
       <w:r>
@@ -15575,7 +12190,7 @@
           <w:rFonts w:ascii="Times New Roman" w:eastAsia="Times New Roman" w:hAnsi="Times New Roman" w:cs="Times New Roman"/>
           <w:color w:val="000000"/>
         </w:rPr>
-        <w:t>Klaveren</w:t>
+        <w:t>Calster</w:t>
       </w:r>
       <w:proofErr w:type="spellEnd"/>
       <w:r>
@@ -15583,7 +12198,71 @@
           <w:rFonts w:ascii="Times New Roman" w:eastAsia="Times New Roman" w:hAnsi="Times New Roman" w:cs="Times New Roman"/>
           <w:color w:val="000000"/>
         </w:rPr>
-        <w:t xml:space="preserve"> D. Graphical calibration curves and the integrated calibration index (ICI) for survival models. Stat Med. 2020;39(21):2714-2742.</w:t>
+        <w:t xml:space="preserve"> B, Ghassemi M, Liu X, Reitsma JB, van Smeden M, Boulesteix AL, </w:t>
+      </w:r>
+      <w:proofErr w:type="spellStart"/>
+      <w:r>
+        <w:rPr>
+          <w:rFonts w:ascii="Times New Roman" w:eastAsia="Times New Roman" w:hAnsi="Times New Roman" w:cs="Times New Roman"/>
+          <w:color w:val="000000"/>
+        </w:rPr>
+        <w:t>Camaradou</w:t>
+      </w:r>
+      <w:proofErr w:type="spellEnd"/>
+      <w:r>
+        <w:rPr>
+          <w:rFonts w:ascii="Times New Roman" w:eastAsia="Times New Roman" w:hAnsi="Times New Roman" w:cs="Times New Roman"/>
+          <w:color w:val="000000"/>
+        </w:rPr>
+        <w:t xml:space="preserve"> JC, Celi LA, </w:t>
+      </w:r>
+      <w:proofErr w:type="spellStart"/>
+      <w:r>
+        <w:rPr>
+          <w:rFonts w:ascii="Times New Roman" w:eastAsia="Times New Roman" w:hAnsi="Times New Roman" w:cs="Times New Roman"/>
+          <w:color w:val="000000"/>
+        </w:rPr>
+        <w:t>Denaxas</w:t>
+      </w:r>
+      <w:proofErr w:type="spellEnd"/>
+      <w:r>
+        <w:rPr>
+          <w:rFonts w:ascii="Times New Roman" w:eastAsia="Times New Roman" w:hAnsi="Times New Roman" w:cs="Times New Roman"/>
+          <w:color w:val="000000"/>
+        </w:rPr>
+        <w:t xml:space="preserve"> S, Denniston AK, Glocker B, Golub RM, Harvey H, Heinze G, Hoffman MM, Kengne AP, Lam E, Lee N, Loder EW, Maier-Hein L, Mateen BA, </w:t>
+      </w:r>
+      <w:proofErr w:type="spellStart"/>
+      <w:r>
+        <w:rPr>
+          <w:rFonts w:ascii="Times New Roman" w:eastAsia="Times New Roman" w:hAnsi="Times New Roman" w:cs="Times New Roman"/>
+          <w:color w:val="000000"/>
+        </w:rPr>
+        <w:t>McCradden</w:t>
+      </w:r>
+      <w:proofErr w:type="spellEnd"/>
+      <w:r>
+        <w:rPr>
+          <w:rFonts w:ascii="Times New Roman" w:eastAsia="Times New Roman" w:hAnsi="Times New Roman" w:cs="Times New Roman"/>
+          <w:color w:val="000000"/>
+        </w:rPr>
+        <w:t xml:space="preserve"> MD, Oakden-Rayner L, Ordish J, Parnell R, Rose S, Singh K, Wynants L, Logullo P. TRIPOD+AI statement: updated guidance for reporting clinical prediction models that use regression or machine learning methods. BMJ. 2024;</w:t>
+      </w:r>
+      <w:proofErr w:type="gramStart"/>
+      <w:r>
+        <w:rPr>
+          <w:rFonts w:ascii="Times New Roman" w:eastAsia="Times New Roman" w:hAnsi="Times New Roman" w:cs="Times New Roman"/>
+          <w:color w:val="000000"/>
+        </w:rPr>
+        <w:t>385:e</w:t>
+      </w:r>
+      <w:proofErr w:type="gramEnd"/>
+      <w:r>
+        <w:rPr>
+          <w:rFonts w:ascii="Times New Roman" w:eastAsia="Times New Roman" w:hAnsi="Times New Roman" w:cs="Times New Roman"/>
+          <w:color w:val="000000"/>
+        </w:rPr>
+        <w:t>078378.</w:t>
       </w:r>
     </w:p>
     <w:p>
@@ -15594,14 +12273,30 @@
           <w:bottom w:val="none" w:sz="0" w:space="0" w:color="000000"/>
           <w:right w:val="none" w:sz="0" w:space="0" w:color="000000"/>
         </w:pBdr>
-        <w:spacing w:after="80" w:line="276" w:lineRule="auto"/>
-      </w:pPr>
-      <w:r>
-        <w:rPr>
-          <w:rFonts w:ascii="Times New Roman" w:eastAsia="Times New Roman" w:hAnsi="Times New Roman" w:cs="Times New Roman"/>
-          <w:color w:val="000000"/>
-        </w:rPr>
-        <w:t>41. Spiegelhalter DJ. Funnel plots for comparing institutional performance. Stat Med. 2005;24(8):1185-202.</w:t>
+        <w:spacing w:after="80" w:line="360" w:lineRule="auto"/>
+      </w:pPr>
+      <w:r>
+        <w:rPr>
+          <w:rFonts w:ascii="Times New Roman" w:eastAsia="Times New Roman" w:hAnsi="Times New Roman" w:cs="Times New Roman"/>
+          <w:color w:val="000000"/>
+        </w:rPr>
+        <w:t xml:space="preserve">34. Austin PC, </w:t>
+      </w:r>
+      <w:proofErr w:type="spellStart"/>
+      <w:r>
+        <w:rPr>
+          <w:rFonts w:ascii="Times New Roman" w:eastAsia="Times New Roman" w:hAnsi="Times New Roman" w:cs="Times New Roman"/>
+          <w:color w:val="000000"/>
+        </w:rPr>
+        <w:t>Steyerberg</w:t>
+      </w:r>
+      <w:proofErr w:type="spellEnd"/>
+      <w:r>
+        <w:rPr>
+          <w:rFonts w:ascii="Times New Roman" w:eastAsia="Times New Roman" w:hAnsi="Times New Roman" w:cs="Times New Roman"/>
+          <w:color w:val="000000"/>
+        </w:rPr>
+        <w:t xml:space="preserve"> EW. The Integrated Calibration Index (ICI) and related metrics for quantifying the calibration of logistic regression models. Stat Med. 2019;38(21):4051-4065.</w:t>
       </w:r>
     </w:p>
     <w:p>
@@ -15612,14 +12307,30 @@
           <w:bottom w:val="none" w:sz="0" w:space="0" w:color="000000"/>
           <w:right w:val="none" w:sz="0" w:space="0" w:color="000000"/>
         </w:pBdr>
-        <w:spacing w:after="80" w:line="276" w:lineRule="auto"/>
-      </w:pPr>
-      <w:r>
-        <w:rPr>
-          <w:rFonts w:ascii="Times New Roman" w:eastAsia="Times New Roman" w:hAnsi="Times New Roman" w:cs="Times New Roman"/>
-          <w:color w:val="000000"/>
-        </w:rPr>
-        <w:t>42. Austin PC, Merlo J. Intermediate and advanced topics in multilevel logistic regression analysis. Stat Med. 2017;36(20):3257-3277.</w:t>
+        <w:spacing w:after="80" w:line="360" w:lineRule="auto"/>
+      </w:pPr>
+      <w:r>
+        <w:rPr>
+          <w:rFonts w:ascii="Times New Roman" w:eastAsia="Times New Roman" w:hAnsi="Times New Roman" w:cs="Times New Roman"/>
+          <w:color w:val="000000"/>
+        </w:rPr>
+        <w:t xml:space="preserve">35. Austin PC, Harrell FE Jr, van </w:t>
+      </w:r>
+      <w:proofErr w:type="spellStart"/>
+      <w:r>
+        <w:rPr>
+          <w:rFonts w:ascii="Times New Roman" w:eastAsia="Times New Roman" w:hAnsi="Times New Roman" w:cs="Times New Roman"/>
+          <w:color w:val="000000"/>
+        </w:rPr>
+        <w:t>Klaveren</w:t>
+      </w:r>
+      <w:proofErr w:type="spellEnd"/>
+      <w:r>
+        <w:rPr>
+          <w:rFonts w:ascii="Times New Roman" w:eastAsia="Times New Roman" w:hAnsi="Times New Roman" w:cs="Times New Roman"/>
+          <w:color w:val="000000"/>
+        </w:rPr>
+        <w:t xml:space="preserve"> D. Graphical calibration curves and the integrated calibration index (ICI) for survival models. Stat Med. 2020;39(21):2714-2742.</w:t>
       </w:r>
     </w:p>
     <w:p>
@@ -15630,30 +12341,14 @@
           <w:bottom w:val="none" w:sz="0" w:space="0" w:color="000000"/>
           <w:right w:val="none" w:sz="0" w:space="0" w:color="000000"/>
         </w:pBdr>
-        <w:spacing w:after="80" w:line="276" w:lineRule="auto"/>
-      </w:pPr>
-      <w:r>
-        <w:rPr>
-          <w:rFonts w:ascii="Times New Roman" w:eastAsia="Times New Roman" w:hAnsi="Times New Roman" w:cs="Times New Roman"/>
-          <w:color w:val="000000"/>
-        </w:rPr>
-        <w:t xml:space="preserve">43. Merlo J, Chaix B, Ohlsson H, Beckman A, Johnell K, Hjerpe P, </w:t>
-      </w:r>
-      <w:proofErr w:type="spellStart"/>
-      <w:r>
-        <w:rPr>
-          <w:rFonts w:ascii="Times New Roman" w:eastAsia="Times New Roman" w:hAnsi="Times New Roman" w:cs="Times New Roman"/>
-          <w:color w:val="000000"/>
-        </w:rPr>
-        <w:t>Råstam</w:t>
-      </w:r>
-      <w:proofErr w:type="spellEnd"/>
-      <w:r>
-        <w:rPr>
-          <w:rFonts w:ascii="Times New Roman" w:eastAsia="Times New Roman" w:hAnsi="Times New Roman" w:cs="Times New Roman"/>
-          <w:color w:val="000000"/>
-        </w:rPr>
-        <w:t xml:space="preserve"> L, Larsen K. A brief conceptual tutorial of multilevel analysis in social epidemiology: using measures of clustering in multilevel logistic regression to investigate contextual phenomena. J Epidemiol Community Health. 2006;60(4):290-7.</w:t>
+        <w:spacing w:after="80" w:line="360" w:lineRule="auto"/>
+      </w:pPr>
+      <w:r>
+        <w:rPr>
+          <w:rFonts w:ascii="Times New Roman" w:eastAsia="Times New Roman" w:hAnsi="Times New Roman" w:cs="Times New Roman"/>
+          <w:color w:val="000000"/>
+        </w:rPr>
+        <w:t>36. Gao S, Wang Y, Yang L, Wang Z, Huang W. Characteristics and clinical subtypes of cancer patients in the intensive care unit: a retrospective observational study for two large databases. Ann Transl Med. 2021;9(1):13.</w:t>
       </w:r>
     </w:p>
     <w:p>
@@ -15664,7 +12359,7 @@
           <w:bottom w:val="none" w:sz="0" w:space="0" w:color="000000"/>
           <w:right w:val="none" w:sz="0" w:space="0" w:color="000000"/>
         </w:pBdr>
-        <w:spacing w:after="80" w:line="276" w:lineRule="auto"/>
+        <w:spacing w:after="80" w:line="360" w:lineRule="auto"/>
       </w:pPr>
       <w:r>
         <w:rPr>
@@ -15672,7 +12367,7 @@
           <w:color w:val="000000"/>
         </w:rPr>
         <w:lastRenderedPageBreak/>
-        <w:t>44. Collins GS, Reitsma JB, Altman DG, Moons KG. Transparent Reporting of a multivariable prediction model for Individual Prognosis or Diagnosis (TRIPOD): the TRIPOD statement. Ann Intern Med. 2015;162(1):55-63.</w:t>
+        <w:t>37. Austin PC, Stuart EA. Moving towards best practice when using inverse probability of treatment weighting (IPTW) using the propensity score to estimate causal treatment effects in observational studies. Stat Med. 2015;34(28):3661-79.</w:t>
       </w:r>
     </w:p>
     <w:p>
@@ -15683,94 +12378,14 @@
           <w:bottom w:val="none" w:sz="0" w:space="0" w:color="000000"/>
           <w:right w:val="none" w:sz="0" w:space="0" w:color="000000"/>
         </w:pBdr>
-        <w:spacing w:after="80" w:line="276" w:lineRule="auto"/>
-      </w:pPr>
-      <w:r>
-        <w:rPr>
-          <w:rFonts w:ascii="Times New Roman" w:eastAsia="Times New Roman" w:hAnsi="Times New Roman" w:cs="Times New Roman"/>
-          <w:color w:val="000000"/>
-        </w:rPr>
-        <w:t xml:space="preserve">45. Collins GS, Moons KGM, Dhiman P, Riley RD, Beam AL, Van </w:t>
-      </w:r>
-      <w:proofErr w:type="spellStart"/>
-      <w:r>
-        <w:rPr>
-          <w:rFonts w:ascii="Times New Roman" w:eastAsia="Times New Roman" w:hAnsi="Times New Roman" w:cs="Times New Roman"/>
-          <w:color w:val="000000"/>
-        </w:rPr>
-        <w:t>Calster</w:t>
-      </w:r>
-      <w:proofErr w:type="spellEnd"/>
-      <w:r>
-        <w:rPr>
-          <w:rFonts w:ascii="Times New Roman" w:eastAsia="Times New Roman" w:hAnsi="Times New Roman" w:cs="Times New Roman"/>
-          <w:color w:val="000000"/>
-        </w:rPr>
-        <w:t xml:space="preserve"> B, Ghassemi M, Liu X, Reitsma JB, van Smeden M, Boulesteix AL, </w:t>
-      </w:r>
-      <w:proofErr w:type="spellStart"/>
-      <w:r>
-        <w:rPr>
-          <w:rFonts w:ascii="Times New Roman" w:eastAsia="Times New Roman" w:hAnsi="Times New Roman" w:cs="Times New Roman"/>
-          <w:color w:val="000000"/>
-        </w:rPr>
-        <w:t>Camaradou</w:t>
-      </w:r>
-      <w:proofErr w:type="spellEnd"/>
-      <w:r>
-        <w:rPr>
-          <w:rFonts w:ascii="Times New Roman" w:eastAsia="Times New Roman" w:hAnsi="Times New Roman" w:cs="Times New Roman"/>
-          <w:color w:val="000000"/>
-        </w:rPr>
-        <w:t xml:space="preserve"> JC, Celi LA, </w:t>
-      </w:r>
-      <w:proofErr w:type="spellStart"/>
-      <w:r>
-        <w:rPr>
-          <w:rFonts w:ascii="Times New Roman" w:eastAsia="Times New Roman" w:hAnsi="Times New Roman" w:cs="Times New Roman"/>
-          <w:color w:val="000000"/>
-        </w:rPr>
-        <w:t>Denaxas</w:t>
-      </w:r>
-      <w:proofErr w:type="spellEnd"/>
-      <w:r>
-        <w:rPr>
-          <w:rFonts w:ascii="Times New Roman" w:eastAsia="Times New Roman" w:hAnsi="Times New Roman" w:cs="Times New Roman"/>
-          <w:color w:val="000000"/>
-        </w:rPr>
-        <w:t xml:space="preserve"> S, Denniston AK, Glocker B, Golub RM, Harvey H, Heinze G, Hoffman MM, Kengne AP, Lam E, Lee N, Loder EW, Maier-Hein L, Mateen BA, </w:t>
-      </w:r>
-      <w:proofErr w:type="spellStart"/>
-      <w:r>
-        <w:rPr>
-          <w:rFonts w:ascii="Times New Roman" w:eastAsia="Times New Roman" w:hAnsi="Times New Roman" w:cs="Times New Roman"/>
-          <w:color w:val="000000"/>
-        </w:rPr>
-        <w:t>McCradden</w:t>
-      </w:r>
-      <w:proofErr w:type="spellEnd"/>
-      <w:r>
-        <w:rPr>
-          <w:rFonts w:ascii="Times New Roman" w:eastAsia="Times New Roman" w:hAnsi="Times New Roman" w:cs="Times New Roman"/>
-          <w:color w:val="000000"/>
-        </w:rPr>
-        <w:t xml:space="preserve"> MD, Oakden-Rayner L, Ordish J, Parnell R, Rose S, Singh K, Wynants L, Logullo P. TRIPOD+AI statement: updated guidance for reporting clinical prediction models that use regression or machine learning methods. BMJ. 2024;</w:t>
-      </w:r>
-      <w:proofErr w:type="gramStart"/>
-      <w:r>
-        <w:rPr>
-          <w:rFonts w:ascii="Times New Roman" w:eastAsia="Times New Roman" w:hAnsi="Times New Roman" w:cs="Times New Roman"/>
-          <w:color w:val="000000"/>
-        </w:rPr>
-        <w:t>385:e</w:t>
-      </w:r>
-      <w:proofErr w:type="gramEnd"/>
-      <w:r>
-        <w:rPr>
-          <w:rFonts w:ascii="Times New Roman" w:eastAsia="Times New Roman" w:hAnsi="Times New Roman" w:cs="Times New Roman"/>
-          <w:color w:val="000000"/>
-        </w:rPr>
-        <w:t>078378.</w:t>
+        <w:spacing w:after="80" w:line="360" w:lineRule="auto"/>
+      </w:pPr>
+      <w:r>
+        <w:rPr>
+          <w:rFonts w:ascii="Times New Roman" w:eastAsia="Times New Roman" w:hAnsi="Times New Roman" w:cs="Times New Roman"/>
+          <w:color w:val="000000"/>
+        </w:rPr>
+        <w:t>38. Austin PC, Merlo J. Intermediate and advanced topics in multilevel logistic regression analysis. Stat Med. 2017;36(20):3257-3277.</w:t>
       </w:r>
     </w:p>
     <w:p>
@@ -15781,14 +12396,14 @@
           <w:bottom w:val="none" w:sz="0" w:space="0" w:color="000000"/>
           <w:right w:val="none" w:sz="0" w:space="0" w:color="000000"/>
         </w:pBdr>
-        <w:spacing w:after="80" w:line="276" w:lineRule="auto"/>
-      </w:pPr>
-      <w:r>
-        <w:rPr>
-          <w:rFonts w:ascii="Times New Roman" w:eastAsia="Times New Roman" w:hAnsi="Times New Roman" w:cs="Times New Roman"/>
-          <w:color w:val="000000"/>
-        </w:rPr>
-        <w:t xml:space="preserve">46. Pollard TJ, Johnson AEW, Raffa JD, Celi LA, Mark RG, Badawi O. The </w:t>
+        <w:spacing w:after="80" w:line="360" w:lineRule="auto"/>
+      </w:pPr>
+      <w:r>
+        <w:rPr>
+          <w:rFonts w:ascii="Times New Roman" w:eastAsia="Times New Roman" w:hAnsi="Times New Roman" w:cs="Times New Roman"/>
+          <w:color w:val="000000"/>
+        </w:rPr>
+        <w:t xml:space="preserve">39. Merlo J, Chaix B, Ohlsson H, Beckman A, Johnell K, Hjerpe P, </w:t>
       </w:r>
       <w:proofErr w:type="spellStart"/>
       <w:r>
@@ -15796,7 +12411,7 @@
           <w:rFonts w:ascii="Times New Roman" w:eastAsia="Times New Roman" w:hAnsi="Times New Roman" w:cs="Times New Roman"/>
           <w:color w:val="000000"/>
         </w:rPr>
-        <w:t>eICU</w:t>
+        <w:t>Råstam</w:t>
       </w:r>
       <w:proofErr w:type="spellEnd"/>
       <w:r>
@@ -15804,23 +12419,7 @@
           <w:rFonts w:ascii="Times New Roman" w:eastAsia="Times New Roman" w:hAnsi="Times New Roman" w:cs="Times New Roman"/>
           <w:color w:val="000000"/>
         </w:rPr>
-        <w:t xml:space="preserve"> Collaborative Research Database, a freely available multi-center database for critical care research. Sci Data. </w:t>
-      </w:r>
-      <w:proofErr w:type="gramStart"/>
-      <w:r>
-        <w:rPr>
-          <w:rFonts w:ascii="Times New Roman" w:eastAsia="Times New Roman" w:hAnsi="Times New Roman" w:cs="Times New Roman"/>
-          <w:color w:val="000000"/>
-        </w:rPr>
-        <w:t>2018;5:180178</w:t>
-      </w:r>
-      <w:proofErr w:type="gramEnd"/>
-      <w:r>
-        <w:rPr>
-          <w:rFonts w:ascii="Times New Roman" w:eastAsia="Times New Roman" w:hAnsi="Times New Roman" w:cs="Times New Roman"/>
-          <w:color w:val="000000"/>
-        </w:rPr>
-        <w:t>.</w:t>
+        <w:t xml:space="preserve"> L, Larsen K. A brief conceptual tutorial of multilevel analysis in social epidemiology: using measures of clustering in multilevel logistic regression to investigate contextual phenomena. J Epidemiol Community Health. 2006;60(4):290-7.</w:t>
       </w:r>
     </w:p>
     <w:p>
@@ -15831,46 +12430,14 @@
           <w:bottom w:val="none" w:sz="0" w:space="0" w:color="000000"/>
           <w:right w:val="none" w:sz="0" w:space="0" w:color="000000"/>
         </w:pBdr>
-        <w:spacing w:after="80" w:line="276" w:lineRule="auto"/>
-      </w:pPr>
-      <w:r>
-        <w:rPr>
-          <w:rFonts w:ascii="Times New Roman" w:eastAsia="Times New Roman" w:hAnsi="Times New Roman" w:cs="Times New Roman"/>
-          <w:color w:val="000000"/>
-        </w:rPr>
-        <w:t xml:space="preserve">47. Feng S, Dubin JA. Identifying </w:t>
-      </w:r>
-      <w:proofErr w:type="gramStart"/>
-      <w:r>
-        <w:rPr>
-          <w:rFonts w:ascii="Times New Roman" w:eastAsia="Times New Roman" w:hAnsi="Times New Roman" w:cs="Times New Roman"/>
-          <w:color w:val="000000"/>
-        </w:rPr>
-        <w:t>early-measured</w:t>
-      </w:r>
-      <w:proofErr w:type="gramEnd"/>
-      <w:r>
-        <w:rPr>
-          <w:rFonts w:ascii="Times New Roman" w:eastAsia="Times New Roman" w:hAnsi="Times New Roman" w:cs="Times New Roman"/>
-          <w:color w:val="000000"/>
-        </w:rPr>
-        <w:t xml:space="preserve"> variables associated with APACHE </w:t>
-      </w:r>
-      <w:proofErr w:type="spellStart"/>
-      <w:r>
-        <w:rPr>
-          <w:rFonts w:ascii="Times New Roman" w:eastAsia="Times New Roman" w:hAnsi="Times New Roman" w:cs="Times New Roman"/>
-          <w:color w:val="000000"/>
-        </w:rPr>
-        <w:t>IVa</w:t>
-      </w:r>
-      <w:proofErr w:type="spellEnd"/>
-      <w:r>
-        <w:rPr>
-          <w:rFonts w:ascii="Times New Roman" w:eastAsia="Times New Roman" w:hAnsi="Times New Roman" w:cs="Times New Roman"/>
-          <w:color w:val="000000"/>
-        </w:rPr>
-        <w:t xml:space="preserve"> providing incorrect in-hospital mortality predictions for critical care patients. Sci Rep. 2021;11(1):22203.</w:t>
+        <w:spacing w:after="80" w:line="360" w:lineRule="auto"/>
+      </w:pPr>
+      <w:r>
+        <w:rPr>
+          <w:rFonts w:ascii="Times New Roman" w:eastAsia="Times New Roman" w:hAnsi="Times New Roman" w:cs="Times New Roman"/>
+          <w:color w:val="000000"/>
+        </w:rPr>
+        <w:t>40. Spiegelhalter DJ. Funnel plots for comparing institutional performance. Stat Med. 2005;24(8):1185-202.</w:t>
       </w:r>
     </w:p>
     <w:p>
@@ -15881,14 +12448,30 @@
           <w:bottom w:val="none" w:sz="0" w:space="0" w:color="000000"/>
           <w:right w:val="none" w:sz="0" w:space="0" w:color="000000"/>
         </w:pBdr>
-        <w:spacing w:after="80" w:line="276" w:lineRule="auto"/>
-      </w:pPr>
-      <w:r>
-        <w:rPr>
-          <w:rFonts w:ascii="Times New Roman" w:eastAsia="Times New Roman" w:hAnsi="Times New Roman" w:cs="Times New Roman"/>
-          <w:color w:val="000000"/>
-        </w:rPr>
-        <w:t>48. Gao S, Wang Y, Yang L, Wang Z, Huang W. Characteristics and clinical subtypes of cancer patients in the intensive care unit: a retrospective observational study for two large databases. Ann Transl Med. 2021;9(1):13.</w:t>
+        <w:spacing w:after="80" w:line="360" w:lineRule="auto"/>
+      </w:pPr>
+      <w:r>
+        <w:rPr>
+          <w:rFonts w:ascii="Times New Roman" w:eastAsia="Times New Roman" w:hAnsi="Times New Roman" w:cs="Times New Roman"/>
+          <w:color w:val="000000"/>
+        </w:rPr>
+        <w:t xml:space="preserve">41. Ma J, Chi S, Buettner B, Pollard K, Muir M, Kolekar C, Al-Hammadi N, Chen L, </w:t>
+      </w:r>
+      <w:proofErr w:type="spellStart"/>
+      <w:r>
+        <w:rPr>
+          <w:rFonts w:ascii="Times New Roman" w:eastAsia="Times New Roman" w:hAnsi="Times New Roman" w:cs="Times New Roman"/>
+          <w:color w:val="000000"/>
+        </w:rPr>
+        <w:t>Kollef</w:t>
+      </w:r>
+      <w:proofErr w:type="spellEnd"/>
+      <w:r>
+        <w:rPr>
+          <w:rFonts w:ascii="Times New Roman" w:eastAsia="Times New Roman" w:hAnsi="Times New Roman" w:cs="Times New Roman"/>
+          <w:color w:val="000000"/>
+        </w:rPr>
+        <w:t xml:space="preserve"> M, Dans M. Early Palliative Care Consultation in the Medical ICU: A Cluster Randomized Crossover Trial. Crit Care Med. 2019;47(12):1707-1715.</w:t>
       </w:r>
     </w:p>
     <w:p>
@@ -15899,14 +12482,14 @@
           <w:bottom w:val="none" w:sz="0" w:space="0" w:color="000000"/>
           <w:right w:val="none" w:sz="0" w:space="0" w:color="000000"/>
         </w:pBdr>
-        <w:spacing w:after="80" w:line="276" w:lineRule="auto"/>
-      </w:pPr>
-      <w:r>
-        <w:rPr>
-          <w:rFonts w:ascii="Times New Roman" w:eastAsia="Times New Roman" w:hAnsi="Times New Roman" w:cs="Times New Roman"/>
-          <w:color w:val="000000"/>
-        </w:rPr>
-        <w:t xml:space="preserve">49. Essay P, Shahin TB, Balkan B, Mosier J, </w:t>
+        <w:spacing w:after="80" w:line="360" w:lineRule="auto"/>
+      </w:pPr>
+      <w:r>
+        <w:rPr>
+          <w:rFonts w:ascii="Times New Roman" w:eastAsia="Times New Roman" w:hAnsi="Times New Roman" w:cs="Times New Roman"/>
+          <w:color w:val="000000"/>
+        </w:rPr>
+        <w:t xml:space="preserve">42. Martins BDCPCC, Oliveira RA, Cataneo AJM. Palliative care for terminally ill patients in the intensive care unit: Systematic review and </w:t>
       </w:r>
       <w:proofErr w:type="spellStart"/>
       <w:r>
@@ -15914,7 +12497,7 @@
           <w:rFonts w:ascii="Times New Roman" w:eastAsia="Times New Roman" w:hAnsi="Times New Roman" w:cs="Times New Roman"/>
           <w:color w:val="000000"/>
         </w:rPr>
-        <w:t>Subbian</w:t>
+        <w:t>metaanalysis</w:t>
       </w:r>
       <w:proofErr w:type="spellEnd"/>
       <w:r>
@@ -15922,39 +12505,23 @@
           <w:rFonts w:ascii="Times New Roman" w:eastAsia="Times New Roman" w:hAnsi="Times New Roman" w:cs="Times New Roman"/>
           <w:color w:val="000000"/>
         </w:rPr>
-        <w:t xml:space="preserve"> V. The Connected Intensive Care Unit Patient: Exploratory Analyses and Cohort Discovery </w:t>
-      </w:r>
-      <w:proofErr w:type="gramStart"/>
-      <w:r>
-        <w:rPr>
-          <w:rFonts w:ascii="Times New Roman" w:eastAsia="Times New Roman" w:hAnsi="Times New Roman" w:cs="Times New Roman"/>
-          <w:color w:val="000000"/>
-        </w:rPr>
-        <w:t>From</w:t>
-      </w:r>
-      <w:proofErr w:type="gramEnd"/>
-      <w:r>
-        <w:rPr>
-          <w:rFonts w:ascii="Times New Roman" w:eastAsia="Times New Roman" w:hAnsi="Times New Roman" w:cs="Times New Roman"/>
-          <w:color w:val="000000"/>
-        </w:rPr>
-        <w:t xml:space="preserve"> a Critical Care Telemedicine Database. JMIR Med Inform. 2019;7(1</w:t>
-      </w:r>
-      <w:proofErr w:type="gramStart"/>
-      <w:r>
-        <w:rPr>
-          <w:rFonts w:ascii="Times New Roman" w:eastAsia="Times New Roman" w:hAnsi="Times New Roman" w:cs="Times New Roman"/>
-          <w:color w:val="000000"/>
-        </w:rPr>
-        <w:t>):e</w:t>
-      </w:r>
-      <w:proofErr w:type="gramEnd"/>
-      <w:r>
-        <w:rPr>
-          <w:rFonts w:ascii="Times New Roman" w:eastAsia="Times New Roman" w:hAnsi="Times New Roman" w:cs="Times New Roman"/>
-          <w:color w:val="000000"/>
-        </w:rPr>
-        <w:t>13006.</w:t>
+        <w:t xml:space="preserve">. </w:t>
+      </w:r>
+      <w:proofErr w:type="spellStart"/>
+      <w:r>
+        <w:rPr>
+          <w:rFonts w:ascii="Times New Roman" w:eastAsia="Times New Roman" w:hAnsi="Times New Roman" w:cs="Times New Roman"/>
+          <w:color w:val="000000"/>
+        </w:rPr>
+        <w:t>Palliat</w:t>
+      </w:r>
+      <w:proofErr w:type="spellEnd"/>
+      <w:r>
+        <w:rPr>
+          <w:rFonts w:ascii="Times New Roman" w:eastAsia="Times New Roman" w:hAnsi="Times New Roman" w:cs="Times New Roman"/>
+          <w:color w:val="000000"/>
+        </w:rPr>
+        <w:t xml:space="preserve"> Support Care. 2017;15(3):376-383.</w:t>
       </w:r>
     </w:p>
     <w:p>
@@ -15965,46 +12532,14 @@
           <w:bottom w:val="none" w:sz="0" w:space="0" w:color="000000"/>
           <w:right w:val="none" w:sz="0" w:space="0" w:color="000000"/>
         </w:pBdr>
-        <w:spacing w:after="80" w:line="276" w:lineRule="auto"/>
-      </w:pPr>
-      <w:r>
-        <w:rPr>
-          <w:rFonts w:ascii="Times New Roman" w:eastAsia="Times New Roman" w:hAnsi="Times New Roman" w:cs="Times New Roman"/>
-          <w:color w:val="000000"/>
-        </w:rPr>
-        <w:t xml:space="preserve">50. Russell E, Hall AK, </w:t>
-      </w:r>
-      <w:proofErr w:type="spellStart"/>
-      <w:r>
-        <w:rPr>
-          <w:rFonts w:ascii="Times New Roman" w:eastAsia="Times New Roman" w:hAnsi="Times New Roman" w:cs="Times New Roman"/>
-          <w:color w:val="000000"/>
-        </w:rPr>
-        <w:t>McKaigney</w:t>
-      </w:r>
-      <w:proofErr w:type="spellEnd"/>
-      <w:r>
-        <w:rPr>
-          <w:rFonts w:ascii="Times New Roman" w:eastAsia="Times New Roman" w:hAnsi="Times New Roman" w:cs="Times New Roman"/>
-          <w:color w:val="000000"/>
-        </w:rPr>
-        <w:t xml:space="preserve"> C, Goldie C, Harle I, </w:t>
-      </w:r>
-      <w:proofErr w:type="spellStart"/>
-      <w:r>
-        <w:rPr>
-          <w:rFonts w:ascii="Times New Roman" w:eastAsia="Times New Roman" w:hAnsi="Times New Roman" w:cs="Times New Roman"/>
-          <w:color w:val="000000"/>
-        </w:rPr>
-        <w:t>Sivilotti</w:t>
-      </w:r>
-      <w:proofErr w:type="spellEnd"/>
-      <w:r>
-        <w:rPr>
-          <w:rFonts w:ascii="Times New Roman" w:eastAsia="Times New Roman" w:hAnsi="Times New Roman" w:cs="Times New Roman"/>
-          <w:color w:val="000000"/>
-        </w:rPr>
-        <w:t xml:space="preserve"> MLA. Code Status Documentation Availability and Accuracy Among Emergency Patients with End-stage Disease. West J Emerg Med. 2021;22(3):628-635.</w:t>
+        <w:spacing w:after="80" w:line="360" w:lineRule="auto"/>
+      </w:pPr>
+      <w:r>
+        <w:rPr>
+          <w:rFonts w:ascii="Times New Roman" w:eastAsia="Times New Roman" w:hAnsi="Times New Roman" w:cs="Times New Roman"/>
+          <w:color w:val="000000"/>
+        </w:rPr>
+        <w:t>43. Hsu-Kim C, Friedman T, Gracely E, Gasperino J. Integrating Palliative Care into Critical Care: A Quality Improvement Study. J Intensive Care Med. 2015;30(6):358-64.</w:t>
       </w:r>
     </w:p>
     <w:p>
@@ -16015,14 +12550,14 @@
           <w:bottom w:val="none" w:sz="0" w:space="0" w:color="000000"/>
           <w:right w:val="none" w:sz="0" w:space="0" w:color="000000"/>
         </w:pBdr>
-        <w:spacing w:after="80" w:line="276" w:lineRule="auto"/>
-      </w:pPr>
-      <w:r>
-        <w:rPr>
-          <w:rFonts w:ascii="Times New Roman" w:eastAsia="Times New Roman" w:hAnsi="Times New Roman" w:cs="Times New Roman"/>
-          <w:color w:val="000000"/>
-        </w:rPr>
-        <w:t xml:space="preserve">53. Ma J, Chi S, Buettner B, Pollard K, Muir M, Kolekar C, Al-Hammadi N, Chen L, </w:t>
+        <w:spacing w:after="80" w:line="360" w:lineRule="auto"/>
+      </w:pPr>
+      <w:r>
+        <w:rPr>
+          <w:rFonts w:ascii="Times New Roman" w:eastAsia="Times New Roman" w:hAnsi="Times New Roman" w:cs="Times New Roman"/>
+          <w:color w:val="000000"/>
+        </w:rPr>
+        <w:t xml:space="preserve">44. </w:t>
       </w:r>
       <w:proofErr w:type="spellStart"/>
       <w:r>
@@ -16030,7 +12565,7 @@
           <w:rFonts w:ascii="Times New Roman" w:eastAsia="Times New Roman" w:hAnsi="Times New Roman" w:cs="Times New Roman"/>
           <w:color w:val="000000"/>
         </w:rPr>
-        <w:t>Kollef</w:t>
+        <w:t>Nerenz</w:t>
       </w:r>
       <w:proofErr w:type="spellEnd"/>
       <w:r>
@@ -16038,7 +12573,39 @@
           <w:rFonts w:ascii="Times New Roman" w:eastAsia="Times New Roman" w:hAnsi="Times New Roman" w:cs="Times New Roman"/>
           <w:color w:val="000000"/>
         </w:rPr>
-        <w:t xml:space="preserve"> M, Dans M. Early Palliative Care Consultation in the Medical ICU: A Cluster Randomized Crossover Trial. Crit Care Med. 2019;47(12):1707-1715.</w:t>
+        <w:t xml:space="preserve"> DR, Austin JM, Deutscher D, Maddox KEJ, Nuccio EJ, Teigland C, Weinhandl E, Glance LG. Adjusting Quality Measures </w:t>
+      </w:r>
+      <w:proofErr w:type="gramStart"/>
+      <w:r>
+        <w:rPr>
+          <w:rFonts w:ascii="Times New Roman" w:eastAsia="Times New Roman" w:hAnsi="Times New Roman" w:cs="Times New Roman"/>
+          <w:color w:val="000000"/>
+        </w:rPr>
+        <w:t>For</w:t>
+      </w:r>
+      <w:proofErr w:type="gramEnd"/>
+      <w:r>
+        <w:rPr>
+          <w:rFonts w:ascii="Times New Roman" w:eastAsia="Times New Roman" w:hAnsi="Times New Roman" w:cs="Times New Roman"/>
+          <w:color w:val="000000"/>
+        </w:rPr>
+        <w:t xml:space="preserve"> Social Risk Factors Can Promote Equity </w:t>
+      </w:r>
+      <w:proofErr w:type="gramStart"/>
+      <w:r>
+        <w:rPr>
+          <w:rFonts w:ascii="Times New Roman" w:eastAsia="Times New Roman" w:hAnsi="Times New Roman" w:cs="Times New Roman"/>
+          <w:color w:val="000000"/>
+        </w:rPr>
+        <w:t>In</w:t>
+      </w:r>
+      <w:proofErr w:type="gramEnd"/>
+      <w:r>
+        <w:rPr>
+          <w:rFonts w:ascii="Times New Roman" w:eastAsia="Times New Roman" w:hAnsi="Times New Roman" w:cs="Times New Roman"/>
+          <w:color w:val="000000"/>
+        </w:rPr>
+        <w:t xml:space="preserve"> Health Care. Health Aff (Millwood). 2021;40(4):637-644.</w:t>
       </w:r>
     </w:p>
     <w:p>
@@ -16049,14 +12616,14 @@
           <w:bottom w:val="none" w:sz="0" w:space="0" w:color="000000"/>
           <w:right w:val="none" w:sz="0" w:space="0" w:color="000000"/>
         </w:pBdr>
-        <w:spacing w:after="80" w:line="276" w:lineRule="auto"/>
-      </w:pPr>
-      <w:r>
-        <w:rPr>
-          <w:rFonts w:ascii="Times New Roman" w:eastAsia="Times New Roman" w:hAnsi="Times New Roman" w:cs="Times New Roman"/>
-          <w:color w:val="000000"/>
-        </w:rPr>
-        <w:t xml:space="preserve">54. Martins BDCPCC, Oliveira RA, Cataneo AJM. Palliative care for terminally ill patients in the intensive care unit: Systematic review and </w:t>
+        <w:spacing w:after="80" w:line="360" w:lineRule="auto"/>
+      </w:pPr>
+      <w:r>
+        <w:rPr>
+          <w:rFonts w:ascii="Times New Roman" w:eastAsia="Times New Roman" w:hAnsi="Times New Roman" w:cs="Times New Roman"/>
+          <w:color w:val="000000"/>
+        </w:rPr>
+        <w:t xml:space="preserve">45. Russell E, Hall AK, </w:t>
       </w:r>
       <w:proofErr w:type="spellStart"/>
       <w:r>
@@ -16064,7 +12631,7 @@
           <w:rFonts w:ascii="Times New Roman" w:eastAsia="Times New Roman" w:hAnsi="Times New Roman" w:cs="Times New Roman"/>
           <w:color w:val="000000"/>
         </w:rPr>
-        <w:t>metaanalysis</w:t>
+        <w:t>McKaigney</w:t>
       </w:r>
       <w:proofErr w:type="spellEnd"/>
       <w:r>
@@ -16072,7 +12639,7 @@
           <w:rFonts w:ascii="Times New Roman" w:eastAsia="Times New Roman" w:hAnsi="Times New Roman" w:cs="Times New Roman"/>
           <w:color w:val="000000"/>
         </w:rPr>
-        <w:t xml:space="preserve">. </w:t>
+        <w:t xml:space="preserve"> C, Goldie C, Harle I, </w:t>
       </w:r>
       <w:proofErr w:type="spellStart"/>
       <w:r>
@@ -16080,7 +12647,7 @@
           <w:rFonts w:ascii="Times New Roman" w:eastAsia="Times New Roman" w:hAnsi="Times New Roman" w:cs="Times New Roman"/>
           <w:color w:val="000000"/>
         </w:rPr>
-        <w:t>Palliat</w:t>
+        <w:t>Sivilotti</w:t>
       </w:r>
       <w:proofErr w:type="spellEnd"/>
       <w:r>
@@ -16088,7 +12655,7 @@
           <w:rFonts w:ascii="Times New Roman" w:eastAsia="Times New Roman" w:hAnsi="Times New Roman" w:cs="Times New Roman"/>
           <w:color w:val="000000"/>
         </w:rPr>
-        <w:t xml:space="preserve"> Support Care. 2017;15(3):376-383.</w:t>
+        <w:t xml:space="preserve"> MLA. Code Status Documentation Availability and Accuracy Among Emergency Patients with End-stage Disease. West J Emerg Med. 2021;22(3):628-635.</w:t>
       </w:r>
     </w:p>
     <w:p>
@@ -16099,36 +12666,34 @@
           <w:bottom w:val="none" w:sz="0" w:space="0" w:color="000000"/>
           <w:right w:val="none" w:sz="0" w:space="0" w:color="000000"/>
         </w:pBdr>
-        <w:spacing w:after="80" w:line="276" w:lineRule="auto"/>
-      </w:pPr>
-      <w:r>
-        <w:rPr>
-          <w:rFonts w:ascii="Times New Roman" w:eastAsia="Times New Roman" w:hAnsi="Times New Roman" w:cs="Times New Roman"/>
-          <w:color w:val="000000"/>
-        </w:rPr>
-        <w:t>55. Hsu-Kim C, Friedman T, Gracely E, Gasperino J. Integrating Palliative Care into Critical Care: A Quality Improvement Study. J Intensive Care Med. 2015;30(6):358-64.</w:t>
-      </w:r>
-    </w:p>
-    <w:p>
-      <w:pPr>
-        <w:pBdr>
-          <w:top w:val="none" w:sz="0" w:space="0" w:color="000000"/>
-          <w:left w:val="none" w:sz="0" w:space="0" w:color="000000"/>
-          <w:bottom w:val="none" w:sz="0" w:space="0" w:color="000000"/>
-          <w:right w:val="none" w:sz="0" w:space="0" w:color="000000"/>
-        </w:pBdr>
-        <w:spacing w:after="80" w:line="276" w:lineRule="auto"/>
-      </w:pPr>
-      <w:r>
-        <w:rPr>
-          <w:rFonts w:ascii="Times New Roman" w:eastAsia="Times New Roman" w:hAnsi="Times New Roman" w:cs="Times New Roman"/>
-          <w:color w:val="000000"/>
-        </w:rPr>
-        <w:t>56. Austin PC, Stuart EA. Moving towards best practice when using inverse probability of treatment weighting (IPTW) using the propensity score to estimate causal treatment effects in observational studies. Stat Med. 2015;34(28):3661-79.</w:t>
+        <w:spacing w:after="80" w:line="360" w:lineRule="auto"/>
+      </w:pPr>
+      <w:r>
+        <w:rPr>
+          <w:rFonts w:ascii="Times New Roman" w:eastAsia="Times New Roman" w:hAnsi="Times New Roman" w:cs="Times New Roman"/>
+          <w:color w:val="000000"/>
+        </w:rPr>
+        <w:t>46. Wade CE, del Junco DJ, Fox EE, Cotton BA, Cohen MJ, Muskat P, Schreiber MA, Rahbar MH, Sauer RM, Brasel KJ, Bulger EM, Myers JG, Phelan HA, Alarcon LH, Holcomb JB, PROMMTT Study Group. Do-not-resuscitate orders in trauma patients may bias mortality-based effect estimates: an evaluation using the PROMMTT study. J Trauma Acute Care Surg. 2013;75(1 Suppl 1</w:t>
+      </w:r>
+      <w:proofErr w:type="gramStart"/>
+      <w:r>
+        <w:rPr>
+          <w:rFonts w:ascii="Times New Roman" w:eastAsia="Times New Roman" w:hAnsi="Times New Roman" w:cs="Times New Roman"/>
+          <w:color w:val="000000"/>
+        </w:rPr>
+        <w:t>):S</w:t>
+      </w:r>
+      <w:proofErr w:type="gramEnd"/>
+      <w:r>
+        <w:rPr>
+          <w:rFonts w:ascii="Times New Roman" w:eastAsia="Times New Roman" w:hAnsi="Times New Roman" w:cs="Times New Roman"/>
+          <w:color w:val="000000"/>
+        </w:rPr>
+        <w:t>89-96.</w:t>
       </w:r>
     </w:p>
     <w:sectPr>
-      <w:footerReference w:type="default" r:id="rId11"/>
+      <w:footerReference w:type="default" r:id="rId10"/>
       <w:type w:val="continuous"/>
       <w:pgSz w:w="11906" w:h="16838"/>
       <w:pgMar w:top="1440" w:right="1440" w:bottom="1440" w:left="1440" w:header="708" w:footer="708" w:gutter="0"/>
@@ -16183,7 +12748,7 @@
       <w:rPr>
         <w:noProof/>
       </w:rPr>
-      <w:t>21</w:t>
+      <w:t>13</w:t>
     </w:r>
     <w:r>
       <w:fldChar w:fldCharType="end"/>
@@ -16474,13 +13039,13 @@
       </w:pPr>
     </w:lvl>
   </w:abstractNum>
-  <w:num w:numId="1" w16cid:durableId="1584484487">
+  <w:num w:numId="1" w16cid:durableId="1103457928">
     <w:abstractNumId w:val="1"/>
   </w:num>
-  <w:num w:numId="2" w16cid:durableId="1262299215">
+  <w:num w:numId="2" w16cid:durableId="625821373">
     <w:abstractNumId w:val="2"/>
   </w:num>
-  <w:num w:numId="3" w16cid:durableId="1549955409">
+  <w:num w:numId="3" w16cid:durableId="1812286560">
     <w:abstractNumId w:val="0"/>
   </w:num>
 </w:numbering>
@@ -17286,6 +13851,41 @@
     <w:next w:val="Normal"/>
     <w:rsid w:val="00901463"/>
   </w:style>
+  <w:style w:type="character" w:styleId="Hyperlink">
+    <w:name w:val="Hyperlink"/>
+    <w:basedOn w:val="DefaultParagraphFont"/>
+    <w:uiPriority w:val="99"/>
+    <w:unhideWhenUsed/>
+    <w:rsid w:val="00176135"/>
+    <w:rPr>
+      <w:color w:val="0000FF" w:themeColor="hyperlink"/>
+      <w:u w:val="single"/>
+    </w:rPr>
+  </w:style>
+  <w:style w:type="character" w:styleId="UnresolvedMention">
+    <w:name w:val="Unresolved Mention"/>
+    <w:basedOn w:val="DefaultParagraphFont"/>
+    <w:uiPriority w:val="99"/>
+    <w:semiHidden/>
+    <w:unhideWhenUsed/>
+    <w:rsid w:val="00176135"/>
+    <w:rPr>
+      <w:color w:val="605E5C"/>
+      <w:shd w:val="clear" w:color="auto" w:fill="E1DFDD"/>
+    </w:rPr>
+  </w:style>
+  <w:style w:type="character" w:styleId="FollowedHyperlink">
+    <w:name w:val="FollowedHyperlink"/>
+    <w:basedOn w:val="DefaultParagraphFont"/>
+    <w:uiPriority w:val="99"/>
+    <w:semiHidden/>
+    <w:unhideWhenUsed/>
+    <w:rsid w:val="00176135"/>
+    <w:rPr>
+      <w:color w:val="800080" w:themeColor="followedHyperlink"/>
+      <w:u w:val="single"/>
+    </w:rPr>
+  </w:style>
 </w:styles>
 </file>
 
